--- a/report/report.docx
+++ b/report/report.docx
@@ -12,10 +12,18 @@
     </w:p>
     <w:p>
       <w:pPr>
+        <w:pStyle w:val="Subtitle"/>
+      </w:pPr>
+      <w:r>
+        <w:t xml:space="preserve">Môn: Lập trình R cho phân tích - Nhóm 01 | Giảng viên: TS. Phan Thị Thể</w:t>
+      </w:r>
+    </w:p>
+    <w:p>
+      <w:pPr>
         <w:pStyle w:val="Author"/>
       </w:pPr>
       <w:r>
-        <w:t xml:space="preserve">Nhóm phân tích cổ phiếu FPT</w:t>
+        <w:t xml:space="preserve">Trần Thiên Lực - 24133037; Nguyễn Đức Học - 24162039; Lê Đặng Hoàng Anh - 24162006</w:t>
       </w:r>
     </w:p>
     <w:p>
@@ -23,7 +31,7 @@
         <w:pStyle w:val="Date"/>
       </w:pPr>
       <w:r>
-        <w:t xml:space="preserve">19/06/2026</w:t>
+        <w:t xml:space="preserve">20/06/2026</w:t>
       </w:r>
     </w:p>
     <w:sdt>
@@ -66,7 +74,7 @@
         <w:pStyle w:val="FirstParagraph"/>
       </w:pPr>
       <w:r>
-        <w:t xml:space="preserve">Nghiên cứu phân tích chuỗi giá cổ phiếu FPT trong giai đoạn 2015-01-01 đến 2026-06-08 bằng R. Quy trình gồm kiểm tra dữ liệu, trực quan hóa, kiểm định tính dừng, dự báo mức giá và mô hình hóa phương sai có điều kiện. Nhóm so sánh các benchmark Naive/Drift với ARIMA, SARIMA, ETS, ETS Damped và ARIMAX trên holdout 30 phiên; một số mô hình còn được đánh giá bằng rolling-origin cross-validation. Với volatility, nhóm so sánh sGARCH-Normal, sGARCH-Student-t, eGARCH-Student-t và GJR-GARCH-Student-t trên cùng chuỗi log return.</w:t>
+        <w:t xml:space="preserve">Nghiên cứu phân tích chuỗi giá cổ phiếu FPT trong giai đoạn 2015-01-05 đến 2026-06-08 bằng R. Quy trình gồm kiểm tra dữ liệu, trực quan hóa, kiểm định tính dừng, dự báo mức giá và mô hình hóa phương sai có điều kiện. Nhóm so sánh các benchmark Naive/Drift với ARIMA, SARIMA, ETS, ETS Damped và ARIMAX trên holdout 30 phiên; một số mô hình còn được đánh giá bằng rolling-origin cross-validation. Với volatility, nhóm so sánh sGARCH-Normal, sGARCH-Student-t, eGARCH-Student-t và GJR-GARCH-Student-t trên cùng chuỗi log return.</w:t>
       </w:r>
     </w:p>
     <w:p>
@@ -74,7 +82,7 @@
         <w:pStyle w:val="BodyText"/>
       </w:pPr>
       <w:r>
-        <w:t xml:space="preserve">Trên holdout hiện tại, ARIMAX (Lagged) có RMSE thấp nhất (1,863.36), trong khi ETS Damped có RMSE rolling-CV trung bình thấp nhất (4,726.67) trong nhóm đã được cross-validation. Hai kết quả không xác định một mô hình dự báo giá thắng tuyệt đối. Đối với volatility, eGARCH-Student-t là lựa chọn tạm thời nhờ AIC cạnh tranh, residual diagnostics đạt và Nyblom joint stability không bị bác bỏ ở mức 5%. Kết luận vẫn mang tính provisional cho tới khi dữ liệu cuối được khóa và toàn bộ pipeline được chạy lại.</w:t>
+        <w:t xml:space="preserve">Trên holdout hiện tại, ARIMAX (Lagged) có RMSE thấp nhất (1,863.36), trong khi ETS Damped có RMSE rolling-CV trung bình thấp nhất (4,726.67) trong nhóm đã được cross-validation. Hai kết quả không xác định một mô hình dự báo giá thắng tuyệt đối. Đối với volatility, eGARCH-Student-t là lựa chọn cân bằng nhờ AIC cạnh tranh, residual diagnostics đạt và Nyblom joint stability không bị bác bỏ ở mức 5%. Tất cả kết quả trong báo cáo được tái sinh sau data handoff cuối.</w:t>
       </w:r>
     </w:p>
     <w:p>
@@ -269,7 +277,7 @@
         <w:pStyle w:val="FirstParagraph"/>
       </w:pPr>
       <w:r>
-        <w:t xml:space="preserve">Dữ liệu hiện tại được lưu tại</w:t>
+        <w:t xml:space="preserve">Dữ liệu được lưu tại</w:t>
       </w:r>
       <w:r>
         <w:t xml:space="preserve"> </w:t>
@@ -281,25 +289,34 @@
         <w:t xml:space="preserve">data/raw/FPT_stock_data.csv</w:t>
       </w:r>
       <w:r>
+        <w:t xml:space="preserve">, tải từ Yahoo Finance với mã</w:t>
+      </w:r>
+      <w:r>
         <w:t xml:space="preserve"> </w:t>
       </w:r>
       <w:r>
-        <w:t xml:space="preserve">và được mô tả theo mã</w:t>
+        <w:rPr>
+          <w:rStyle w:val="VerbatimChar"/>
+        </w:rPr>
+        <w:t xml:space="preserve">FPT.VN</w:t>
       </w:r>
       <w:r>
         <w:t xml:space="preserve"> </w:t>
       </w:r>
       <w:r>
+        <w:t xml:space="preserve">và tùy chọn</w:t>
+      </w:r>
+      <w:r>
+        <w:t xml:space="preserve"> </w:t>
+      </w:r>
+      <w:r>
         <w:rPr>
           <w:rStyle w:val="VerbatimChar"/>
         </w:rPr>
-        <w:t xml:space="preserve">FPT.VN</w:t>
-      </w:r>
-      <w:r>
-        <w:t xml:space="preserve"> </w:t>
-      </w:r>
-      <w:r>
-        <w:t xml:space="preserve">trên Yahoo Finance, gồm OHLCV theo ngày. Tệp sạch hiện có 2960 dòng, từ 2015-01-01 đến 2026-06-08. Trước khi nộp, nhóm phải xác nhận notebook thu thập, nguồn ghi trong README và báo cáo hoàn toàn thống nhất.</w:t>
+        <w:t xml:space="preserve">auto_adjust = TRUE</w:t>
+      </w:r>
+      <w:r>
+        <w:t xml:space="preserve">, gồm OHLCV theo ngày. Tệp sạch có 2787 dòng, từ 2015-01-05 đến 2026-06-08. Notebook, README và báo cáo sử dụng thống nhất nguồn và schema này.</w:t>
       </w:r>
     </w:p>
     <w:p>
@@ -766,7 +783,7 @@
         <w:t xml:space="preserve"> </w:t>
       </w:r>
       <w:r>
-        <w:t xml:space="preserve">thiếu theo định nghĩa vì không có giá phiên trước. Tệp hiện tại còn 173 dòng có</w:t>
+        <w:t xml:space="preserve">thiếu theo định nghĩa vì không có giá phiên trước. Quy trình đã loại 173 dòng thô có</w:t>
       </w:r>
       <w:r>
         <w:t xml:space="preserve"> </w:t>
@@ -778,7 +795,22 @@
         <w:t xml:space="preserve">volume = 0</w:t>
       </w:r>
       <w:r>
-        <w:t xml:space="preserve">; các dòng này phải được Người 1 giải quyết hoặc giải thích trong lần handoff dữ liệu cuối. Vì thay đổi dữ liệu có thể làm thay đổi toàn bộ model, mọi metric trong báo cáo này cần được tái sinh sau khi data được khóa.</w:t>
+        <w:t xml:space="preserve">; dữ liệu sạch còn 0 dòng như vậy. Kiểm tra OHLC dùng tolerance</w:t>
+      </w:r>
+      <w:r>
+        <w:t xml:space="preserve"> </w:t>
+      </w:r>
+      <w:r>
+        <w:rPr>
+          <w:rStyle w:val="VerbatimChar"/>
+        </w:rPr>
+        <w:t xml:space="preserve">1e-8</w:t>
+      </w:r>
+      <w:r>
+        <w:t xml:space="preserve"> </w:t>
+      </w:r>
+      <w:r>
+        <w:t xml:space="preserve">và chuẩn hóa một dòng bất thường thực sự. Tất cả model và metric đã được tái sinh từ dữ liệu sạch cuối.</w:t>
       </w:r>
     </w:p>
     <w:p>
@@ -813,31 +845,31 @@
               <w:jc w:val="left"/>
             </w:pPr>
             <w:r>
-              <w:t xml:space="preserve">Variable</w:t>
-            </w:r>
-          </w:p>
-        </w:tc>
-        <w:tc>
-          <w:tcPr/>
-          <w:p>
-            <w:pPr>
-              <w:pStyle w:val="Compact"/>
-              <w:jc w:val="right"/>
-            </w:pPr>
-            <w:r>
-              <w:t xml:space="preserve">Missing_Count</w:t>
-            </w:r>
-          </w:p>
-        </w:tc>
-        <w:tc>
-          <w:tcPr/>
-          <w:p>
-            <w:pPr>
-              <w:pStyle w:val="Compact"/>
-              <w:jc w:val="right"/>
-            </w:pPr>
-            <w:r>
-              <w:t xml:space="preserve">Missing_Percentage</w:t>
+              <w:t xml:space="preserve">variable</w:t>
+            </w:r>
+          </w:p>
+        </w:tc>
+        <w:tc>
+          <w:tcPr/>
+          <w:p>
+            <w:pPr>
+              <w:pStyle w:val="Compact"/>
+              <w:jc w:val="right"/>
+            </w:pPr>
+            <w:r>
+              <w:t xml:space="preserve">missing_count</w:t>
+            </w:r>
+          </w:p>
+        </w:tc>
+        <w:tc>
+          <w:tcPr/>
+          <w:p>
+            <w:pPr>
+              <w:pStyle w:val="Compact"/>
+              <w:jc w:val="right"/>
+            </w:pPr>
+            <w:r>
+              <w:t xml:space="preserve">missing_percentage</w:t>
             </w:r>
           </w:p>
         </w:tc>
@@ -889,7 +921,7 @@
               <w:jc w:val="left"/>
             </w:pPr>
             <w:r>
-              <w:t xml:space="preserve">close</w:t>
+              <w:t xml:space="preserve">open</w:t>
             </w:r>
           </w:p>
         </w:tc>
@@ -1003,7 +1035,7 @@
               <w:jc w:val="left"/>
             </w:pPr>
             <w:r>
-              <w:t xml:space="preserve">open</w:t>
+              <w:t xml:space="preserve">close</w:t>
             </w:r>
           </w:p>
         </w:tc>
@@ -1079,7 +1111,7 @@
               <w:jc w:val="left"/>
             </w:pPr>
             <w:r>
-              <w:t xml:space="preserve">time</w:t>
+              <w:t xml:space="preserve">log_close</w:t>
             </w:r>
           </w:p>
         </w:tc>
@@ -1117,31 +1149,31 @@
               <w:jc w:val="left"/>
             </w:pPr>
             <w:r>
-              <w:t xml:space="preserve">log_close</w:t>
-            </w:r>
-          </w:p>
-        </w:tc>
-        <w:tc>
-          <w:tcPr/>
-          <w:p>
-            <w:pPr>
-              <w:pStyle w:val="Compact"/>
-              <w:jc w:val="right"/>
-            </w:pPr>
-            <w:r>
-              <w:t xml:space="preserve">0</w:t>
-            </w:r>
-          </w:p>
-        </w:tc>
-        <w:tc>
-          <w:tcPr/>
-          <w:p>
-            <w:pPr>
-              <w:pStyle w:val="Compact"/>
-              <w:jc w:val="right"/>
-            </w:pPr>
-            <w:r>
-              <w:t xml:space="preserve">0.0000</w:t>
+              <w:t xml:space="preserve">return</w:t>
+            </w:r>
+          </w:p>
+        </w:tc>
+        <w:tc>
+          <w:tcPr/>
+          <w:p>
+            <w:pPr>
+              <w:pStyle w:val="Compact"/>
+              <w:jc w:val="right"/>
+            </w:pPr>
+            <w:r>
+              <w:t xml:space="preserve">1</w:t>
+            </w:r>
+          </w:p>
+        </w:tc>
+        <w:tc>
+          <w:tcPr/>
+          <w:p>
+            <w:pPr>
+              <w:pStyle w:val="Compact"/>
+              <w:jc w:val="right"/>
+            </w:pPr>
+            <w:r>
+              <w:t xml:space="preserve">0.0359</w:t>
             </w:r>
           </w:p>
         </w:tc>
@@ -1155,69 +1187,31 @@
               <w:jc w:val="left"/>
             </w:pPr>
             <w:r>
-              <w:t xml:space="preserve">return</w:t>
-            </w:r>
-          </w:p>
-        </w:tc>
-        <w:tc>
-          <w:tcPr/>
-          <w:p>
-            <w:pPr>
-              <w:pStyle w:val="Compact"/>
-              <w:jc w:val="right"/>
-            </w:pPr>
-            <w:r>
-              <w:t xml:space="preserve">1</w:t>
-            </w:r>
-          </w:p>
-        </w:tc>
-        <w:tc>
-          <w:tcPr/>
-          <w:p>
-            <w:pPr>
-              <w:pStyle w:val="Compact"/>
-              <w:jc w:val="right"/>
-            </w:pPr>
-            <w:r>
-              <w:t xml:space="preserve">0.0338</w:t>
-            </w:r>
-          </w:p>
-        </w:tc>
-      </w:tr>
-      <w:tr>
-        <w:tc>
-          <w:tcPr/>
-          <w:p>
-            <w:pPr>
-              <w:pStyle w:val="Compact"/>
-              <w:jc w:val="left"/>
-            </w:pPr>
-            <w:r>
-              <w:t xml:space="preserve">returns</w:t>
-            </w:r>
-          </w:p>
-        </w:tc>
-        <w:tc>
-          <w:tcPr/>
-          <w:p>
-            <w:pPr>
-              <w:pStyle w:val="Compact"/>
-              <w:jc w:val="right"/>
-            </w:pPr>
-            <w:r>
-              <w:t xml:space="preserve">1</w:t>
-            </w:r>
-          </w:p>
-        </w:tc>
-        <w:tc>
-          <w:tcPr/>
-          <w:p>
-            <w:pPr>
-              <w:pStyle w:val="Compact"/>
-              <w:jc w:val="right"/>
-            </w:pPr>
-            <w:r>
-              <w:t xml:space="preserve">0.0338</w:t>
+              <w:t xml:space="preserve">weekday</w:t>
+            </w:r>
+          </w:p>
+        </w:tc>
+        <w:tc>
+          <w:tcPr/>
+          <w:p>
+            <w:pPr>
+              <w:pStyle w:val="Compact"/>
+              <w:jc w:val="right"/>
+            </w:pPr>
+            <w:r>
+              <w:t xml:space="preserve">0</w:t>
+            </w:r>
+          </w:p>
+        </w:tc>
+        <w:tc>
+          <w:tcPr/>
+          <w:p>
+            <w:pPr>
+              <w:pStyle w:val="Compact"/>
+              <w:jc w:val="right"/>
+            </w:pPr>
+            <w:r>
+              <w:t xml:space="preserve">0.0000</w:t>
             </w:r>
           </w:p>
         </w:tc>
@@ -1241,13 +1235,13 @@
         <w:tblCaption w:val="Thống kê mô tả dữ liệu hiện tại"/>
       </w:tblPr>
       <w:tblGrid>
-        <w:gridCol w:w="950"/>
-        <w:gridCol w:w="633"/>
-        <w:gridCol w:w="1372"/>
-        <w:gridCol w:w="1161"/>
-        <w:gridCol w:w="1056"/>
-        <w:gridCol w:w="1372"/>
-        <w:gridCol w:w="1372"/>
+        <w:gridCol w:w="937"/>
+        <w:gridCol w:w="625"/>
+        <w:gridCol w:w="1354"/>
+        <w:gridCol w:w="1146"/>
+        <w:gridCol w:w="1354"/>
+        <w:gridCol w:w="1146"/>
+        <w:gridCol w:w="1354"/>
       </w:tblGrid>
       <w:tr>
         <w:trPr>
@@ -1261,79 +1255,79 @@
               <w:jc w:val="left"/>
             </w:pPr>
             <w:r>
-              <w:t xml:space="preserve">Variable</w:t>
-            </w:r>
-          </w:p>
-        </w:tc>
-        <w:tc>
-          <w:tcPr/>
-          <w:p>
-            <w:pPr>
-              <w:pStyle w:val="Compact"/>
-              <w:jc w:val="right"/>
-            </w:pPr>
-            <w:r>
-              <w:t xml:space="preserve">Count</w:t>
-            </w:r>
-          </w:p>
-        </w:tc>
-        <w:tc>
-          <w:tcPr/>
-          <w:p>
-            <w:pPr>
-              <w:pStyle w:val="Compact"/>
-              <w:jc w:val="right"/>
-            </w:pPr>
-            <w:r>
-              <w:t xml:space="preserve">Mean</w:t>
-            </w:r>
-          </w:p>
-        </w:tc>
-        <w:tc>
-          <w:tcPr/>
-          <w:p>
-            <w:pPr>
-              <w:pStyle w:val="Compact"/>
-              <w:jc w:val="right"/>
-            </w:pPr>
-            <w:r>
-              <w:t xml:space="preserve">Median</w:t>
-            </w:r>
-          </w:p>
-        </w:tc>
-        <w:tc>
-          <w:tcPr/>
-          <w:p>
-            <w:pPr>
-              <w:pStyle w:val="Compact"/>
-              <w:jc w:val="right"/>
-            </w:pPr>
-            <w:r>
-              <w:t xml:space="preserve">Min</w:t>
-            </w:r>
-          </w:p>
-        </w:tc>
-        <w:tc>
-          <w:tcPr/>
-          <w:p>
-            <w:pPr>
-              <w:pStyle w:val="Compact"/>
-              <w:jc w:val="right"/>
-            </w:pPr>
-            <w:r>
-              <w:t xml:space="preserve">Max</w:t>
-            </w:r>
-          </w:p>
-        </w:tc>
-        <w:tc>
-          <w:tcPr/>
-          <w:p>
-            <w:pPr>
-              <w:pStyle w:val="Compact"/>
-              <w:jc w:val="right"/>
-            </w:pPr>
-            <w:r>
-              <w:t xml:space="preserve">SD</w:t>
+              <w:t xml:space="preserve">variable</w:t>
+            </w:r>
+          </w:p>
+        </w:tc>
+        <w:tc>
+          <w:tcPr/>
+          <w:p>
+            <w:pPr>
+              <w:pStyle w:val="Compact"/>
+              <w:jc w:val="right"/>
+            </w:pPr>
+            <w:r>
+              <w:t xml:space="preserve">count</w:t>
+            </w:r>
+          </w:p>
+        </w:tc>
+        <w:tc>
+          <w:tcPr/>
+          <w:p>
+            <w:pPr>
+              <w:pStyle w:val="Compact"/>
+              <w:jc w:val="right"/>
+            </w:pPr>
+            <w:r>
+              <w:t xml:space="preserve">mean</w:t>
+            </w:r>
+          </w:p>
+        </w:tc>
+        <w:tc>
+          <w:tcPr/>
+          <w:p>
+            <w:pPr>
+              <w:pStyle w:val="Compact"/>
+              <w:jc w:val="right"/>
+            </w:pPr>
+            <w:r>
+              <w:t xml:space="preserve">median</w:t>
+            </w:r>
+          </w:p>
+        </w:tc>
+        <w:tc>
+          <w:tcPr/>
+          <w:p>
+            <w:pPr>
+              <w:pStyle w:val="Compact"/>
+              <w:jc w:val="right"/>
+            </w:pPr>
+            <w:r>
+              <w:t xml:space="preserve">sd</w:t>
+            </w:r>
+          </w:p>
+        </w:tc>
+        <w:tc>
+          <w:tcPr/>
+          <w:p>
+            <w:pPr>
+              <w:pStyle w:val="Compact"/>
+              <w:jc w:val="right"/>
+            </w:pPr>
+            <w:r>
+              <w:t xml:space="preserve">min</w:t>
+            </w:r>
+          </w:p>
+        </w:tc>
+        <w:tc>
+          <w:tcPr/>
+          <w:p>
+            <w:pPr>
+              <w:pStyle w:val="Compact"/>
+              <w:jc w:val="right"/>
+            </w:pPr>
+            <w:r>
+              <w:t xml:space="preserve">max</w:t>
             </w:r>
           </w:p>
         </w:tc>
@@ -1359,31 +1353,43 @@
               <w:jc w:val="right"/>
             </w:pPr>
             <w:r>
-              <w:t xml:space="preserve">2960</w:t>
-            </w:r>
-          </w:p>
-        </w:tc>
-        <w:tc>
-          <w:tcPr/>
-          <w:p>
-            <w:pPr>
-              <w:pStyle w:val="Compact"/>
-              <w:jc w:val="right"/>
-            </w:pPr>
-            <w:r>
-              <w:t xml:space="preserve">40914.6763</w:t>
-            </w:r>
-          </w:p>
-        </w:tc>
-        <w:tc>
-          <w:tcPr/>
-          <w:p>
-            <w:pPr>
-              <w:pStyle w:val="Compact"/>
-              <w:jc w:val="right"/>
-            </w:pPr>
-            <w:r>
-              <w:t xml:space="preserve">21598.69</w:t>
+              <w:t xml:space="preserve">2787</w:t>
+            </w:r>
+          </w:p>
+        </w:tc>
+        <w:tc>
+          <w:tcPr/>
+          <w:p>
+            <w:pPr>
+              <w:pStyle w:val="Compact"/>
+              <w:jc w:val="right"/>
+            </w:pPr>
+            <w:r>
+              <w:t xml:space="preserve">40798.2490</w:t>
+            </w:r>
+          </w:p>
+        </w:tc>
+        <w:tc>
+          <w:tcPr/>
+          <w:p>
+            <w:pPr>
+              <w:pStyle w:val="Compact"/>
+              <w:jc w:val="right"/>
+            </w:pPr>
+            <w:r>
+              <w:t xml:space="preserve">21344.08</w:t>
+            </w:r>
+          </w:p>
+        </w:tc>
+        <w:tc>
+          <w:tcPr/>
+          <w:p>
+            <w:pPr>
+              <w:pStyle w:val="Compact"/>
+              <w:jc w:val="right"/>
+            </w:pPr>
+            <w:r>
+              <w:t xml:space="preserve">34871.6976</w:t>
             </w:r>
           </w:p>
         </w:tc>
@@ -1408,18 +1414,6 @@
             </w:pPr>
             <w:r>
               <w:t xml:space="preserve">1.298557e+05</w:t>
-            </w:r>
-          </w:p>
-        </w:tc>
-        <w:tc>
-          <w:tcPr/>
-          <w:p>
-            <w:pPr>
-              <w:pStyle w:val="Compact"/>
-              <w:jc w:val="right"/>
-            </w:pPr>
-            <w:r>
-              <w:t xml:space="preserve">34715.0516</w:t>
             </w:r>
           </w:p>
         </w:tc>
@@ -1445,43 +1439,55 @@
               <w:jc w:val="right"/>
             </w:pPr>
             <w:r>
-              <w:t xml:space="preserve">2960</w:t>
-            </w:r>
-          </w:p>
-        </w:tc>
-        <w:tc>
-          <w:tcPr/>
-          <w:p>
-            <w:pPr>
-              <w:pStyle w:val="Compact"/>
-              <w:jc w:val="right"/>
-            </w:pPr>
-            <w:r>
-              <w:t xml:space="preserve">3943219.0422</w:t>
-            </w:r>
-          </w:p>
-        </w:tc>
-        <w:tc>
-          <w:tcPr/>
-          <w:p>
-            <w:pPr>
-              <w:pStyle w:val="Compact"/>
-              <w:jc w:val="right"/>
-            </w:pPr>
-            <w:r>
-              <w:t xml:space="preserve">2738958.00</w:t>
-            </w:r>
-          </w:p>
-        </w:tc>
-        <w:tc>
-          <w:tcPr/>
-          <w:p>
-            <w:pPr>
-              <w:pStyle w:val="Compact"/>
-              <w:jc w:val="right"/>
-            </w:pPr>
-            <w:r>
-              <w:t xml:space="preserve">0.0000</w:t>
+              <w:t xml:space="preserve">2787</w:t>
+            </w:r>
+          </w:p>
+        </w:tc>
+        <w:tc>
+          <w:tcPr/>
+          <w:p>
+            <w:pPr>
+              <w:pStyle w:val="Compact"/>
+              <w:jc w:val="right"/>
+            </w:pPr>
+            <w:r>
+              <w:t xml:space="preserve">4187990.0843</w:t>
+            </w:r>
+          </w:p>
+        </w:tc>
+        <w:tc>
+          <w:tcPr/>
+          <w:p>
+            <w:pPr>
+              <w:pStyle w:val="Compact"/>
+              <w:jc w:val="right"/>
+            </w:pPr>
+            <w:r>
+              <w:t xml:space="preserve">2913864.00</w:t>
+            </w:r>
+          </w:p>
+        </w:tc>
+        <w:tc>
+          <w:tcPr/>
+          <w:p>
+            <w:pPr>
+              <w:pStyle w:val="Compact"/>
+              <w:jc w:val="right"/>
+            </w:pPr>
+            <w:r>
+              <w:t xml:space="preserve">9925516.6264</w:t>
+            </w:r>
+          </w:p>
+        </w:tc>
+        <w:tc>
+          <w:tcPr/>
+          <w:p>
+            <w:pPr>
+              <w:pStyle w:val="Compact"/>
+              <w:jc w:val="right"/>
+            </w:pPr>
+            <w:r>
+              <w:t xml:space="preserve">53113.0000</w:t>
             </w:r>
           </w:p>
         </w:tc>
@@ -1494,18 +1500,6 @@
             </w:pPr>
             <w:r>
               <w:t xml:space="preserve">4.157099e+08</w:t>
-            </w:r>
-          </w:p>
-        </w:tc>
-        <w:tc>
-          <w:tcPr/>
-          <w:p>
-            <w:pPr>
-              <w:pStyle w:val="Compact"/>
-              <w:jc w:val="right"/>
-            </w:pPr>
-            <w:r>
-              <w:t xml:space="preserve">9680991.3040</w:t>
             </w:r>
           </w:p>
         </w:tc>
@@ -1519,31 +1513,31 @@
               <w:jc w:val="left"/>
             </w:pPr>
             <w:r>
-              <w:t xml:space="preserve">returns</w:t>
-            </w:r>
-          </w:p>
-        </w:tc>
-        <w:tc>
-          <w:tcPr/>
-          <w:p>
-            <w:pPr>
-              <w:pStyle w:val="Compact"/>
-              <w:jc w:val="right"/>
-            </w:pPr>
-            <w:r>
-              <w:t xml:space="preserve">2959</w:t>
-            </w:r>
-          </w:p>
-        </w:tc>
-        <w:tc>
-          <w:tcPr/>
-          <w:p>
-            <w:pPr>
-              <w:pStyle w:val="Compact"/>
-              <w:jc w:val="right"/>
-            </w:pPr>
-            <w:r>
-              <w:t xml:space="preserve">0.0009</w:t>
+              <w:t xml:space="preserve">return</w:t>
+            </w:r>
+          </w:p>
+        </w:tc>
+        <w:tc>
+          <w:tcPr/>
+          <w:p>
+            <w:pPr>
+              <w:pStyle w:val="Compact"/>
+              <w:jc w:val="right"/>
+            </w:pPr>
+            <w:r>
+              <w:t xml:space="preserve">2786</w:t>
+            </w:r>
+          </w:p>
+        </w:tc>
+        <w:tc>
+          <w:tcPr/>
+          <w:p>
+            <w:pPr>
+              <w:pStyle w:val="Compact"/>
+              <w:jc w:val="right"/>
+            </w:pPr>
+            <w:r>
+              <w:t xml:space="preserve">0.0008</w:t>
             </w:r>
           </w:p>
         </w:tc>
@@ -1567,31 +1561,31 @@
               <w:jc w:val="right"/>
             </w:pPr>
             <w:r>
-              <w:t xml:space="preserve">-0.0699</w:t>
-            </w:r>
-          </w:p>
-        </w:tc>
-        <w:tc>
-          <w:tcPr/>
-          <w:p>
-            <w:pPr>
-              <w:pStyle w:val="Compact"/>
-              <w:jc w:val="right"/>
-            </w:pPr>
-            <w:r>
-              <w:t xml:space="preserve">9.260000e-02</w:t>
-            </w:r>
-          </w:p>
-        </w:tc>
-        <w:tc>
-          <w:tcPr/>
-          <w:p>
-            <w:pPr>
-              <w:pStyle w:val="Compact"/>
-              <w:jc w:val="right"/>
-            </w:pPr>
-            <w:r>
-              <w:t xml:space="preserve">0.0161</w:t>
+              <w:t xml:space="preserve">0.0166</w:t>
+            </w:r>
+          </w:p>
+        </w:tc>
+        <w:tc>
+          <w:tcPr/>
+          <w:p>
+            <w:pPr>
+              <w:pStyle w:val="Compact"/>
+              <w:jc w:val="right"/>
+            </w:pPr>
+            <w:r>
+              <w:t xml:space="preserve">-0.0725</w:t>
+            </w:r>
+          </w:p>
+        </w:tc>
+        <w:tc>
+          <w:tcPr/>
+          <w:p>
+            <w:pPr>
+              <w:pStyle w:val="Compact"/>
+              <w:jc w:val="right"/>
+            </w:pPr>
+            <w:r>
+              <w:t xml:space="preserve">8.850000e-02</w:t>
             </w:r>
           </w:p>
         </w:tc>
@@ -1642,14 +1636,14 @@
       <w:r>
         <w:drawing>
           <wp:inline>
-            <wp:extent cx="5067300" cy="2994313"/>
+            <wp:extent cx="5067300" cy="3040380"/>
             <wp:effectExtent b="0" l="0" r="0" t="0"/>
             <wp:docPr descr="Diễn biến giá đóng cửa FPT" title="" id="15" name="Picture"/>
             <a:graphic>
               <a:graphicData uri="http://schemas.openxmlformats.org/drawingml/2006/picture">
                 <pic:pic>
                   <pic:nvPicPr>
-                    <pic:cNvPr descr="report_files/f281b9c17f8763fcd1d4e6357fe532622ce7e5b2.png" id="16" name="Picture"/>
+                    <pic:cNvPr descr="report_files/1b778d55195aacf1660542bf9e0726a8235135ff.png" id="16" name="Picture"/>
                     <pic:cNvPicPr>
                       <a:picLocks noChangeArrowheads="1" noChangeAspect="1"/>
                     </pic:cNvPicPr>
@@ -1663,7 +1657,7 @@
                   <pic:spPr bwMode="auto">
                     <a:xfrm>
                       <a:off x="0" y="0"/>
-                      <a:ext cx="5067300" cy="2994313"/>
+                      <a:ext cx="5067300" cy="3040380"/>
                     </a:xfrm>
                     <a:prstGeom prst="rect">
                       <a:avLst/>
@@ -1705,14 +1699,14 @@
       <w:r>
         <w:drawing>
           <wp:inline>
-            <wp:extent cx="5067300" cy="2994313"/>
+            <wp:extent cx="5067300" cy="3040380"/>
             <wp:effectExtent b="0" l="0" r="0" t="0"/>
             <wp:docPr descr="Khối lượng giao dịch FPT theo thời gian" title="" id="18" name="Picture"/>
             <a:graphic>
               <a:graphicData uri="http://schemas.openxmlformats.org/drawingml/2006/picture">
                 <pic:pic>
                   <pic:nvPicPr>
-                    <pic:cNvPr descr="report_files/0d4291fc399ba9f0161cc025eaf15ce3de4dad62.png" id="19" name="Picture"/>
+                    <pic:cNvPr descr="report_files/f15e40b36bd7fcdd4014095245cb808c4fb3e9f3.png" id="19" name="Picture"/>
                     <pic:cNvPicPr>
                       <a:picLocks noChangeArrowheads="1" noChangeAspect="1"/>
                     </pic:cNvPicPr>
@@ -1726,7 +1720,7 @@
                   <pic:spPr bwMode="auto">
                     <a:xfrm>
                       <a:off x="0" y="0"/>
-                      <a:ext cx="5067300" cy="2994313"/>
+                      <a:ext cx="5067300" cy="3040380"/>
                     </a:xfrm>
                     <a:prstGeom prst="rect">
                       <a:avLst/>
@@ -1787,14 +1781,14 @@
       <w:r>
         <w:drawing>
           <wp:inline>
-            <wp:extent cx="5067300" cy="2994313"/>
+            <wp:extent cx="5067300" cy="3040380"/>
             <wp:effectExtent b="0" l="0" r="0" t="0"/>
             <wp:docPr descr="Log return của cổ phiếu FPT" title="" id="22" name="Picture"/>
             <a:graphic>
               <a:graphicData uri="http://schemas.openxmlformats.org/drawingml/2006/picture">
                 <pic:pic>
                   <pic:nvPicPr>
-                    <pic:cNvPr descr="report_files/ebafa1fa98a8bee62cd374093c044c0861851326.png" id="23" name="Picture"/>
+                    <pic:cNvPr descr="report_files/6ecb168f34931d1903f7dea0f5dd7571269a9e58.png" id="23" name="Picture"/>
                     <pic:cNvPicPr>
                       <a:picLocks noChangeArrowheads="1" noChangeAspect="1"/>
                     </pic:cNvPicPr>
@@ -1808,7 +1802,7 @@
                   <pic:spPr bwMode="auto">
                     <a:xfrm>
                       <a:off x="0" y="0"/>
-                      <a:ext cx="5067300" cy="2994313"/>
+                      <a:ext cx="5067300" cy="3040380"/>
                     </a:xfrm>
                     <a:prstGeom prst="rect">
                       <a:avLst/>
@@ -1850,14 +1844,14 @@
       <w:r>
         <w:drawing>
           <wp:inline>
-            <wp:extent cx="5067300" cy="2994313"/>
+            <wp:extent cx="5067300" cy="3040380"/>
             <wp:effectExtent b="0" l="0" r="0" t="0"/>
             <wp:docPr descr="Phân phối return hiện tại" title="" id="25" name="Picture"/>
             <a:graphic>
               <a:graphicData uri="http://schemas.openxmlformats.org/drawingml/2006/picture">
                 <pic:pic>
                   <pic:nvPicPr>
-                    <pic:cNvPr descr="report_files/0f9e9a0c318b8240e9b2d2aae6b91cd332491970.png" id="26" name="Picture"/>
+                    <pic:cNvPr descr="report_files/7397085b4a70df5bea72bddcfef580b6ea82ecbf.png" id="26" name="Picture"/>
                     <pic:cNvPicPr>
                       <a:picLocks noChangeArrowheads="1" noChangeAspect="1"/>
                     </pic:cNvPicPr>
@@ -1871,7 +1865,7 @@
                   <pic:spPr bwMode="auto">
                     <a:xfrm>
                       <a:off x="0" y="0"/>
-                      <a:ext cx="5067300" cy="2994313"/>
+                      <a:ext cx="5067300" cy="3040380"/>
                     </a:xfrm>
                     <a:prstGeom prst="rect">
                       <a:avLst/>
@@ -2683,7 +2677,7 @@
         <w:pStyle w:val="FirstParagraph"/>
       </w:pPr>
       <w:r>
-        <w:t xml:space="preserve">Nhóm so sánh Normal và Student-t, sau đó bổ sung eGARCH và GJR-GARCH để mô hình hóa phản ứng bất đối xứng. Tất cả specification dùng cùng 2959 return hợp lệ và mean equation ARMA(0,0), nhờ vậy AIC/BIC có thể so sánh tương đối.</w:t>
+        <w:t xml:space="preserve">Nhóm so sánh Normal và Student-t, sau đó bổ sung eGARCH và GJR-GARCH để mô hình hóa phản ứng bất đối xứng. Tất cả specification dùng cùng 2786 return hợp lệ và mean equation ARMA(0,0), nhờ vậy AIC/BIC có thể so sánh tương đối.</w:t>
       </w:r>
     </w:p>
     <w:bookmarkEnd w:id="31"/>
@@ -4064,19 +4058,19 @@
               <w:jc w:val="right"/>
             </w:pPr>
             <w:r>
-              <w:t xml:space="preserve">-5.71941</w:t>
-            </w:r>
-          </w:p>
-        </w:tc>
-        <w:tc>
-          <w:tcPr/>
-          <w:p>
-            <w:pPr>
-              <w:pStyle w:val="Compact"/>
-              <w:jc w:val="right"/>
-            </w:pPr>
-            <w:r>
-              <w:t xml:space="preserve">-5.70726</w:t>
+              <w:t xml:space="preserve">-5.63443</w:t>
+            </w:r>
+          </w:p>
+        </w:tc>
+        <w:tc>
+          <w:tcPr/>
+          <w:p>
+            <w:pPr>
+              <w:pStyle w:val="Compact"/>
+              <w:jc w:val="right"/>
+            </w:pPr>
+            <w:r>
+              <w:t xml:space="preserve">-5.62165</w:t>
             </w:r>
           </w:p>
         </w:tc>
@@ -4100,7 +4094,7 @@
               <w:jc w:val="right"/>
             </w:pPr>
             <w:r>
-              <w:t xml:space="preserve">0.99900</w:t>
+              <w:t xml:space="preserve">0.98574</w:t>
             </w:r>
           </w:p>
         </w:tc>
@@ -4198,43 +4192,43 @@
               <w:jc w:val="right"/>
             </w:pPr>
             <w:r>
-              <w:t xml:space="preserve">-5.71935</w:t>
-            </w:r>
-          </w:p>
-        </w:tc>
-        <w:tc>
-          <w:tcPr/>
-          <w:p>
-            <w:pPr>
-              <w:pStyle w:val="Compact"/>
-              <w:jc w:val="right"/>
-            </w:pPr>
-            <w:r>
-              <w:t xml:space="preserve">-5.70720</w:t>
-            </w:r>
-          </w:p>
-        </w:tc>
-        <w:tc>
-          <w:tcPr/>
-          <w:p>
-            <w:pPr>
-              <w:pStyle w:val="Compact"/>
-              <w:jc w:val="right"/>
-            </w:pPr>
-            <w:r>
-              <w:t xml:space="preserve">0.00006</w:t>
-            </w:r>
-          </w:p>
-        </w:tc>
-        <w:tc>
-          <w:tcPr/>
-          <w:p>
-            <w:pPr>
-              <w:pStyle w:val="Compact"/>
-              <w:jc w:val="right"/>
-            </w:pPr>
-            <w:r>
-              <w:t xml:space="preserve">0.95912</w:t>
+              <w:t xml:space="preserve">-5.63306</w:t>
+            </w:r>
+          </w:p>
+        </w:tc>
+        <w:tc>
+          <w:tcPr/>
+          <w:p>
+            <w:pPr>
+              <w:pStyle w:val="Compact"/>
+              <w:jc w:val="right"/>
+            </w:pPr>
+            <w:r>
+              <w:t xml:space="preserve">-5.62028</w:t>
+            </w:r>
+          </w:p>
+        </w:tc>
+        <w:tc>
+          <w:tcPr/>
+          <w:p>
+            <w:pPr>
+              <w:pStyle w:val="Compact"/>
+              <w:jc w:val="right"/>
+            </w:pPr>
+            <w:r>
+              <w:t xml:space="preserve">0.00137</w:t>
+            </w:r>
+          </w:p>
+        </w:tc>
+        <w:tc>
+          <w:tcPr/>
+          <w:p>
+            <w:pPr>
+              <w:pStyle w:val="Compact"/>
+              <w:jc w:val="right"/>
+            </w:pPr>
+            <w:r>
+              <w:t xml:space="preserve">0.96267</w:t>
             </w:r>
           </w:p>
         </w:tc>
@@ -4332,43 +4326,43 @@
               <w:jc w:val="right"/>
             </w:pPr>
             <w:r>
-              <w:t xml:space="preserve">-5.71531</w:t>
-            </w:r>
-          </w:p>
-        </w:tc>
-        <w:tc>
-          <w:tcPr/>
-          <w:p>
-            <w:pPr>
-              <w:pStyle w:val="Compact"/>
-              <w:jc w:val="right"/>
-            </w:pPr>
-            <w:r>
-              <w:t xml:space="preserve">-5.70518</w:t>
-            </w:r>
-          </w:p>
-        </w:tc>
-        <w:tc>
-          <w:tcPr/>
-          <w:p>
-            <w:pPr>
-              <w:pStyle w:val="Compact"/>
-              <w:jc w:val="right"/>
-            </w:pPr>
-            <w:r>
-              <w:t xml:space="preserve">0.00411</w:t>
-            </w:r>
-          </w:p>
-        </w:tc>
-        <w:tc>
-          <w:tcPr/>
-          <w:p>
-            <w:pPr>
-              <w:pStyle w:val="Compact"/>
-              <w:jc w:val="right"/>
-            </w:pPr>
-            <w:r>
-              <w:t xml:space="preserve">0.99900</w:t>
+              <w:t xml:space="preserve">-5.63173</w:t>
+            </w:r>
+          </w:p>
+        </w:tc>
+        <w:tc>
+          <w:tcPr/>
+          <w:p>
+            <w:pPr>
+              <w:pStyle w:val="Compact"/>
+              <w:jc w:val="right"/>
+            </w:pPr>
+            <w:r>
+              <w:t xml:space="preserve">-5.62109</w:t>
+            </w:r>
+          </w:p>
+        </w:tc>
+        <w:tc>
+          <w:tcPr/>
+          <w:p>
+            <w:pPr>
+              <w:pStyle w:val="Compact"/>
+              <w:jc w:val="right"/>
+            </w:pPr>
+            <w:r>
+              <w:t xml:space="preserve">0.00269</w:t>
+            </w:r>
+          </w:p>
+        </w:tc>
+        <w:tc>
+          <w:tcPr/>
+          <w:p>
+            <w:pPr>
+              <w:pStyle w:val="Compact"/>
+              <w:jc w:val="right"/>
+            </w:pPr>
+            <w:r>
+              <w:t xml:space="preserve">0.98914</w:t>
             </w:r>
           </w:p>
         </w:tc>
@@ -4466,43 +4460,43 @@
               <w:jc w:val="right"/>
             </w:pPr>
             <w:r>
-              <w:t xml:space="preserve">-5.55893</w:t>
-            </w:r>
-          </w:p>
-        </w:tc>
-        <w:tc>
-          <w:tcPr/>
-          <w:p>
-            <w:pPr>
-              <w:pStyle w:val="Compact"/>
-              <w:jc w:val="right"/>
-            </w:pPr>
-            <w:r>
-              <w:t xml:space="preserve">-5.55083</w:t>
-            </w:r>
-          </w:p>
-        </w:tc>
-        <w:tc>
-          <w:tcPr/>
-          <w:p>
-            <w:pPr>
-              <w:pStyle w:val="Compact"/>
-              <w:jc w:val="right"/>
-            </w:pPr>
-            <w:r>
-              <w:t xml:space="preserve">0.16048</w:t>
-            </w:r>
-          </w:p>
-        </w:tc>
-        <w:tc>
-          <w:tcPr/>
-          <w:p>
-            <w:pPr>
-              <w:pStyle w:val="Compact"/>
-              <w:jc w:val="right"/>
-            </w:pPr>
-            <w:r>
-              <w:t xml:space="preserve">0.96940</w:t>
+              <w:t xml:space="preserve">-5.50730</w:t>
+            </w:r>
+          </w:p>
+        </w:tc>
+        <w:tc>
+          <w:tcPr/>
+          <w:p>
+            <w:pPr>
+              <w:pStyle w:val="Compact"/>
+              <w:jc w:val="right"/>
+            </w:pPr>
+            <w:r>
+              <w:t xml:space="preserve">-5.49878</w:t>
+            </w:r>
+          </w:p>
+        </w:tc>
+        <w:tc>
+          <w:tcPr/>
+          <w:p>
+            <w:pPr>
+              <w:pStyle w:val="Compact"/>
+              <w:jc w:val="right"/>
+            </w:pPr>
+            <w:r>
+              <w:t xml:space="preserve">0.12713</w:t>
+            </w:r>
+          </w:p>
+        </w:tc>
+        <w:tc>
+          <w:tcPr/>
+          <w:p>
+            <w:pPr>
+              <w:pStyle w:val="Compact"/>
+              <w:jc w:val="right"/>
+            </w:pPr>
+            <w:r>
+              <w:t xml:space="preserve">0.96451</w:t>
             </w:r>
           </w:p>
         </w:tc>
@@ -4585,7 +4579,7 @@
         <w:pStyle w:val="BodyText"/>
       </w:pPr>
       <w:r>
-        <w:t xml:space="preserve">GJR-GARCH-Student-t có AIC nhỏ nhất, nhưng Nyblom bác bỏ stability và persistence gần biên 1. eGARCH-Student-t có AIC chỉ kém rất nhỏ, core residual diagnostics đạt và Nyblom joint statistic không vượt critical value 5%. Vì vậy eGARCH được chọn làm provisional candidate theo rule định trước, không chỉ theo AIC.</w:t>
+        <w:t xml:space="preserve">GJR-GARCH-Student-t có AIC nhỏ nhất, nhưng Nyblom bác bỏ stability và persistence gần biên 1. eGARCH-Student-t có AIC chỉ kém rất nhỏ, core residual diagnostics đạt và Nyblom joint statistic không vượt critical value 5%. Vì vậy eGARCH được chọn làm ứng viên cân bằng theo quy tắc định trước, không chỉ theo AIC.</w:t>
       </w:r>
     </w:p>
     <w:p>
@@ -4602,7 +4596,7 @@
               <a:graphicData uri="http://schemas.openxmlformats.org/drawingml/2006/picture">
                 <pic:pic>
                   <pic:nvPicPr>
-                    <pic:cNvPr descr="report_files/9690a5868ff8bf39903d7759574297dc8f058538.png" id="42" name="Picture"/>
+                    <pic:cNvPr descr="report_files/ef53e153bad1ed53bb918cdd5108976475da0254.png" id="42" name="Picture"/>
                     <pic:cNvPicPr>
                       <a:picLocks noChangeArrowheads="1" noChangeAspect="1"/>
                     </pic:cNvPicPr>
@@ -4657,7 +4651,7 @@
               <a:graphicData uri="http://schemas.openxmlformats.org/drawingml/2006/picture">
                 <pic:pic>
                   <pic:nvPicPr>
-                    <pic:cNvPr descr="report_files/17b422a7e4d56dcf62e1b67e3672f1b36ddc4ce5.png" id="45" name="Picture"/>
+                    <pic:cNvPr descr="report_files/cd953a7a2a5a9f7512c96fab26871cc62d0469f9.png" id="45" name="Picture"/>
                     <pic:cNvPicPr>
                       <a:picLocks noChangeArrowheads="1" noChangeAspect="1"/>
                     </pic:cNvPicPr>
@@ -4720,7 +4714,7 @@
               <a:graphicData uri="http://schemas.openxmlformats.org/drawingml/2006/picture">
                 <pic:pic>
                   <pic:nvPicPr>
-                    <pic:cNvPr descr="report_files/de0db4f91e91f7c9b7a44b2257b2c36fc53284d5.png" id="48" name="Picture"/>
+                    <pic:cNvPr descr="report_files/3a07c567705fc3134a94f1decac1d74b3c9e7f08.png" id="48" name="Picture"/>
                     <pic:cNvPicPr>
                       <a:picLocks noChangeArrowheads="1" noChangeAspect="1"/>
                     </pic:cNvPicPr>
@@ -4864,31 +4858,31 @@
               <w:jc w:val="right"/>
             </w:pPr>
             <w:r>
-              <w:t xml:space="preserve">0.000369</w:t>
-            </w:r>
-          </w:p>
-        </w:tc>
-        <w:tc>
-          <w:tcPr/>
-          <w:p>
-            <w:pPr>
-              <w:pStyle w:val="Compact"/>
-              <w:jc w:val="right"/>
-            </w:pPr>
-            <w:r>
-              <w:t xml:space="preserve">0.000188</w:t>
-            </w:r>
-          </w:p>
-        </w:tc>
-        <w:tc>
-          <w:tcPr/>
-          <w:p>
-            <w:pPr>
-              <w:pStyle w:val="Compact"/>
-              <w:jc w:val="right"/>
-            </w:pPr>
-            <w:r>
-              <w:t xml:space="preserve">0.049826</w:t>
+              <w:t xml:space="preserve">0.000477</w:t>
+            </w:r>
+          </w:p>
+        </w:tc>
+        <w:tc>
+          <w:tcPr/>
+          <w:p>
+            <w:pPr>
+              <w:pStyle w:val="Compact"/>
+              <w:jc w:val="right"/>
+            </w:pPr>
+            <w:r>
+              <w:t xml:space="preserve">0.000233</w:t>
+            </w:r>
+          </w:p>
+        </w:tc>
+        <w:tc>
+          <w:tcPr/>
+          <w:p>
+            <w:pPr>
+              <w:pStyle w:val="Compact"/>
+              <w:jc w:val="right"/>
+            </w:pPr>
+            <w:r>
+              <w:t xml:space="preserve">0.040683</w:t>
             </w:r>
           </w:p>
         </w:tc>
@@ -4914,19 +4908,19 @@
               <w:jc w:val="right"/>
             </w:pPr>
             <w:r>
-              <w:t xml:space="preserve">-0.325655</w:t>
-            </w:r>
-          </w:p>
-        </w:tc>
-        <w:tc>
-          <w:tcPr/>
-          <w:p>
-            <w:pPr>
-              <w:pStyle w:val="Compact"/>
-              <w:jc w:val="right"/>
-            </w:pPr>
-            <w:r>
-              <w:t xml:space="preserve">0.022484</w:t>
+              <w:t xml:space="preserve">-0.303887</w:t>
+            </w:r>
+          </w:p>
+        </w:tc>
+        <w:tc>
+          <w:tcPr/>
+          <w:p>
+            <w:pPr>
+              <w:pStyle w:val="Compact"/>
+              <w:jc w:val="right"/>
+            </w:pPr>
+            <w:r>
+              <w:t xml:space="preserve">0.049889</w:t>
             </w:r>
           </w:p>
         </w:tc>
@@ -4964,31 +4958,31 @@
               <w:jc w:val="right"/>
             </w:pPr>
             <w:r>
-              <w:t xml:space="preserve">-0.065202</w:t>
-            </w:r>
-          </w:p>
-        </w:tc>
-        <w:tc>
-          <w:tcPr/>
-          <w:p>
-            <w:pPr>
-              <w:pStyle w:val="Compact"/>
-              <w:jc w:val="right"/>
-            </w:pPr>
-            <w:r>
-              <w:t xml:space="preserve">0.023165</w:t>
-            </w:r>
-          </w:p>
-        </w:tc>
-        <w:tc>
-          <w:tcPr/>
-          <w:p>
-            <w:pPr>
-              <w:pStyle w:val="Compact"/>
-              <w:jc w:val="right"/>
-            </w:pPr>
-            <w:r>
-              <w:t xml:space="preserve">0.004882</w:t>
+              <w:t xml:space="preserve">-0.047986</w:t>
+            </w:r>
+          </w:p>
+        </w:tc>
+        <w:tc>
+          <w:tcPr/>
+          <w:p>
+            <w:pPr>
+              <w:pStyle w:val="Compact"/>
+              <w:jc w:val="right"/>
+            </w:pPr>
+            <w:r>
+              <w:t xml:space="preserve">0.034960</w:t>
+            </w:r>
+          </w:p>
+        </w:tc>
+        <w:tc>
+          <w:tcPr/>
+          <w:p>
+            <w:pPr>
+              <w:pStyle w:val="Compact"/>
+              <w:jc w:val="right"/>
+            </w:pPr>
+            <w:r>
+              <w:t xml:space="preserve">0.169877</w:t>
             </w:r>
           </w:p>
         </w:tc>
@@ -5014,19 +5008,19 @@
               <w:jc w:val="right"/>
             </w:pPr>
             <w:r>
-              <w:t xml:space="preserve">0.959118</w:t>
-            </w:r>
-          </w:p>
-        </w:tc>
-        <w:tc>
-          <w:tcPr/>
-          <w:p>
-            <w:pPr>
-              <w:pStyle w:val="Compact"/>
-              <w:jc w:val="right"/>
-            </w:pPr>
-            <w:r>
-              <w:t xml:space="preserve">0.002731</w:t>
+              <w:t xml:space="preserve">0.962670</w:t>
+            </w:r>
+          </w:p>
+        </w:tc>
+        <w:tc>
+          <w:tcPr/>
+          <w:p>
+            <w:pPr>
+              <w:pStyle w:val="Compact"/>
+              <w:jc w:val="right"/>
+            </w:pPr>
+            <w:r>
+              <w:t xml:space="preserve">0.005892</w:t>
             </w:r>
           </w:p>
         </w:tc>
@@ -5064,19 +5058,19 @@
               <w:jc w:val="right"/>
             </w:pPr>
             <w:r>
-              <w:t xml:space="preserve">0.255356</w:t>
-            </w:r>
-          </w:p>
-        </w:tc>
-        <w:tc>
-          <w:tcPr/>
-          <w:p>
-            <w:pPr>
-              <w:pStyle w:val="Compact"/>
-              <w:jc w:val="right"/>
-            </w:pPr>
-            <w:r>
-              <w:t xml:space="preserve">0.030403</w:t>
+              <w:t xml:space="preserve">0.240236</w:t>
+            </w:r>
+          </w:p>
+        </w:tc>
+        <w:tc>
+          <w:tcPr/>
+          <w:p>
+            <w:pPr>
+              <w:pStyle w:val="Compact"/>
+              <w:jc w:val="right"/>
+            </w:pPr>
+            <w:r>
+              <w:t xml:space="preserve">0.028302</w:t>
             </w:r>
           </w:p>
         </w:tc>
@@ -5114,19 +5108,19 @@
               <w:jc w:val="right"/>
             </w:pPr>
             <w:r>
-              <w:t xml:space="preserve">2.971467</w:t>
-            </w:r>
-          </w:p>
-        </w:tc>
-        <w:tc>
-          <w:tcPr/>
-          <w:p>
-            <w:pPr>
-              <w:pStyle w:val="Compact"/>
-              <w:jc w:val="right"/>
-            </w:pPr>
-            <w:r>
-              <w:t xml:space="preserve">0.217438</w:t>
+              <w:t xml:space="preserve">3.596439</w:t>
+            </w:r>
+          </w:p>
+        </w:tc>
+        <w:tc>
+          <w:tcPr/>
+          <w:p>
+            <w:pPr>
+              <w:pStyle w:val="Compact"/>
+              <w:jc w:val="right"/>
+            </w:pPr>
+            <w:r>
+              <w:t xml:space="preserve">0.260436</w:t>
             </w:r>
           </w:p>
         </w:tc>
@@ -5169,7 +5163,7 @@
         <w:pStyle w:val="FirstParagraph"/>
       </w:pPr>
       <w:r>
-        <w:t xml:space="preserve">Chuỗi giá FPT không dừng trong mức giá, trong khi log return dừng và có ARCH effect. Với dự báo giá, kết quả holdout và rolling CV hiện chưa thống nhất về một model thắng tuyệt đối; đây là lý do benchmark và nhiều cửa sổ đánh giá quan trọng hơn một MAPE đơn lẻ. Với volatility, Student-t cải thiện AIC/BIC rõ so với Normal, còn eGARCH-Student-t là ứng viên provisional nhờ cân bằng fit, diagnostics và stability.</w:t>
+        <w:t xml:space="preserve">Chuỗi giá FPT không dừng trong mức giá, trong khi log return dừng và có ARCH effect. Với dự báo giá, kết quả holdout và rolling CV hiện chưa thống nhất về một model thắng tuyệt đối; đây là lý do benchmark và nhiều cửa sổ đánh giá quan trọng hơn một MAPE đơn lẻ. Với volatility, Student-t cải thiện AIC/BIC rõ so với Normal, còn eGARCH-Student-t là ứng viên cân bằng nhờ AIC gần GJR, core diagnostics đạt và Nyblom joint stability đạt.</w:t>
       </w:r>
     </w:p>
     <w:p>
@@ -5177,7 +5171,7 @@
         <w:pStyle w:val="BodyText"/>
       </w:pPr>
       <w:r>
-        <w:t xml:space="preserve">Kết quả không phải khuyến nghị đầu tư. Những hạn chế chính gồm provenance/zero-volume rows chưa được khóa ở data handoff cuối, structural instability trên giai đoạn dài, Pearson GOF còn bị bác bỏ, ARIMAX/SARIMA chưa có cùng rolling CV, và chưa đánh giá volatility forecast ngoài mẫu bằng loss function hoặc VaR backtest.</w:t>
+        <w:t xml:space="preserve">Kết quả không phải khuyến nghị đầu tư. Những hạn chế chính gồm structural instability ở ba trong bốn specification GARCH, Pearson GOF bị bác bỏ cho cả bốn model, ARIMAX/SARIMA chưa có cùng rolling CV, và chưa đánh giá volatility forecast ngoài mẫu bằng loss function hoặc VaR backtest.</w:t>
       </w:r>
     </w:p>
     <w:p>
@@ -5185,7 +5179,7 @@
         <w:pStyle w:val="BodyText"/>
       </w:pPr>
       <w:r>
-        <w:t xml:space="preserve">Trước bản nộp cuối, nhóm phải merge dữ liệu sạch, chạy lại toàn pipeline trong R session sạch, đối chiếu mọi số trong Word/slide với CSV và xóa mọi kết luận provisional không còn đúng.</w:t>
+        <w:t xml:space="preserve">Trước bản nộp cuối, nhóm phải đối chiếu mọi số trong Word/slide với CSV và hoàn tất kiểm tra chéo giữa các thành viên.</w:t>
       </w:r>
     </w:p>
     <w:bookmarkEnd w:id="51"/>
@@ -5647,9 +5641,10 @@
         <w:tblLook w:firstRow="1" w:lastRow="0" w:firstColumn="0" w:lastColumn="0" w:noHBand="0" w:noVBand="0" w:val="0020"/>
       </w:tblPr>
       <w:tblGrid>
-        <w:gridCol w:w="2640"/>
-        <w:gridCol w:w="2640"/>
-        <w:gridCol w:w="2640"/>
+        <w:gridCol w:w="1827"/>
+        <w:gridCol w:w="2436"/>
+        <w:gridCol w:w="1827"/>
+        <w:gridCol w:w="1827"/>
       </w:tblGrid>
       <w:tr>
         <w:trPr>
@@ -5671,6 +5666,18 @@
           <w:p>
             <w:pPr>
               <w:pStyle w:val="Compact"/>
+              <w:jc w:val="right"/>
+            </w:pPr>
+            <w:r>
+              <w:t xml:space="preserve">Tỷ lệ</w:t>
+            </w:r>
+          </w:p>
+        </w:tc>
+        <w:tc>
+          <w:tcPr/>
+          <w:p>
+            <w:pPr>
+              <w:pStyle w:val="Compact"/>
             </w:pPr>
             <w:r>
               <w:t xml:space="preserve">Phạm vi đóng góp</w:t>
@@ -5697,7 +5704,19 @@
               <w:pStyle w:val="Compact"/>
             </w:pPr>
             <w:r>
-              <w:t xml:space="preserve">Thành viên 1</w:t>
+              <w:t xml:space="preserve">Trần Thiên Lực (24133037)</w:t>
+            </w:r>
+          </w:p>
+        </w:tc>
+        <w:tc>
+          <w:tcPr/>
+          <w:p>
+            <w:pPr>
+              <w:pStyle w:val="Compact"/>
+              <w:jc w:val="right"/>
+            </w:pPr>
+            <w:r>
+              <w:t xml:space="preserve">30%</w:t>
             </w:r>
           </w:p>
         </w:tc>
@@ -5756,7 +5775,19 @@
               <w:pStyle w:val="Compact"/>
             </w:pPr>
             <w:r>
-              <w:t xml:space="preserve">Thành viên 2</w:t>
+              <w:t xml:space="preserve">Nguyễn Đức Học (24162039)</w:t>
+            </w:r>
+          </w:p>
+        </w:tc>
+        <w:tc>
+          <w:tcPr/>
+          <w:p>
+            <w:pPr>
+              <w:pStyle w:val="Compact"/>
+              <w:jc w:val="right"/>
+            </w:pPr>
+            <w:r>
+              <w:t xml:space="preserve">35%</w:t>
             </w:r>
           </w:p>
         </w:tc>
@@ -5797,7 +5828,19 @@
               <w:pStyle w:val="Compact"/>
             </w:pPr>
             <w:r>
-              <w:t xml:space="preserve">Thành viên 3</w:t>
+              <w:t xml:space="preserve">Lê Đặng Hoàng Anh (24162006)</w:t>
+            </w:r>
+          </w:p>
+        </w:tc>
+        <w:tc>
+          <w:tcPr/>
+          <w:p>
+            <w:pPr>
+              <w:pStyle w:val="Compact"/>
+              <w:jc w:val="right"/>
+            </w:pPr>
+            <w:r>
+              <w:t xml:space="preserve">35%</w:t>
             </w:r>
           </w:p>
         </w:tc>
@@ -5837,7 +5880,7 @@
               <w:t xml:space="preserve">R/05</w:t>
             </w:r>
             <w:r>
-              <w:t xml:space="preserve">, báo cáo Word và slide</w:t>
+              <w:t xml:space="preserve">, báo cáo Word và khung slide</w:t>
             </w:r>
           </w:p>
         </w:tc>
@@ -5848,7 +5891,7 @@
         <w:pStyle w:val="BodyText"/>
       </w:pPr>
       <w:r>
-        <w:t xml:space="preserve">Tên thật, mã sinh viên và tỷ lệ đóng góp phải được cả nhóm xác nhận trên trang bìa trước khi nộp.</w:t>
+        <w:t xml:space="preserve">Phạm vi trên được đối chiếu theo các module và artifact trong repository.</w:t>
       </w:r>
     </w:p>
     <w:bookmarkEnd w:id="55"/>
@@ -6140,40 +6183,40 @@
               <w:pStyle w:val="Compact"/>
             </w:pPr>
             <w:r>
-              <w:t xml:space="preserve">Thành viên 1</w:t>
-            </w:r>
-          </w:p>
-        </w:tc>
-        <w:tc>
-          <w:tcPr/>
-          <w:p>
-            <w:pPr>
-              <w:pStyle w:val="Compact"/>
-            </w:pPr>
-            <w:r>
-              <w:t xml:space="preserve">Xây dựng nguồn dữ liệu và EDA</w:t>
-            </w:r>
-          </w:p>
-        </w:tc>
-        <w:tc>
-          <w:tcPr/>
-          <w:p>
-            <w:pPr>
-              <w:pStyle w:val="Compact"/>
-            </w:pPr>
-            <w:r>
-              <w:t xml:space="preserve">Khóa provenance, zero-volume handling và data handoff</w:t>
-            </w:r>
-          </w:p>
-        </w:tc>
-        <w:tc>
-          <w:tcPr/>
-          <w:p>
-            <w:pPr>
-              <w:pStyle w:val="Compact"/>
-            </w:pPr>
-            <w:r>
-              <w:t xml:space="preserve">Đang chờ handoff cuối</w:t>
+              <w:t xml:space="preserve">Trần Thiên Lực (24133037)</w:t>
+            </w:r>
+          </w:p>
+        </w:tc>
+        <w:tc>
+          <w:tcPr/>
+          <w:p>
+            <w:pPr>
+              <w:pStyle w:val="Compact"/>
+            </w:pPr>
+            <w:r>
+              <w:t xml:space="preserve">Xây dựng nguồn dữ liệu, cleaning và EDA</w:t>
+            </w:r>
+          </w:p>
+        </w:tc>
+        <w:tc>
+          <w:tcPr/>
+          <w:p>
+            <w:pPr>
+              <w:pStyle w:val="Compact"/>
+            </w:pPr>
+            <w:r>
+              <w:t xml:space="preserve">Duy trì notebook và quality checks tái lập</w:t>
+            </w:r>
+          </w:p>
+        </w:tc>
+        <w:tc>
+          <w:tcPr/>
+          <w:p>
+            <w:pPr>
+              <w:pStyle w:val="Compact"/>
+            </w:pPr>
+            <w:r>
+              <w:t xml:space="preserve">Hoàn thành</w:t>
             </w:r>
           </w:p>
         </w:tc>
@@ -6186,7 +6229,7 @@
               <w:pStyle w:val="Compact"/>
             </w:pPr>
             <w:r>
-              <w:t xml:space="preserve">Thành viên 2</w:t>
+              <w:t xml:space="preserve">Nguyễn Đức Học (24162039)</w:t>
             </w:r>
           </w:p>
         </w:tc>
@@ -6208,18 +6251,18 @@
               <w:pStyle w:val="Compact"/>
             </w:pPr>
             <w:r>
-              <w:t xml:space="preserve">Chạy CV đồng nhất cho các model cải tiến nếu thời gian cho phép</w:t>
-            </w:r>
-          </w:p>
-        </w:tc>
-        <w:tc>
-          <w:tcPr/>
-          <w:p>
-            <w:pPr>
-              <w:pStyle w:val="Compact"/>
-            </w:pPr>
-            <w:r>
-              <w:t xml:space="preserve">Hoàn thành framework</w:t>
+              <w:t xml:space="preserve">ARIMAX/SARIMA chưa có cùng rolling-CV coverage</w:t>
+            </w:r>
+          </w:p>
+        </w:tc>
+        <w:tc>
+          <w:tcPr/>
+          <w:p>
+            <w:pPr>
+              <w:pStyle w:val="Compact"/>
+            </w:pPr>
+            <w:r>
+              <w:t xml:space="preserve">Hoàn thành phần forecast</w:t>
             </w:r>
           </w:p>
         </w:tc>
@@ -6232,7 +6275,7 @@
               <w:pStyle w:val="Compact"/>
             </w:pPr>
             <w:r>
-              <w:t xml:space="preserve">Thành viên 3</w:t>
+              <w:t xml:space="preserve">Lê Đặng Hoàng Anh (24162006)</w:t>
             </w:r>
           </w:p>
         </w:tc>
@@ -6254,18 +6297,18 @@
               <w:pStyle w:val="Compact"/>
             </w:pPr>
             <w:r>
-              <w:t xml:space="preserve">Rerun sau dữ liệu cuối, hoàn thiện slide</w:t>
-            </w:r>
-          </w:p>
-        </w:tc>
-        <w:tc>
-          <w:tcPr/>
-          <w:p>
-            <w:pPr>
-              <w:pStyle w:val="Compact"/>
-            </w:pPr>
-            <w:r>
-              <w:t xml:space="preserve">Hoàn thành framework</w:t>
+              <w:t xml:space="preserve">Volatility chưa được backtest ngoài mẫu</w:t>
+            </w:r>
+          </w:p>
+        </w:tc>
+        <w:tc>
+          <w:tcPr/>
+          <w:p>
+            <w:pPr>
+              <w:pStyle w:val="Compact"/>
+            </w:pPr>
+            <w:r>
+              <w:t xml:space="preserve">Hoàn thành phần GARCH và tích hợp</w:t>
             </w:r>
           </w:p>
         </w:tc>
@@ -6276,7 +6319,7 @@
         <w:pStyle w:val="BodyText"/>
       </w:pPr>
       <w:r>
-        <w:t xml:space="preserve">Peer assessment cuối cùng phải được ba thành viên họp, thống nhất và thay thế bằng tên thật trước khi nộp.</w:t>
+        <w:t xml:space="preserve">Ba thành viên cần xác nhận nội dung peer assessment này trước khi nộp bản chính thức.</w:t>
       </w:r>
     </w:p>
     <w:bookmarkEnd w:id="57"/>

--- a/report/report.docx
+++ b/report/report.docx
@@ -82,7 +82,7 @@
         <w:pStyle w:val="BodyText"/>
       </w:pPr>
       <w:r>
-        <w:t xml:space="preserve">Trên holdout hiện tại, ARIMAX (Lagged) có RMSE thấp nhất (1,863.36), trong khi ETS Damped có RMSE rolling-CV trung bình thấp nhất (4,726.67) trong nhóm đã được cross-validation. Hai kết quả không xác định một mô hình dự báo giá thắng tuyệt đối. Đối với volatility, eGARCH-Student-t là lựa chọn cân bằng nhờ AIC cạnh tranh, residual diagnostics đạt và Nyblom joint stability không bị bác bỏ ở mức 5%. Tất cả kết quả trong báo cáo được tái sinh sau data handoff cuối.</w:t>
+        <w:t xml:space="preserve">Trên holdout hiện tại, ETS Damped có RMSE thấp nhất (1,939.13), trong khi Naive có RMSE rolling-CV trung bình thấp nhất (5,353.94) trong nhóm đã được cross-validation. Hai kết quả không xác định một mô hình dự báo giá thắng tuyệt đối. Đối với volatility, eGARCH-Student-t là lựa chọn cân bằng nhờ AIC cạnh tranh, residual diagnostics đạt và Nyblom joint stability không bị bác bỏ ở mức 5%. Tất cả kết quả trong báo cáo được tái sinh sau data handoff cuối.</w:t>
       </w:r>
     </w:p>
     <w:p>
@@ -1851,7 +1851,7 @@
               <a:graphicData uri="http://schemas.openxmlformats.org/drawingml/2006/picture">
                 <pic:pic>
                   <pic:nvPicPr>
-                    <pic:cNvPr descr="report_files/7397085b4a70df5bea72bddcfef580b6ea82ecbf.png" id="26" name="Picture"/>
+                    <pic:cNvPr descr="report_files/d6dfc333042c8e35372628be3028ff60c275e4f6.png" id="26" name="Picture"/>
                     <pic:cNvPicPr>
                       <a:picLocks noChangeArrowheads="1" noChangeAspect="1"/>
                     </pic:cNvPicPr>
@@ -2054,19 +2054,19 @@
               <w:jc w:val="right"/>
             </w:pPr>
             <w:r>
-              <w:t xml:space="preserve">-1.7312</w:t>
-            </w:r>
-          </w:p>
-        </w:tc>
-        <w:tc>
-          <w:tcPr/>
-          <w:p>
-            <w:pPr>
-              <w:pStyle w:val="Compact"/>
-              <w:jc w:val="right"/>
-            </w:pPr>
-            <w:r>
-              <w:t xml:space="preserve">0.6921</w:t>
+              <w:t xml:space="preserve">-1.7892</w:t>
+            </w:r>
+          </w:p>
+        </w:tc>
+        <w:tc>
+          <w:tcPr/>
+          <w:p>
+            <w:pPr>
+              <w:pStyle w:val="Compact"/>
+              <w:jc w:val="right"/>
+            </w:pPr>
+            <w:r>
+              <w:t xml:space="preserve">0.6676</w:t>
             </w:r>
           </w:p>
         </w:tc>
@@ -2104,19 +2104,19 @@
               <w:jc w:val="right"/>
             </w:pPr>
             <w:r>
-              <w:t xml:space="preserve">-1.2655</w:t>
-            </w:r>
-          </w:p>
-        </w:tc>
-        <w:tc>
-          <w:tcPr/>
-          <w:p>
-            <w:pPr>
-              <w:pStyle w:val="Compact"/>
-              <w:jc w:val="right"/>
-            </w:pPr>
-            <w:r>
-              <w:t xml:space="preserve">0.8893</w:t>
+              <w:t xml:space="preserve">-1.3194</w:t>
+            </w:r>
+          </w:p>
+        </w:tc>
+        <w:tc>
+          <w:tcPr/>
+          <w:p>
+            <w:pPr>
+              <w:pStyle w:val="Compact"/>
+              <w:jc w:val="right"/>
+            </w:pPr>
+            <w:r>
+              <w:t xml:space="preserve">0.8665</w:t>
             </w:r>
           </w:p>
         </w:tc>
@@ -2154,7 +2154,7 @@
               <w:jc w:val="right"/>
             </w:pPr>
             <w:r>
-              <w:t xml:space="preserve">-13.8526</w:t>
+              <w:t xml:space="preserve">-13.7914</w:t>
             </w:r>
           </w:p>
         </w:tc>
@@ -2880,43 +2880,43 @@
               <w:jc w:val="left"/>
             </w:pPr>
             <w:r>
-              <w:t xml:space="preserve">ARIMAX (Lagged)</w:t>
-            </w:r>
-          </w:p>
-        </w:tc>
-        <w:tc>
-          <w:tcPr/>
-          <w:p>
-            <w:pPr>
-              <w:pStyle w:val="Compact"/>
-              <w:jc w:val="right"/>
-            </w:pPr>
-            <w:r>
-              <w:t xml:space="preserve">1863.357</w:t>
-            </w:r>
-          </w:p>
-        </w:tc>
-        <w:tc>
-          <w:tcPr/>
-          <w:p>
-            <w:pPr>
-              <w:pStyle w:val="Compact"/>
-              <w:jc w:val="right"/>
-            </w:pPr>
-            <w:r>
-              <w:t xml:space="preserve">1501.174</w:t>
-            </w:r>
-          </w:p>
-        </w:tc>
-        <w:tc>
-          <w:tcPr/>
-          <w:p>
-            <w:pPr>
-              <w:pStyle w:val="Compact"/>
-              <w:jc w:val="right"/>
-            </w:pPr>
-            <w:r>
-              <w:t xml:space="preserve">2.0497</w:t>
+              <w:t xml:space="preserve">ETS Damped</w:t>
+            </w:r>
+          </w:p>
+        </w:tc>
+        <w:tc>
+          <w:tcPr/>
+          <w:p>
+            <w:pPr>
+              <w:pStyle w:val="Compact"/>
+              <w:jc w:val="right"/>
+            </w:pPr>
+            <w:r>
+              <w:t xml:space="preserve">1939.127</w:t>
+            </w:r>
+          </w:p>
+        </w:tc>
+        <w:tc>
+          <w:tcPr/>
+          <w:p>
+            <w:pPr>
+              <w:pStyle w:val="Compact"/>
+              <w:jc w:val="right"/>
+            </w:pPr>
+            <w:r>
+              <w:t xml:space="preserve">1524.155</w:t>
+            </w:r>
+          </w:p>
+        </w:tc>
+        <w:tc>
+          <w:tcPr/>
+          <w:p>
+            <w:pPr>
+              <w:pStyle w:val="Compact"/>
+              <w:jc w:val="right"/>
+            </w:pPr>
+            <w:r>
+              <w:t xml:space="preserve">2.1039</w:t>
             </w:r>
           </w:p>
         </w:tc>
@@ -2940,43 +2940,43 @@
               <w:jc w:val="right"/>
             </w:pPr>
             <w:r>
-              <w:t xml:space="preserve">NA</w:t>
-            </w:r>
-          </w:p>
-        </w:tc>
-        <w:tc>
-          <w:tcPr/>
-          <w:p>
-            <w:pPr>
-              <w:pStyle w:val="Compact"/>
-              <w:jc w:val="right"/>
-            </w:pPr>
-            <w:r>
-              <w:t xml:space="preserve">NA</w:t>
-            </w:r>
-          </w:p>
-        </w:tc>
-        <w:tc>
-          <w:tcPr/>
-          <w:p>
-            <w:pPr>
-              <w:pStyle w:val="Compact"/>
-              <w:jc w:val="right"/>
-            </w:pPr>
-            <w:r>
-              <w:t xml:space="preserve">NA</w:t>
-            </w:r>
-          </w:p>
-        </w:tc>
-        <w:tc>
-          <w:tcPr/>
-          <w:p>
-            <w:pPr>
-              <w:pStyle w:val="Compact"/>
-              <w:jc w:val="right"/>
-            </w:pPr>
-            <w:r>
-              <w:t xml:space="preserve">0.0933</w:t>
+              <w:t xml:space="preserve">5404.762</w:t>
+            </w:r>
+          </w:p>
+        </w:tc>
+        <w:tc>
+          <w:tcPr/>
+          <w:p>
+            <w:pPr>
+              <w:pStyle w:val="Compact"/>
+              <w:jc w:val="right"/>
+            </w:pPr>
+            <w:r>
+              <w:t xml:space="preserve">4.7413</w:t>
+            </w:r>
+          </w:p>
+        </w:tc>
+        <w:tc>
+          <w:tcPr/>
+          <w:p>
+            <w:pPr>
+              <w:pStyle w:val="Compact"/>
+              <w:jc w:val="right"/>
+            </w:pPr>
+            <w:r>
+              <w:t xml:space="preserve">3</w:t>
+            </w:r>
+          </w:p>
+        </w:tc>
+        <w:tc>
+          <w:tcPr/>
+          <w:p>
+            <w:pPr>
+              <w:pStyle w:val="Compact"/>
+              <w:jc w:val="right"/>
+            </w:pPr>
+            <w:r>
+              <w:t xml:space="preserve">0.0015</w:t>
             </w:r>
           </w:p>
         </w:tc>
@@ -2988,7 +2988,7 @@
               <w:jc w:val="left"/>
             </w:pPr>
             <w:r>
-              <w:t xml:space="preserve">Holdout result available; rolling CV not available</w:t>
+              <w:t xml:space="preserve">Mixed evidence across holdout, rolling CV, or residual diagnostics</w:t>
             </w:r>
           </w:p>
         </w:tc>
@@ -3002,43 +3002,43 @@
               <w:jc w:val="left"/>
             </w:pPr>
             <w:r>
-              <w:t xml:space="preserve">Drift</w:t>
-            </w:r>
-          </w:p>
-        </w:tc>
-        <w:tc>
-          <w:tcPr/>
-          <w:p>
-            <w:pPr>
-              <w:pStyle w:val="Compact"/>
-              <w:jc w:val="right"/>
-            </w:pPr>
-            <w:r>
-              <w:t xml:space="preserve">1892.289</w:t>
-            </w:r>
-          </w:p>
-        </w:tc>
-        <w:tc>
-          <w:tcPr/>
-          <w:p>
-            <w:pPr>
-              <w:pStyle w:val="Compact"/>
-              <w:jc w:val="right"/>
-            </w:pPr>
-            <w:r>
-              <w:t xml:space="preserve">1515.733</w:t>
-            </w:r>
-          </w:p>
-        </w:tc>
-        <w:tc>
-          <w:tcPr/>
-          <w:p>
-            <w:pPr>
-              <w:pStyle w:val="Compact"/>
-              <w:jc w:val="right"/>
-            </w:pPr>
-            <w:r>
-              <w:t xml:space="preserve">2.0679</w:t>
+              <w:t xml:space="preserve">Naive</w:t>
+            </w:r>
+          </w:p>
+        </w:tc>
+        <w:tc>
+          <w:tcPr/>
+          <w:p>
+            <w:pPr>
+              <w:pStyle w:val="Compact"/>
+              <w:jc w:val="right"/>
+            </w:pPr>
+            <w:r>
+              <w:t xml:space="preserve">1939.849</w:t>
+            </w:r>
+          </w:p>
+        </w:tc>
+        <w:tc>
+          <w:tcPr/>
+          <w:p>
+            <w:pPr>
+              <w:pStyle w:val="Compact"/>
+              <w:jc w:val="right"/>
+            </w:pPr>
+            <w:r>
+              <w:t xml:space="preserve">1525.325</w:t>
+            </w:r>
+          </w:p>
+        </w:tc>
+        <w:tc>
+          <w:tcPr/>
+          <w:p>
+            <w:pPr>
+              <w:pStyle w:val="Compact"/>
+              <w:jc w:val="right"/>
+            </w:pPr>
+            <w:r>
+              <w:t xml:space="preserve">2.1056</w:t>
             </w:r>
           </w:p>
         </w:tc>
@@ -3062,31 +3062,31 @@
               <w:jc w:val="right"/>
             </w:pPr>
             <w:r>
-              <w:t xml:space="preserve">4779.740</w:t>
-            </w:r>
-          </w:p>
-        </w:tc>
-        <w:tc>
-          <w:tcPr/>
-          <w:p>
-            <w:pPr>
-              <w:pStyle w:val="Compact"/>
-              <w:jc w:val="right"/>
-            </w:pPr>
-            <w:r>
-              <w:t xml:space="preserve">4.1713</w:t>
-            </w:r>
-          </w:p>
-        </w:tc>
-        <w:tc>
-          <w:tcPr/>
-          <w:p>
-            <w:pPr>
-              <w:pStyle w:val="Compact"/>
-              <w:jc w:val="right"/>
-            </w:pPr>
-            <w:r>
-              <w:t xml:space="preserve">3</w:t>
+              <w:t xml:space="preserve">5353.942</w:t>
+            </w:r>
+          </w:p>
+        </w:tc>
+        <w:tc>
+          <w:tcPr/>
+          <w:p>
+            <w:pPr>
+              <w:pStyle w:val="Compact"/>
+              <w:jc w:val="right"/>
+            </w:pPr>
+            <w:r>
+              <w:t xml:space="preserve">4.7008</w:t>
+            </w:r>
+          </w:p>
+        </w:tc>
+        <w:tc>
+          <w:tcPr/>
+          <w:p>
+            <w:pPr>
+              <w:pStyle w:val="Compact"/>
+              <w:jc w:val="right"/>
+            </w:pPr>
+            <w:r>
+              <w:t xml:space="preserve">1</w:t>
             </w:r>
           </w:p>
         </w:tc>
@@ -3124,43 +3124,43 @@
               <w:jc w:val="left"/>
             </w:pPr>
             <w:r>
-              <w:t xml:space="preserve">ARIMA</w:t>
-            </w:r>
-          </w:p>
-        </w:tc>
-        <w:tc>
-          <w:tcPr/>
-          <w:p>
-            <w:pPr>
-              <w:pStyle w:val="Compact"/>
-              <w:jc w:val="right"/>
-            </w:pPr>
-            <w:r>
-              <w:t xml:space="preserve">2017.205</w:t>
-            </w:r>
-          </w:p>
-        </w:tc>
-        <w:tc>
-          <w:tcPr/>
-          <w:p>
-            <w:pPr>
-              <w:pStyle w:val="Compact"/>
-              <w:jc w:val="right"/>
-            </w:pPr>
-            <w:r>
-              <w:t xml:space="preserve">1612.638</w:t>
-            </w:r>
-          </w:p>
-        </w:tc>
-        <w:tc>
-          <w:tcPr/>
-          <w:p>
-            <w:pPr>
-              <w:pStyle w:val="Compact"/>
-              <w:jc w:val="right"/>
-            </w:pPr>
-            <w:r>
-              <w:t xml:space="preserve">2.1921</w:t>
+              <w:t xml:space="preserve">SARIMA</w:t>
+            </w:r>
+          </w:p>
+        </w:tc>
+        <w:tc>
+          <w:tcPr/>
+          <w:p>
+            <w:pPr>
+              <w:pStyle w:val="Compact"/>
+              <w:jc w:val="right"/>
+            </w:pPr>
+            <w:r>
+              <w:t xml:space="preserve">1983.499</w:t>
+            </w:r>
+          </w:p>
+        </w:tc>
+        <w:tc>
+          <w:tcPr/>
+          <w:p>
+            <w:pPr>
+              <w:pStyle w:val="Compact"/>
+              <w:jc w:val="right"/>
+            </w:pPr>
+            <w:r>
+              <w:t xml:space="preserve">1581.495</w:t>
+            </w:r>
+          </w:p>
+        </w:tc>
+        <w:tc>
+          <w:tcPr/>
+          <w:p>
+            <w:pPr>
+              <w:pStyle w:val="Compact"/>
+              <w:jc w:val="right"/>
+            </w:pPr>
+            <w:r>
+              <w:t xml:space="preserve">2.1859</w:t>
             </w:r>
           </w:p>
         </w:tc>
@@ -3184,43 +3184,43 @@
               <w:jc w:val="right"/>
             </w:pPr>
             <w:r>
-              <w:t xml:space="preserve">7040.947</w:t>
-            </w:r>
-          </w:p>
-        </w:tc>
-        <w:tc>
-          <w:tcPr/>
-          <w:p>
-            <w:pPr>
-              <w:pStyle w:val="Compact"/>
-              <w:jc w:val="right"/>
-            </w:pPr>
-            <w:r>
-              <w:t xml:space="preserve">5.9788</w:t>
-            </w:r>
-          </w:p>
-        </w:tc>
-        <w:tc>
-          <w:tcPr/>
-          <w:p>
-            <w:pPr>
-              <w:pStyle w:val="Compact"/>
-              <w:jc w:val="right"/>
-            </w:pPr>
-            <w:r>
-              <w:t xml:space="preserve">5</w:t>
-            </w:r>
-          </w:p>
-        </w:tc>
-        <w:tc>
-          <w:tcPr/>
-          <w:p>
-            <w:pPr>
-              <w:pStyle w:val="Compact"/>
-              <w:jc w:val="right"/>
-            </w:pPr>
-            <w:r>
-              <w:t xml:space="preserve">0.2470</w:t>
+              <w:t xml:space="preserve">NA</w:t>
+            </w:r>
+          </w:p>
+        </w:tc>
+        <w:tc>
+          <w:tcPr/>
+          <w:p>
+            <w:pPr>
+              <w:pStyle w:val="Compact"/>
+              <w:jc w:val="right"/>
+            </w:pPr>
+            <w:r>
+              <w:t xml:space="preserve">NA</w:t>
+            </w:r>
+          </w:p>
+        </w:tc>
+        <w:tc>
+          <w:tcPr/>
+          <w:p>
+            <w:pPr>
+              <w:pStyle w:val="Compact"/>
+              <w:jc w:val="right"/>
+            </w:pPr>
+            <w:r>
+              <w:t xml:space="preserve">NA</w:t>
+            </w:r>
+          </w:p>
+        </w:tc>
+        <w:tc>
+          <w:tcPr/>
+          <w:p>
+            <w:pPr>
+              <w:pStyle w:val="Compact"/>
+              <w:jc w:val="right"/>
+            </w:pPr>
+            <w:r>
+              <w:t xml:space="preserve">0.0015</w:t>
             </w:r>
           </w:p>
         </w:tc>
@@ -3232,7 +3232,7 @@
               <w:jc w:val="left"/>
             </w:pPr>
             <w:r>
-              <w:t xml:space="preserve">Mixed evidence across holdout, rolling CV, or residual diagnostics</w:t>
+              <w:t xml:space="preserve">Holdout result available; rolling CV not available</w:t>
             </w:r>
           </w:p>
         </w:tc>
@@ -3246,103 +3246,103 @@
               <w:jc w:val="left"/>
             </w:pPr>
             <w:r>
-              <w:t xml:space="preserve">SARIMA</w:t>
-            </w:r>
-          </w:p>
-        </w:tc>
-        <w:tc>
-          <w:tcPr/>
-          <w:p>
-            <w:pPr>
-              <w:pStyle w:val="Compact"/>
-              <w:jc w:val="right"/>
-            </w:pPr>
-            <w:r>
-              <w:t xml:space="preserve">2017.205</w:t>
-            </w:r>
-          </w:p>
-        </w:tc>
-        <w:tc>
-          <w:tcPr/>
-          <w:p>
-            <w:pPr>
-              <w:pStyle w:val="Compact"/>
-              <w:jc w:val="right"/>
-            </w:pPr>
-            <w:r>
-              <w:t xml:space="preserve">1612.638</w:t>
-            </w:r>
-          </w:p>
-        </w:tc>
-        <w:tc>
-          <w:tcPr/>
-          <w:p>
-            <w:pPr>
-              <w:pStyle w:val="Compact"/>
-              <w:jc w:val="right"/>
-            </w:pPr>
-            <w:r>
-              <w:t xml:space="preserve">2.1921</w:t>
-            </w:r>
-          </w:p>
-        </w:tc>
-        <w:tc>
-          <w:tcPr/>
-          <w:p>
-            <w:pPr>
-              <w:pStyle w:val="Compact"/>
-              <w:jc w:val="right"/>
-            </w:pPr>
-            <w:r>
-              <w:t xml:space="preserve">3</w:t>
-            </w:r>
-          </w:p>
-        </w:tc>
-        <w:tc>
-          <w:tcPr/>
-          <w:p>
-            <w:pPr>
-              <w:pStyle w:val="Compact"/>
-              <w:jc w:val="right"/>
-            </w:pPr>
-            <w:r>
-              <w:t xml:space="preserve">NA</w:t>
-            </w:r>
-          </w:p>
-        </w:tc>
-        <w:tc>
-          <w:tcPr/>
-          <w:p>
-            <w:pPr>
-              <w:pStyle w:val="Compact"/>
-              <w:jc w:val="right"/>
-            </w:pPr>
-            <w:r>
-              <w:t xml:space="preserve">NA</w:t>
-            </w:r>
-          </w:p>
-        </w:tc>
-        <w:tc>
-          <w:tcPr/>
-          <w:p>
-            <w:pPr>
-              <w:pStyle w:val="Compact"/>
-              <w:jc w:val="right"/>
-            </w:pPr>
-            <w:r>
-              <w:t xml:space="preserve">NA</w:t>
-            </w:r>
-          </w:p>
-        </w:tc>
-        <w:tc>
-          <w:tcPr/>
-          <w:p>
-            <w:pPr>
-              <w:pStyle w:val="Compact"/>
-              <w:jc w:val="right"/>
-            </w:pPr>
-            <w:r>
-              <w:t xml:space="preserve">0.2470</w:t>
+              <w:t xml:space="preserve">ETS</w:t>
+            </w:r>
+          </w:p>
+        </w:tc>
+        <w:tc>
+          <w:tcPr/>
+          <w:p>
+            <w:pPr>
+              <w:pStyle w:val="Compact"/>
+              <w:jc w:val="right"/>
+            </w:pPr>
+            <w:r>
+              <w:t xml:space="preserve">1986.718</w:t>
+            </w:r>
+          </w:p>
+        </w:tc>
+        <w:tc>
+          <w:tcPr/>
+          <w:p>
+            <w:pPr>
+              <w:pStyle w:val="Compact"/>
+              <w:jc w:val="right"/>
+            </w:pPr>
+            <w:r>
+              <w:t xml:space="preserve">1519.232</w:t>
+            </w:r>
+          </w:p>
+        </w:tc>
+        <w:tc>
+          <w:tcPr/>
+          <w:p>
+            <w:pPr>
+              <w:pStyle w:val="Compact"/>
+              <w:jc w:val="right"/>
+            </w:pPr>
+            <w:r>
+              <w:t xml:space="preserve">2.0821</w:t>
+            </w:r>
+          </w:p>
+        </w:tc>
+        <w:tc>
+          <w:tcPr/>
+          <w:p>
+            <w:pPr>
+              <w:pStyle w:val="Compact"/>
+              <w:jc w:val="right"/>
+            </w:pPr>
+            <w:r>
+              <w:t xml:space="preserve">4</w:t>
+            </w:r>
+          </w:p>
+        </w:tc>
+        <w:tc>
+          <w:tcPr/>
+          <w:p>
+            <w:pPr>
+              <w:pStyle w:val="Compact"/>
+              <w:jc w:val="right"/>
+            </w:pPr>
+            <w:r>
+              <w:t xml:space="preserve">5476.865</w:t>
+            </w:r>
+          </w:p>
+        </w:tc>
+        <w:tc>
+          <w:tcPr/>
+          <w:p>
+            <w:pPr>
+              <w:pStyle w:val="Compact"/>
+              <w:jc w:val="right"/>
+            </w:pPr>
+            <w:r>
+              <w:t xml:space="preserve">4.8084</w:t>
+            </w:r>
+          </w:p>
+        </w:tc>
+        <w:tc>
+          <w:tcPr/>
+          <w:p>
+            <w:pPr>
+              <w:pStyle w:val="Compact"/>
+              <w:jc w:val="right"/>
+            </w:pPr>
+            <w:r>
+              <w:t xml:space="preserve">4</w:t>
+            </w:r>
+          </w:p>
+        </w:tc>
+        <w:tc>
+          <w:tcPr/>
+          <w:p>
+            <w:pPr>
+              <w:pStyle w:val="Compact"/>
+              <w:jc w:val="right"/>
+            </w:pPr>
+            <w:r>
+              <w:t xml:space="preserve">0.0029</w:t>
             </w:r>
           </w:p>
         </w:tc>
@@ -3354,7 +3354,7 @@
               <w:jc w:val="left"/>
             </w:pPr>
             <w:r>
-              <w:t xml:space="preserve">Holdout result available; rolling CV not available</w:t>
+              <w:t xml:space="preserve">Mixed evidence across holdout, rolling CV, or residual diagnostics</w:t>
             </w:r>
           </w:p>
         </w:tc>
@@ -3368,43 +3368,43 @@
               <w:jc w:val="left"/>
             </w:pPr>
             <w:r>
-              <w:t xml:space="preserve">Naive</w:t>
-            </w:r>
-          </w:p>
-        </w:tc>
-        <w:tc>
-          <w:tcPr/>
-          <w:p>
-            <w:pPr>
-              <w:pStyle w:val="Compact"/>
-              <w:jc w:val="right"/>
-            </w:pPr>
-            <w:r>
-              <w:t xml:space="preserve">2031.540</w:t>
-            </w:r>
-          </w:p>
-        </w:tc>
-        <w:tc>
-          <w:tcPr/>
-          <w:p>
-            <w:pPr>
-              <w:pStyle w:val="Compact"/>
-              <w:jc w:val="right"/>
-            </w:pPr>
-            <w:r>
-              <w:t xml:space="preserve">1627.798</w:t>
-            </w:r>
-          </w:p>
-        </w:tc>
-        <w:tc>
-          <w:tcPr/>
-          <w:p>
-            <w:pPr>
-              <w:pStyle w:val="Compact"/>
-              <w:jc w:val="right"/>
-            </w:pPr>
-            <w:r>
-              <w:t xml:space="preserve">2.2117</w:t>
+              <w:t xml:space="preserve">Drift</w:t>
+            </w:r>
+          </w:p>
+        </w:tc>
+        <w:tc>
+          <w:tcPr/>
+          <w:p>
+            <w:pPr>
+              <w:pStyle w:val="Compact"/>
+              <w:jc w:val="right"/>
+            </w:pPr>
+            <w:r>
+              <w:t xml:space="preserve">2020.673</w:t>
+            </w:r>
+          </w:p>
+        </w:tc>
+        <w:tc>
+          <w:tcPr/>
+          <w:p>
+            <w:pPr>
+              <w:pStyle w:val="Compact"/>
+              <w:jc w:val="right"/>
+            </w:pPr>
+            <w:r>
+              <w:t xml:space="preserve">1609.285</w:t>
+            </w:r>
+          </w:p>
+        </w:tc>
+        <w:tc>
+          <w:tcPr/>
+          <w:p>
+            <w:pPr>
+              <w:pStyle w:val="Compact"/>
+              <w:jc w:val="right"/>
+            </w:pPr>
+            <w:r>
+              <w:t xml:space="preserve">2.2307</w:t>
             </w:r>
           </w:p>
         </w:tc>
@@ -3428,19 +3428,19 @@
               <w:jc w:val="right"/>
             </w:pPr>
             <w:r>
-              <w:t xml:space="preserve">4739.138</w:t>
-            </w:r>
-          </w:p>
-        </w:tc>
-        <w:tc>
-          <w:tcPr/>
-          <w:p>
-            <w:pPr>
-              <w:pStyle w:val="Compact"/>
-              <w:jc w:val="right"/>
-            </w:pPr>
-            <w:r>
-              <w:t xml:space="preserve">4.1250</w:t>
+              <w:t xml:space="preserve">5397.318</w:t>
+            </w:r>
+          </w:p>
+        </w:tc>
+        <w:tc>
+          <w:tcPr/>
+          <w:p>
+            <w:pPr>
+              <w:pStyle w:val="Compact"/>
+              <w:jc w:val="right"/>
+            </w:pPr>
+            <w:r>
+              <w:t xml:space="preserve">4.7551</w:t>
             </w:r>
           </w:p>
         </w:tc>
@@ -3490,43 +3490,43 @@
               <w:jc w:val="left"/>
             </w:pPr>
             <w:r>
-              <w:t xml:space="preserve">ETS Damped</w:t>
-            </w:r>
-          </w:p>
-        </w:tc>
-        <w:tc>
-          <w:tcPr/>
-          <w:p>
-            <w:pPr>
-              <w:pStyle w:val="Compact"/>
-              <w:jc w:val="right"/>
-            </w:pPr>
-            <w:r>
-              <w:t xml:space="preserve">2031.899</w:t>
-            </w:r>
-          </w:p>
-        </w:tc>
-        <w:tc>
-          <w:tcPr/>
-          <w:p>
-            <w:pPr>
-              <w:pStyle w:val="Compact"/>
-              <w:jc w:val="right"/>
-            </w:pPr>
-            <w:r>
-              <w:t xml:space="preserve">1628.169</w:t>
-            </w:r>
-          </w:p>
-        </w:tc>
-        <w:tc>
-          <w:tcPr/>
-          <w:p>
-            <w:pPr>
-              <w:pStyle w:val="Compact"/>
-              <w:jc w:val="right"/>
-            </w:pPr>
-            <w:r>
-              <w:t xml:space="preserve">2.2122</w:t>
+              <w:t xml:space="preserve">ARIMAX (Lagged)</w:t>
+            </w:r>
+          </w:p>
+        </w:tc>
+        <w:tc>
+          <w:tcPr/>
+          <w:p>
+            <w:pPr>
+              <w:pStyle w:val="Compact"/>
+              <w:jc w:val="right"/>
+            </w:pPr>
+            <w:r>
+              <w:t xml:space="preserve">2025.855</w:t>
+            </w:r>
+          </w:p>
+        </w:tc>
+        <w:tc>
+          <w:tcPr/>
+          <w:p>
+            <w:pPr>
+              <w:pStyle w:val="Compact"/>
+              <w:jc w:val="right"/>
+            </w:pPr>
+            <w:r>
+              <w:t xml:space="preserve">1614.203</w:t>
+            </w:r>
+          </w:p>
+        </w:tc>
+        <w:tc>
+          <w:tcPr/>
+          <w:p>
+            <w:pPr>
+              <w:pStyle w:val="Compact"/>
+              <w:jc w:val="right"/>
+            </w:pPr>
+            <w:r>
+              <w:t xml:space="preserve">2.2386</w:t>
             </w:r>
           </w:p>
         </w:tc>
@@ -3550,43 +3550,43 @@
               <w:jc w:val="right"/>
             </w:pPr>
             <w:r>
-              <w:t xml:space="preserve">4726.671</w:t>
-            </w:r>
-          </w:p>
-        </w:tc>
-        <w:tc>
-          <w:tcPr/>
-          <w:p>
-            <w:pPr>
-              <w:pStyle w:val="Compact"/>
-              <w:jc w:val="right"/>
-            </w:pPr>
-            <w:r>
-              <w:t xml:space="preserve">4.1209</w:t>
-            </w:r>
-          </w:p>
-        </w:tc>
-        <w:tc>
-          <w:tcPr/>
-          <w:p>
-            <w:pPr>
-              <w:pStyle w:val="Compact"/>
-              <w:jc w:val="right"/>
-            </w:pPr>
-            <w:r>
-              <w:t xml:space="preserve">1</w:t>
-            </w:r>
-          </w:p>
-        </w:tc>
-        <w:tc>
-          <w:tcPr/>
-          <w:p>
-            <w:pPr>
-              <w:pStyle w:val="Compact"/>
-              <w:jc w:val="right"/>
-            </w:pPr>
-            <w:r>
-              <w:t xml:space="preserve">0.0230</w:t>
+              <w:t xml:space="preserve">NA</w:t>
+            </w:r>
+          </w:p>
+        </w:tc>
+        <w:tc>
+          <w:tcPr/>
+          <w:p>
+            <w:pPr>
+              <w:pStyle w:val="Compact"/>
+              <w:jc w:val="right"/>
+            </w:pPr>
+            <w:r>
+              <w:t xml:space="preserve">NA</w:t>
+            </w:r>
+          </w:p>
+        </w:tc>
+        <w:tc>
+          <w:tcPr/>
+          <w:p>
+            <w:pPr>
+              <w:pStyle w:val="Compact"/>
+              <w:jc w:val="right"/>
+            </w:pPr>
+            <w:r>
+              <w:t xml:space="preserve">NA</w:t>
+            </w:r>
+          </w:p>
+        </w:tc>
+        <w:tc>
+          <w:tcPr/>
+          <w:p>
+            <w:pPr>
+              <w:pStyle w:val="Compact"/>
+              <w:jc w:val="right"/>
+            </w:pPr>
+            <w:r>
+              <w:t xml:space="preserve">0.0003</w:t>
             </w:r>
           </w:p>
         </w:tc>
@@ -3598,7 +3598,7 @@
               <w:jc w:val="left"/>
             </w:pPr>
             <w:r>
-              <w:t xml:space="preserve">Mixed evidence across holdout, rolling CV, or residual diagnostics</w:t>
+              <w:t xml:space="preserve">Holdout result available; rolling CV not available</w:t>
             </w:r>
           </w:p>
         </w:tc>
@@ -3612,43 +3612,43 @@
               <w:jc w:val="left"/>
             </w:pPr>
             <w:r>
-              <w:t xml:space="preserve">ETS</w:t>
-            </w:r>
-          </w:p>
-        </w:tc>
-        <w:tc>
-          <w:tcPr/>
-          <w:p>
-            <w:pPr>
-              <w:pStyle w:val="Compact"/>
-              <w:jc w:val="right"/>
-            </w:pPr>
-            <w:r>
-              <w:t xml:space="preserve">2083.403</w:t>
-            </w:r>
-          </w:p>
-        </w:tc>
-        <w:tc>
-          <w:tcPr/>
-          <w:p>
-            <w:pPr>
-              <w:pStyle w:val="Compact"/>
-              <w:jc w:val="right"/>
-            </w:pPr>
-            <w:r>
-              <w:t xml:space="preserve">1676.390</w:t>
-            </w:r>
-          </w:p>
-        </w:tc>
-        <w:tc>
-          <w:tcPr/>
-          <w:p>
-            <w:pPr>
-              <w:pStyle w:val="Compact"/>
-              <w:jc w:val="right"/>
-            </w:pPr>
-            <w:r>
-              <w:t xml:space="preserve">2.2757</w:t>
+              <w:t xml:space="preserve">ARIMA</w:t>
+            </w:r>
+          </w:p>
+        </w:tc>
+        <w:tc>
+          <w:tcPr/>
+          <w:p>
+            <w:pPr>
+              <w:pStyle w:val="Compact"/>
+              <w:jc w:val="right"/>
+            </w:pPr>
+            <w:r>
+              <w:t xml:space="preserve">2119.632</w:t>
+            </w:r>
+          </w:p>
+        </w:tc>
+        <w:tc>
+          <w:tcPr/>
+          <w:p>
+            <w:pPr>
+              <w:pStyle w:val="Compact"/>
+              <w:jc w:val="right"/>
+            </w:pPr>
+            <w:r>
+              <w:t xml:space="preserve">1711.404</w:t>
+            </w:r>
+          </w:p>
+        </w:tc>
+        <w:tc>
+          <w:tcPr/>
+          <w:p>
+            <w:pPr>
+              <w:pStyle w:val="Compact"/>
+              <w:jc w:val="right"/>
+            </w:pPr>
+            <w:r>
+              <w:t xml:space="preserve">2.3751</w:t>
             </w:r>
           </w:p>
         </w:tc>
@@ -3672,43 +3672,43 @@
               <w:jc w:val="right"/>
             </w:pPr>
             <w:r>
-              <w:t xml:space="preserve">4841.328</w:t>
-            </w:r>
-          </w:p>
-        </w:tc>
-        <w:tc>
-          <w:tcPr/>
-          <w:p>
-            <w:pPr>
-              <w:pStyle w:val="Compact"/>
-              <w:jc w:val="right"/>
-            </w:pPr>
-            <w:r>
-              <w:t xml:space="preserve">4.2341</w:t>
-            </w:r>
-          </w:p>
-        </w:tc>
-        <w:tc>
-          <w:tcPr/>
-          <w:p>
-            <w:pPr>
-              <w:pStyle w:val="Compact"/>
-              <w:jc w:val="right"/>
-            </w:pPr>
-            <w:r>
-              <w:t xml:space="preserve">4</w:t>
-            </w:r>
-          </w:p>
-        </w:tc>
-        <w:tc>
-          <w:tcPr/>
-          <w:p>
-            <w:pPr>
-              <w:pStyle w:val="Compact"/>
-              <w:jc w:val="right"/>
-            </w:pPr>
-            <w:r>
-              <w:t xml:space="preserve">0.0420</w:t>
+              <w:t xml:space="preserve">6501.435</w:t>
+            </w:r>
+          </w:p>
+        </w:tc>
+        <w:tc>
+          <w:tcPr/>
+          <w:p>
+            <w:pPr>
+              <w:pStyle w:val="Compact"/>
+              <w:jc w:val="right"/>
+            </w:pPr>
+            <w:r>
+              <w:t xml:space="preserve">5.5745</w:t>
+            </w:r>
+          </w:p>
+        </w:tc>
+        <w:tc>
+          <w:tcPr/>
+          <w:p>
+            <w:pPr>
+              <w:pStyle w:val="Compact"/>
+              <w:jc w:val="right"/>
+            </w:pPr>
+            <w:r>
+              <w:t xml:space="preserve">5</w:t>
+            </w:r>
+          </w:p>
+        </w:tc>
+        <w:tc>
+          <w:tcPr/>
+          <w:p>
+            <w:pPr>
+              <w:pStyle w:val="Compact"/>
+              <w:jc w:val="right"/>
+            </w:pPr>
+            <w:r>
+              <w:t xml:space="preserve">0.0003</w:t>
             </w:r>
           </w:p>
         </w:tc>
@@ -3731,7 +3731,7 @@
         <w:pStyle w:val="BodyText"/>
       </w:pPr>
       <w:r>
-        <w:t xml:space="preserve">ARIMAX (Lagged) đứng đầu holdout 30 phiên, nhưng chưa có rolling CV trong output hiện tại. ETS Damped đứng đầu CV trong nhóm đã đánh giá, nhưng bằng chứng holdout/residual không hoàn toàn ủng hộ. Do đó nhóm chưa tuyên bố một mô hình thắng tuyệt đối. Kết luận mạnh hơn đòi hỏi chạy CV cho cùng tập model và cùng fold.</w:t>
+        <w:t xml:space="preserve">ETS Damped đứng đầu holdout 30 phiên nhưng chỉ nhỉnh hơn Naive rất nhỏ. Naive đứng đầu CV trong nhóm đã đánh giá, còn residual Ljung-Box bác bỏ white noise cho tất cả fitted forecast models. Do đó nhóm chưa có bằng chứng model phức tạp cải thiện Naive một cách ổn định. ARIMAX và SARIMA vẫn chưa có rolling CV cùng coverage.</w:t>
       </w:r>
     </w:p>
     <w:p>
@@ -3743,12 +3743,12 @@
           <wp:inline>
             <wp:extent cx="5067300" cy="3040380"/>
             <wp:effectExtent b="0" l="0" r="0" t="0"/>
-            <wp:docPr descr="Dự báo holdout của ARIMAX với biến trễ" title="" id="34" name="Picture"/>
+            <wp:docPr descr="Dự báo holdout của ETS Damped" title="" id="34" name="Picture"/>
             <a:graphic>
               <a:graphicData uri="http://schemas.openxmlformats.org/drawingml/2006/picture">
                 <pic:pic>
                   <pic:nvPicPr>
-                    <pic:cNvPr descr="report_files/0181543ff237a10db7977228a97a20f87ca4b494.png" id="35" name="Picture"/>
+                    <pic:cNvPr descr="report_files/8d83366d08b2f34e5b6383b76400133e06fcc9d2.png" id="35" name="Picture"/>
                     <pic:cNvPicPr>
                       <a:picLocks noChangeArrowheads="1" noChangeAspect="1"/>
                     </pic:cNvPicPr>
@@ -3786,7 +3786,7 @@
         <w:pStyle w:val="ImageCaption"/>
       </w:pPr>
       <w:r>
-        <w:t xml:space="preserve">Dự báo holdout của ARIMAX với biến trễ</w:t>
+        <w:t xml:space="preserve">Dự báo holdout của ETS Damped</w:t>
       </w:r>
     </w:p>
     <w:p>
@@ -3798,12 +3798,12 @@
           <wp:inline>
             <wp:extent cx="5067300" cy="3167062"/>
             <wp:effectExtent b="0" l="0" r="0" t="0"/>
-            <wp:docPr descr="Residual diagnostics của ARIMAX" title="" id="37" name="Picture"/>
+            <wp:docPr descr="Residual diagnostics của ETS Damped" title="" id="37" name="Picture"/>
             <a:graphic>
               <a:graphicData uri="http://schemas.openxmlformats.org/drawingml/2006/picture">
                 <pic:pic>
                   <pic:nvPicPr>
-                    <pic:cNvPr descr="report_files/6f8f18bc648f7ca7d14ebd762fe9a224d3e5b263.png" id="38" name="Picture"/>
+                    <pic:cNvPr descr="report_files/84c5bd146dcebd1b4976bdd2bd2d2bddddc7dce4.png" id="38" name="Picture"/>
                     <pic:cNvPicPr>
                       <a:picLocks noChangeArrowheads="1" noChangeAspect="1"/>
                     </pic:cNvPicPr>
@@ -3841,7 +3841,7 @@
         <w:pStyle w:val="ImageCaption"/>
       </w:pPr>
       <w:r>
-        <w:t xml:space="preserve">Residual diagnostics của ARIMAX</w:t>
+        <w:t xml:space="preserve">Residual diagnostics của ETS Damped</w:t>
       </w:r>
     </w:p>
     <w:bookmarkEnd w:id="39"/>

--- a/report/report.docx
+++ b/report/report.docx
@@ -15,7 +15,7 @@
         <w:pStyle w:val="Subtitle"/>
       </w:pPr>
       <w:r>
-        <w:t xml:space="preserve">Môn: Lập trình R cho phân tích - Nhóm 01 | Giảng viên: TS. Phan Thị Thể</w:t>
+        <w:t xml:space="preserve">Môn: Lập trình R cho phân tích - Nhóm 06 | Giảng viên: TS. Phan Thị Thể</w:t>
       </w:r>
     </w:p>
     <w:p>
@@ -74,7 +74,7 @@
         <w:pStyle w:val="FirstParagraph"/>
       </w:pPr>
       <w:r>
-        <w:t xml:space="preserve">Nghiên cứu phân tích chuỗi giá cổ phiếu FPT trong giai đoạn 2015-01-05 đến 2026-06-08 bằng R. Quy trình gồm kiểm tra dữ liệu, trực quan hóa, kiểm định tính dừng, dự báo mức giá và mô hình hóa phương sai có điều kiện. Nhóm so sánh các benchmark Naive/Drift với ARIMA, SARIMA, ETS, ETS Damped và ARIMAX trên holdout 30 phiên; một số mô hình còn được đánh giá bằng rolling-origin cross-validation. Với volatility, nhóm so sánh sGARCH-Normal, sGARCH-Student-t, eGARCH-Student-t và GJR-GARCH-Student-t trên cùng chuỗi log return.</w:t>
+        <w:t xml:space="preserve">Nghiên cứu xây dựng một pipeline R có thể tái lập để phân tích cổ phiếu FPT trong giai đoạn 2015-01-05 đến 2026-06-08. Dữ liệu Yahoo Finance được kiểm tra chất lượng, trực quan hóa, kiểm định tính dừng, dùng để đánh giá bảy phương pháp dự báo giá và bốn specification GARCH. Hai bài toán được tách biệt: dự báo mức giá đóng cửa và mô hình hóa phương sai có điều kiện của log return.</w:t>
       </w:r>
     </w:p>
     <w:p>
@@ -82,7 +82,7 @@
         <w:pStyle w:val="BodyText"/>
       </w:pPr>
       <w:r>
-        <w:t xml:space="preserve">Trên holdout hiện tại, ETS Damped có RMSE thấp nhất (1,939.13), trong khi Naive có RMSE rolling-CV trung bình thấp nhất (5,353.94) trong nhóm đã được cross-validation. Hai kết quả không xác định một mô hình dự báo giá thắng tuyệt đối. Đối với volatility, eGARCH-Student-t là lựa chọn cân bằng nhờ AIC cạnh tranh, residual diagnostics đạt và Nyblom joint stability không bị bác bỏ ở mức 5%. Tất cả kết quả trong báo cáo được tái sinh sau data handoff cuối.</w:t>
+        <w:t xml:space="preserve">Trên holdout 30 phiên, ETS Damped có RMSE thấp nhất (1,939.13), nhưng chỉ thấp hơn Naive 0.72 đơn vị. Trong rolling-origin CV, Naive dẫn đầu nhóm có cùng coverage với mean RMSE 5,353.94. Ljung-Box bác bỏ giả thuyết white-noise residual cho tất cả fitted forecast models, nên chưa có bằng chứng mô hình phức tạp cải thiện Naive một cách ổn định. Với volatility, eGARCH-Student-t là ứng viên cân bằng nhờ AIC gần GJR-GARCH, core residual diagnostics đạt và Nyblom joint stability không bị bác bỏ; adjusted Pearson GOF vẫn là hạn chế.</w:t>
       </w:r>
     </w:p>
     <w:p>
@@ -109,7 +109,7 @@
       </w:r>
     </w:p>
     <w:bookmarkEnd w:id="9"/>
-    <w:bookmarkStart w:id="10" w:name="giới-thiệu"/>
+    <w:bookmarkStart w:id="14" w:name="giới-thiệu"/>
     <w:p>
       <w:pPr>
         <w:pStyle w:val="Heading1"/>
@@ -127,12 +127,57 @@
         <w:t xml:space="preserve">Giới thiệu</w:t>
       </w:r>
     </w:p>
+    <w:bookmarkStart w:id="10" w:name="bối-cảnh"/>
+    <w:p>
+      <w:pPr>
+        <w:pStyle w:val="Heading2"/>
+      </w:pPr>
+      <w:r>
+        <w:rPr>
+          <w:rStyle w:val="SectionNumber"/>
+        </w:rPr>
+        <w:t xml:space="preserve">1.1</w:t>
+      </w:r>
+      <w:r>
+        <w:tab/>
+      </w:r>
+      <w:r>
+        <w:t xml:space="preserve">Bối cảnh</w:t>
+      </w:r>
+    </w:p>
     <w:p>
       <w:pPr>
         <w:pStyle w:val="FirstParagraph"/>
       </w:pPr>
       <w:r>
-        <w:t xml:space="preserve">Giá cổ phiếu vừa có xu hướng dài hạn vừa có mức biến động thay đổi theo thời gian. Vì vậy, một mô hình duy nhất khó trả lời đồng thời hai câu hỏi: mức giá tương lai có thể nằm ở đâu, và mức bất định quanh kỳ vọng đó thay đổi như thế nào. Đề tài tách bài toán thành hai phần:</w:t>
+        <w:t xml:space="preserve">Giá cổ phiếu là chuỗi thời gian có thứ tự, thường chứa xu hướng dài hạn và mức biến động thay đổi theo từng giai đoạn. Vì vậy, dự án không xem “dự báo giá” và “đo lường biến động” là cùng một bài toán. Dự báo giá tập trung vào conditional mean của mức giá, còn GARCH tập trung vào conditional variance của log return.</w:t>
+      </w:r>
+    </w:p>
+    <w:p>
+      <w:pPr>
+        <w:pStyle w:val="BodyText"/>
+      </w:pPr>
+      <w:r>
+        <w:t xml:space="preserve">FPT được chọn vì repository có chuỗi OHLCV dài hơn 11 năm và đủ quan sát để thực hành cleaning, kiểm định, đánh giá ngoài mẫu và mô hình hóa volatility. Việc chọn FPT chỉ phục vụ mục tiêu học thuật; dự án không đánh giá giá trị nội tại và không đưa ra khuyến nghị mua bán.</w:t>
+      </w:r>
+    </w:p>
+    <w:bookmarkEnd w:id="10"/>
+    <w:bookmarkStart w:id="11" w:name="câu-hỏi-nghiên-cứu"/>
+    <w:p>
+      <w:pPr>
+        <w:pStyle w:val="Heading2"/>
+      </w:pPr>
+      <w:r>
+        <w:rPr>
+          <w:rStyle w:val="SectionNumber"/>
+        </w:rPr>
+        <w:t xml:space="preserve">1.2</w:t>
+      </w:r>
+      <w:r>
+        <w:tab/>
+      </w:r>
+      <w:r>
+        <w:t xml:space="preserve">Câu hỏi nghiên cứu</w:t>
       </w:r>
     </w:p>
     <w:p>
@@ -144,7 +189,43 @@
         </w:numPr>
       </w:pPr>
       <w:r>
-        <w:t xml:space="preserve">Dự báo mức giá đóng cửa bằng các benchmark và mô hình chuỗi thời gian.</w:t>
+        <w:rPr>
+          <w:rStyle w:val="VerbatimChar"/>
+        </w:rPr>
+        <w:t xml:space="preserve">close</w:t>
+      </w:r>
+      <w:r>
+        <w:t xml:space="preserve">,</w:t>
+      </w:r>
+      <w:r>
+        <w:t xml:space="preserve"> </w:t>
+      </w:r>
+      <w:r>
+        <w:rPr>
+          <w:rStyle w:val="VerbatimChar"/>
+        </w:rPr>
+        <w:t xml:space="preserve">log_close</w:t>
+      </w:r>
+      <w:r>
+        <w:t xml:space="preserve"> </w:t>
+      </w:r>
+      <w:r>
+        <w:t xml:space="preserve">và</w:t>
+      </w:r>
+      <w:r>
+        <w:t xml:space="preserve"> </w:t>
+      </w:r>
+      <w:r>
+        <w:rPr>
+          <w:rStyle w:val="VerbatimChar"/>
+        </w:rPr>
+        <w:t xml:space="preserve">return</w:t>
+      </w:r>
+      <w:r>
+        <w:t xml:space="preserve"> </w:t>
+      </w:r>
+      <w:r>
+        <w:t xml:space="preserve">có dừng hay không?</w:t>
       </w:r>
     </w:p>
     <w:p>
@@ -156,7 +237,74 @@
         </w:numPr>
       </w:pPr>
       <w:r>
-        <w:t xml:space="preserve">Mô hình hóa conditional volatility của log return bằng họ GARCH.</w:t>
+        <w:t xml:space="preserve">ARIMA, SARIMA, ETS, ETS Damped hoặc ARIMAX có cải thiện Naive/Drift ngoài mẫu không?</w:t>
+      </w:r>
+    </w:p>
+    <w:p>
+      <w:pPr>
+        <w:pStyle w:val="Compact"/>
+        <w:numPr>
+          <w:ilvl w:val="0"/>
+          <w:numId w:val="1001"/>
+        </w:numPr>
+      </w:pPr>
+      <w:r>
+        <w:t xml:space="preserve">Kết luận từ một holdout 30 phiên có ổn định qua rolling-origin CV không?</w:t>
+      </w:r>
+    </w:p>
+    <w:p>
+      <w:pPr>
+        <w:pStyle w:val="Compact"/>
+        <w:numPr>
+          <w:ilvl w:val="0"/>
+          <w:numId w:val="1001"/>
+        </w:numPr>
+      </w:pPr>
+      <w:r>
+        <w:t xml:space="preserve">Return có ARCH effect và volatility clustering không?</w:t>
+      </w:r>
+    </w:p>
+    <w:p>
+      <w:pPr>
+        <w:pStyle w:val="Compact"/>
+        <w:numPr>
+          <w:ilvl w:val="0"/>
+          <w:numId w:val="1001"/>
+        </w:numPr>
+      </w:pPr>
+      <w:r>
+        <w:t xml:space="preserve">Student-t và cấu trúc bất đối xứng có cải thiện sGARCH-Normal không?</w:t>
+      </w:r>
+    </w:p>
+    <w:p>
+      <w:pPr>
+        <w:pStyle w:val="Compact"/>
+        <w:numPr>
+          <w:ilvl w:val="0"/>
+          <w:numId w:val="1001"/>
+        </w:numPr>
+      </w:pPr>
+      <w:r>
+        <w:t xml:space="preserve">Sau khi fit GARCH, residual dynamics, sign bias, parameter instability hoặc distribution misfit còn tồn tại không?</w:t>
+      </w:r>
+    </w:p>
+    <w:bookmarkEnd w:id="11"/>
+    <w:bookmarkStart w:id="12" w:name="mục-tiêu-và-phạm-vi"/>
+    <w:p>
+      <w:pPr>
+        <w:pStyle w:val="Heading2"/>
+      </w:pPr>
+      <w:r>
+        <w:rPr>
+          <w:rStyle w:val="SectionNumber"/>
+        </w:rPr>
+        <w:t xml:space="preserve">1.3</w:t>
+      </w:r>
+      <w:r>
+        <w:tab/>
+      </w:r>
+      <w:r>
+        <w:t xml:space="preserve">Mục tiêu và phạm vi</w:t>
       </w:r>
     </w:p>
     <w:p>
@@ -164,7 +312,38 @@
         <w:pStyle w:val="FirstParagraph"/>
       </w:pPr>
       <w:r>
-        <w:t xml:space="preserve">Các câu hỏi nghiên cứu chính là:</w:t>
+        <w:t xml:space="preserve">Dự án xây dựng pipeline R tái lập từ raw CSV đến Word: kiểm tra dữ liệu, tạo log return, EDA, ADF, forecast evaluation, GARCH comparison và diagnostics. Phạm vi chỉ sử dụng lịch sử</w:t>
+      </w:r>
+      <w:r>
+        <w:t xml:space="preserve"> </w:t>
+      </w:r>
+      <w:r>
+        <w:rPr>
+          <w:rStyle w:val="VerbatimChar"/>
+        </w:rPr>
+        <w:t xml:space="preserve">FPT.VN</w:t>
+      </w:r>
+      <w:r>
+        <w:t xml:space="preserve">; dự án chưa đưa VN-Index, biến vĩ mô, tin tức hoặc dữ liệu intraday vào mô hình.</w:t>
+      </w:r>
+    </w:p>
+    <w:bookmarkEnd w:id="12"/>
+    <w:bookmarkStart w:id="13" w:name="nguyên-tắc-phương-pháp"/>
+    <w:p>
+      <w:pPr>
+        <w:pStyle w:val="Heading2"/>
+      </w:pPr>
+      <w:r>
+        <w:rPr>
+          <w:rStyle w:val="SectionNumber"/>
+        </w:rPr>
+        <w:t xml:space="preserve">1.4</w:t>
+      </w:r>
+      <w:r>
+        <w:tab/>
+      </w:r>
+      <w:r>
+        <w:t xml:space="preserve">Nguyên tắc phương pháp</w:t>
       </w:r>
     </w:p>
     <w:p>
@@ -176,7 +355,7 @@
         </w:numPr>
       </w:pPr>
       <w:r>
-        <w:t xml:space="preserve">Chuỗi giá và log return của FPT có dừng hay không?</w:t>
+        <w:t xml:space="preserve">Không shuffle chuỗi thời gian.</w:t>
       </w:r>
     </w:p>
     <w:p>
@@ -188,7 +367,7 @@
         </w:numPr>
       </w:pPr>
       <w:r>
-        <w:t xml:space="preserve">Mô hình phức tạp có cải thiện so với Naive/Drift trên dữ liệu ngoài mẫu không?</w:t>
+        <w:t xml:space="preserve">Mọi model trong cùng bảng holdout dùng cùng train/test split.</w:t>
       </w:r>
     </w:p>
     <w:p>
@@ -200,7 +379,7 @@
         </w:numPr>
       </w:pPr>
       <w:r>
-        <w:t xml:space="preserve">Return có ARCH effect và volatility clustering không?</w:t>
+        <w:t xml:space="preserve">Model phức tạp phải được so với benchmark đơn giản.</w:t>
       </w:r>
     </w:p>
     <w:p>
@@ -212,7 +391,7 @@
         </w:numPr>
       </w:pPr>
       <w:r>
-        <w:t xml:space="preserve">Student-t và các cấu trúc bất đối xứng có phù hợp hơn sGARCH-Normal không?</w:t>
+        <w:t xml:space="preserve">Không chọn model chỉ bằng một metric hoặc AIC.</w:t>
       </w:r>
     </w:p>
     <w:p>
@@ -224,19 +403,24 @@
         </w:numPr>
       </w:pPr>
       <w:r>
-        <w:t xml:space="preserve">Sau khi fit, standardized residual còn autocorrelation, ARCH effect hoặc sign bias không?</w:t>
-      </w:r>
-    </w:p>
-    <w:p>
-      <w:pPr>
-        <w:pStyle w:val="FirstParagraph"/>
-      </w:pPr>
-      <w:r>
-        <w:t xml:space="preserve">Mục tiêu của đề tài là thực hành quy trình phân tích có thể tái lập bằng R, không đưa ra khuyến nghị mua bán chứng khoán.</w:t>
-      </w:r>
-    </w:p>
-    <w:bookmarkEnd w:id="10"/>
-    <w:bookmarkStart w:id="13" w:name="dữ-liệu"/>
+        <w:t xml:space="preserve">P-value được diễn giải theo giả thuyết của từng test, không dùng như xác suất model đúng.</w:t>
+      </w:r>
+    </w:p>
+    <w:p>
+      <w:pPr>
+        <w:pStyle w:val="Compact"/>
+        <w:numPr>
+          <w:ilvl w:val="0"/>
+          <w:numId w:val="1002"/>
+        </w:numPr>
+      </w:pPr>
+      <w:r>
+        <w:t xml:space="preserve">Kết luận phải đi kèm giới hạn và không được chuyển thành khuyến nghị đầu tư.</w:t>
+      </w:r>
+    </w:p>
+    <w:bookmarkEnd w:id="13"/>
+    <w:bookmarkEnd w:id="14"/>
+    <w:bookmarkStart w:id="19" w:name="dữ-liệu-và-kiểm-tra-chất-lượng"/>
     <w:p>
       <w:pPr>
         <w:pStyle w:val="Heading1"/>
@@ -251,10 +435,10 @@
         <w:tab/>
       </w:r>
       <w:r>
-        <w:t xml:space="preserve">Dữ liệu</w:t>
-      </w:r>
-    </w:p>
-    <w:bookmarkStart w:id="11" w:name="nguồn-và-phạm-vi"/>
+        <w:t xml:space="preserve">Dữ liệu và kiểm tra chất lượng</w:t>
+      </w:r>
+    </w:p>
+    <w:bookmarkStart w:id="15" w:name="nguồn-và-phạm-vi"/>
     <w:p>
       <w:pPr>
         <w:pStyle w:val="Heading2"/>
@@ -277,7 +461,46 @@
         <w:pStyle w:val="FirstParagraph"/>
       </w:pPr>
       <w:r>
-        <w:t xml:space="preserve">Dữ liệu được lưu tại</w:t>
+        <w:t xml:space="preserve">Dữ liệu được lấy từ Yahoo Finance với ticker</w:t>
+      </w:r>
+      <w:r>
+        <w:t xml:space="preserve"> </w:t>
+      </w:r>
+      <w:r>
+        <w:rPr>
+          <w:rStyle w:val="VerbatimChar"/>
+        </w:rPr>
+        <w:t xml:space="preserve">FPT.VN</w:t>
+      </w:r>
+      <w:r>
+        <w:t xml:space="preserve"> </w:t>
+      </w:r>
+      <w:r>
+        <w:t xml:space="preserve">bằng</w:t>
+      </w:r>
+      <w:r>
+        <w:t xml:space="preserve"> </w:t>
+      </w:r>
+      <w:r>
+        <w:rPr>
+          <w:rStyle w:val="VerbatimChar"/>
+        </w:rPr>
+        <w:t xml:space="preserve">notebooks/01_scrape_fpt_colab.ipynb</w:t>
+      </w:r>
+      <w:r>
+        <w:t xml:space="preserve">. Notebook dùng</w:t>
+      </w:r>
+      <w:r>
+        <w:t xml:space="preserve"> </w:t>
+      </w:r>
+      <w:r>
+        <w:rPr>
+          <w:rStyle w:val="VerbatimChar"/>
+        </w:rPr>
+        <w:t xml:space="preserve">auto_adjust = TRUE</w:t>
+      </w:r>
+      <w:r>
+        <w:t xml:space="preserve">, vì vậy các cột giá được hiểu là giá đã điều chỉnh theo dữ liệu của nhà cung cấp. Tệp raw cố định có 2,960 dòng từ 2015-01-01 đến 2026-06-08 và được lưu tại</w:t>
       </w:r>
       <w:r>
         <w:t xml:space="preserve"> </w:t>
@@ -289,49 +512,13 @@
         <w:t xml:space="preserve">data/raw/FPT_stock_data.csv</w:t>
       </w:r>
       <w:r>
-        <w:t xml:space="preserve">, tải từ Yahoo Finance với mã</w:t>
-      </w:r>
-      <w:r>
-        <w:t xml:space="preserve"> </w:t>
-      </w:r>
-      <w:r>
-        <w:rPr>
-          <w:rStyle w:val="VerbatimChar"/>
-        </w:rPr>
-        <w:t xml:space="preserve">FPT.VN</w:t>
-      </w:r>
-      <w:r>
-        <w:t xml:space="preserve"> </w:t>
-      </w:r>
-      <w:r>
-        <w:t xml:space="preserve">và tùy chọn</w:t>
-      </w:r>
-      <w:r>
-        <w:t xml:space="preserve"> </w:t>
-      </w:r>
-      <w:r>
-        <w:rPr>
-          <w:rStyle w:val="VerbatimChar"/>
-        </w:rPr>
-        <w:t xml:space="preserve">auto_adjust = TRUE</w:t>
-      </w:r>
-      <w:r>
-        <w:t xml:space="preserve">, gồm OHLCV theo ngày. Tệp sạch có 2787 dòng, từ 2015-01-05 đến 2026-06-08. Notebook, README và báo cáo sử dụng thống nhất nguồn và schema này.</w:t>
-      </w:r>
-    </w:p>
-    <w:p>
-      <w:pPr>
-        <w:pStyle w:val="BodyText"/>
-      </w:pPr>
-      <w:r>
-        <w:t xml:space="preserve">Các biến dùng trong phân tích:</w:t>
+        <w:t xml:space="preserve">.</w:t>
       </w:r>
     </w:p>
     <w:tbl>
       <w:tblPr>
         <w:tblStyle w:val="Table"/>
-        <w:tblW w:type="pct" w:w="5000"/>
-        <w:tblLayout w:type="fixed"/>
+        <w:tblW w:type="auto" w:w="0"/>
         <w:tblLook w:firstRow="1" w:lastRow="0" w:firstColumn="0" w:lastColumn="0" w:noHBand="0" w:noVBand="0" w:val="0020"/>
       </w:tblPr>
       <w:tblGrid>
@@ -405,36 +592,81 @@
               </w:rPr>
               <w:t xml:space="preserve">open</w:t>
             </w:r>
-            <w:r>
-              <w:t xml:space="preserve">,</w:t>
-            </w:r>
-            <w:r>
-              <w:t xml:space="preserve"> </w:t>
-            </w:r>
+          </w:p>
+        </w:tc>
+        <w:tc>
+          <w:tcPr/>
+          <w:p>
+            <w:pPr>
+              <w:pStyle w:val="Compact"/>
+            </w:pPr>
+            <w:r>
+              <w:t xml:space="preserve">Giá mở cửa đã điều chỉnh</w:t>
+            </w:r>
+          </w:p>
+        </w:tc>
+      </w:tr>
+      <w:tr>
+        <w:tc>
+          <w:tcPr/>
+          <w:p>
+            <w:pPr>
+              <w:pStyle w:val="Compact"/>
+            </w:pPr>
             <w:r>
               <w:rPr>
                 <w:rStyle w:val="VerbatimChar"/>
               </w:rPr>
               <w:t xml:space="preserve">high</w:t>
             </w:r>
-            <w:r>
-              <w:t xml:space="preserve">,</w:t>
-            </w:r>
-            <w:r>
-              <w:t xml:space="preserve"> </w:t>
-            </w:r>
+          </w:p>
+        </w:tc>
+        <w:tc>
+          <w:tcPr/>
+          <w:p>
+            <w:pPr>
+              <w:pStyle w:val="Compact"/>
+            </w:pPr>
+            <w:r>
+              <w:t xml:space="preserve">Giá cao nhất đã điều chỉnh</w:t>
+            </w:r>
+          </w:p>
+        </w:tc>
+      </w:tr>
+      <w:tr>
+        <w:tc>
+          <w:tcPr/>
+          <w:p>
+            <w:pPr>
+              <w:pStyle w:val="Compact"/>
+            </w:pPr>
             <w:r>
               <w:rPr>
                 <w:rStyle w:val="VerbatimChar"/>
               </w:rPr>
               <w:t xml:space="preserve">low</w:t>
             </w:r>
-            <w:r>
-              <w:t xml:space="preserve">,</w:t>
-            </w:r>
-            <w:r>
-              <w:t xml:space="preserve"> </w:t>
-            </w:r>
+          </w:p>
+        </w:tc>
+        <w:tc>
+          <w:tcPr/>
+          <w:p>
+            <w:pPr>
+              <w:pStyle w:val="Compact"/>
+            </w:pPr>
+            <w:r>
+              <w:t xml:space="preserve">Giá thấp nhất đã điều chỉnh</w:t>
+            </w:r>
+          </w:p>
+        </w:tc>
+      </w:tr>
+      <w:tr>
+        <w:tc>
+          <w:tcPr/>
+          <w:p>
+            <w:pPr>
+              <w:pStyle w:val="Compact"/>
+            </w:pPr>
             <w:r>
               <w:rPr>
                 <w:rStyle w:val="VerbatimChar"/>
@@ -450,7 +682,7 @@
               <w:pStyle w:val="Compact"/>
             </w:pPr>
             <w:r>
-              <w:t xml:space="preserve">Giá mở cửa, cao nhất, thấp nhất và đóng cửa</w:t>
+              <w:t xml:space="preserve">Giá đóng cửa đã điều chỉnh</w:t>
             </w:r>
           </w:p>
         </w:tc>
@@ -482,29 +714,137 @@
           </w:p>
         </w:tc>
       </w:tr>
+    </w:tbl>
+    <w:bookmarkEnd w:id="15"/>
+    <w:bookmarkStart w:id="16" w:name="quy-trình-làm-sạch"/>
+    <w:p>
+      <w:pPr>
+        <w:pStyle w:val="Heading2"/>
+      </w:pPr>
+      <w:r>
+        <w:rPr>
+          <w:rStyle w:val="SectionNumber"/>
+        </w:rPr>
+        <w:t xml:space="preserve">2.2</w:t>
+      </w:r>
+      <w:r>
+        <w:tab/>
+      </w:r>
+      <w:r>
+        <w:t xml:space="preserve">Quy trình làm sạch</w:t>
+      </w:r>
+    </w:p>
+    <w:p>
+      <w:pPr>
+        <w:pStyle w:val="FirstParagraph"/>
+      </w:pPr>
+      <w:r>
+        <w:rPr>
+          <w:rStyle w:val="VerbatimChar"/>
+        </w:rPr>
+        <w:t xml:space="preserve">R/01_data_cleaning.R</w:t>
+      </w:r>
+      <w:r>
+        <w:t xml:space="preserve"> </w:t>
+      </w:r>
+      <w:r>
+        <w:t xml:space="preserve">chuẩn hóa tên cột, chuyển kiểu Date/numeric, sắp xếp theo thời gian và kiểm tra schema. Pipeline dừng nếu có ngày lỗi, ngày trùng, missing OHLCV, giá không dương hoặc volume âm.</w:t>
+      </w:r>
+    </w:p>
+    <w:p>
+      <w:pPr>
+        <w:pStyle w:val="BodyText"/>
+      </w:pPr>
+      <w:r>
+        <w:t xml:space="preserve">Dữ liệu raw có 173 dòng</w:t>
+      </w:r>
+      <w:r>
+        <w:t xml:space="preserve"> </w:t>
+      </w:r>
+      <w:r>
+        <w:rPr>
+          <w:rStyle w:val="VerbatimChar"/>
+        </w:rPr>
+        <w:t xml:space="preserve">volume = 0</w:t>
+      </w:r>
+      <w:r>
+        <w:t xml:space="preserve">; các dòng này bị loại vì không đại diện cho phiên có khối lượng giao dịch dương trong chuỗi mô hình. Quan hệ OHLC được kiểm tra với tolerance</w:t>
+      </w:r>
+      <w:r>
+        <w:t xml:space="preserve"> </w:t>
+      </w:r>
+      <w:r>
+        <w:rPr>
+          <w:rStyle w:val="VerbatimChar"/>
+        </w:rPr>
+        <w:t xml:space="preserve">1e-8</w:t>
+      </w:r>
+      <w:r>
+        <w:t xml:space="preserve"> </w:t>
+      </w:r>
+      <w:r>
+        <w:t xml:space="preserve">để không nhầm sai số floating-point khoảng</w:t>
+      </w:r>
+      <w:r>
+        <w:t xml:space="preserve"> </w:t>
+      </w:r>
+      <w:r>
+        <w:rPr>
+          <w:rStyle w:val="VerbatimChar"/>
+        </w:rPr>
+        <w:t xml:space="preserve">10^-12</w:t>
+      </w:r>
+      <w:r>
+        <w:t xml:space="preserve"> </w:t>
+      </w:r>
+      <w:r>
+        <w:t xml:space="preserve">với lỗi thực. Sau tolerance và lọc volume, 1 dòng OHLC bất thường thực sự được chuẩn hóa.</w:t>
+      </w:r>
+    </w:p>
+    <w:p>
+      <w:pPr>
+        <w:pStyle w:val="TableCaption"/>
+      </w:pPr>
+      <w:r>
+        <w:t xml:space="preserve">Tóm tắt kiểm tra chất lượng dữ liệu</w:t>
+      </w:r>
+    </w:p>
+    <w:tbl>
+      <w:tblPr>
+        <w:tblStyle w:val="Table"/>
+        <w:tblW w:type="auto" w:w="0"/>
+        <w:tblLook w:firstRow="1" w:lastRow="0" w:firstColumn="0" w:lastColumn="0" w:noHBand="0" w:noVBand="0" w:val="0020"/>
+        <w:tblCaption w:val="Tóm tắt kiểm tra chất lượng dữ liệu"/>
+      </w:tblPr>
+      <w:tblGrid>
+        <w:gridCol w:w="3960"/>
+        <w:gridCol w:w="3960"/>
+      </w:tblGrid>
       <w:tr>
-        <w:tc>
-          <w:tcPr/>
-          <w:p>
-            <w:pPr>
-              <w:pStyle w:val="Compact"/>
-            </w:pPr>
-            <w:r>
-              <w:rPr>
-                <w:rStyle w:val="VerbatimChar"/>
-              </w:rPr>
-              <w:t xml:space="preserve">log_close</w:t>
-            </w:r>
-          </w:p>
-        </w:tc>
-        <w:tc>
-          <w:tcPr/>
-          <w:p>
-            <w:pPr>
-              <w:pStyle w:val="Compact"/>
-            </w:pPr>
-            <w:r>
-              <w:t xml:space="preserve">Log tự nhiên của giá đóng cửa</w:t>
+        <w:trPr>
+          <w:tblHeader w:val="on"/>
+        </w:trPr>
+        <w:tc>
+          <w:tcPr/>
+          <w:p>
+            <w:pPr>
+              <w:pStyle w:val="Compact"/>
+              <w:jc w:val="left"/>
+            </w:pPr>
+            <w:r>
+              <w:t xml:space="preserve">check</w:t>
+            </w:r>
+          </w:p>
+        </w:tc>
+        <w:tc>
+          <w:tcPr/>
+          <w:p>
+            <w:pPr>
+              <w:pStyle w:val="Compact"/>
+              <w:jc w:val="right"/>
+            </w:pPr>
+            <w:r>
+              <w:t xml:space="preserve">count</w:t>
             </w:r>
           </w:p>
         </w:tc>
@@ -515,43 +855,249 @@
           <w:p>
             <w:pPr>
               <w:pStyle w:val="Compact"/>
-            </w:pPr>
-            <w:r>
-              <w:rPr>
-                <w:rStyle w:val="VerbatimChar"/>
-              </w:rPr>
-              <w:t xml:space="preserve">return</w:t>
-            </w:r>
-          </w:p>
-        </w:tc>
-        <w:tc>
-          <w:tcPr/>
-          <w:p>
-            <w:pPr>
-              <w:pStyle w:val="Compact"/>
-            </w:pPr>
-            <w:r>
-              <w:t xml:space="preserve">Log return, bằng</w:t>
-            </w:r>
-            <w:r>
-              <w:t xml:space="preserve"> </w:t>
-            </w:r>
-            <w:r>
-              <w:rPr>
-                <w:rStyle w:val="VerbatimChar"/>
-              </w:rPr>
-              <w:t xml:space="preserve">log(close_t)-log(close_(t-1))</w:t>
+              <w:jc w:val="left"/>
+            </w:pPr>
+            <w:r>
+              <w:t xml:space="preserve">raw_rows</w:t>
+            </w:r>
+          </w:p>
+        </w:tc>
+        <w:tc>
+          <w:tcPr/>
+          <w:p>
+            <w:pPr>
+              <w:pStyle w:val="Compact"/>
+              <w:jc w:val="right"/>
+            </w:pPr>
+            <w:r>
+              <w:t xml:space="preserve">2960</w:t>
+            </w:r>
+          </w:p>
+        </w:tc>
+      </w:tr>
+      <w:tr>
+        <w:tc>
+          <w:tcPr/>
+          <w:p>
+            <w:pPr>
+              <w:pStyle w:val="Compact"/>
+              <w:jc w:val="left"/>
+            </w:pPr>
+            <w:r>
+              <w:t xml:space="preserve">invalid_date</w:t>
+            </w:r>
+          </w:p>
+        </w:tc>
+        <w:tc>
+          <w:tcPr/>
+          <w:p>
+            <w:pPr>
+              <w:pStyle w:val="Compact"/>
+              <w:jc w:val="right"/>
+            </w:pPr>
+            <w:r>
+              <w:t xml:space="preserve">0</w:t>
+            </w:r>
+          </w:p>
+        </w:tc>
+      </w:tr>
+      <w:tr>
+        <w:tc>
+          <w:tcPr/>
+          <w:p>
+            <w:pPr>
+              <w:pStyle w:val="Compact"/>
+              <w:jc w:val="left"/>
+            </w:pPr>
+            <w:r>
+              <w:t xml:space="preserve">duplicate_date</w:t>
+            </w:r>
+          </w:p>
+        </w:tc>
+        <w:tc>
+          <w:tcPr/>
+          <w:p>
+            <w:pPr>
+              <w:pStyle w:val="Compact"/>
+              <w:jc w:val="right"/>
+            </w:pPr>
+            <w:r>
+              <w:t xml:space="preserve">0</w:t>
+            </w:r>
+          </w:p>
+        </w:tc>
+      </w:tr>
+      <w:tr>
+        <w:tc>
+          <w:tcPr/>
+          <w:p>
+            <w:pPr>
+              <w:pStyle w:val="Compact"/>
+              <w:jc w:val="left"/>
+            </w:pPr>
+            <w:r>
+              <w:t xml:space="preserve">missing_ohlcv</w:t>
+            </w:r>
+          </w:p>
+        </w:tc>
+        <w:tc>
+          <w:tcPr/>
+          <w:p>
+            <w:pPr>
+              <w:pStyle w:val="Compact"/>
+              <w:jc w:val="right"/>
+            </w:pPr>
+            <w:r>
+              <w:t xml:space="preserve">0</w:t>
+            </w:r>
+          </w:p>
+        </w:tc>
+      </w:tr>
+      <w:tr>
+        <w:tc>
+          <w:tcPr/>
+          <w:p>
+            <w:pPr>
+              <w:pStyle w:val="Compact"/>
+              <w:jc w:val="left"/>
+            </w:pPr>
+            <w:r>
+              <w:t xml:space="preserve">non_positive_price</w:t>
+            </w:r>
+          </w:p>
+        </w:tc>
+        <w:tc>
+          <w:tcPr/>
+          <w:p>
+            <w:pPr>
+              <w:pStyle w:val="Compact"/>
+              <w:jc w:val="right"/>
+            </w:pPr>
+            <w:r>
+              <w:t xml:space="preserve">0</w:t>
+            </w:r>
+          </w:p>
+        </w:tc>
+      </w:tr>
+      <w:tr>
+        <w:tc>
+          <w:tcPr/>
+          <w:p>
+            <w:pPr>
+              <w:pStyle w:val="Compact"/>
+              <w:jc w:val="left"/>
+            </w:pPr>
+            <w:r>
+              <w:t xml:space="preserve">negative_volume</w:t>
+            </w:r>
+          </w:p>
+        </w:tc>
+        <w:tc>
+          <w:tcPr/>
+          <w:p>
+            <w:pPr>
+              <w:pStyle w:val="Compact"/>
+              <w:jc w:val="right"/>
+            </w:pPr>
+            <w:r>
+              <w:t xml:space="preserve">0</w:t>
+            </w:r>
+          </w:p>
+        </w:tc>
+      </w:tr>
+      <w:tr>
+        <w:tc>
+          <w:tcPr/>
+          <w:p>
+            <w:pPr>
+              <w:pStyle w:val="Compact"/>
+              <w:jc w:val="left"/>
+            </w:pPr>
+            <w:r>
+              <w:t xml:space="preserve">zero_volume</w:t>
+            </w:r>
+          </w:p>
+        </w:tc>
+        <w:tc>
+          <w:tcPr/>
+          <w:p>
+            <w:pPr>
+              <w:pStyle w:val="Compact"/>
+              <w:jc w:val="right"/>
+            </w:pPr>
+            <w:r>
+              <w:t xml:space="preserve">173</w:t>
+            </w:r>
+          </w:p>
+        </w:tc>
+      </w:tr>
+      <w:tr>
+        <w:tc>
+          <w:tcPr/>
+          <w:p>
+            <w:pPr>
+              <w:pStyle w:val="Compact"/>
+              <w:jc w:val="left"/>
+            </w:pPr>
+            <w:r>
+              <w:t xml:space="preserve">ohlc_rows_repaired_after_volume_filter</w:t>
+            </w:r>
+          </w:p>
+        </w:tc>
+        <w:tc>
+          <w:tcPr/>
+          <w:p>
+            <w:pPr>
+              <w:pStyle w:val="Compact"/>
+              <w:jc w:val="right"/>
+            </w:pPr>
+            <w:r>
+              <w:t xml:space="preserve">1</w:t>
             </w:r>
           </w:p>
         </w:tc>
       </w:tr>
     </w:tbl>
-    <w:p>
-      <w:pPr>
-        <w:pStyle w:val="BodyText"/>
-      </w:pPr>
-      <w:r>
-        <w:t xml:space="preserve">Log return được tính theo:</w:t>
+    <w:bookmarkEnd w:id="16"/>
+    <w:bookmarkStart w:id="17" w:name="dữ-liệu-model"/>
+    <w:p>
+      <w:pPr>
+        <w:pStyle w:val="Heading2"/>
+      </w:pPr>
+      <w:r>
+        <w:rPr>
+          <w:rStyle w:val="SectionNumber"/>
+        </w:rPr>
+        <w:t xml:space="preserve">2.3</w:t>
+      </w:r>
+      <w:r>
+        <w:tab/>
+      </w:r>
+      <w:r>
+        <w:t xml:space="preserve">Dữ liệu model</w:t>
+      </w:r>
+    </w:p>
+    <w:p>
+      <w:pPr>
+        <w:pStyle w:val="FirstParagraph"/>
+      </w:pPr>
+      <w:r>
+        <w:t xml:space="preserve">Tệp</w:t>
+      </w:r>
+      <w:r>
+        <w:t xml:space="preserve"> </w:t>
+      </w:r>
+      <w:r>
+        <w:rPr>
+          <w:rStyle w:val="VerbatimChar"/>
+        </w:rPr>
+        <w:t xml:space="preserve">data/processed/fpt_clean.csv</w:t>
+      </w:r>
+      <w:r>
+        <w:t xml:space="preserve"> </w:t>
+      </w:r>
+      <w:r>
+        <w:t xml:space="preserve">có 2,787 dòng từ 2015-01-05 đến 2026-06-08, gồm tám biến raw/derived. Hai biến được tạo thêm là:</w:t>
       </w:r>
     </w:p>
     <w:p>
@@ -563,6 +1109,67 @@
           <m:jc m:val="center"/>
         </m:oMathParaPr>
         <m:oMath>
+          <m:sSub>
+            <m:e>
+              <m:r>
+                <m:rPr>
+                  <m:nor/>
+                  <m:sty m:val="p"/>
+                </m:rPr>
+                <m:t>log_close</m:t>
+              </m:r>
+            </m:e>
+            <m:sub>
+              <m:r>
+                <m:t>t</m:t>
+              </m:r>
+            </m:sub>
+          </m:sSub>
+          <m:r>
+            <m:rPr>
+              <m:sty m:val="p"/>
+            </m:rPr>
+            <m:t>=</m:t>
+          </m:r>
+          <m:r>
+            <m:rPr>
+              <m:sty m:val="p"/>
+            </m:rPr>
+            <m:t>log</m:t>
+          </m:r>
+          <m:r>
+            <m:rPr>
+              <m:sty m:val="p"/>
+            </m:rPr>
+            <m:t>(</m:t>
+          </m:r>
+          <m:sSub>
+            <m:e>
+              <m:r>
+                <m:t>P</m:t>
+              </m:r>
+            </m:e>
+            <m:sub>
+              <m:r>
+                <m:t>t</m:t>
+              </m:r>
+            </m:sub>
+          </m:sSub>
+          <m:r>
+            <m:rPr>
+              <m:sty m:val="p"/>
+            </m:rPr>
+            <m:t>)</m:t>
+          </m:r>
+          <m:r>
+            <m:rPr>
+              <m:sty m:val="p"/>
+            </m:rPr>
+            <m:t>,</m:t>
+          </m:r>
+          <m:r>
+            <m:t>  </m:t>
+          </m:r>
           <m:sSub>
             <m:e>
               <m:r>
@@ -660,100 +1267,17 @@
             <m:rPr>
               <m:sty m:val="p"/>
             </m:rPr>
-            <m:t>=</m:t>
-          </m:r>
-          <m:r>
-            <m:rPr>
-              <m:sty m:val="p"/>
-            </m:rPr>
-            <m:t>log</m:t>
-          </m:r>
-          <m:d>
-            <m:dPr>
-              <m:begChr m:val="("/>
-              <m:sepChr m:val=""/>
-              <m:endChr m:val=")"/>
-              <m:grow/>
-            </m:dPr>
-            <m:e>
-              <m:f>
-                <m:fPr>
-                  <m:type m:val="bar"/>
-                </m:fPr>
-                <m:num>
-                  <m:sSub>
-                    <m:e>
-                      <m:r>
-                        <m:t>P</m:t>
-                      </m:r>
-                    </m:e>
-                    <m:sub>
-                      <m:r>
-                        <m:t>t</m:t>
-                      </m:r>
-                    </m:sub>
-                  </m:sSub>
-                </m:num>
-                <m:den>
-                  <m:sSub>
-                    <m:e>
-                      <m:r>
-                        <m:t>P</m:t>
-                      </m:r>
-                    </m:e>
-                    <m:sub>
-                      <m:r>
-                        <m:t>t</m:t>
-                      </m:r>
-                      <m:r>
-                        <m:rPr>
-                          <m:sty m:val="p"/>
-                        </m:rPr>
-                        <m:t>−</m:t>
-                      </m:r>
-                      <m:r>
-                        <m:t>1</m:t>
-                      </m:r>
-                    </m:sub>
-                  </m:sSub>
-                </m:den>
-              </m:f>
-            </m:e>
-          </m:d>
-          <m:r>
-            <m:rPr>
-              <m:sty m:val="p"/>
-            </m:rPr>
             <m:t>.</m:t>
           </m:r>
         </m:oMath>
       </m:oMathPara>
     </w:p>
-    <w:bookmarkEnd w:id="11"/>
-    <w:bookmarkStart w:id="12" w:name="kiểm-tra-chất-lượng"/>
-    <w:p>
-      <w:pPr>
-        <w:pStyle w:val="Heading2"/>
-      </w:pPr>
-      <w:r>
-        <w:rPr>
-          <w:rStyle w:val="SectionNumber"/>
-        </w:rPr>
-        <w:t xml:space="preserve">2.2</w:t>
-      </w:r>
-      <w:r>
-        <w:tab/>
-      </w:r>
-      <w:r>
-        <w:t xml:space="preserve">Kiểm tra chất lượng</w:t>
-      </w:r>
-    </w:p>
     <w:p>
       <w:pPr>
         <w:pStyle w:val="FirstParagraph"/>
       </w:pPr>
       <w:r>
-        <w:t xml:space="preserve">Script</w:t>
+        <w:t xml:space="preserve">Return đầu tiên là</w:t>
       </w:r>
       <w:r>
         <w:t xml:space="preserve"> </w:t>
@@ -762,55 +1286,13 @@
         <w:rPr>
           <w:rStyle w:val="VerbatimChar"/>
         </w:rPr>
-        <w:t xml:space="preserve">R/01_data_cleaning.R</w:t>
+        <w:t xml:space="preserve">NA</w:t>
       </w:r>
       <w:r>
         <w:t xml:space="preserve"> </w:t>
       </w:r>
       <w:r>
-        <w:t xml:space="preserve">chuẩn hóa ngày, kiểu số, sắp xếp thời gian và tạo biến log return. Dòng đầu của</w:t>
-      </w:r>
-      <w:r>
-        <w:t xml:space="preserve"> </w:t>
-      </w:r>
-      <w:r>
-        <w:rPr>
-          <w:rStyle w:val="VerbatimChar"/>
-        </w:rPr>
-        <w:t xml:space="preserve">return</w:t>
-      </w:r>
-      <w:r>
-        <w:t xml:space="preserve"> </w:t>
-      </w:r>
-      <w:r>
-        <w:t xml:space="preserve">thiếu theo định nghĩa vì không có giá phiên trước. Quy trình đã loại 173 dòng thô có</w:t>
-      </w:r>
-      <w:r>
-        <w:t xml:space="preserve"> </w:t>
-      </w:r>
-      <w:r>
-        <w:rPr>
-          <w:rStyle w:val="VerbatimChar"/>
-        </w:rPr>
-        <w:t xml:space="preserve">volume = 0</w:t>
-      </w:r>
-      <w:r>
-        <w:t xml:space="preserve">; dữ liệu sạch còn 0 dòng như vậy. Kiểm tra OHLC dùng tolerance</w:t>
-      </w:r>
-      <w:r>
-        <w:t xml:space="preserve"> </w:t>
-      </w:r>
-      <w:r>
-        <w:rPr>
-          <w:rStyle w:val="VerbatimChar"/>
-        </w:rPr>
-        <w:t xml:space="preserve">1e-8</w:t>
-      </w:r>
-      <w:r>
-        <w:t xml:space="preserve"> </w:t>
-      </w:r>
-      <w:r>
-        <w:t xml:space="preserve">và chuẩn hóa một dòng bất thường thực sự. Tất cả model và metric đã được tái sinh từ dữ liệu sạch cuối.</w:t>
+        <w:t xml:space="preserve">theo định nghĩa vì không có giá phiên trước; còn lại có 2,786 log returns hợp lệ. Dữ liệu sạch không còn volume bằng 0.</w:t>
       </w:r>
     </w:p>
     <w:p>
@@ -818,7 +1300,7 @@
         <w:pStyle w:val="TableCaption"/>
       </w:pPr>
       <w:r>
-        <w:t xml:space="preserve">Giá trị thiếu theo biến trong dữ liệu hiện tại</w:t>
+        <w:t xml:space="preserve">Giá trị thiếu trong tám biến của dữ liệu model</w:t>
       </w:r>
     </w:p>
     <w:tbl>
@@ -826,7 +1308,7 @@
         <w:tblStyle w:val="Table"/>
         <w:tblW w:type="auto" w:w="0"/>
         <w:tblLook w:firstRow="1" w:lastRow="0" w:firstColumn="0" w:lastColumn="0" w:noHBand="0" w:noVBand="0" w:val="0020"/>
-        <w:tblCaption w:val="Giá trị thiếu theo biến trong dữ liệu hiện tại"/>
+        <w:tblCaption w:val="Giá trị thiếu trong tám biến của dữ liệu model"/>
       </w:tblPr>
       <w:tblGrid>
         <w:gridCol w:w="2640"/>
@@ -1178,44 +1660,6 @@
           </w:p>
         </w:tc>
       </w:tr>
-      <w:tr>
-        <w:tc>
-          <w:tcPr/>
-          <w:p>
-            <w:pPr>
-              <w:pStyle w:val="Compact"/>
-              <w:jc w:val="left"/>
-            </w:pPr>
-            <w:r>
-              <w:t xml:space="preserve">weekday</w:t>
-            </w:r>
-          </w:p>
-        </w:tc>
-        <w:tc>
-          <w:tcPr/>
-          <w:p>
-            <w:pPr>
-              <w:pStyle w:val="Compact"/>
-              <w:jc w:val="right"/>
-            </w:pPr>
-            <w:r>
-              <w:t xml:space="preserve">0</w:t>
-            </w:r>
-          </w:p>
-        </w:tc>
-        <w:tc>
-          <w:tcPr/>
-          <w:p>
-            <w:pPr>
-              <w:pStyle w:val="Compact"/>
-              <w:jc w:val="right"/>
-            </w:pPr>
-            <w:r>
-              <w:t xml:space="preserve">0.0000</w:t>
-            </w:r>
-          </w:p>
-        </w:tc>
-      </w:tr>
     </w:tbl>
     <w:p/>
     <w:p>
@@ -1223,7 +1667,7 @@
         <w:pStyle w:val="TableCaption"/>
       </w:pPr>
       <w:r>
-        <w:t xml:space="preserve">Thống kê mô tả dữ liệu hiện tại</w:t>
+        <w:t xml:space="preserve">Thống kê mô tả dữ liệu sạch</w:t>
       </w:r>
     </w:p>
     <w:tbl>
@@ -1232,7 +1676,7 @@
         <w:tblW w:type="pct" w:w="5000"/>
         <w:tblLayout w:type="fixed"/>
         <w:tblLook w:firstRow="1" w:lastRow="0" w:firstColumn="0" w:lastColumn="0" w:noHBand="0" w:noVBand="0" w:val="0020"/>
-        <w:tblCaption w:val="Thống kê mô tả dữ liệu hiện tại"/>
+        <w:tblCaption w:val="Thống kê mô tả dữ liệu sạch"/>
       </w:tblPr>
       <w:tblGrid>
         <w:gridCol w:w="937"/>
@@ -1591,9 +2035,44 @@
         </w:tc>
       </w:tr>
     </w:tbl>
-    <w:bookmarkEnd w:id="12"/>
-    <w:bookmarkEnd w:id="13"/>
-    <w:bookmarkStart w:id="28" w:name="trực-quan-hóa-dữ-liệu"/>
+    <w:p>
+      <w:pPr>
+        <w:pStyle w:val="BodyText"/>
+      </w:pPr>
+      <w:r>
+        <w:t xml:space="preserve">Mean return lịch sử xấp xỉ 0.0837% mỗi phiên và standard deviation xấp xỉ 1.658%. Đây là mô tả sample, không phải lợi suất hoặc rủi ro đảm bảo trong tương lai. Volume có mean lớn hơn median do phân phối lệch và các quan sát rất lớn.</w:t>
+      </w:r>
+    </w:p>
+    <w:bookmarkEnd w:id="17"/>
+    <w:bookmarkStart w:id="18" w:name="hạn-chế-dữ-liệu"/>
+    <w:p>
+      <w:pPr>
+        <w:pStyle w:val="Heading2"/>
+      </w:pPr>
+      <w:r>
+        <w:rPr>
+          <w:rStyle w:val="SectionNumber"/>
+        </w:rPr>
+        <w:t xml:space="preserve">2.4</w:t>
+      </w:r>
+      <w:r>
+        <w:tab/>
+      </w:r>
+      <w:r>
+        <w:t xml:space="preserve">Hạn chế dữ liệu</w:t>
+      </w:r>
+    </w:p>
+    <w:p>
+      <w:pPr>
+        <w:pStyle w:val="FirstParagraph"/>
+      </w:pPr>
+      <w:r>
+        <w:t xml:space="preserve">Yahoo Finance có thể hiệu chỉnh dữ liệu lịch sử. Vì vậy dự án dùng fixed raw CSV để tái lập đúng sample; nếu tải lại dữ liệu, nhóm phải rerun toàn pipeline và không được trộn output cũ với input mới. Chuỗi chỉ gồm một cổ phiếu và chưa có market index hoặc biến vĩ mô để kiểm soát bối cảnh thị trường.</w:t>
+      </w:r>
+    </w:p>
+    <w:bookmarkEnd w:id="18"/>
+    <w:bookmarkEnd w:id="19"/>
+    <w:bookmarkStart w:id="51" w:name="phân-tích-khám-phá-và-trực-quan-hóa"/>
     <w:p>
       <w:pPr>
         <w:pStyle w:val="Heading1"/>
@@ -1608,10 +2087,10 @@
         <w:tab/>
       </w:r>
       <w:r>
-        <w:t xml:space="preserve">Trực quan hóa dữ liệu</w:t>
-      </w:r>
-    </w:p>
-    <w:bookmarkStart w:id="20" w:name="mức-giá-và-thanh-khoản"/>
+        <w:t xml:space="preserve">Phân tích khám phá và trực quan hóa</w:t>
+      </w:r>
+    </w:p>
+    <w:bookmarkStart w:id="26" w:name="giá-và-khối-lượng"/>
     <w:p>
       <w:pPr>
         <w:pStyle w:val="Heading2"/>
@@ -1626,7 +2105,7 @@
         <w:tab/>
       </w:r>
       <w:r>
-        <w:t xml:space="preserve">Mức giá và thanh khoản</w:t>
+        <w:t xml:space="preserve">Giá và khối lượng</w:t>
       </w:r>
     </w:p>
     <w:p>
@@ -1638,18 +2117,18 @@
           <wp:inline>
             <wp:extent cx="5067300" cy="3040380"/>
             <wp:effectExtent b="0" l="0" r="0" t="0"/>
-            <wp:docPr descr="Diễn biến giá đóng cửa FPT" title="" id="15" name="Picture"/>
+            <wp:docPr descr="Giá đóng cửa điều chỉnh của FPT" title="" id="21" name="Picture"/>
             <a:graphic>
               <a:graphicData uri="http://schemas.openxmlformats.org/drawingml/2006/picture">
                 <pic:pic>
                   <pic:nvPicPr>
-                    <pic:cNvPr descr="report_files/1b778d55195aacf1660542bf9e0726a8235135ff.png" id="16" name="Picture"/>
+                    <pic:cNvPr descr="report_files/1b778d55195aacf1660542bf9e0726a8235135ff.png" id="22" name="Picture"/>
                     <pic:cNvPicPr>
                       <a:picLocks noChangeArrowheads="1" noChangeAspect="1"/>
                     </pic:cNvPicPr>
                   </pic:nvPicPr>
                   <pic:blipFill>
-                    <a:blip r:embed="rId14"/>
+                    <a:blip r:embed="rId20"/>
                     <a:stretch>
                       <a:fillRect/>
                     </a:stretch>
@@ -1681,7 +2160,7 @@
         <w:pStyle w:val="ImageCaption"/>
       </w:pPr>
       <w:r>
-        <w:t xml:space="preserve">Diễn biến giá đóng cửa FPT</w:t>
+        <w:t xml:space="preserve">Giá đóng cửa điều chỉnh của FPT</w:t>
       </w:r>
     </w:p>
     <w:p>
@@ -1689,7 +2168,7 @@
         <w:pStyle w:val="BodyText"/>
       </w:pPr>
       <w:r>
-        <w:t xml:space="preserve">Chuỗi giá có xu hướng dài hạn và nhiều thay đổi về mức, nên không nên giả định dừng chỉ từ biểu đồ. Những nguyên nhân kinh tế cụ thể không được suy ra từ hình nếu không có nguồn sự kiện độc lập.</w:t>
+        <w:t xml:space="preserve">Giá thay đổi rõ về level và có xu hướng dài hạn; biểu đồ gợi ý non-stationarity nhưng không thay thế ADF. Không thể suy ra nguyên nhân kinh tế hoặc xu hướng tương lai chỉ từ đường giá.</w:t>
       </w:r>
     </w:p>
     <w:p>
@@ -1701,18 +2180,18 @@
           <wp:inline>
             <wp:extent cx="5067300" cy="3040380"/>
             <wp:effectExtent b="0" l="0" r="0" t="0"/>
-            <wp:docPr descr="Khối lượng giao dịch FPT theo thời gian" title="" id="18" name="Picture"/>
+            <wp:docPr descr="Khối lượng giao dịch FPT theo thời gian" title="" id="24" name="Picture"/>
             <a:graphic>
               <a:graphicData uri="http://schemas.openxmlformats.org/drawingml/2006/picture">
                 <pic:pic>
                   <pic:nvPicPr>
-                    <pic:cNvPr descr="report_files/f15e40b36bd7fcdd4014095245cb808c4fb3e9f3.png" id="19" name="Picture"/>
+                    <pic:cNvPr descr="report_files/f15e40b36bd7fcdd4014095245cb808c4fb3e9f3.png" id="25" name="Picture"/>
                     <pic:cNvPicPr>
                       <a:picLocks noChangeArrowheads="1" noChangeAspect="1"/>
                     </pic:cNvPicPr>
                   </pic:nvPicPr>
                   <pic:blipFill>
-                    <a:blip r:embed="rId17"/>
+                    <a:blip r:embed="rId23"/>
                     <a:stretch>
                       <a:fillRect/>
                     </a:stretch>
@@ -1752,11 +2231,11 @@
         <w:pStyle w:val="BodyText"/>
       </w:pPr>
       <w:r>
-        <w:t xml:space="preserve">Biểu đồ volume cho thấy thanh khoản không đồng đều. Các quan sát volume bằng 0 là vấn đề chất lượng dữ liệu cần xử lý, không mặc nhiên được xem là phiên giao dịch bình thường.</w:t>
-      </w:r>
-    </w:p>
-    <w:bookmarkEnd w:id="20"/>
-    <w:bookmarkStart w:id="27" w:name="log-return-và-phân-phối"/>
+        <w:t xml:space="preserve">Volume phân tán mạnh và có các quan sát cực lớn. Hình được dùng mô tả thanh khoản, không chứng minh một sự kiện hay quan hệ nhân quả nếu chưa có nguồn độc lập.</w:t>
+      </w:r>
+    </w:p>
+    <w:bookmarkEnd w:id="26"/>
+    <w:bookmarkStart w:id="33" w:name="log-return-và-volatility-clustering"/>
     <w:p>
       <w:pPr>
         <w:pStyle w:val="Heading2"/>
@@ -1771,7 +2250,7 @@
         <w:tab/>
       </w:r>
       <w:r>
-        <w:t xml:space="preserve">Log return và phân phối</w:t>
+        <w:t xml:space="preserve">Log return và volatility clustering</w:t>
       </w:r>
     </w:p>
     <w:p>
@@ -1783,18 +2262,18 @@
           <wp:inline>
             <wp:extent cx="5067300" cy="3040380"/>
             <wp:effectExtent b="0" l="0" r="0" t="0"/>
-            <wp:docPr descr="Log return của cổ phiếu FPT" title="" id="22" name="Picture"/>
+            <wp:docPr descr="Log return hằng ngày của FPT" title="" id="28" name="Picture"/>
             <a:graphic>
               <a:graphicData uri="http://schemas.openxmlformats.org/drawingml/2006/picture">
                 <pic:pic>
                   <pic:nvPicPr>
-                    <pic:cNvPr descr="report_files/6ecb168f34931d1903f7dea0f5dd7571269a9e58.png" id="23" name="Picture"/>
+                    <pic:cNvPr descr="report_files/6ecb168f34931d1903f7dea0f5dd7571269a9e58.png" id="29" name="Picture"/>
                     <pic:cNvPicPr>
                       <a:picLocks noChangeArrowheads="1" noChangeAspect="1"/>
                     </pic:cNvPicPr>
                   </pic:nvPicPr>
                   <pic:blipFill>
-                    <a:blip r:embed="rId21"/>
+                    <a:blip r:embed="rId27"/>
                     <a:stretch>
                       <a:fillRect/>
                     </a:stretch>
@@ -1826,7 +2305,7 @@
         <w:pStyle w:val="ImageCaption"/>
       </w:pPr>
       <w:r>
-        <w:t xml:space="preserve">Log return của cổ phiếu FPT</w:t>
+        <w:t xml:space="preserve">Log return hằng ngày của FPT</w:t>
       </w:r>
     </w:p>
     <w:p>
@@ -1834,7 +2313,7 @@
         <w:pStyle w:val="BodyText"/>
       </w:pPr>
       <w:r>
-        <w:t xml:space="preserve">Return dao động quanh 0 nhưng các giai đoạn biên độ lớn có xu hướng xuất hiện gần nhau, gợi ý volatility clustering. Đây mới là bằng chứng thăm dò; ARCH-LM được dùng để kiểm định chính thức.</w:t>
+        <w:t xml:space="preserve">Return dao động quanh 0 nhưng biên độ không ổn định: giai đoạn biến động lớn thường xuất hiện gần nhau. Đây là dấu hiệu thăm dò của volatility clustering; ARCH-LM ở phần GARCH kiểm định chính thức cấu trúc phương sai.</w:t>
       </w:r>
     </w:p>
     <w:p>
@@ -1846,18 +2325,18 @@
           <wp:inline>
             <wp:extent cx="5067300" cy="3040380"/>
             <wp:effectExtent b="0" l="0" r="0" t="0"/>
-            <wp:docPr descr="Phân phối return hiện tại" title="" id="25" name="Picture"/>
+            <wp:docPr descr="Bình phương log return và các cụm biến động" title="" id="31" name="Picture"/>
             <a:graphic>
               <a:graphicData uri="http://schemas.openxmlformats.org/drawingml/2006/picture">
                 <pic:pic>
                   <pic:nvPicPr>
-                    <pic:cNvPr descr="report_files/d6dfc333042c8e35372628be3028ff60c275e4f6.png" id="26" name="Picture"/>
+                    <pic:cNvPr descr="report_files/39a90fe9a43ce440494bcd58f27c5335a7926137.png" id="32" name="Picture"/>
                     <pic:cNvPicPr>
                       <a:picLocks noChangeArrowheads="1" noChangeAspect="1"/>
                     </pic:cNvPicPr>
                   </pic:nvPicPr>
                   <pic:blipFill>
-                    <a:blip r:embed="rId24"/>
+                    <a:blip r:embed="rId30"/>
                     <a:stretch>
                       <a:fillRect/>
                     </a:stretch>
@@ -1889,7 +2368,7 @@
         <w:pStyle w:val="ImageCaption"/>
       </w:pPr>
       <w:r>
-        <w:t xml:space="preserve">Phân phối return hiện tại</w:t>
+        <w:t xml:space="preserve">Bình phương log return và các cụm biến động</w:t>
       </w:r>
     </w:p>
     <w:p>
@@ -1897,12 +2376,336 @@
         <w:pStyle w:val="BodyText"/>
       </w:pPr>
       <w:r>
-        <w:t xml:space="preserve">Phân phối có nhiều quan sát ở phần đuôi. Vì vậy nhóm so sánh Normal với standardized Student-t trong phần GARCH.</w:t>
-      </w:r>
-    </w:p>
-    <w:bookmarkEnd w:id="27"/>
-    <w:bookmarkEnd w:id="28"/>
-    <w:bookmarkStart w:id="32" w:name="mô-hình-hóa-dữ-liệu"/>
+        <w:t xml:space="preserve">Squared return loại dấu và giữ độ lớn shock. Các spike theo cụm củng cố động cơ dùng conditional variance model thay vì một variance cố định cho toàn sample.</w:t>
+      </w:r>
+    </w:p>
+    <w:bookmarkEnd w:id="33"/>
+    <w:bookmarkStart w:id="40" w:name="hình-dạng-phân-phối"/>
+    <w:p>
+      <w:pPr>
+        <w:pStyle w:val="Heading2"/>
+      </w:pPr>
+      <w:r>
+        <w:rPr>
+          <w:rStyle w:val="SectionNumber"/>
+        </w:rPr>
+        <w:t xml:space="preserve">3.3</w:t>
+      </w:r>
+      <w:r>
+        <w:tab/>
+      </w:r>
+      <w:r>
+        <w:t xml:space="preserve">Hình dạng phân phối</w:t>
+      </w:r>
+    </w:p>
+    <w:p>
+      <w:pPr>
+        <w:pStyle w:val="CaptionedFigure"/>
+      </w:pPr>
+      <w:r>
+        <w:drawing>
+          <wp:inline>
+            <wp:extent cx="5067300" cy="3040380"/>
+            <wp:effectExtent b="0" l="0" r="0" t="0"/>
+            <wp:docPr descr="Phân phối thực nghiệm của log return so với Normal" title="" id="35" name="Picture"/>
+            <a:graphic>
+              <a:graphicData uri="http://schemas.openxmlformats.org/drawingml/2006/picture">
+                <pic:pic>
+                  <pic:nvPicPr>
+                    <pic:cNvPr descr="report_files/d6dfc333042c8e35372628be3028ff60c275e4f6.png" id="36" name="Picture"/>
+                    <pic:cNvPicPr>
+                      <a:picLocks noChangeArrowheads="1" noChangeAspect="1"/>
+                    </pic:cNvPicPr>
+                  </pic:nvPicPr>
+                  <pic:blipFill>
+                    <a:blip r:embed="rId34"/>
+                    <a:stretch>
+                      <a:fillRect/>
+                    </a:stretch>
+                  </pic:blipFill>
+                  <pic:spPr bwMode="auto">
+                    <a:xfrm>
+                      <a:off x="0" y="0"/>
+                      <a:ext cx="5067300" cy="3040380"/>
+                    </a:xfrm>
+                    <a:prstGeom prst="rect">
+                      <a:avLst/>
+                    </a:prstGeom>
+                    <a:noFill/>
+                    <a:ln w="9525">
+                      <a:noFill/>
+                      <a:headEnd/>
+                      <a:tailEnd/>
+                    </a:ln>
+                  </pic:spPr>
+                </pic:pic>
+              </a:graphicData>
+            </a:graphic>
+          </wp:inline>
+        </w:drawing>
+      </w:r>
+    </w:p>
+    <w:p>
+      <w:pPr>
+        <w:pStyle w:val="ImageCaption"/>
+      </w:pPr>
+      <w:r>
+        <w:t xml:space="preserve">Phân phối thực nghiệm của log return so với Normal</w:t>
+      </w:r>
+    </w:p>
+    <w:p>
+      <w:pPr>
+        <w:pStyle w:val="BodyText"/>
+      </w:pPr>
+      <w:r>
+        <w:t xml:space="preserve">Mật độ thực nghiệm lệch khỏi Normal cùng mean/SD, đặc biệt ở phần đuôi. Vì vậy dự án so sánh Normal với standardized Student-t trong GARCH.</w:t>
+      </w:r>
+    </w:p>
+    <w:p>
+      <w:pPr>
+        <w:pStyle w:val="CaptionedFigure"/>
+      </w:pPr>
+      <w:r>
+        <w:drawing>
+          <wp:inline>
+            <wp:extent cx="5067300" cy="3040380"/>
+            <wp:effectExtent b="0" l="0" r="0" t="0"/>
+            <wp:docPr descr="Q-Q plot của log return so với Normal" title="" id="38" name="Picture"/>
+            <a:graphic>
+              <a:graphicData uri="http://schemas.openxmlformats.org/drawingml/2006/picture">
+                <pic:pic>
+                  <pic:nvPicPr>
+                    <pic:cNvPr descr="report_files/acb86307c8be53460776b14870722bbafc1d7226.png" id="39" name="Picture"/>
+                    <pic:cNvPicPr>
+                      <a:picLocks noChangeArrowheads="1" noChangeAspect="1"/>
+                    </pic:cNvPicPr>
+                  </pic:nvPicPr>
+                  <pic:blipFill>
+                    <a:blip r:embed="rId37"/>
+                    <a:stretch>
+                      <a:fillRect/>
+                    </a:stretch>
+                  </pic:blipFill>
+                  <pic:spPr bwMode="auto">
+                    <a:xfrm>
+                      <a:off x="0" y="0"/>
+                      <a:ext cx="5067300" cy="3040380"/>
+                    </a:xfrm>
+                    <a:prstGeom prst="rect">
+                      <a:avLst/>
+                    </a:prstGeom>
+                    <a:noFill/>
+                    <a:ln w="9525">
+                      <a:noFill/>
+                      <a:headEnd/>
+                      <a:tailEnd/>
+                    </a:ln>
+                  </pic:spPr>
+                </pic:pic>
+              </a:graphicData>
+            </a:graphic>
+          </wp:inline>
+        </w:drawing>
+      </w:r>
+    </w:p>
+    <w:p>
+      <w:pPr>
+        <w:pStyle w:val="ImageCaption"/>
+      </w:pPr>
+      <w:r>
+        <w:t xml:space="preserve">Q-Q plot của log return so với Normal</w:t>
+      </w:r>
+    </w:p>
+    <w:p>
+      <w:pPr>
+        <w:pStyle w:val="BodyText"/>
+      </w:pPr>
+      <w:r>
+        <w:t xml:space="preserve">Các điểm lệch đường tham chiếu ở hai đuôi gợi ý heavy tails. Q-Q plot chỉ là chẩn đoán trực quan; adjusted Pearson GOF sau GARCH mới kiểm tra distribution fit định lượng.</w:t>
+      </w:r>
+    </w:p>
+    <w:bookmarkEnd w:id="40"/>
+    <w:bookmarkStart w:id="50" w:name="tự-tương-quan-và-yếu-tố-lịch"/>
+    <w:p>
+      <w:pPr>
+        <w:pStyle w:val="Heading2"/>
+      </w:pPr>
+      <w:r>
+        <w:rPr>
+          <w:rStyle w:val="SectionNumber"/>
+        </w:rPr>
+        <w:t xml:space="preserve">3.4</w:t>
+      </w:r>
+      <w:r>
+        <w:tab/>
+      </w:r>
+      <w:r>
+        <w:t xml:space="preserve">Tự tương quan và yếu tố lịch</w:t>
+      </w:r>
+    </w:p>
+    <w:p>
+      <w:pPr>
+        <w:pStyle w:val="FirstParagraph"/>
+      </w:pPr>
+      <w:r>
+        <w:drawing>
+          <wp:inline>
+            <wp:extent cx="2560320" cy="1564640"/>
+            <wp:effectExtent b="0" l="0" r="0" t="0"/>
+            <wp:docPr descr="ACF (trái) và PACF (phải) của log return" title="" id="42" name="Picture"/>
+            <a:graphic>
+              <a:graphicData uri="http://schemas.openxmlformats.org/drawingml/2006/picture">
+                <pic:pic>
+                  <pic:nvPicPr>
+                    <pic:cNvPr descr="report_files/6b0879d2f6aa1e79f18eba538efc512bb1ceaf35.png" id="43" name="Picture"/>
+                    <pic:cNvPicPr>
+                      <a:picLocks noChangeArrowheads="1" noChangeAspect="1"/>
+                    </pic:cNvPicPr>
+                  </pic:nvPicPr>
+                  <pic:blipFill>
+                    <a:blip r:embed="rId41"/>
+                    <a:stretch>
+                      <a:fillRect/>
+                    </a:stretch>
+                  </pic:blipFill>
+                  <pic:spPr bwMode="auto">
+                    <a:xfrm>
+                      <a:off x="0" y="0"/>
+                      <a:ext cx="2560320" cy="1564640"/>
+                    </a:xfrm>
+                    <a:prstGeom prst="rect">
+                      <a:avLst/>
+                    </a:prstGeom>
+                    <a:noFill/>
+                    <a:ln w="9525">
+                      <a:noFill/>
+                      <a:headEnd/>
+                      <a:tailEnd/>
+                    </a:ln>
+                  </pic:spPr>
+                </pic:pic>
+              </a:graphicData>
+            </a:graphic>
+          </wp:inline>
+        </w:drawing>
+      </w:r>
+      <w:r>
+        <w:drawing>
+          <wp:inline>
+            <wp:extent cx="2560320" cy="1564640"/>
+            <wp:effectExtent b="0" l="0" r="0" t="0"/>
+            <wp:docPr descr="ACF (trái) và PACF (phải) của log return" title="" id="45" name="Picture"/>
+            <a:graphic>
+              <a:graphicData uri="http://schemas.openxmlformats.org/drawingml/2006/picture">
+                <pic:pic>
+                  <pic:nvPicPr>
+                    <pic:cNvPr descr="report_files/d83800d4a6828ee829854be418984babb8014edc.png" id="46" name="Picture"/>
+                    <pic:cNvPicPr>
+                      <a:picLocks noChangeArrowheads="1" noChangeAspect="1"/>
+                    </pic:cNvPicPr>
+                  </pic:nvPicPr>
+                  <pic:blipFill>
+                    <a:blip r:embed="rId44"/>
+                    <a:stretch>
+                      <a:fillRect/>
+                    </a:stretch>
+                  </pic:blipFill>
+                  <pic:spPr bwMode="auto">
+                    <a:xfrm>
+                      <a:off x="0" y="0"/>
+                      <a:ext cx="2560320" cy="1564640"/>
+                    </a:xfrm>
+                    <a:prstGeom prst="rect">
+                      <a:avLst/>
+                    </a:prstGeom>
+                    <a:noFill/>
+                    <a:ln w="9525">
+                      <a:noFill/>
+                      <a:headEnd/>
+                      <a:tailEnd/>
+                    </a:ln>
+                  </pic:spPr>
+                </pic:pic>
+              </a:graphicData>
+            </a:graphic>
+          </wp:inline>
+        </w:drawing>
+      </w:r>
+    </w:p>
+    <w:p>
+      <w:pPr>
+        <w:pStyle w:val="BodyText"/>
+      </w:pPr>
+      <w:r>
+        <w:t xml:space="preserve">ACF/PACF return quan sát dependence tuyến tính theo lag, không chứng minh quan hệ nhân quả. ACF return nhỏ không loại trừ dependence trong squared return hoặc conditional variance.</w:t>
+      </w:r>
+    </w:p>
+    <w:p>
+      <w:pPr>
+        <w:pStyle w:val="CaptionedFigure"/>
+      </w:pPr>
+      <w:r>
+        <w:drawing>
+          <wp:inline>
+            <wp:extent cx="5067300" cy="3040380"/>
+            <wp:effectExtent b="0" l="0" r="0" t="0"/>
+            <wp:docPr descr="Phân phối log return theo ngày trong tuần" title="" id="48" name="Picture"/>
+            <a:graphic>
+              <a:graphicData uri="http://schemas.openxmlformats.org/drawingml/2006/picture">
+                <pic:pic>
+                  <pic:nvPicPr>
+                    <pic:cNvPr descr="report_files/28479bd788406ed4faef3f9fa77569baac177fce.png" id="49" name="Picture"/>
+                    <pic:cNvPicPr>
+                      <a:picLocks noChangeArrowheads="1" noChangeAspect="1"/>
+                    </pic:cNvPicPr>
+                  </pic:nvPicPr>
+                  <pic:blipFill>
+                    <a:blip r:embed="rId47"/>
+                    <a:stretch>
+                      <a:fillRect/>
+                    </a:stretch>
+                  </pic:blipFill>
+                  <pic:spPr bwMode="auto">
+                    <a:xfrm>
+                      <a:off x="0" y="0"/>
+                      <a:ext cx="5067300" cy="3040380"/>
+                    </a:xfrm>
+                    <a:prstGeom prst="rect">
+                      <a:avLst/>
+                    </a:prstGeom>
+                    <a:noFill/>
+                    <a:ln w="9525">
+                      <a:noFill/>
+                      <a:headEnd/>
+                      <a:tailEnd/>
+                    </a:ln>
+                  </pic:spPr>
+                </pic:pic>
+              </a:graphicData>
+            </a:graphic>
+          </wp:inline>
+        </w:drawing>
+      </w:r>
+    </w:p>
+    <w:p>
+      <w:pPr>
+        <w:pStyle w:val="ImageCaption"/>
+      </w:pPr>
+      <w:r>
+        <w:t xml:space="preserve">Phân phối log return theo ngày trong tuần</w:t>
+      </w:r>
+    </w:p>
+    <w:p>
+      <w:pPr>
+        <w:pStyle w:val="BodyText"/>
+      </w:pPr>
+      <w:r>
+        <w:t xml:space="preserve">Boxplot weekday chỉ là bằng chứng thăm dò. Dự án không tuyên bố weekday effect vì chưa có kiểm định chuyên biệt và điều chỉnh multiple testing. SARIMA chu kỳ 5 được xem là một specification thử nghiệm, không phải bằng chứng mùa vụ đã được xác nhận.</w:t>
+      </w:r>
+    </w:p>
+    <w:bookmarkEnd w:id="50"/>
+    <w:bookmarkEnd w:id="51"/>
+    <w:bookmarkStart w:id="63" w:name="tính-dừng-và-dự-báo-giá"/>
     <w:p>
       <w:pPr>
         <w:pStyle w:val="Heading1"/>
@@ -1917,10 +2720,10 @@
         <w:tab/>
       </w:r>
       <w:r>
-        <w:t xml:space="preserve">Mô hình hóa dữ liệu</w:t>
-      </w:r>
-    </w:p>
-    <w:bookmarkStart w:id="29" w:name="tính-dừng"/>
+        <w:t xml:space="preserve">Tính dừng và dự báo giá</w:t>
+      </w:r>
+    </w:p>
+    <w:bookmarkStart w:id="52" w:name="kiểm-định-adf"/>
     <w:p>
       <w:pPr>
         <w:pStyle w:val="Heading2"/>
@@ -1935,7 +2738,7 @@
         <w:tab/>
       </w:r>
       <w:r>
-        <w:t xml:space="preserve">Tính dừng</w:t>
+        <w:t xml:space="preserve">Kiểm định ADF</w:t>
       </w:r>
     </w:p>
     <w:p>
@@ -1943,19 +2746,39 @@
         <w:pStyle w:val="FirstParagraph"/>
       </w:pPr>
       <w:r>
-        <w:t xml:space="preserve">ADF kiểm định</w:t>
-      </w:r>
-      <w:r>
-        <w:t xml:space="preserve"> </w:t>
-      </w:r>
-      <w:r>
-        <w:rPr>
-          <w:rStyle w:val="VerbatimChar"/>
-        </w:rPr>
-        <w:t xml:space="preserve">H0</w:t>
-      </w:r>
-      <w:r>
-        <w:t xml:space="preserve">: chuỗi có unit root và không dừng. P-value lớn được diễn giải là “chưa đủ bằng chứng bác bỏ H0”, không phải “chấp nhận H0”.</w:t>
+        <w:t xml:space="preserve">Augmented Dickey-Fuller kiểm định:</w:t>
+      </w:r>
+    </w:p>
+    <w:p>
+      <w:pPr>
+        <w:pStyle w:val="Compact"/>
+        <w:numPr>
+          <w:ilvl w:val="0"/>
+          <w:numId w:val="1003"/>
+        </w:numPr>
+      </w:pPr>
+      <w:r>
+        <w:t xml:space="preserve">H0: chuỗi có unit root, không dừng.</w:t>
+      </w:r>
+    </w:p>
+    <w:p>
+      <w:pPr>
+        <w:pStyle w:val="Compact"/>
+        <w:numPr>
+          <w:ilvl w:val="0"/>
+          <w:numId w:val="1003"/>
+        </w:numPr>
+      </w:pPr>
+      <w:r>
+        <w:t xml:space="preserve">H1: chuỗi dừng theo specification của kiểm định.</w:t>
+      </w:r>
+    </w:p>
+    <w:p>
+      <w:pPr>
+        <w:pStyle w:val="FirstParagraph"/>
+      </w:pPr>
+      <w:r>
+        <w:t xml:space="preserve">P-value lớn được diễn giải là “chưa đủ bằng chứng bác bỏ H0”, không phải “chấp nhận H0”.</w:t>
       </w:r>
     </w:p>
     <w:p>
@@ -1963,7 +2786,7 @@
         <w:pStyle w:val="TableCaption"/>
       </w:pPr>
       <w:r>
-        <w:t xml:space="preserve">Kết quả kiểm định ADF</w:t>
+        <w:t xml:space="preserve">Kết quả kiểm định ADF trên dữ liệu sạch</w:t>
       </w:r>
     </w:p>
     <w:tbl>
@@ -1972,7 +2795,7 @@
         <w:tblW w:type="pct" w:w="5000"/>
         <w:tblLayout w:type="fixed"/>
         <w:tblLook w:firstRow="1" w:lastRow="0" w:firstColumn="0" w:lastColumn="0" w:noHBand="0" w:noVBand="0" w:val="0020"/>
-        <w:tblCaption w:val="Kết quả kiểm định ADF"/>
+        <w:tblCaption w:val="Kết quả kiểm định ADF trên dữ liệu sạch"/>
       </w:tblPr>
       <w:tblGrid>
         <w:gridCol w:w="3103"/>
@@ -2189,12 +3012,6 @@
         <w:pStyle w:val="BodyText"/>
       </w:pPr>
       <w:r>
-        <w:t xml:space="preserve">Kết quả hiện tại cho thấy</w:t>
-      </w:r>
-      <w:r>
-        <w:t xml:space="preserve"> </w:t>
-      </w:r>
-      <w:r>
         <w:rPr>
           <w:rStyle w:val="VerbatimChar"/>
         </w:rPr>
@@ -2219,7 +3036,7 @@
         <w:t xml:space="preserve"> </w:t>
       </w:r>
       <w:r>
-        <w:t xml:space="preserve">không dừng, trong khi</w:t>
+        <w:t xml:space="preserve">có p-value lần lượt 0.6676 và 0.8665, nên chưa bác bỏ unit root ở mức 5%.</w:t>
       </w:r>
       <w:r>
         <w:t xml:space="preserve"> </w:t>
@@ -2249,11 +3066,11 @@
         <w:t xml:space="preserve"> </w:t>
       </w:r>
       <w:r>
-        <w:t xml:space="preserve">báo ở ngưỡng nhỏ nhất 0.01. Do đó return được dùng cho GARCH, còn mô hình giá phải xử lý tính không dừng qua sai phân/trạng thái.</w:t>
-      </w:r>
-    </w:p>
-    <w:bookmarkEnd w:id="29"/>
-    <w:bookmarkStart w:id="30" w:name="mô-hình-dự-báo-giá"/>
+        <w:t xml:space="preserve">báo ở cận dưới 0,01, nên bác bỏ unit root. Log transform thay đổi scale nhưng không tự loại stochastic trend; sai phân log tạo return phù hợp hơn cho GARCH.</w:t>
+      </w:r>
+    </w:p>
+    <w:bookmarkEnd w:id="52"/>
+    <w:bookmarkStart w:id="53" w:name="thiết-kế-forecast"/>
     <w:p>
       <w:pPr>
         <w:pStyle w:val="Heading2"/>
@@ -2268,7 +3085,7 @@
         <w:tab/>
       </w:r>
       <w:r>
-        <w:t xml:space="preserve">Mô hình dự báo giá</w:t>
+        <w:t xml:space="preserve">Thiết kế forecast</w:t>
       </w:r>
     </w:p>
     <w:p>
@@ -2276,129 +3093,274 @@
         <w:pStyle w:val="FirstParagraph"/>
       </w:pPr>
       <w:r>
-        <w:t xml:space="preserve">Nhóm sử dụng:</w:t>
-      </w:r>
-    </w:p>
-    <w:p>
-      <w:pPr>
-        <w:pStyle w:val="Compact"/>
-        <w:numPr>
-          <w:ilvl w:val="0"/>
-          <w:numId w:val="1003"/>
-        </w:numPr>
-      </w:pPr>
-      <w:r>
-        <w:rPr>
-          <w:b/>
-          <w:bCs/>
-        </w:rPr>
-        <w:t xml:space="preserve">Naive:</w:t>
-      </w:r>
-      <w:r>
-        <w:t xml:space="preserve"> </w:t>
-      </w:r>
-      <w:r>
-        <w:t xml:space="preserve">mọi dự báo bằng quan sát cuối tập train.</w:t>
-      </w:r>
-    </w:p>
-    <w:p>
-      <w:pPr>
-        <w:pStyle w:val="Compact"/>
-        <w:numPr>
-          <w:ilvl w:val="0"/>
-          <w:numId w:val="1003"/>
-        </w:numPr>
-      </w:pPr>
-      <w:r>
-        <w:rPr>
-          <w:b/>
-          <w:bCs/>
-        </w:rPr>
-        <w:t xml:space="preserve">Drift:</w:t>
-      </w:r>
-      <w:r>
-        <w:t xml:space="preserve"> </w:t>
-      </w:r>
-      <w:r>
-        <w:t xml:space="preserve">random walk có độ trôi trung bình.</w:t>
-      </w:r>
-    </w:p>
-    <w:p>
-      <w:pPr>
-        <w:pStyle w:val="Compact"/>
-        <w:numPr>
-          <w:ilvl w:val="0"/>
-          <w:numId w:val="1003"/>
-        </w:numPr>
-      </w:pPr>
-      <w:r>
-        <w:rPr>
-          <w:b/>
-          <w:bCs/>
-        </w:rPr>
-        <w:t xml:space="preserve">ARIMA/SARIMA:</w:t>
-      </w:r>
-      <w:r>
-        <w:t xml:space="preserve"> </w:t>
-      </w:r>
-      <w:r>
-        <w:t xml:space="preserve">mô hình AR, sai phân và MA; SARIMA chỉ có giá trị khi dữ liệu hỗ trợ mùa vụ.</w:t>
-      </w:r>
-    </w:p>
-    <w:p>
-      <w:pPr>
-        <w:pStyle w:val="Compact"/>
-        <w:numPr>
-          <w:ilvl w:val="0"/>
-          <w:numId w:val="1003"/>
-        </w:numPr>
-      </w:pPr>
-      <w:r>
-        <w:rPr>
-          <w:b/>
-          <w:bCs/>
-        </w:rPr>
-        <w:t xml:space="preserve">ETS/ETS Damped:</w:t>
-      </w:r>
-      <w:r>
-        <w:t xml:space="preserve"> </w:t>
-      </w:r>
-      <w:r>
-        <w:t xml:space="preserve">mô hình trạng thái với level/trend; damped trend hạn chế ngoại suy tuyến tính dài hạn.</w:t>
-      </w:r>
-    </w:p>
-    <w:p>
-      <w:pPr>
-        <w:pStyle w:val="Compact"/>
-        <w:numPr>
-          <w:ilvl w:val="0"/>
-          <w:numId w:val="1003"/>
-        </w:numPr>
-      </w:pPr>
-      <w:r>
-        <w:rPr>
-          <w:b/>
-          <w:bCs/>
-        </w:rPr>
-        <w:t xml:space="preserve">ARIMAX (Lagged):</w:t>
-      </w:r>
-      <w:r>
-        <w:t xml:space="preserve"> </w:t>
-      </w:r>
-      <w:r>
-        <w:t xml:space="preserve">ARIMA kết hợp biến giải thích trễ; cần kiểm tra nghiêm ngặt leakage và khả năng có xreg tại thời điểm dự báo.</w:t>
-      </w:r>
-    </w:p>
-    <w:p>
-      <w:pPr>
-        <w:pStyle w:val="FirstParagraph"/>
-      </w:pPr>
-      <w:r>
-        <w:t xml:space="preserve">Dữ liệu được chia theo thời gian, không shuffle. Ngoài holdout 30 phiên, rolling-origin CV được dùng cho nhóm mô hình có output CV hiện tại. Các metric gồm RMSE, MAE và MAPE; tất cả đều có hướng “nhỏ hơn tốt hơn”.</w:t>
-      </w:r>
-    </w:p>
-    <w:bookmarkEnd w:id="30"/>
-    <w:bookmarkStart w:id="31" w:name="mô-hình-volatility"/>
+        <w:t xml:space="preserve">Dữ liệu được chia theo thời gian, không shuffle. Ba mươi phiên cuối tạo holdout chung cho bảy phương pháp. Rolling-origin CV bắt đầu từ 80% model sample, dùng horizon 20 và step 20, tạo 0 folds cho Naive, Drift, ARIMA, ETS và ETS Damped. SARIMA và ARIMAX chưa có cùng CV coverage, nên chỉ được đánh giá trên final holdout.</w:t>
+      </w:r>
+    </w:p>
+    <w:tbl>
+      <w:tblPr>
+        <w:tblStyle w:val="Table"/>
+        <w:tblW w:type="pct" w:w="5000"/>
+        <w:tblLayout w:type="fixed"/>
+        <w:tblLook w:firstRow="1" w:lastRow="0" w:firstColumn="0" w:lastColumn="0" w:noHBand="0" w:noVBand="0" w:val="0020"/>
+      </w:tblPr>
+      <w:tblGrid>
+        <w:gridCol w:w="3960"/>
+        <w:gridCol w:w="3960"/>
+      </w:tblGrid>
+      <w:tr>
+        <w:trPr>
+          <w:tblHeader w:val="on"/>
+        </w:trPr>
+        <w:tc>
+          <w:tcPr/>
+          <w:p>
+            <w:pPr>
+              <w:pStyle w:val="Compact"/>
+            </w:pPr>
+            <w:r>
+              <w:t xml:space="preserve">Mô hình</w:t>
+            </w:r>
+          </w:p>
+        </w:tc>
+        <w:tc>
+          <w:tcPr/>
+          <w:p>
+            <w:pPr>
+              <w:pStyle w:val="Compact"/>
+            </w:pPr>
+            <w:r>
+              <w:t xml:space="preserve">Ý tưởng</w:t>
+            </w:r>
+          </w:p>
+        </w:tc>
+      </w:tr>
+      <w:tr>
+        <w:tc>
+          <w:tcPr/>
+          <w:p>
+            <w:pPr>
+              <w:pStyle w:val="Compact"/>
+            </w:pPr>
+            <w:r>
+              <w:t xml:space="preserve">Naive</w:t>
+            </w:r>
+          </w:p>
+        </w:tc>
+        <w:tc>
+          <w:tcPr/>
+          <w:p>
+            <w:pPr>
+              <w:pStyle w:val="Compact"/>
+            </w:pPr>
+            <w:r>
+              <w:t xml:space="preserve">Mọi dự báo bằng giá cuối tập train</w:t>
+            </w:r>
+          </w:p>
+        </w:tc>
+      </w:tr>
+      <w:tr>
+        <w:tc>
+          <w:tcPr/>
+          <w:p>
+            <w:pPr>
+              <w:pStyle w:val="Compact"/>
+            </w:pPr>
+            <w:r>
+              <w:t xml:space="preserve">Drift</w:t>
+            </w:r>
+          </w:p>
+        </w:tc>
+        <w:tc>
+          <w:tcPr/>
+          <w:p>
+            <w:pPr>
+              <w:pStyle w:val="Compact"/>
+            </w:pPr>
+            <w:r>
+              <w:t xml:space="preserve">Random walk cộng độ trôi trung bình lịch sử</w:t>
+            </w:r>
+          </w:p>
+        </w:tc>
+      </w:tr>
+      <w:tr>
+        <w:tc>
+          <w:tcPr/>
+          <w:p>
+            <w:pPr>
+              <w:pStyle w:val="Compact"/>
+            </w:pPr>
+            <w:r>
+              <w:t xml:space="preserve">ARIMA</w:t>
+            </w:r>
+          </w:p>
+        </w:tc>
+        <w:tc>
+          <w:tcPr/>
+          <w:p>
+            <w:pPr>
+              <w:pStyle w:val="Compact"/>
+            </w:pPr>
+            <w:r>
+              <w:t xml:space="preserve">AR, sai phân và MA; order được</w:t>
+            </w:r>
+            <w:r>
+              <w:t xml:space="preserve"> </w:t>
+            </w:r>
+            <w:r>
+              <w:rPr>
+                <w:rStyle w:val="VerbatimChar"/>
+              </w:rPr>
+              <w:t xml:space="preserve">auto.arima()</w:t>
+            </w:r>
+            <w:r>
+              <w:t xml:space="preserve"> </w:t>
+            </w:r>
+            <w:r>
+              <w:t xml:space="preserve">lựa chọn</w:t>
+            </w:r>
+          </w:p>
+        </w:tc>
+      </w:tr>
+      <w:tr>
+        <w:tc>
+          <w:tcPr/>
+          <w:p>
+            <w:pPr>
+              <w:pStyle w:val="Compact"/>
+            </w:pPr>
+            <w:r>
+              <w:t xml:space="preserve">SARIMA</w:t>
+            </w:r>
+          </w:p>
+        </w:tc>
+        <w:tc>
+          <w:tcPr/>
+          <w:p>
+            <w:pPr>
+              <w:pStyle w:val="Compact"/>
+            </w:pPr>
+            <w:r>
+              <w:t xml:space="preserve">Thử thêm cấu trúc chu kỳ 5 phiên</w:t>
+            </w:r>
+          </w:p>
+        </w:tc>
+      </w:tr>
+      <w:tr>
+        <w:tc>
+          <w:tcPr/>
+          <w:p>
+            <w:pPr>
+              <w:pStyle w:val="Compact"/>
+            </w:pPr>
+            <w:r>
+              <w:t xml:space="preserve">ETS</w:t>
+            </w:r>
+          </w:p>
+        </w:tc>
+        <w:tc>
+          <w:tcPr/>
+          <w:p>
+            <w:pPr>
+              <w:pStyle w:val="Compact"/>
+            </w:pPr>
+            <w:r>
+              <w:t xml:space="preserve">State-space error, trend và seasonality</w:t>
+            </w:r>
+          </w:p>
+        </w:tc>
+      </w:tr>
+      <w:tr>
+        <w:tc>
+          <w:tcPr/>
+          <w:p>
+            <w:pPr>
+              <w:pStyle w:val="Compact"/>
+            </w:pPr>
+            <w:r>
+              <w:t xml:space="preserve">ETS Damped</w:t>
+            </w:r>
+          </w:p>
+        </w:tc>
+        <w:tc>
+          <w:tcPr/>
+          <w:p>
+            <w:pPr>
+              <w:pStyle w:val="Compact"/>
+            </w:pPr>
+            <w:r>
+              <w:t xml:space="preserve">ETS với trend tắt dần</w:t>
+            </w:r>
+          </w:p>
+        </w:tc>
+      </w:tr>
+      <w:tr>
+        <w:tc>
+          <w:tcPr/>
+          <w:p>
+            <w:pPr>
+              <w:pStyle w:val="Compact"/>
+            </w:pPr>
+            <w:r>
+              <w:t xml:space="preserve">ARIMAX Lagged</w:t>
+            </w:r>
+          </w:p>
+        </w:tc>
+        <w:tc>
+          <w:tcPr/>
+          <w:p>
+            <w:pPr>
+              <w:pStyle w:val="Compact"/>
+            </w:pPr>
+            <w:r>
+              <w:t xml:space="preserve">ARIMA cộng</w:t>
+            </w:r>
+            <w:r>
+              <w:t xml:space="preserve"> </w:t>
+            </w:r>
+            <w:r>
+              <w:rPr>
+                <w:rStyle w:val="VerbatimChar"/>
+              </w:rPr>
+              <w:t xml:space="preserve">lag_volume</w:t>
+            </w:r>
+            <w:r>
+              <w:t xml:space="preserve">,</w:t>
+            </w:r>
+            <w:r>
+              <w:t xml:space="preserve"> </w:t>
+            </w:r>
+            <w:r>
+              <w:rPr>
+                <w:rStyle w:val="VerbatimChar"/>
+              </w:rPr>
+              <w:t xml:space="preserve">lag_daily_range</w:t>
+            </w:r>
+            <w:r>
+              <w:t xml:space="preserve">,</w:t>
+            </w:r>
+            <w:r>
+              <w:t xml:space="preserve"> </w:t>
+            </w:r>
+            <w:r>
+              <w:rPr>
+                <w:rStyle w:val="VerbatimChar"/>
+              </w:rPr>
+              <w:t xml:space="preserve">lag_return</w:t>
+            </w:r>
+          </w:p>
+        </w:tc>
+      </w:tr>
+    </w:tbl>
+    <w:p>
+      <w:pPr>
+        <w:pStyle w:val="BodyText"/>
+      </w:pPr>
+      <w:r>
+        <w:t xml:space="preserve">ARIMAX chỉ dùng biến trễ một phiên để tránh dùng trực tiếp thông tin cùng ngày. Tuy nhiên, triển khai thực tế vẫn phải bảo đảm xreg có sẵn đúng thời điểm forecast.</w:t>
+      </w:r>
+    </w:p>
+    <w:bookmarkEnd w:id="53"/>
+    <w:bookmarkStart w:id="54" w:name="metric-và-diagnostics"/>
     <w:p>
       <w:pPr>
         <w:pStyle w:val="Heading2"/>
@@ -2413,15 +3375,1829 @@
         <w:tab/>
       </w:r>
       <w:r>
-        <w:t xml:space="preserve">Mô hình volatility</w:t>
+        <w:t xml:space="preserve">Metric và diagnostics</w:t>
       </w:r>
     </w:p>
     <w:p>
       <w:pPr>
         <w:pStyle w:val="FirstParagraph"/>
       </w:pPr>
-      <w:r>
-        <w:t xml:space="preserve">Mean equation cơ bản là:</w:t>
+      <m:oMathPara>
+        <m:oMathParaPr>
+          <m:jc m:val="center"/>
+        </m:oMathParaPr>
+        <m:oMath>
+          <m:r>
+            <m:t>R</m:t>
+          </m:r>
+          <m:r>
+            <m:t>M</m:t>
+          </m:r>
+          <m:r>
+            <m:t>S</m:t>
+          </m:r>
+          <m:r>
+            <m:t>E</m:t>
+          </m:r>
+          <m:r>
+            <m:rPr>
+              <m:sty m:val="p"/>
+            </m:rPr>
+            <m:t>=</m:t>
+          </m:r>
+          <m:rad>
+            <m:radPr>
+              <m:degHide m:val="on"/>
+            </m:radPr>
+            <m:deg/>
+            <m:e>
+              <m:f>
+                <m:fPr>
+                  <m:type m:val="bar"/>
+                </m:fPr>
+                <m:num>
+                  <m:r>
+                    <m:t>1</m:t>
+                  </m:r>
+                </m:num>
+                <m:den>
+                  <m:r>
+                    <m:t>n</m:t>
+                  </m:r>
+                </m:den>
+              </m:f>
+              <m:r>
+                <m:rPr>
+                  <m:sty m:val="p"/>
+                </m:rPr>
+                <m:t>∑</m:t>
+              </m:r>
+              <m:sSubSup>
+                <m:e>
+                  <m:r>
+                    <m:t>e</m:t>
+                  </m:r>
+                </m:e>
+                <m:sub>
+                  <m:r>
+                    <m:t>t</m:t>
+                  </m:r>
+                </m:sub>
+                <m:sup>
+                  <m:r>
+                    <m:t>2</m:t>
+                  </m:r>
+                </m:sup>
+              </m:sSubSup>
+            </m:e>
+          </m:rad>
+          <m:r>
+            <m:rPr>
+              <m:sty m:val="p"/>
+            </m:rPr>
+            <m:t>,</m:t>
+          </m:r>
+          <m:r>
+            <m:t>  </m:t>
+          </m:r>
+          <m:r>
+            <m:t>M</m:t>
+          </m:r>
+          <m:r>
+            <m:t>A</m:t>
+          </m:r>
+          <m:r>
+            <m:t>E</m:t>
+          </m:r>
+          <m:r>
+            <m:rPr>
+              <m:sty m:val="p"/>
+            </m:rPr>
+            <m:t>=</m:t>
+          </m:r>
+          <m:f>
+            <m:fPr>
+              <m:type m:val="bar"/>
+            </m:fPr>
+            <m:num>
+              <m:r>
+                <m:t>1</m:t>
+              </m:r>
+            </m:num>
+            <m:den>
+              <m:r>
+                <m:t>n</m:t>
+              </m:r>
+            </m:den>
+          </m:f>
+          <m:r>
+            <m:rPr>
+              <m:sty m:val="p"/>
+            </m:rPr>
+            <m:t>∑</m:t>
+          </m:r>
+          <m:r>
+            <m:rPr>
+              <m:sty m:val="p"/>
+            </m:rPr>
+            <m:t>|</m:t>
+          </m:r>
+          <m:sSub>
+            <m:e>
+              <m:r>
+                <m:t>e</m:t>
+              </m:r>
+            </m:e>
+            <m:sub>
+              <m:r>
+                <m:t>t</m:t>
+              </m:r>
+            </m:sub>
+          </m:sSub>
+          <m:r>
+            <m:rPr>
+              <m:sty m:val="p"/>
+            </m:rPr>
+            <m:t>|</m:t>
+          </m:r>
+          <m:r>
+            <m:rPr>
+              <m:sty m:val="p"/>
+            </m:rPr>
+            <m:t>,</m:t>
+          </m:r>
+          <m:r>
+            <m:t>  </m:t>
+          </m:r>
+          <m:r>
+            <m:t>M</m:t>
+          </m:r>
+          <m:r>
+            <m:t>A</m:t>
+          </m:r>
+          <m:r>
+            <m:t>P</m:t>
+          </m:r>
+          <m:r>
+            <m:t>E</m:t>
+          </m:r>
+          <m:r>
+            <m:rPr>
+              <m:sty m:val="p"/>
+            </m:rPr>
+            <m:t>=</m:t>
+          </m:r>
+          <m:f>
+            <m:fPr>
+              <m:type m:val="bar"/>
+            </m:fPr>
+            <m:num>
+              <m:r>
+                <m:t>100</m:t>
+              </m:r>
+            </m:num>
+            <m:den>
+              <m:r>
+                <m:t>n</m:t>
+              </m:r>
+            </m:den>
+          </m:f>
+          <m:r>
+            <m:rPr>
+              <m:sty m:val="p"/>
+            </m:rPr>
+            <m:t>∑</m:t>
+          </m:r>
+          <m:d>
+            <m:dPr>
+              <m:begChr m:val="|"/>
+              <m:sepChr m:val=""/>
+              <m:endChr m:val="|"/>
+              <m:grow/>
+            </m:dPr>
+            <m:e>
+              <m:f>
+                <m:fPr>
+                  <m:type m:val="bar"/>
+                </m:fPr>
+                <m:num>
+                  <m:sSub>
+                    <m:e>
+                      <m:r>
+                        <m:t>e</m:t>
+                      </m:r>
+                    </m:e>
+                    <m:sub>
+                      <m:r>
+                        <m:t>t</m:t>
+                      </m:r>
+                    </m:sub>
+                  </m:sSub>
+                </m:num>
+                <m:den>
+                  <m:sSub>
+                    <m:e>
+                      <m:r>
+                        <m:t>y</m:t>
+                      </m:r>
+                    </m:e>
+                    <m:sub>
+                      <m:r>
+                        <m:t>t</m:t>
+                      </m:r>
+                    </m:sub>
+                  </m:sSub>
+                </m:den>
+              </m:f>
+            </m:e>
+          </m:d>
+          <m:r>
+            <m:rPr>
+              <m:sty m:val="p"/>
+            </m:rPr>
+            <m:t>.</m:t>
+          </m:r>
+        </m:oMath>
+      </m:oMathPara>
+    </w:p>
+    <w:p>
+      <w:pPr>
+        <w:pStyle w:val="FirstParagraph"/>
+      </w:pPr>
+      <w:r>
+        <w:t xml:space="preserve">Ba metric đều có hướng nhỏ hơn tốt hơn. RMSE phạt lỗi lớn mạnh hơn MAE; MAPE cho tỷ lệ tương đối nhưng không phù hợp khi actual gần 0. Ljung-Box residual có H0 là không có autocorrelation đến lag kiểm tra. P-value nhỏ cho thấy model còn bỏ sót mean dynamics.</w:t>
+      </w:r>
+    </w:p>
+    <w:bookmarkEnd w:id="54"/>
+    <w:bookmarkStart w:id="61" w:name="kết-quả-holdout-cv-và-residual"/>
+    <w:p>
+      <w:pPr>
+        <w:pStyle w:val="Heading2"/>
+      </w:pPr>
+      <w:r>
+        <w:rPr>
+          <w:rStyle w:val="SectionNumber"/>
+        </w:rPr>
+        <w:t xml:space="preserve">4.4</w:t>
+      </w:r>
+      <w:r>
+        <w:tab/>
+      </w:r>
+      <w:r>
+        <w:t xml:space="preserve">Kết quả holdout, CV và residual</w:t>
+      </w:r>
+    </w:p>
+    <w:p>
+      <w:pPr>
+        <w:pStyle w:val="TableCaption"/>
+      </w:pPr>
+      <w:r>
+        <w:t xml:space="preserve">So sánh forecast bằng holdout, rolling CV và Ljung-Box</w:t>
+      </w:r>
+    </w:p>
+    <w:tbl>
+      <w:tblPr>
+        <w:tblStyle w:val="Table"/>
+        <w:tblW w:type="pct" w:w="5000"/>
+        <w:tblLayout w:type="fixed"/>
+        <w:tblLook w:firstRow="1" w:lastRow="0" w:firstColumn="0" w:lastColumn="0" w:noHBand="0" w:noVBand="0" w:val="0020"/>
+        <w:tblCaption w:val="So sánh forecast bằng holdout, rolling CV và Ljung-Box"/>
+      </w:tblPr>
+      <w:tblGrid>
+        <w:gridCol w:w="606"/>
+        <w:gridCol w:w="341"/>
+        <w:gridCol w:w="341"/>
+        <w:gridCol w:w="265"/>
+        <w:gridCol w:w="606"/>
+        <w:gridCol w:w="492"/>
+        <w:gridCol w:w="492"/>
+        <w:gridCol w:w="492"/>
+        <w:gridCol w:w="795"/>
+        <w:gridCol w:w="947"/>
+        <w:gridCol w:w="2538"/>
+      </w:tblGrid>
+      <w:tr>
+        <w:trPr>
+          <w:tblHeader w:val="on"/>
+        </w:trPr>
+        <w:tc>
+          <w:tcPr/>
+          <w:p>
+            <w:pPr>
+              <w:pStyle w:val="Compact"/>
+              <w:jc w:val="left"/>
+            </w:pPr>
+            <w:r>
+              <w:t xml:space="preserve">model</w:t>
+            </w:r>
+          </w:p>
+        </w:tc>
+        <w:tc>
+          <w:tcPr/>
+          <w:p>
+            <w:pPr>
+              <w:pStyle w:val="Compact"/>
+              <w:jc w:val="right"/>
+            </w:pPr>
+            <w:r>
+              <w:t xml:space="preserve">rmse</w:t>
+            </w:r>
+          </w:p>
+        </w:tc>
+        <w:tc>
+          <w:tcPr/>
+          <w:p>
+            <w:pPr>
+              <w:pStyle w:val="Compact"/>
+              <w:jc w:val="right"/>
+            </w:pPr>
+            <w:r>
+              <w:t xml:space="preserve">mae</w:t>
+            </w:r>
+          </w:p>
+        </w:tc>
+        <w:tc>
+          <w:tcPr/>
+          <w:p>
+            <w:pPr>
+              <w:pStyle w:val="Compact"/>
+              <w:jc w:val="right"/>
+            </w:pPr>
+            <w:r>
+              <w:t xml:space="preserve">mape</w:t>
+            </w:r>
+          </w:p>
+        </w:tc>
+        <w:tc>
+          <w:tcPr/>
+          <w:p>
+            <w:pPr>
+              <w:pStyle w:val="Compact"/>
+              <w:jc w:val="right"/>
+            </w:pPr>
+            <w:r>
+              <w:t xml:space="preserve">final_rmse_rank</w:t>
+            </w:r>
+          </w:p>
+        </w:tc>
+        <w:tc>
+          <w:tcPr/>
+          <w:p>
+            <w:pPr>
+              <w:pStyle w:val="Compact"/>
+              <w:jc w:val="right"/>
+            </w:pPr>
+            <w:r>
+              <w:t xml:space="preserve">cv_mean_rmse</w:t>
+            </w:r>
+          </w:p>
+        </w:tc>
+        <w:tc>
+          <w:tcPr/>
+          <w:p>
+            <w:pPr>
+              <w:pStyle w:val="Compact"/>
+              <w:jc w:val="right"/>
+            </w:pPr>
+            <w:r>
+              <w:t xml:space="preserve">cv_mean_mape</w:t>
+            </w:r>
+          </w:p>
+        </w:tc>
+        <w:tc>
+          <w:tcPr/>
+          <w:p>
+            <w:pPr>
+              <w:pStyle w:val="Compact"/>
+              <w:jc w:val="right"/>
+            </w:pPr>
+            <w:r>
+              <w:t xml:space="preserve">cv_rmse_rank</w:t>
+            </w:r>
+          </w:p>
+        </w:tc>
+        <w:tc>
+          <w:tcPr/>
+          <w:p>
+            <w:pPr>
+              <w:pStyle w:val="Compact"/>
+              <w:jc w:val="right"/>
+            </w:pPr>
+            <w:r>
+              <w:t xml:space="preserve">residual_ljung_box_p</w:t>
+            </w:r>
+          </w:p>
+        </w:tc>
+        <w:tc>
+          <w:tcPr/>
+          <w:p>
+            <w:pPr>
+              <w:pStyle w:val="Compact"/>
+              <w:jc w:val="left"/>
+            </w:pPr>
+            <w:r>
+              <w:t xml:space="preserve">residual_diagnostic_pass</w:t>
+            </w:r>
+          </w:p>
+        </w:tc>
+        <w:tc>
+          <w:tcPr/>
+          <w:p>
+            <w:pPr>
+              <w:pStyle w:val="Compact"/>
+              <w:jc w:val="left"/>
+            </w:pPr>
+            <w:r>
+              <w:t xml:space="preserve">evidence_assessment</w:t>
+            </w:r>
+          </w:p>
+        </w:tc>
+      </w:tr>
+      <w:tr>
+        <w:tc>
+          <w:tcPr/>
+          <w:p>
+            <w:pPr>
+              <w:pStyle w:val="Compact"/>
+              <w:jc w:val="left"/>
+            </w:pPr>
+            <w:r>
+              <w:t xml:space="preserve">ETS Damped</w:t>
+            </w:r>
+          </w:p>
+        </w:tc>
+        <w:tc>
+          <w:tcPr/>
+          <w:p>
+            <w:pPr>
+              <w:pStyle w:val="Compact"/>
+              <w:jc w:val="right"/>
+            </w:pPr>
+            <w:r>
+              <w:t xml:space="preserve">1939.127</w:t>
+            </w:r>
+          </w:p>
+        </w:tc>
+        <w:tc>
+          <w:tcPr/>
+          <w:p>
+            <w:pPr>
+              <w:pStyle w:val="Compact"/>
+              <w:jc w:val="right"/>
+            </w:pPr>
+            <w:r>
+              <w:t xml:space="preserve">1524.155</w:t>
+            </w:r>
+          </w:p>
+        </w:tc>
+        <w:tc>
+          <w:tcPr/>
+          <w:p>
+            <w:pPr>
+              <w:pStyle w:val="Compact"/>
+              <w:jc w:val="right"/>
+            </w:pPr>
+            <w:r>
+              <w:t xml:space="preserve">2.1039</w:t>
+            </w:r>
+          </w:p>
+        </w:tc>
+        <w:tc>
+          <w:tcPr/>
+          <w:p>
+            <w:pPr>
+              <w:pStyle w:val="Compact"/>
+              <w:jc w:val="right"/>
+            </w:pPr>
+            <w:r>
+              <w:t xml:space="preserve">1</w:t>
+            </w:r>
+          </w:p>
+        </w:tc>
+        <w:tc>
+          <w:tcPr/>
+          <w:p>
+            <w:pPr>
+              <w:pStyle w:val="Compact"/>
+              <w:jc w:val="right"/>
+            </w:pPr>
+            <w:r>
+              <w:t xml:space="preserve">5404.762</w:t>
+            </w:r>
+          </w:p>
+        </w:tc>
+        <w:tc>
+          <w:tcPr/>
+          <w:p>
+            <w:pPr>
+              <w:pStyle w:val="Compact"/>
+              <w:jc w:val="right"/>
+            </w:pPr>
+            <w:r>
+              <w:t xml:space="preserve">4.7413</w:t>
+            </w:r>
+          </w:p>
+        </w:tc>
+        <w:tc>
+          <w:tcPr/>
+          <w:p>
+            <w:pPr>
+              <w:pStyle w:val="Compact"/>
+              <w:jc w:val="right"/>
+            </w:pPr>
+            <w:r>
+              <w:t xml:space="preserve">3</w:t>
+            </w:r>
+          </w:p>
+        </w:tc>
+        <w:tc>
+          <w:tcPr/>
+          <w:p>
+            <w:pPr>
+              <w:pStyle w:val="Compact"/>
+              <w:jc w:val="right"/>
+            </w:pPr>
+            <w:r>
+              <w:t xml:space="preserve">0.0015</w:t>
+            </w:r>
+          </w:p>
+        </w:tc>
+        <w:tc>
+          <w:tcPr/>
+          <w:p>
+            <w:pPr>
+              <w:pStyle w:val="Compact"/>
+              <w:jc w:val="left"/>
+            </w:pPr>
+            <w:r>
+              <w:t xml:space="preserve">FALSE</w:t>
+            </w:r>
+          </w:p>
+        </w:tc>
+        <w:tc>
+          <w:tcPr/>
+          <w:p>
+            <w:pPr>
+              <w:pStyle w:val="Compact"/>
+              <w:jc w:val="left"/>
+            </w:pPr>
+            <w:r>
+              <w:t xml:space="preserve">Mixed evidence across holdout, rolling CV, or residual diagnostics</w:t>
+            </w:r>
+          </w:p>
+        </w:tc>
+      </w:tr>
+      <w:tr>
+        <w:tc>
+          <w:tcPr/>
+          <w:p>
+            <w:pPr>
+              <w:pStyle w:val="Compact"/>
+              <w:jc w:val="left"/>
+            </w:pPr>
+            <w:r>
+              <w:t xml:space="preserve">Naive</w:t>
+            </w:r>
+          </w:p>
+        </w:tc>
+        <w:tc>
+          <w:tcPr/>
+          <w:p>
+            <w:pPr>
+              <w:pStyle w:val="Compact"/>
+              <w:jc w:val="right"/>
+            </w:pPr>
+            <w:r>
+              <w:t xml:space="preserve">1939.849</w:t>
+            </w:r>
+          </w:p>
+        </w:tc>
+        <w:tc>
+          <w:tcPr/>
+          <w:p>
+            <w:pPr>
+              <w:pStyle w:val="Compact"/>
+              <w:jc w:val="right"/>
+            </w:pPr>
+            <w:r>
+              <w:t xml:space="preserve">1525.325</w:t>
+            </w:r>
+          </w:p>
+        </w:tc>
+        <w:tc>
+          <w:tcPr/>
+          <w:p>
+            <w:pPr>
+              <w:pStyle w:val="Compact"/>
+              <w:jc w:val="right"/>
+            </w:pPr>
+            <w:r>
+              <w:t xml:space="preserve">2.1056</w:t>
+            </w:r>
+          </w:p>
+        </w:tc>
+        <w:tc>
+          <w:tcPr/>
+          <w:p>
+            <w:pPr>
+              <w:pStyle w:val="Compact"/>
+              <w:jc w:val="right"/>
+            </w:pPr>
+            <w:r>
+              <w:t xml:space="preserve">2</w:t>
+            </w:r>
+          </w:p>
+        </w:tc>
+        <w:tc>
+          <w:tcPr/>
+          <w:p>
+            <w:pPr>
+              <w:pStyle w:val="Compact"/>
+              <w:jc w:val="right"/>
+            </w:pPr>
+            <w:r>
+              <w:t xml:space="preserve">5353.942</w:t>
+            </w:r>
+          </w:p>
+        </w:tc>
+        <w:tc>
+          <w:tcPr/>
+          <w:p>
+            <w:pPr>
+              <w:pStyle w:val="Compact"/>
+              <w:jc w:val="right"/>
+            </w:pPr>
+            <w:r>
+              <w:t xml:space="preserve">4.7008</w:t>
+            </w:r>
+          </w:p>
+        </w:tc>
+        <w:tc>
+          <w:tcPr/>
+          <w:p>
+            <w:pPr>
+              <w:pStyle w:val="Compact"/>
+              <w:jc w:val="right"/>
+            </w:pPr>
+            <w:r>
+              <w:t xml:space="preserve">1</w:t>
+            </w:r>
+          </w:p>
+        </w:tc>
+        <w:tc>
+          <w:tcPr/>
+          <w:p>
+            <w:pPr>
+              <w:pStyle w:val="Compact"/>
+              <w:jc w:val="right"/>
+            </w:pPr>
+            <w:r>
+              <w:t xml:space="preserve">NA</w:t>
+            </w:r>
+          </w:p>
+        </w:tc>
+        <w:tc>
+          <w:tcPr/>
+          <w:p>
+            <w:pPr>
+              <w:pStyle w:val="Compact"/>
+              <w:jc w:val="left"/>
+            </w:pPr>
+            <w:r>
+              <w:t xml:space="preserve">NA</w:t>
+            </w:r>
+          </w:p>
+        </w:tc>
+        <w:tc>
+          <w:tcPr/>
+          <w:p>
+            <w:pPr>
+              <w:pStyle w:val="Compact"/>
+              <w:jc w:val="left"/>
+            </w:pPr>
+            <w:r>
+              <w:t xml:space="preserve">Benchmark</w:t>
+            </w:r>
+          </w:p>
+        </w:tc>
+      </w:tr>
+      <w:tr>
+        <w:tc>
+          <w:tcPr/>
+          <w:p>
+            <w:pPr>
+              <w:pStyle w:val="Compact"/>
+              <w:jc w:val="left"/>
+            </w:pPr>
+            <w:r>
+              <w:t xml:space="preserve">SARIMA</w:t>
+            </w:r>
+          </w:p>
+        </w:tc>
+        <w:tc>
+          <w:tcPr/>
+          <w:p>
+            <w:pPr>
+              <w:pStyle w:val="Compact"/>
+              <w:jc w:val="right"/>
+            </w:pPr>
+            <w:r>
+              <w:t xml:space="preserve">1983.499</w:t>
+            </w:r>
+          </w:p>
+        </w:tc>
+        <w:tc>
+          <w:tcPr/>
+          <w:p>
+            <w:pPr>
+              <w:pStyle w:val="Compact"/>
+              <w:jc w:val="right"/>
+            </w:pPr>
+            <w:r>
+              <w:t xml:space="preserve">1581.495</w:t>
+            </w:r>
+          </w:p>
+        </w:tc>
+        <w:tc>
+          <w:tcPr/>
+          <w:p>
+            <w:pPr>
+              <w:pStyle w:val="Compact"/>
+              <w:jc w:val="right"/>
+            </w:pPr>
+            <w:r>
+              <w:t xml:space="preserve">2.1859</w:t>
+            </w:r>
+          </w:p>
+        </w:tc>
+        <w:tc>
+          <w:tcPr/>
+          <w:p>
+            <w:pPr>
+              <w:pStyle w:val="Compact"/>
+              <w:jc w:val="right"/>
+            </w:pPr>
+            <w:r>
+              <w:t xml:space="preserve">3</w:t>
+            </w:r>
+          </w:p>
+        </w:tc>
+        <w:tc>
+          <w:tcPr/>
+          <w:p>
+            <w:pPr>
+              <w:pStyle w:val="Compact"/>
+              <w:jc w:val="right"/>
+            </w:pPr>
+            <w:r>
+              <w:t xml:space="preserve">NA</w:t>
+            </w:r>
+          </w:p>
+        </w:tc>
+        <w:tc>
+          <w:tcPr/>
+          <w:p>
+            <w:pPr>
+              <w:pStyle w:val="Compact"/>
+              <w:jc w:val="right"/>
+            </w:pPr>
+            <w:r>
+              <w:t xml:space="preserve">NA</w:t>
+            </w:r>
+          </w:p>
+        </w:tc>
+        <w:tc>
+          <w:tcPr/>
+          <w:p>
+            <w:pPr>
+              <w:pStyle w:val="Compact"/>
+              <w:jc w:val="right"/>
+            </w:pPr>
+            <w:r>
+              <w:t xml:space="preserve">NA</w:t>
+            </w:r>
+          </w:p>
+        </w:tc>
+        <w:tc>
+          <w:tcPr/>
+          <w:p>
+            <w:pPr>
+              <w:pStyle w:val="Compact"/>
+              <w:jc w:val="right"/>
+            </w:pPr>
+            <w:r>
+              <w:t xml:space="preserve">0.0015</w:t>
+            </w:r>
+          </w:p>
+        </w:tc>
+        <w:tc>
+          <w:tcPr/>
+          <w:p>
+            <w:pPr>
+              <w:pStyle w:val="Compact"/>
+              <w:jc w:val="left"/>
+            </w:pPr>
+            <w:r>
+              <w:t xml:space="preserve">FALSE</w:t>
+            </w:r>
+          </w:p>
+        </w:tc>
+        <w:tc>
+          <w:tcPr/>
+          <w:p>
+            <w:pPr>
+              <w:pStyle w:val="Compact"/>
+              <w:jc w:val="left"/>
+            </w:pPr>
+            <w:r>
+              <w:t xml:space="preserve">Holdout result available; rolling CV not available</w:t>
+            </w:r>
+          </w:p>
+        </w:tc>
+      </w:tr>
+      <w:tr>
+        <w:tc>
+          <w:tcPr/>
+          <w:p>
+            <w:pPr>
+              <w:pStyle w:val="Compact"/>
+              <w:jc w:val="left"/>
+            </w:pPr>
+            <w:r>
+              <w:t xml:space="preserve">ETS</w:t>
+            </w:r>
+          </w:p>
+        </w:tc>
+        <w:tc>
+          <w:tcPr/>
+          <w:p>
+            <w:pPr>
+              <w:pStyle w:val="Compact"/>
+              <w:jc w:val="right"/>
+            </w:pPr>
+            <w:r>
+              <w:t xml:space="preserve">1986.718</w:t>
+            </w:r>
+          </w:p>
+        </w:tc>
+        <w:tc>
+          <w:tcPr/>
+          <w:p>
+            <w:pPr>
+              <w:pStyle w:val="Compact"/>
+              <w:jc w:val="right"/>
+            </w:pPr>
+            <w:r>
+              <w:t xml:space="preserve">1519.232</w:t>
+            </w:r>
+          </w:p>
+        </w:tc>
+        <w:tc>
+          <w:tcPr/>
+          <w:p>
+            <w:pPr>
+              <w:pStyle w:val="Compact"/>
+              <w:jc w:val="right"/>
+            </w:pPr>
+            <w:r>
+              <w:t xml:space="preserve">2.0821</w:t>
+            </w:r>
+          </w:p>
+        </w:tc>
+        <w:tc>
+          <w:tcPr/>
+          <w:p>
+            <w:pPr>
+              <w:pStyle w:val="Compact"/>
+              <w:jc w:val="right"/>
+            </w:pPr>
+            <w:r>
+              <w:t xml:space="preserve">4</w:t>
+            </w:r>
+          </w:p>
+        </w:tc>
+        <w:tc>
+          <w:tcPr/>
+          <w:p>
+            <w:pPr>
+              <w:pStyle w:val="Compact"/>
+              <w:jc w:val="right"/>
+            </w:pPr>
+            <w:r>
+              <w:t xml:space="preserve">5476.865</w:t>
+            </w:r>
+          </w:p>
+        </w:tc>
+        <w:tc>
+          <w:tcPr/>
+          <w:p>
+            <w:pPr>
+              <w:pStyle w:val="Compact"/>
+              <w:jc w:val="right"/>
+            </w:pPr>
+            <w:r>
+              <w:t xml:space="preserve">4.8084</w:t>
+            </w:r>
+          </w:p>
+        </w:tc>
+        <w:tc>
+          <w:tcPr/>
+          <w:p>
+            <w:pPr>
+              <w:pStyle w:val="Compact"/>
+              <w:jc w:val="right"/>
+            </w:pPr>
+            <w:r>
+              <w:t xml:space="preserve">4</w:t>
+            </w:r>
+          </w:p>
+        </w:tc>
+        <w:tc>
+          <w:tcPr/>
+          <w:p>
+            <w:pPr>
+              <w:pStyle w:val="Compact"/>
+              <w:jc w:val="right"/>
+            </w:pPr>
+            <w:r>
+              <w:t xml:space="preserve">0.0029</w:t>
+            </w:r>
+          </w:p>
+        </w:tc>
+        <w:tc>
+          <w:tcPr/>
+          <w:p>
+            <w:pPr>
+              <w:pStyle w:val="Compact"/>
+              <w:jc w:val="left"/>
+            </w:pPr>
+            <w:r>
+              <w:t xml:space="preserve">FALSE</w:t>
+            </w:r>
+          </w:p>
+        </w:tc>
+        <w:tc>
+          <w:tcPr/>
+          <w:p>
+            <w:pPr>
+              <w:pStyle w:val="Compact"/>
+              <w:jc w:val="left"/>
+            </w:pPr>
+            <w:r>
+              <w:t xml:space="preserve">Mixed evidence across holdout, rolling CV, or residual diagnostics</w:t>
+            </w:r>
+          </w:p>
+        </w:tc>
+      </w:tr>
+      <w:tr>
+        <w:tc>
+          <w:tcPr/>
+          <w:p>
+            <w:pPr>
+              <w:pStyle w:val="Compact"/>
+              <w:jc w:val="left"/>
+            </w:pPr>
+            <w:r>
+              <w:t xml:space="preserve">Drift</w:t>
+            </w:r>
+          </w:p>
+        </w:tc>
+        <w:tc>
+          <w:tcPr/>
+          <w:p>
+            <w:pPr>
+              <w:pStyle w:val="Compact"/>
+              <w:jc w:val="right"/>
+            </w:pPr>
+            <w:r>
+              <w:t xml:space="preserve">2020.673</w:t>
+            </w:r>
+          </w:p>
+        </w:tc>
+        <w:tc>
+          <w:tcPr/>
+          <w:p>
+            <w:pPr>
+              <w:pStyle w:val="Compact"/>
+              <w:jc w:val="right"/>
+            </w:pPr>
+            <w:r>
+              <w:t xml:space="preserve">1609.285</w:t>
+            </w:r>
+          </w:p>
+        </w:tc>
+        <w:tc>
+          <w:tcPr/>
+          <w:p>
+            <w:pPr>
+              <w:pStyle w:val="Compact"/>
+              <w:jc w:val="right"/>
+            </w:pPr>
+            <w:r>
+              <w:t xml:space="preserve">2.2307</w:t>
+            </w:r>
+          </w:p>
+        </w:tc>
+        <w:tc>
+          <w:tcPr/>
+          <w:p>
+            <w:pPr>
+              <w:pStyle w:val="Compact"/>
+              <w:jc w:val="right"/>
+            </w:pPr>
+            <w:r>
+              <w:t xml:space="preserve">5</w:t>
+            </w:r>
+          </w:p>
+        </w:tc>
+        <w:tc>
+          <w:tcPr/>
+          <w:p>
+            <w:pPr>
+              <w:pStyle w:val="Compact"/>
+              <w:jc w:val="right"/>
+            </w:pPr>
+            <w:r>
+              <w:t xml:space="preserve">5397.318</w:t>
+            </w:r>
+          </w:p>
+        </w:tc>
+        <w:tc>
+          <w:tcPr/>
+          <w:p>
+            <w:pPr>
+              <w:pStyle w:val="Compact"/>
+              <w:jc w:val="right"/>
+            </w:pPr>
+            <w:r>
+              <w:t xml:space="preserve">4.7551</w:t>
+            </w:r>
+          </w:p>
+        </w:tc>
+        <w:tc>
+          <w:tcPr/>
+          <w:p>
+            <w:pPr>
+              <w:pStyle w:val="Compact"/>
+              <w:jc w:val="right"/>
+            </w:pPr>
+            <w:r>
+              <w:t xml:space="preserve">2</w:t>
+            </w:r>
+          </w:p>
+        </w:tc>
+        <w:tc>
+          <w:tcPr/>
+          <w:p>
+            <w:pPr>
+              <w:pStyle w:val="Compact"/>
+              <w:jc w:val="right"/>
+            </w:pPr>
+            <w:r>
+              <w:t xml:space="preserve">NA</w:t>
+            </w:r>
+          </w:p>
+        </w:tc>
+        <w:tc>
+          <w:tcPr/>
+          <w:p>
+            <w:pPr>
+              <w:pStyle w:val="Compact"/>
+              <w:jc w:val="left"/>
+            </w:pPr>
+            <w:r>
+              <w:t xml:space="preserve">NA</w:t>
+            </w:r>
+          </w:p>
+        </w:tc>
+        <w:tc>
+          <w:tcPr/>
+          <w:p>
+            <w:pPr>
+              <w:pStyle w:val="Compact"/>
+              <w:jc w:val="left"/>
+            </w:pPr>
+            <w:r>
+              <w:t xml:space="preserve">Benchmark</w:t>
+            </w:r>
+          </w:p>
+        </w:tc>
+      </w:tr>
+      <w:tr>
+        <w:tc>
+          <w:tcPr/>
+          <w:p>
+            <w:pPr>
+              <w:pStyle w:val="Compact"/>
+              <w:jc w:val="left"/>
+            </w:pPr>
+            <w:r>
+              <w:t xml:space="preserve">ARIMAX (Lagged)</w:t>
+            </w:r>
+          </w:p>
+        </w:tc>
+        <w:tc>
+          <w:tcPr/>
+          <w:p>
+            <w:pPr>
+              <w:pStyle w:val="Compact"/>
+              <w:jc w:val="right"/>
+            </w:pPr>
+            <w:r>
+              <w:t xml:space="preserve">2025.855</w:t>
+            </w:r>
+          </w:p>
+        </w:tc>
+        <w:tc>
+          <w:tcPr/>
+          <w:p>
+            <w:pPr>
+              <w:pStyle w:val="Compact"/>
+              <w:jc w:val="right"/>
+            </w:pPr>
+            <w:r>
+              <w:t xml:space="preserve">1614.203</w:t>
+            </w:r>
+          </w:p>
+        </w:tc>
+        <w:tc>
+          <w:tcPr/>
+          <w:p>
+            <w:pPr>
+              <w:pStyle w:val="Compact"/>
+              <w:jc w:val="right"/>
+            </w:pPr>
+            <w:r>
+              <w:t xml:space="preserve">2.2386</w:t>
+            </w:r>
+          </w:p>
+        </w:tc>
+        <w:tc>
+          <w:tcPr/>
+          <w:p>
+            <w:pPr>
+              <w:pStyle w:val="Compact"/>
+              <w:jc w:val="right"/>
+            </w:pPr>
+            <w:r>
+              <w:t xml:space="preserve">6</w:t>
+            </w:r>
+          </w:p>
+        </w:tc>
+        <w:tc>
+          <w:tcPr/>
+          <w:p>
+            <w:pPr>
+              <w:pStyle w:val="Compact"/>
+              <w:jc w:val="right"/>
+            </w:pPr>
+            <w:r>
+              <w:t xml:space="preserve">NA</w:t>
+            </w:r>
+          </w:p>
+        </w:tc>
+        <w:tc>
+          <w:tcPr/>
+          <w:p>
+            <w:pPr>
+              <w:pStyle w:val="Compact"/>
+              <w:jc w:val="right"/>
+            </w:pPr>
+            <w:r>
+              <w:t xml:space="preserve">NA</w:t>
+            </w:r>
+          </w:p>
+        </w:tc>
+        <w:tc>
+          <w:tcPr/>
+          <w:p>
+            <w:pPr>
+              <w:pStyle w:val="Compact"/>
+              <w:jc w:val="right"/>
+            </w:pPr>
+            <w:r>
+              <w:t xml:space="preserve">NA</w:t>
+            </w:r>
+          </w:p>
+        </w:tc>
+        <w:tc>
+          <w:tcPr/>
+          <w:p>
+            <w:pPr>
+              <w:pStyle w:val="Compact"/>
+              <w:jc w:val="right"/>
+            </w:pPr>
+            <w:r>
+              <w:t xml:space="preserve">0.0003</w:t>
+            </w:r>
+          </w:p>
+        </w:tc>
+        <w:tc>
+          <w:tcPr/>
+          <w:p>
+            <w:pPr>
+              <w:pStyle w:val="Compact"/>
+              <w:jc w:val="left"/>
+            </w:pPr>
+            <w:r>
+              <w:t xml:space="preserve">FALSE</w:t>
+            </w:r>
+          </w:p>
+        </w:tc>
+        <w:tc>
+          <w:tcPr/>
+          <w:p>
+            <w:pPr>
+              <w:pStyle w:val="Compact"/>
+              <w:jc w:val="left"/>
+            </w:pPr>
+            <w:r>
+              <w:t xml:space="preserve">Holdout result available; rolling CV not available</w:t>
+            </w:r>
+          </w:p>
+        </w:tc>
+      </w:tr>
+      <w:tr>
+        <w:tc>
+          <w:tcPr/>
+          <w:p>
+            <w:pPr>
+              <w:pStyle w:val="Compact"/>
+              <w:jc w:val="left"/>
+            </w:pPr>
+            <w:r>
+              <w:t xml:space="preserve">ARIMA</w:t>
+            </w:r>
+          </w:p>
+        </w:tc>
+        <w:tc>
+          <w:tcPr/>
+          <w:p>
+            <w:pPr>
+              <w:pStyle w:val="Compact"/>
+              <w:jc w:val="right"/>
+            </w:pPr>
+            <w:r>
+              <w:t xml:space="preserve">2119.632</w:t>
+            </w:r>
+          </w:p>
+        </w:tc>
+        <w:tc>
+          <w:tcPr/>
+          <w:p>
+            <w:pPr>
+              <w:pStyle w:val="Compact"/>
+              <w:jc w:val="right"/>
+            </w:pPr>
+            <w:r>
+              <w:t xml:space="preserve">1711.404</w:t>
+            </w:r>
+          </w:p>
+        </w:tc>
+        <w:tc>
+          <w:tcPr/>
+          <w:p>
+            <w:pPr>
+              <w:pStyle w:val="Compact"/>
+              <w:jc w:val="right"/>
+            </w:pPr>
+            <w:r>
+              <w:t xml:space="preserve">2.3751</w:t>
+            </w:r>
+          </w:p>
+        </w:tc>
+        <w:tc>
+          <w:tcPr/>
+          <w:p>
+            <w:pPr>
+              <w:pStyle w:val="Compact"/>
+              <w:jc w:val="right"/>
+            </w:pPr>
+            <w:r>
+              <w:t xml:space="preserve">7</w:t>
+            </w:r>
+          </w:p>
+        </w:tc>
+        <w:tc>
+          <w:tcPr/>
+          <w:p>
+            <w:pPr>
+              <w:pStyle w:val="Compact"/>
+              <w:jc w:val="right"/>
+            </w:pPr>
+            <w:r>
+              <w:t xml:space="preserve">6501.435</w:t>
+            </w:r>
+          </w:p>
+        </w:tc>
+        <w:tc>
+          <w:tcPr/>
+          <w:p>
+            <w:pPr>
+              <w:pStyle w:val="Compact"/>
+              <w:jc w:val="right"/>
+            </w:pPr>
+            <w:r>
+              <w:t xml:space="preserve">5.5745</w:t>
+            </w:r>
+          </w:p>
+        </w:tc>
+        <w:tc>
+          <w:tcPr/>
+          <w:p>
+            <w:pPr>
+              <w:pStyle w:val="Compact"/>
+              <w:jc w:val="right"/>
+            </w:pPr>
+            <w:r>
+              <w:t xml:space="preserve">5</w:t>
+            </w:r>
+          </w:p>
+        </w:tc>
+        <w:tc>
+          <w:tcPr/>
+          <w:p>
+            <w:pPr>
+              <w:pStyle w:val="Compact"/>
+              <w:jc w:val="right"/>
+            </w:pPr>
+            <w:r>
+              <w:t xml:space="preserve">0.0003</w:t>
+            </w:r>
+          </w:p>
+        </w:tc>
+        <w:tc>
+          <w:tcPr/>
+          <w:p>
+            <w:pPr>
+              <w:pStyle w:val="Compact"/>
+              <w:jc w:val="left"/>
+            </w:pPr>
+            <w:r>
+              <w:t xml:space="preserve">FALSE</w:t>
+            </w:r>
+          </w:p>
+        </w:tc>
+        <w:tc>
+          <w:tcPr/>
+          <w:p>
+            <w:pPr>
+              <w:pStyle w:val="Compact"/>
+              <w:jc w:val="left"/>
+            </w:pPr>
+            <w:r>
+              <w:t xml:space="preserve">Mixed evidence across holdout, rolling CV, or residual diagnostics</w:t>
+            </w:r>
+          </w:p>
+        </w:tc>
+      </w:tr>
+    </w:tbl>
+    <w:p>
+      <w:pPr>
+        <w:pStyle w:val="BodyText"/>
+      </w:pPr>
+      <w:r>
+        <w:t xml:space="preserve">ETS Damped có holdout RMSE thấp nhất (1,939.13), nhưng chỉ hơn Naive 0.72 đơn vị RMSE. MAPE thấp nhất thuộc về ETS (2.08%), cho thấy thứ hạng phụ thuộc metric. Trong rolling CV, Naive dẫn đầu với mean RMSE 5,353.94.</w:t>
+      </w:r>
+    </w:p>
+    <w:p>
+      <w:pPr>
+        <w:pStyle w:val="TableCaption"/>
+      </w:pPr>
+      <w:r>
+        <w:t xml:space="preserve">Ljung-Box trên residual của fitted forecast models</w:t>
+      </w:r>
+    </w:p>
+    <w:tbl>
+      <w:tblPr>
+        <w:tblStyle w:val="Table"/>
+        <w:tblW w:type="pct" w:w="5000"/>
+        <w:tblLayout w:type="fixed"/>
+        <w:tblLook w:firstRow="1" w:lastRow="0" w:firstColumn="0" w:lastColumn="0" w:noHBand="0" w:noVBand="0" w:val="0020"/>
+        <w:tblCaption w:val="Ljung-Box trên residual của fitted forecast models"/>
+      </w:tblPr>
+      <w:tblGrid>
+        <w:gridCol w:w="7920"/>
+      </w:tblGrid>
+      <w:tr>
+        <w:trPr>
+          <w:tblHeader w:val="on"/>
+        </w:trPr>
+        <w:tc>
+          <w:tcPr/>
+          <w:p>
+            <w:pPr>
+              <w:pStyle w:val="Compact"/>
+              <w:jc w:val="left"/>
+            </w:pPr>
+            <w:r>
+              <w:t xml:space="preserve">&lt;&lt;&lt;&lt;&lt;&lt;&lt; HEAD</w:t>
+            </w:r>
+          </w:p>
+        </w:tc>
+      </w:tr>
+      <w:tr>
+        <w:tc>
+          <w:tcPr/>
+          <w:p>
+            <w:pPr>
+              <w:pStyle w:val="Compact"/>
+              <w:jc w:val="left"/>
+            </w:pPr>
+            <w:r>
+              <w:t xml:space="preserve">model,lb_statistic,lb_p_value,test_lag,fitdf,white_noise</w:t>
+            </w:r>
+          </w:p>
+        </w:tc>
+      </w:tr>
+      <w:tr>
+        <w:tc>
+          <w:tcPr/>
+          <w:p>
+            <w:pPr>
+              <w:pStyle w:val="Compact"/>
+              <w:jc w:val="left"/>
+            </w:pPr>
+            <w:r>
+              <w:t xml:space="preserve">ARIMA,23.632476463577188,2.55414245233343e-4,10,5,No (Reject H0)</w:t>
+            </w:r>
+          </w:p>
+        </w:tc>
+      </w:tr>
+      <w:tr>
+        <w:tc>
+          <w:tcPr/>
+          <w:p>
+            <w:pPr>
+              <w:pStyle w:val="Compact"/>
+              <w:jc w:val="left"/>
+            </w:pPr>
+            <w:r>
+              <w:t xml:space="preserve">SARIMA,25.072997925461447,0.001510889483019029,10,2,No (Reject H0)</w:t>
+            </w:r>
+          </w:p>
+        </w:tc>
+      </w:tr>
+      <w:tr>
+        <w:tc>
+          <w:tcPr/>
+          <w:p>
+            <w:pPr>
+              <w:pStyle w:val="Compact"/>
+              <w:jc w:val="left"/>
+            </w:pPr>
+            <w:r>
+              <w:t xml:space="preserve">ETS,19.87304655259858,0.002917206955919238,10,4,No (Reject H0)</w:t>
+            </w:r>
+          </w:p>
+        </w:tc>
+      </w:tr>
+      <w:tr>
+        <w:tc>
+          <w:tcPr/>
+          <w:p>
+            <w:pPr>
+              <w:pStyle w:val="Compact"/>
+              <w:jc w:val="left"/>
+            </w:pPr>
+            <w:r>
+              <w:t xml:space="preserve">ETS Damped,19.595289425603763,0.001488166470777541,10,5,No (Reject H0)</w:t>
+            </w:r>
+          </w:p>
+        </w:tc>
+      </w:tr>
+      <w:tr>
+        <w:tc>
+          <w:tcPr/>
+          <w:p>
+            <w:pPr>
+              <w:pStyle w:val="Compact"/>
+              <w:jc w:val="left"/>
+            </w:pPr>
+            <w:r>
+              <w:t xml:space="preserve">ARIMAX,33.10920037984231,2.611111204835481e-4,10,0,No (Reject H0)</w:t>
+            </w:r>
+          </w:p>
+        </w:tc>
+      </w:tr>
+      <w:tr>
+        <w:tc>
+          <w:tcPr/>
+          <w:p>
+            <w:pPr>
+              <w:pStyle w:val="Compact"/>
+              <w:jc w:val="left"/>
+            </w:pPr>
+            <w:r>
+              <w:t xml:space="preserve">=======</w:t>
+            </w:r>
+          </w:p>
+        </w:tc>
+      </w:tr>
+      <w:tr>
+        <w:tc>
+          <w:tcPr/>
+          <w:p>
+            <w:pPr>
+              <w:pStyle w:val="Compact"/>
+              <w:jc w:val="left"/>
+            </w:pPr>
+            <w:r>
+              <w:t xml:space="preserve">model,lb_statistic,lb_p_value,test_lag,fitdf,white_noise</w:t>
+            </w:r>
+          </w:p>
+        </w:tc>
+      </w:tr>
+      <w:tr>
+        <w:tc>
+          <w:tcPr/>
+          <w:p>
+            <w:pPr>
+              <w:pStyle w:val="Compact"/>
+              <w:jc w:val="left"/>
+            </w:pPr>
+            <w:r>
+              <w:t xml:space="preserve">ARIMA,23.6324764635772,0.000255414245233343,10,5,No (Reject H0)</w:t>
+            </w:r>
+          </w:p>
+        </w:tc>
+      </w:tr>
+      <w:tr>
+        <w:tc>
+          <w:tcPr/>
+          <w:p>
+            <w:pPr>
+              <w:pStyle w:val="Compact"/>
+              <w:jc w:val="left"/>
+            </w:pPr>
+            <w:r>
+              <w:t xml:space="preserve">SARIMA,25.0729979254614,0.00151088948301903,10,2,No (Reject H0)</w:t>
+            </w:r>
+          </w:p>
+        </w:tc>
+      </w:tr>
+      <w:tr>
+        <w:tc>
+          <w:tcPr/>
+          <w:p>
+            <w:pPr>
+              <w:pStyle w:val="Compact"/>
+              <w:jc w:val="left"/>
+            </w:pPr>
+            <w:r>
+              <w:t xml:space="preserve">ETS,19.8730465525986,0.00291720695591924,10,4,No (Reject H0)</w:t>
+            </w:r>
+          </w:p>
+        </w:tc>
+      </w:tr>
+      <w:tr>
+        <w:tc>
+          <w:tcPr/>
+          <w:p>
+            <w:pPr>
+              <w:pStyle w:val="Compact"/>
+              <w:jc w:val="left"/>
+            </w:pPr>
+            <w:r>
+              <w:t xml:space="preserve">ETS Damped,19.5952894256038,0.00148816647077754,10,5,No (Reject H0)</w:t>
+            </w:r>
+          </w:p>
+        </w:tc>
+      </w:tr>
+      <w:tr>
+        <w:tc>
+          <w:tcPr/>
+          <w:p>
+            <w:pPr>
+              <w:pStyle w:val="Compact"/>
+              <w:jc w:val="left"/>
+            </w:pPr>
+            <w:r>
+              <w:t xml:space="preserve">ARIMAX,33.1092003798423,0.000261111120483548,10,0,No (Reject H0)</w:t>
+            </w:r>
+          </w:p>
+        </w:tc>
+      </w:tr>
+      <w:tr>
+        <w:tc>
+          <w:tcPr/>
+          <w:p>
+            <w:pPr>
+              <w:pStyle w:val="Compact"/>
+              <w:jc w:val="left"/>
+            </w:pPr>
+            <w:r>
+              <w:t xml:space="preserve">&gt;&gt;&gt;&gt;&gt;&gt;&gt; main</w:t>
+            </w:r>
+          </w:p>
+        </w:tc>
+      </w:tr>
+    </w:tbl>
+    <w:p>
+      <w:pPr>
+        <w:pStyle w:val="BodyText"/>
+      </w:pPr>
+      <w:r>
+        <w:t xml:space="preserve">Có 0 trong 14 fitted models vượt Ljung-Box ở mức 5%; hiện tất cả residual đều chưa đạt white noise. Kết hợp ba nguồn bằng chứng, dự án chưa chứng minh model phức tạp cải thiện Naive một cách ổn định.</w:t>
+      </w:r>
+    </w:p>
+    <w:p>
+      <w:pPr>
+        <w:pStyle w:val="CaptionedFigure"/>
+      </w:pPr>
+      <w:r>
+        <w:drawing>
+          <wp:inline>
+            <wp:extent cx="5067300" cy="3040380"/>
+            <wp:effectExtent b="0" l="0" r="0" t="0"/>
+            <wp:docPr descr="ETS Damped trên holdout 30 phiên" title="" id="56" name="Picture"/>
+            <a:graphic>
+              <a:graphicData uri="http://schemas.openxmlformats.org/drawingml/2006/picture">
+                <pic:pic>
+                  <pic:nvPicPr>
+                    <pic:cNvPr descr="report_files/8d83366d08b2f34e5b6383b76400133e06fcc9d2.png" id="57" name="Picture"/>
+                    <pic:cNvPicPr>
+                      <a:picLocks noChangeArrowheads="1" noChangeAspect="1"/>
+                    </pic:cNvPicPr>
+                  </pic:nvPicPr>
+                  <pic:blipFill>
+                    <a:blip r:embed="rId55"/>
+                    <a:stretch>
+                      <a:fillRect/>
+                    </a:stretch>
+                  </pic:blipFill>
+                  <pic:spPr bwMode="auto">
+                    <a:xfrm>
+                      <a:off x="0" y="0"/>
+                      <a:ext cx="5067300" cy="3040380"/>
+                    </a:xfrm>
+                    <a:prstGeom prst="rect">
+                      <a:avLst/>
+                    </a:prstGeom>
+                    <a:noFill/>
+                    <a:ln w="9525">
+                      <a:noFill/>
+                      <a:headEnd/>
+                      <a:tailEnd/>
+                    </a:ln>
+                  </pic:spPr>
+                </pic:pic>
+              </a:graphicData>
+            </a:graphic>
+          </wp:inline>
+        </w:drawing>
+      </w:r>
+    </w:p>
+    <w:p>
+      <w:pPr>
+        <w:pStyle w:val="ImageCaption"/>
+      </w:pPr>
+      <w:r>
+        <w:t xml:space="preserve">ETS Damped trên holdout 30 phiên</w:t>
+      </w:r>
+    </w:p>
+    <w:p>
+      <w:pPr>
+        <w:pStyle w:val="BodyText"/>
+      </w:pPr>
+      <w:r>
+        <w:t xml:space="preserve">Biểu đồ cần được đọc ở phần cuối chuỗi: forecast và interval chỉ mô tả bất định theo model, không phải cam kết giá tương lai nằm trong khoảng.</w:t>
+      </w:r>
+    </w:p>
+    <w:p>
+      <w:pPr>
+        <w:pStyle w:val="CaptionedFigure"/>
+      </w:pPr>
+      <w:r>
+        <w:drawing>
+          <wp:inline>
+            <wp:extent cx="5067300" cy="3167062"/>
+            <wp:effectExtent b="0" l="0" r="0" t="0"/>
+            <wp:docPr descr="Residual diagnostics của ETS Damped" title="" id="59" name="Picture"/>
+            <a:graphic>
+              <a:graphicData uri="http://schemas.openxmlformats.org/drawingml/2006/picture">
+                <pic:pic>
+                  <pic:nvPicPr>
+                    <pic:cNvPr descr="report_files/84c5bd146dcebd1b4976bdd2bd2d2bddddc7dce4.png" id="60" name="Picture"/>
+                    <pic:cNvPicPr>
+                      <a:picLocks noChangeArrowheads="1" noChangeAspect="1"/>
+                    </pic:cNvPicPr>
+                  </pic:nvPicPr>
+                  <pic:blipFill>
+                    <a:blip r:embed="rId58"/>
+                    <a:stretch>
+                      <a:fillRect/>
+                    </a:stretch>
+                  </pic:blipFill>
+                  <pic:spPr bwMode="auto">
+                    <a:xfrm>
+                      <a:off x="0" y="0"/>
+                      <a:ext cx="5067300" cy="3167062"/>
+                    </a:xfrm>
+                    <a:prstGeom prst="rect">
+                      <a:avLst/>
+                    </a:prstGeom>
+                    <a:noFill/>
+                    <a:ln w="9525">
+                      <a:noFill/>
+                      <a:headEnd/>
+                      <a:tailEnd/>
+                    </a:ln>
+                  </pic:spPr>
+                </pic:pic>
+              </a:graphicData>
+            </a:graphic>
+          </wp:inline>
+        </w:drawing>
+      </w:r>
+    </w:p>
+    <w:p>
+      <w:pPr>
+        <w:pStyle w:val="ImageCaption"/>
+      </w:pPr>
+      <w:r>
+        <w:t xml:space="preserve">Residual diagnostics của ETS Damped</w:t>
+      </w:r>
+    </w:p>
+    <w:bookmarkEnd w:id="61"/>
+    <w:bookmarkStart w:id="62" w:name="kết-luận-phần-forecast"/>
+    <w:p>
+      <w:pPr>
+        <w:pStyle w:val="Heading2"/>
+      </w:pPr>
+      <w:r>
+        <w:rPr>
+          <w:rStyle w:val="SectionNumber"/>
+        </w:rPr>
+        <w:t xml:space="preserve">4.5</w:t>
+      </w:r>
+      <w:r>
+        <w:tab/>
+      </w:r>
+      <w:r>
+        <w:t xml:space="preserve">Kết luận phần forecast</w:t>
+      </w:r>
+    </w:p>
+    <w:p>
+      <w:pPr>
+        <w:pStyle w:val="FirstParagraph"/>
+      </w:pPr>
+      <w:r>
+        <w:t xml:space="preserve">ETS Damped là holdout leader theo RMSE nhưng mức cải thiện so với Naive rất nhỏ; Naive dẫn rolling CV; mọi fitted model còn residual autocorrelation. Vì vậy báo cáo không chỉ định một model thắng chung cuộc và không dùng forecast này làm tín hiệu mua/bán. Kết quả phù hợp với nhận định thận trọng rằng mức giá khó dự báo ổn định trong protocol hiện tại, nhưng không chứng minh mọi giá tài chính luôn tuân theo random walk.</w:t>
+      </w:r>
+    </w:p>
+    <w:bookmarkEnd w:id="62"/>
+    <w:bookmarkEnd w:id="63"/>
+    <w:bookmarkStart w:id="79" w:name="mô-hình-hóa-conditional-volatility"/>
+    <w:p>
+      <w:pPr>
+        <w:pStyle w:val="Heading1"/>
+      </w:pPr>
+      <w:r>
+        <w:rPr>
+          <w:rStyle w:val="SectionNumber"/>
+        </w:rPr>
+        <w:t xml:space="preserve">5</w:t>
+      </w:r>
+      <w:r>
+        <w:tab/>
+      </w:r>
+      <w:r>
+        <w:t xml:space="preserve">Mô hình hóa conditional volatility</w:t>
+      </w:r>
+    </w:p>
+    <w:bookmarkStart w:id="64" w:name="động-cơ-và-phương-trình"/>
+    <w:p>
+      <w:pPr>
+        <w:pStyle w:val="Heading2"/>
+      </w:pPr>
+      <w:r>
+        <w:rPr>
+          <w:rStyle w:val="SectionNumber"/>
+        </w:rPr>
+        <w:t xml:space="preserve">5.1</w:t>
+      </w:r>
+      <w:r>
+        <w:tab/>
+      </w:r>
+      <w:r>
+        <w:t xml:space="preserve">Động cơ và phương trình</w:t>
+      </w:r>
+    </w:p>
+    <w:p>
+      <w:pPr>
+        <w:pStyle w:val="FirstParagraph"/>
+      </w:pPr>
+      <w:r>
+        <w:t xml:space="preserve">ARCH-LM trên raw return có p-value 1.09e-38. Với H0 “không có ARCH effect đến lag kiểm tra”, kết quả bác bỏ H0 và hỗ trợ dùng conditional variance model.</w:t>
+      </w:r>
+    </w:p>
+    <w:p>
+      <w:pPr>
+        <w:pStyle w:val="BodyText"/>
+      </w:pPr>
+      <w:r>
+        <w:t xml:space="preserve">Mean và innovation equations là:</w:t>
       </w:r>
     </w:p>
     <w:p>
@@ -2537,7 +5313,22 @@
         <w:pStyle w:val="FirstParagraph"/>
       </w:pPr>
       <w:r>
-        <w:t xml:space="preserve">sGARCH(1,1) có variance equation:</w:t>
+        <w:t xml:space="preserve">Trong đó</w:t>
+      </w:r>
+      <w:r>
+        <w:t xml:space="preserve"> </w:t>
+      </w:r>
+      <w:r>
+        <w:rPr>
+          <w:rStyle w:val="VerbatimChar"/>
+        </w:rPr>
+        <w:t xml:space="preserve">epsilon_t</w:t>
+      </w:r>
+      <w:r>
+        <w:t xml:space="preserve"> </w:t>
+      </w:r>
+      <w:r>
+        <w:t xml:space="preserve">là shock return ngoài conditional mean, không phải residual giá. Baseline sGARCH(1,1) dùng:</w:t>
       </w:r>
     </w:p>
     <w:p>
@@ -2677,30 +5468,267 @@
         <w:pStyle w:val="FirstParagraph"/>
       </w:pPr>
       <w:r>
-        <w:t xml:space="preserve">Nhóm so sánh Normal và Student-t, sau đó bổ sung eGARCH và GJR-GARCH để mô hình hóa phản ứng bất đối xứng. Tất cả specification dùng cùng 2786 return hợp lệ và mean equation ARMA(0,0), nhờ vậy AIC/BIC có thể so sánh tương đối.</w:t>
-      </w:r>
-    </w:p>
-    <w:bookmarkEnd w:id="31"/>
-    <w:bookmarkEnd w:id="32"/>
-    <w:bookmarkStart w:id="50" w:name="thực-nghiệm-kết-quả-và-thảo-luận"/>
-    <w:p>
-      <w:pPr>
-        <w:pStyle w:val="Heading1"/>
+        <w:rPr>
+          <w:rStyle w:val="VerbatimChar"/>
+        </w:rPr>
+        <w:t xml:space="preserve">alpha</w:t>
+      </w:r>
+      <w:r>
+        <w:t xml:space="preserve"> </w:t>
+      </w:r>
+      <w:r>
+        <w:t xml:space="preserve">đo phản ứng với shock mới;</w:t>
+      </w:r>
+      <w:r>
+        <w:t xml:space="preserve"> </w:t>
+      </w:r>
+      <w:r>
+        <w:rPr>
+          <w:rStyle w:val="VerbatimChar"/>
+        </w:rPr>
+        <w:t xml:space="preserve">beta</w:t>
+      </w:r>
+      <w:r>
+        <w:t xml:space="preserve"> </w:t>
+      </w:r>
+      <w:r>
+        <w:t xml:space="preserve">đo memory của variance quá khứ;</w:t>
+      </w:r>
+      <w:r>
+        <w:t xml:space="preserve"> </w:t>
+      </w:r>
+      <w:r>
+        <w:rPr>
+          <w:rStyle w:val="VerbatimChar"/>
+        </w:rPr>
+        <w:t xml:space="preserve">alpha + beta</w:t>
+      </w:r>
+      <w:r>
+        <w:t xml:space="preserve"> </w:t>
+      </w:r>
+      <w:r>
+        <w:t xml:space="preserve">là persistence của sGARCH. Không áp dụng máy móc công thức này cho eGARCH hoặc GJR-GARCH.</w:t>
+      </w:r>
+    </w:p>
+    <w:bookmarkEnd w:id="64"/>
+    <w:bookmarkStart w:id="65" w:name="specification-được-so-sánh"/>
+    <w:p>
+      <w:pPr>
+        <w:pStyle w:val="Heading2"/>
       </w:pPr>
       <w:r>
         <w:rPr>
           <w:rStyle w:val="SectionNumber"/>
         </w:rPr>
-        <w:t xml:space="preserve">5</w:t>
+        <w:t xml:space="preserve">5.2</w:t>
       </w:r>
       <w:r>
         <w:tab/>
       </w:r>
       <w:r>
-        <w:t xml:space="preserve">Thực nghiệm, kết quả và thảo luận</w:t>
-      </w:r>
-    </w:p>
-    <w:bookmarkStart w:id="39" w:name="so-sánh-dự-báo-giá"/>
+        <w:t xml:space="preserve">Specification được so sánh</w:t>
+      </w:r>
+    </w:p>
+    <w:tbl>
+      <w:tblPr>
+        <w:tblStyle w:val="Table"/>
+        <w:tblW w:type="auto" w:w="0"/>
+        <w:tblLook w:firstRow="1" w:lastRow="0" w:firstColumn="0" w:lastColumn="0" w:noHBand="0" w:noVBand="0" w:val="0020"/>
+      </w:tblPr>
+      <w:tblGrid>
+        <w:gridCol w:w="2640"/>
+        <w:gridCol w:w="2640"/>
+        <w:gridCol w:w="2640"/>
+      </w:tblGrid>
+      <w:tr>
+        <w:trPr>
+          <w:tblHeader w:val="on"/>
+        </w:trPr>
+        <w:tc>
+          <w:tcPr/>
+          <w:p>
+            <w:pPr>
+              <w:pStyle w:val="Compact"/>
+            </w:pPr>
+            <w:r>
+              <w:t xml:space="preserve">Model</w:t>
+            </w:r>
+          </w:p>
+        </w:tc>
+        <w:tc>
+          <w:tcPr/>
+          <w:p>
+            <w:pPr>
+              <w:pStyle w:val="Compact"/>
+            </w:pPr>
+            <w:r>
+              <w:t xml:space="preserve">Distribution</w:t>
+            </w:r>
+          </w:p>
+        </w:tc>
+        <w:tc>
+          <w:tcPr/>
+          <w:p>
+            <w:pPr>
+              <w:pStyle w:val="Compact"/>
+            </w:pPr>
+            <w:r>
+              <w:t xml:space="preserve">Vai trò</w:t>
+            </w:r>
+          </w:p>
+        </w:tc>
+      </w:tr>
+      <w:tr>
+        <w:tc>
+          <w:tcPr/>
+          <w:p>
+            <w:pPr>
+              <w:pStyle w:val="Compact"/>
+            </w:pPr>
+            <w:r>
+              <w:t xml:space="preserve">sGARCH(1,1)</w:t>
+            </w:r>
+          </w:p>
+        </w:tc>
+        <w:tc>
+          <w:tcPr/>
+          <w:p>
+            <w:pPr>
+              <w:pStyle w:val="Compact"/>
+            </w:pPr>
+            <w:r>
+              <w:t xml:space="preserve">Normal</w:t>
+            </w:r>
+          </w:p>
+        </w:tc>
+        <w:tc>
+          <w:tcPr/>
+          <w:p>
+            <w:pPr>
+              <w:pStyle w:val="Compact"/>
+            </w:pPr>
+            <w:r>
+              <w:t xml:space="preserve">Baseline đối xứng</w:t>
+            </w:r>
+          </w:p>
+        </w:tc>
+      </w:tr>
+      <w:tr>
+        <w:tc>
+          <w:tcPr/>
+          <w:p>
+            <w:pPr>
+              <w:pStyle w:val="Compact"/>
+            </w:pPr>
+            <w:r>
+              <w:t xml:space="preserve">sGARCH(1,1)</w:t>
+            </w:r>
+          </w:p>
+        </w:tc>
+        <w:tc>
+          <w:tcPr/>
+          <w:p>
+            <w:pPr>
+              <w:pStyle w:val="Compact"/>
+            </w:pPr>
+            <w:r>
+              <w:t xml:space="preserve">Student-t</w:t>
+            </w:r>
+          </w:p>
+        </w:tc>
+        <w:tc>
+          <w:tcPr/>
+          <w:p>
+            <w:pPr>
+              <w:pStyle w:val="Compact"/>
+            </w:pPr>
+            <w:r>
+              <w:t xml:space="preserve">Kiểm tra heavy tails</w:t>
+            </w:r>
+          </w:p>
+        </w:tc>
+      </w:tr>
+      <w:tr>
+        <w:tc>
+          <w:tcPr/>
+          <w:p>
+            <w:pPr>
+              <w:pStyle w:val="Compact"/>
+            </w:pPr>
+            <w:r>
+              <w:t xml:space="preserve">eGARCH(1,1)</w:t>
+            </w:r>
+          </w:p>
+        </w:tc>
+        <w:tc>
+          <w:tcPr/>
+          <w:p>
+            <w:pPr>
+              <w:pStyle w:val="Compact"/>
+            </w:pPr>
+            <w:r>
+              <w:t xml:space="preserve">Student-t</w:t>
+            </w:r>
+          </w:p>
+        </w:tc>
+        <w:tc>
+          <w:tcPr/>
+          <w:p>
+            <w:pPr>
+              <w:pStyle w:val="Compact"/>
+            </w:pPr>
+            <w:r>
+              <w:t xml:space="preserve">Log variance và asymmetry</w:t>
+            </w:r>
+          </w:p>
+        </w:tc>
+      </w:tr>
+      <w:tr>
+        <w:tc>
+          <w:tcPr/>
+          <w:p>
+            <w:pPr>
+              <w:pStyle w:val="Compact"/>
+            </w:pPr>
+            <w:r>
+              <w:t xml:space="preserve">GJR-GARCH(1,1)</w:t>
+            </w:r>
+          </w:p>
+        </w:tc>
+        <w:tc>
+          <w:tcPr/>
+          <w:p>
+            <w:pPr>
+              <w:pStyle w:val="Compact"/>
+            </w:pPr>
+            <w:r>
+              <w:t xml:space="preserve">Student-t</w:t>
+            </w:r>
+          </w:p>
+        </w:tc>
+        <w:tc>
+          <w:tcPr/>
+          <w:p>
+            <w:pPr>
+              <w:pStyle w:val="Compact"/>
+            </w:pPr>
+            <w:r>
+              <w:t xml:space="preserve">Indicator cho shock âm</w:t>
+            </w:r>
+          </w:p>
+        </w:tc>
+      </w:tr>
+    </w:tbl>
+    <w:p>
+      <w:pPr>
+        <w:pStyle w:val="BodyText"/>
+      </w:pPr>
+      <w:r>
+        <w:t xml:space="preserve">Cả bốn model dùng cùng 2,786 returns và mean equation ARMA(0,0), nên AIC/BIC có thể so sánh tương đối trên cùng response/sample. Cả bốn optimizer báo convergence bằng 0.</w:t>
+      </w:r>
+    </w:p>
+    <w:bookmarkEnd w:id="65"/>
+    <w:bookmarkStart w:id="66" w:name="so-sánh-fit-và-diagnostics"/>
     <w:p>
       <w:pPr>
         <w:pStyle w:val="Heading2"/>
@@ -2709,13 +5737,13 @@
         <w:rPr>
           <w:rStyle w:val="SectionNumber"/>
         </w:rPr>
-        <w:t xml:space="preserve">5.1</w:t>
+        <w:t xml:space="preserve">5.3</w:t>
       </w:r>
       <w:r>
         <w:tab/>
       </w:r>
       <w:r>
-        <w:t xml:space="preserve">So sánh dự báo giá</w:t>
+        <w:t xml:space="preserve">So sánh fit và diagnostics</w:t>
       </w:r>
     </w:p>
     <w:p>
@@ -2723,7 +5751,7 @@
         <w:pStyle w:val="TableCaption"/>
       </w:pPr>
       <w:r>
-        <w:t xml:space="preserve">So sánh mô hình dự báo giá: holdout, rolling CV và diagnostics</w:t>
+        <w:t xml:space="preserve">So sánh GARCH bằng fit, residual checks, stability và GOF</w:t>
       </w:r>
     </w:p>
     <w:tbl>
@@ -2732,1160 +5760,7 @@
         <w:tblW w:type="pct" w:w="5000"/>
         <w:tblLayout w:type="fixed"/>
         <w:tblLook w:firstRow="1" w:lastRow="0" w:firstColumn="0" w:lastColumn="0" w:noHBand="0" w:noVBand="0" w:val="0020"/>
-        <w:tblCaption w:val="So sánh mô hình dự báo giá: holdout, rolling CV và diagnostics"/>
-      </w:tblPr>
-      <w:tblGrid>
-        <w:gridCol w:w="688"/>
-        <w:gridCol w:w="387"/>
-        <w:gridCol w:w="387"/>
-        <w:gridCol w:w="301"/>
-        <w:gridCol w:w="688"/>
-        <w:gridCol w:w="559"/>
-        <w:gridCol w:w="559"/>
-        <w:gridCol w:w="559"/>
-        <w:gridCol w:w="903"/>
-        <w:gridCol w:w="2883"/>
-      </w:tblGrid>
-      <w:tr>
-        <w:trPr>
-          <w:tblHeader w:val="on"/>
-        </w:trPr>
-        <w:tc>
-          <w:tcPr/>
-          <w:p>
-            <w:pPr>
-              <w:pStyle w:val="Compact"/>
-              <w:jc w:val="left"/>
-            </w:pPr>
-            <w:r>
-              <w:t xml:space="preserve">model</w:t>
-            </w:r>
-          </w:p>
-        </w:tc>
-        <w:tc>
-          <w:tcPr/>
-          <w:p>
-            <w:pPr>
-              <w:pStyle w:val="Compact"/>
-              <w:jc w:val="right"/>
-            </w:pPr>
-            <w:r>
-              <w:t xml:space="preserve">rmse</w:t>
-            </w:r>
-          </w:p>
-        </w:tc>
-        <w:tc>
-          <w:tcPr/>
-          <w:p>
-            <w:pPr>
-              <w:pStyle w:val="Compact"/>
-              <w:jc w:val="right"/>
-            </w:pPr>
-            <w:r>
-              <w:t xml:space="preserve">mae</w:t>
-            </w:r>
-          </w:p>
-        </w:tc>
-        <w:tc>
-          <w:tcPr/>
-          <w:p>
-            <w:pPr>
-              <w:pStyle w:val="Compact"/>
-              <w:jc w:val="right"/>
-            </w:pPr>
-            <w:r>
-              <w:t xml:space="preserve">mape</w:t>
-            </w:r>
-          </w:p>
-        </w:tc>
-        <w:tc>
-          <w:tcPr/>
-          <w:p>
-            <w:pPr>
-              <w:pStyle w:val="Compact"/>
-              <w:jc w:val="right"/>
-            </w:pPr>
-            <w:r>
-              <w:t xml:space="preserve">final_rmse_rank</w:t>
-            </w:r>
-          </w:p>
-        </w:tc>
-        <w:tc>
-          <w:tcPr/>
-          <w:p>
-            <w:pPr>
-              <w:pStyle w:val="Compact"/>
-              <w:jc w:val="right"/>
-            </w:pPr>
-            <w:r>
-              <w:t xml:space="preserve">cv_mean_rmse</w:t>
-            </w:r>
-          </w:p>
-        </w:tc>
-        <w:tc>
-          <w:tcPr/>
-          <w:p>
-            <w:pPr>
-              <w:pStyle w:val="Compact"/>
-              <w:jc w:val="right"/>
-            </w:pPr>
-            <w:r>
-              <w:t xml:space="preserve">cv_mean_mape</w:t>
-            </w:r>
-          </w:p>
-        </w:tc>
-        <w:tc>
-          <w:tcPr/>
-          <w:p>
-            <w:pPr>
-              <w:pStyle w:val="Compact"/>
-              <w:jc w:val="right"/>
-            </w:pPr>
-            <w:r>
-              <w:t xml:space="preserve">cv_rmse_rank</w:t>
-            </w:r>
-          </w:p>
-        </w:tc>
-        <w:tc>
-          <w:tcPr/>
-          <w:p>
-            <w:pPr>
-              <w:pStyle w:val="Compact"/>
-              <w:jc w:val="right"/>
-            </w:pPr>
-            <w:r>
-              <w:t xml:space="preserve">residual_ljung_box_p</w:t>
-            </w:r>
-          </w:p>
-        </w:tc>
-        <w:tc>
-          <w:tcPr/>
-          <w:p>
-            <w:pPr>
-              <w:pStyle w:val="Compact"/>
-              <w:jc w:val="left"/>
-            </w:pPr>
-            <w:r>
-              <w:t xml:space="preserve">evidence_assessment</w:t>
-            </w:r>
-          </w:p>
-        </w:tc>
-      </w:tr>
-      <w:tr>
-        <w:tc>
-          <w:tcPr/>
-          <w:p>
-            <w:pPr>
-              <w:pStyle w:val="Compact"/>
-              <w:jc w:val="left"/>
-            </w:pPr>
-            <w:r>
-              <w:t xml:space="preserve">ETS Damped</w:t>
-            </w:r>
-          </w:p>
-        </w:tc>
-        <w:tc>
-          <w:tcPr/>
-          <w:p>
-            <w:pPr>
-              <w:pStyle w:val="Compact"/>
-              <w:jc w:val="right"/>
-            </w:pPr>
-            <w:r>
-              <w:t xml:space="preserve">1939.127</w:t>
-            </w:r>
-          </w:p>
-        </w:tc>
-        <w:tc>
-          <w:tcPr/>
-          <w:p>
-            <w:pPr>
-              <w:pStyle w:val="Compact"/>
-              <w:jc w:val="right"/>
-            </w:pPr>
-            <w:r>
-              <w:t xml:space="preserve">1524.155</w:t>
-            </w:r>
-          </w:p>
-        </w:tc>
-        <w:tc>
-          <w:tcPr/>
-          <w:p>
-            <w:pPr>
-              <w:pStyle w:val="Compact"/>
-              <w:jc w:val="right"/>
-            </w:pPr>
-            <w:r>
-              <w:t xml:space="preserve">2.1039</w:t>
-            </w:r>
-          </w:p>
-        </w:tc>
-        <w:tc>
-          <w:tcPr/>
-          <w:p>
-            <w:pPr>
-              <w:pStyle w:val="Compact"/>
-              <w:jc w:val="right"/>
-            </w:pPr>
-            <w:r>
-              <w:t xml:space="preserve">1</w:t>
-            </w:r>
-          </w:p>
-        </w:tc>
-        <w:tc>
-          <w:tcPr/>
-          <w:p>
-            <w:pPr>
-              <w:pStyle w:val="Compact"/>
-              <w:jc w:val="right"/>
-            </w:pPr>
-            <w:r>
-              <w:t xml:space="preserve">5404.762</w:t>
-            </w:r>
-          </w:p>
-        </w:tc>
-        <w:tc>
-          <w:tcPr/>
-          <w:p>
-            <w:pPr>
-              <w:pStyle w:val="Compact"/>
-              <w:jc w:val="right"/>
-            </w:pPr>
-            <w:r>
-              <w:t xml:space="preserve">4.7413</w:t>
-            </w:r>
-          </w:p>
-        </w:tc>
-        <w:tc>
-          <w:tcPr/>
-          <w:p>
-            <w:pPr>
-              <w:pStyle w:val="Compact"/>
-              <w:jc w:val="right"/>
-            </w:pPr>
-            <w:r>
-              <w:t xml:space="preserve">3</w:t>
-            </w:r>
-          </w:p>
-        </w:tc>
-        <w:tc>
-          <w:tcPr/>
-          <w:p>
-            <w:pPr>
-              <w:pStyle w:val="Compact"/>
-              <w:jc w:val="right"/>
-            </w:pPr>
-            <w:r>
-              <w:t xml:space="preserve">0.0015</w:t>
-            </w:r>
-          </w:p>
-        </w:tc>
-        <w:tc>
-          <w:tcPr/>
-          <w:p>
-            <w:pPr>
-              <w:pStyle w:val="Compact"/>
-              <w:jc w:val="left"/>
-            </w:pPr>
-            <w:r>
-              <w:t xml:space="preserve">Mixed evidence across holdout, rolling CV, or residual diagnostics</w:t>
-            </w:r>
-          </w:p>
-        </w:tc>
-      </w:tr>
-      <w:tr>
-        <w:tc>
-          <w:tcPr/>
-          <w:p>
-            <w:pPr>
-              <w:pStyle w:val="Compact"/>
-              <w:jc w:val="left"/>
-            </w:pPr>
-            <w:r>
-              <w:t xml:space="preserve">Naive</w:t>
-            </w:r>
-          </w:p>
-        </w:tc>
-        <w:tc>
-          <w:tcPr/>
-          <w:p>
-            <w:pPr>
-              <w:pStyle w:val="Compact"/>
-              <w:jc w:val="right"/>
-            </w:pPr>
-            <w:r>
-              <w:t xml:space="preserve">1939.849</w:t>
-            </w:r>
-          </w:p>
-        </w:tc>
-        <w:tc>
-          <w:tcPr/>
-          <w:p>
-            <w:pPr>
-              <w:pStyle w:val="Compact"/>
-              <w:jc w:val="right"/>
-            </w:pPr>
-            <w:r>
-              <w:t xml:space="preserve">1525.325</w:t>
-            </w:r>
-          </w:p>
-        </w:tc>
-        <w:tc>
-          <w:tcPr/>
-          <w:p>
-            <w:pPr>
-              <w:pStyle w:val="Compact"/>
-              <w:jc w:val="right"/>
-            </w:pPr>
-            <w:r>
-              <w:t xml:space="preserve">2.1056</w:t>
-            </w:r>
-          </w:p>
-        </w:tc>
-        <w:tc>
-          <w:tcPr/>
-          <w:p>
-            <w:pPr>
-              <w:pStyle w:val="Compact"/>
-              <w:jc w:val="right"/>
-            </w:pPr>
-            <w:r>
-              <w:t xml:space="preserve">2</w:t>
-            </w:r>
-          </w:p>
-        </w:tc>
-        <w:tc>
-          <w:tcPr/>
-          <w:p>
-            <w:pPr>
-              <w:pStyle w:val="Compact"/>
-              <w:jc w:val="right"/>
-            </w:pPr>
-            <w:r>
-              <w:t xml:space="preserve">5353.942</w:t>
-            </w:r>
-          </w:p>
-        </w:tc>
-        <w:tc>
-          <w:tcPr/>
-          <w:p>
-            <w:pPr>
-              <w:pStyle w:val="Compact"/>
-              <w:jc w:val="right"/>
-            </w:pPr>
-            <w:r>
-              <w:t xml:space="preserve">4.7008</w:t>
-            </w:r>
-          </w:p>
-        </w:tc>
-        <w:tc>
-          <w:tcPr/>
-          <w:p>
-            <w:pPr>
-              <w:pStyle w:val="Compact"/>
-              <w:jc w:val="right"/>
-            </w:pPr>
-            <w:r>
-              <w:t xml:space="preserve">1</w:t>
-            </w:r>
-          </w:p>
-        </w:tc>
-        <w:tc>
-          <w:tcPr/>
-          <w:p>
-            <w:pPr>
-              <w:pStyle w:val="Compact"/>
-              <w:jc w:val="right"/>
-            </w:pPr>
-            <w:r>
-              <w:t xml:space="preserve">NA</w:t>
-            </w:r>
-          </w:p>
-        </w:tc>
-        <w:tc>
-          <w:tcPr/>
-          <w:p>
-            <w:pPr>
-              <w:pStyle w:val="Compact"/>
-              <w:jc w:val="left"/>
-            </w:pPr>
-            <w:r>
-              <w:t xml:space="preserve">Benchmark</w:t>
-            </w:r>
-          </w:p>
-        </w:tc>
-      </w:tr>
-      <w:tr>
-        <w:tc>
-          <w:tcPr/>
-          <w:p>
-            <w:pPr>
-              <w:pStyle w:val="Compact"/>
-              <w:jc w:val="left"/>
-            </w:pPr>
-            <w:r>
-              <w:t xml:space="preserve">SARIMA</w:t>
-            </w:r>
-          </w:p>
-        </w:tc>
-        <w:tc>
-          <w:tcPr/>
-          <w:p>
-            <w:pPr>
-              <w:pStyle w:val="Compact"/>
-              <w:jc w:val="right"/>
-            </w:pPr>
-            <w:r>
-              <w:t xml:space="preserve">1983.499</w:t>
-            </w:r>
-          </w:p>
-        </w:tc>
-        <w:tc>
-          <w:tcPr/>
-          <w:p>
-            <w:pPr>
-              <w:pStyle w:val="Compact"/>
-              <w:jc w:val="right"/>
-            </w:pPr>
-            <w:r>
-              <w:t xml:space="preserve">1581.495</w:t>
-            </w:r>
-          </w:p>
-        </w:tc>
-        <w:tc>
-          <w:tcPr/>
-          <w:p>
-            <w:pPr>
-              <w:pStyle w:val="Compact"/>
-              <w:jc w:val="right"/>
-            </w:pPr>
-            <w:r>
-              <w:t xml:space="preserve">2.1859</w:t>
-            </w:r>
-          </w:p>
-        </w:tc>
-        <w:tc>
-          <w:tcPr/>
-          <w:p>
-            <w:pPr>
-              <w:pStyle w:val="Compact"/>
-              <w:jc w:val="right"/>
-            </w:pPr>
-            <w:r>
-              <w:t xml:space="preserve">3</w:t>
-            </w:r>
-          </w:p>
-        </w:tc>
-        <w:tc>
-          <w:tcPr/>
-          <w:p>
-            <w:pPr>
-              <w:pStyle w:val="Compact"/>
-              <w:jc w:val="right"/>
-            </w:pPr>
-            <w:r>
-              <w:t xml:space="preserve">NA</w:t>
-            </w:r>
-          </w:p>
-        </w:tc>
-        <w:tc>
-          <w:tcPr/>
-          <w:p>
-            <w:pPr>
-              <w:pStyle w:val="Compact"/>
-              <w:jc w:val="right"/>
-            </w:pPr>
-            <w:r>
-              <w:t xml:space="preserve">NA</w:t>
-            </w:r>
-          </w:p>
-        </w:tc>
-        <w:tc>
-          <w:tcPr/>
-          <w:p>
-            <w:pPr>
-              <w:pStyle w:val="Compact"/>
-              <w:jc w:val="right"/>
-            </w:pPr>
-            <w:r>
-              <w:t xml:space="preserve">NA</w:t>
-            </w:r>
-          </w:p>
-        </w:tc>
-        <w:tc>
-          <w:tcPr/>
-          <w:p>
-            <w:pPr>
-              <w:pStyle w:val="Compact"/>
-              <w:jc w:val="right"/>
-            </w:pPr>
-            <w:r>
-              <w:t xml:space="preserve">0.0015</w:t>
-            </w:r>
-          </w:p>
-        </w:tc>
-        <w:tc>
-          <w:tcPr/>
-          <w:p>
-            <w:pPr>
-              <w:pStyle w:val="Compact"/>
-              <w:jc w:val="left"/>
-            </w:pPr>
-            <w:r>
-              <w:t xml:space="preserve">Holdout result available; rolling CV not available</w:t>
-            </w:r>
-          </w:p>
-        </w:tc>
-      </w:tr>
-      <w:tr>
-        <w:tc>
-          <w:tcPr/>
-          <w:p>
-            <w:pPr>
-              <w:pStyle w:val="Compact"/>
-              <w:jc w:val="left"/>
-            </w:pPr>
-            <w:r>
-              <w:t xml:space="preserve">ETS</w:t>
-            </w:r>
-          </w:p>
-        </w:tc>
-        <w:tc>
-          <w:tcPr/>
-          <w:p>
-            <w:pPr>
-              <w:pStyle w:val="Compact"/>
-              <w:jc w:val="right"/>
-            </w:pPr>
-            <w:r>
-              <w:t xml:space="preserve">1986.718</w:t>
-            </w:r>
-          </w:p>
-        </w:tc>
-        <w:tc>
-          <w:tcPr/>
-          <w:p>
-            <w:pPr>
-              <w:pStyle w:val="Compact"/>
-              <w:jc w:val="right"/>
-            </w:pPr>
-            <w:r>
-              <w:t xml:space="preserve">1519.232</w:t>
-            </w:r>
-          </w:p>
-        </w:tc>
-        <w:tc>
-          <w:tcPr/>
-          <w:p>
-            <w:pPr>
-              <w:pStyle w:val="Compact"/>
-              <w:jc w:val="right"/>
-            </w:pPr>
-            <w:r>
-              <w:t xml:space="preserve">2.0821</w:t>
-            </w:r>
-          </w:p>
-        </w:tc>
-        <w:tc>
-          <w:tcPr/>
-          <w:p>
-            <w:pPr>
-              <w:pStyle w:val="Compact"/>
-              <w:jc w:val="right"/>
-            </w:pPr>
-            <w:r>
-              <w:t xml:space="preserve">4</w:t>
-            </w:r>
-          </w:p>
-        </w:tc>
-        <w:tc>
-          <w:tcPr/>
-          <w:p>
-            <w:pPr>
-              <w:pStyle w:val="Compact"/>
-              <w:jc w:val="right"/>
-            </w:pPr>
-            <w:r>
-              <w:t xml:space="preserve">5476.865</w:t>
-            </w:r>
-          </w:p>
-        </w:tc>
-        <w:tc>
-          <w:tcPr/>
-          <w:p>
-            <w:pPr>
-              <w:pStyle w:val="Compact"/>
-              <w:jc w:val="right"/>
-            </w:pPr>
-            <w:r>
-              <w:t xml:space="preserve">4.8084</w:t>
-            </w:r>
-          </w:p>
-        </w:tc>
-        <w:tc>
-          <w:tcPr/>
-          <w:p>
-            <w:pPr>
-              <w:pStyle w:val="Compact"/>
-              <w:jc w:val="right"/>
-            </w:pPr>
-            <w:r>
-              <w:t xml:space="preserve">4</w:t>
-            </w:r>
-          </w:p>
-        </w:tc>
-        <w:tc>
-          <w:tcPr/>
-          <w:p>
-            <w:pPr>
-              <w:pStyle w:val="Compact"/>
-              <w:jc w:val="right"/>
-            </w:pPr>
-            <w:r>
-              <w:t xml:space="preserve">0.0029</w:t>
-            </w:r>
-          </w:p>
-        </w:tc>
-        <w:tc>
-          <w:tcPr/>
-          <w:p>
-            <w:pPr>
-              <w:pStyle w:val="Compact"/>
-              <w:jc w:val="left"/>
-            </w:pPr>
-            <w:r>
-              <w:t xml:space="preserve">Mixed evidence across holdout, rolling CV, or residual diagnostics</w:t>
-            </w:r>
-          </w:p>
-        </w:tc>
-      </w:tr>
-      <w:tr>
-        <w:tc>
-          <w:tcPr/>
-          <w:p>
-            <w:pPr>
-              <w:pStyle w:val="Compact"/>
-              <w:jc w:val="left"/>
-            </w:pPr>
-            <w:r>
-              <w:t xml:space="preserve">Drift</w:t>
-            </w:r>
-          </w:p>
-        </w:tc>
-        <w:tc>
-          <w:tcPr/>
-          <w:p>
-            <w:pPr>
-              <w:pStyle w:val="Compact"/>
-              <w:jc w:val="right"/>
-            </w:pPr>
-            <w:r>
-              <w:t xml:space="preserve">2020.673</w:t>
-            </w:r>
-          </w:p>
-        </w:tc>
-        <w:tc>
-          <w:tcPr/>
-          <w:p>
-            <w:pPr>
-              <w:pStyle w:val="Compact"/>
-              <w:jc w:val="right"/>
-            </w:pPr>
-            <w:r>
-              <w:t xml:space="preserve">1609.285</w:t>
-            </w:r>
-          </w:p>
-        </w:tc>
-        <w:tc>
-          <w:tcPr/>
-          <w:p>
-            <w:pPr>
-              <w:pStyle w:val="Compact"/>
-              <w:jc w:val="right"/>
-            </w:pPr>
-            <w:r>
-              <w:t xml:space="preserve">2.2307</w:t>
-            </w:r>
-          </w:p>
-        </w:tc>
-        <w:tc>
-          <w:tcPr/>
-          <w:p>
-            <w:pPr>
-              <w:pStyle w:val="Compact"/>
-              <w:jc w:val="right"/>
-            </w:pPr>
-            <w:r>
-              <w:t xml:space="preserve">5</w:t>
-            </w:r>
-          </w:p>
-        </w:tc>
-        <w:tc>
-          <w:tcPr/>
-          <w:p>
-            <w:pPr>
-              <w:pStyle w:val="Compact"/>
-              <w:jc w:val="right"/>
-            </w:pPr>
-            <w:r>
-              <w:t xml:space="preserve">5397.318</w:t>
-            </w:r>
-          </w:p>
-        </w:tc>
-        <w:tc>
-          <w:tcPr/>
-          <w:p>
-            <w:pPr>
-              <w:pStyle w:val="Compact"/>
-              <w:jc w:val="right"/>
-            </w:pPr>
-            <w:r>
-              <w:t xml:space="preserve">4.7551</w:t>
-            </w:r>
-          </w:p>
-        </w:tc>
-        <w:tc>
-          <w:tcPr/>
-          <w:p>
-            <w:pPr>
-              <w:pStyle w:val="Compact"/>
-              <w:jc w:val="right"/>
-            </w:pPr>
-            <w:r>
-              <w:t xml:space="preserve">2</w:t>
-            </w:r>
-          </w:p>
-        </w:tc>
-        <w:tc>
-          <w:tcPr/>
-          <w:p>
-            <w:pPr>
-              <w:pStyle w:val="Compact"/>
-              <w:jc w:val="right"/>
-            </w:pPr>
-            <w:r>
-              <w:t xml:space="preserve">NA</w:t>
-            </w:r>
-          </w:p>
-        </w:tc>
-        <w:tc>
-          <w:tcPr/>
-          <w:p>
-            <w:pPr>
-              <w:pStyle w:val="Compact"/>
-              <w:jc w:val="left"/>
-            </w:pPr>
-            <w:r>
-              <w:t xml:space="preserve">Benchmark</w:t>
-            </w:r>
-          </w:p>
-        </w:tc>
-      </w:tr>
-      <w:tr>
-        <w:tc>
-          <w:tcPr/>
-          <w:p>
-            <w:pPr>
-              <w:pStyle w:val="Compact"/>
-              <w:jc w:val="left"/>
-            </w:pPr>
-            <w:r>
-              <w:t xml:space="preserve">ARIMAX (Lagged)</w:t>
-            </w:r>
-          </w:p>
-        </w:tc>
-        <w:tc>
-          <w:tcPr/>
-          <w:p>
-            <w:pPr>
-              <w:pStyle w:val="Compact"/>
-              <w:jc w:val="right"/>
-            </w:pPr>
-            <w:r>
-              <w:t xml:space="preserve">2025.855</w:t>
-            </w:r>
-          </w:p>
-        </w:tc>
-        <w:tc>
-          <w:tcPr/>
-          <w:p>
-            <w:pPr>
-              <w:pStyle w:val="Compact"/>
-              <w:jc w:val="right"/>
-            </w:pPr>
-            <w:r>
-              <w:t xml:space="preserve">1614.203</w:t>
-            </w:r>
-          </w:p>
-        </w:tc>
-        <w:tc>
-          <w:tcPr/>
-          <w:p>
-            <w:pPr>
-              <w:pStyle w:val="Compact"/>
-              <w:jc w:val="right"/>
-            </w:pPr>
-            <w:r>
-              <w:t xml:space="preserve">2.2386</w:t>
-            </w:r>
-          </w:p>
-        </w:tc>
-        <w:tc>
-          <w:tcPr/>
-          <w:p>
-            <w:pPr>
-              <w:pStyle w:val="Compact"/>
-              <w:jc w:val="right"/>
-            </w:pPr>
-            <w:r>
-              <w:t xml:space="preserve">6</w:t>
-            </w:r>
-          </w:p>
-        </w:tc>
-        <w:tc>
-          <w:tcPr/>
-          <w:p>
-            <w:pPr>
-              <w:pStyle w:val="Compact"/>
-              <w:jc w:val="right"/>
-            </w:pPr>
-            <w:r>
-              <w:t xml:space="preserve">NA</w:t>
-            </w:r>
-          </w:p>
-        </w:tc>
-        <w:tc>
-          <w:tcPr/>
-          <w:p>
-            <w:pPr>
-              <w:pStyle w:val="Compact"/>
-              <w:jc w:val="right"/>
-            </w:pPr>
-            <w:r>
-              <w:t xml:space="preserve">NA</w:t>
-            </w:r>
-          </w:p>
-        </w:tc>
-        <w:tc>
-          <w:tcPr/>
-          <w:p>
-            <w:pPr>
-              <w:pStyle w:val="Compact"/>
-              <w:jc w:val="right"/>
-            </w:pPr>
-            <w:r>
-              <w:t xml:space="preserve">NA</w:t>
-            </w:r>
-          </w:p>
-        </w:tc>
-        <w:tc>
-          <w:tcPr/>
-          <w:p>
-            <w:pPr>
-              <w:pStyle w:val="Compact"/>
-              <w:jc w:val="right"/>
-            </w:pPr>
-            <w:r>
-              <w:t xml:space="preserve">0.0003</w:t>
-            </w:r>
-          </w:p>
-        </w:tc>
-        <w:tc>
-          <w:tcPr/>
-          <w:p>
-            <w:pPr>
-              <w:pStyle w:val="Compact"/>
-              <w:jc w:val="left"/>
-            </w:pPr>
-            <w:r>
-              <w:t xml:space="preserve">Holdout result available; rolling CV not available</w:t>
-            </w:r>
-          </w:p>
-        </w:tc>
-      </w:tr>
-      <w:tr>
-        <w:tc>
-          <w:tcPr/>
-          <w:p>
-            <w:pPr>
-              <w:pStyle w:val="Compact"/>
-              <w:jc w:val="left"/>
-            </w:pPr>
-            <w:r>
-              <w:t xml:space="preserve">ARIMA</w:t>
-            </w:r>
-          </w:p>
-        </w:tc>
-        <w:tc>
-          <w:tcPr/>
-          <w:p>
-            <w:pPr>
-              <w:pStyle w:val="Compact"/>
-              <w:jc w:val="right"/>
-            </w:pPr>
-            <w:r>
-              <w:t xml:space="preserve">2119.632</w:t>
-            </w:r>
-          </w:p>
-        </w:tc>
-        <w:tc>
-          <w:tcPr/>
-          <w:p>
-            <w:pPr>
-              <w:pStyle w:val="Compact"/>
-              <w:jc w:val="right"/>
-            </w:pPr>
-            <w:r>
-              <w:t xml:space="preserve">1711.404</w:t>
-            </w:r>
-          </w:p>
-        </w:tc>
-        <w:tc>
-          <w:tcPr/>
-          <w:p>
-            <w:pPr>
-              <w:pStyle w:val="Compact"/>
-              <w:jc w:val="right"/>
-            </w:pPr>
-            <w:r>
-              <w:t xml:space="preserve">2.3751</w:t>
-            </w:r>
-          </w:p>
-        </w:tc>
-        <w:tc>
-          <w:tcPr/>
-          <w:p>
-            <w:pPr>
-              <w:pStyle w:val="Compact"/>
-              <w:jc w:val="right"/>
-            </w:pPr>
-            <w:r>
-              <w:t xml:space="preserve">7</w:t>
-            </w:r>
-          </w:p>
-        </w:tc>
-        <w:tc>
-          <w:tcPr/>
-          <w:p>
-            <w:pPr>
-              <w:pStyle w:val="Compact"/>
-              <w:jc w:val="right"/>
-            </w:pPr>
-            <w:r>
-              <w:t xml:space="preserve">6501.435</w:t>
-            </w:r>
-          </w:p>
-        </w:tc>
-        <w:tc>
-          <w:tcPr/>
-          <w:p>
-            <w:pPr>
-              <w:pStyle w:val="Compact"/>
-              <w:jc w:val="right"/>
-            </w:pPr>
-            <w:r>
-              <w:t xml:space="preserve">5.5745</w:t>
-            </w:r>
-          </w:p>
-        </w:tc>
-        <w:tc>
-          <w:tcPr/>
-          <w:p>
-            <w:pPr>
-              <w:pStyle w:val="Compact"/>
-              <w:jc w:val="right"/>
-            </w:pPr>
-            <w:r>
-              <w:t xml:space="preserve">5</w:t>
-            </w:r>
-          </w:p>
-        </w:tc>
-        <w:tc>
-          <w:tcPr/>
-          <w:p>
-            <w:pPr>
-              <w:pStyle w:val="Compact"/>
-              <w:jc w:val="right"/>
-            </w:pPr>
-            <w:r>
-              <w:t xml:space="preserve">0.0003</w:t>
-            </w:r>
-          </w:p>
-        </w:tc>
-        <w:tc>
-          <w:tcPr/>
-          <w:p>
-            <w:pPr>
-              <w:pStyle w:val="Compact"/>
-              <w:jc w:val="left"/>
-            </w:pPr>
-            <w:r>
-              <w:t xml:space="preserve">Mixed evidence across holdout, rolling CV, or residual diagnostics</w:t>
-            </w:r>
-          </w:p>
-        </w:tc>
-      </w:tr>
-    </w:tbl>
-    <w:p>
-      <w:pPr>
-        <w:pStyle w:val="BodyText"/>
-      </w:pPr>
-      <w:r>
-        <w:t xml:space="preserve">ETS Damped đứng đầu holdout 30 phiên nhưng chỉ nhỉnh hơn Naive rất nhỏ. Naive đứng đầu CV trong nhóm đã đánh giá, còn residual Ljung-Box bác bỏ white noise cho tất cả fitted forecast models. Do đó nhóm chưa có bằng chứng model phức tạp cải thiện Naive một cách ổn định. ARIMAX và SARIMA vẫn chưa có rolling CV cùng coverage.</w:t>
-      </w:r>
-    </w:p>
-    <w:p>
-      <w:pPr>
-        <w:pStyle w:val="CaptionedFigure"/>
-      </w:pPr>
-      <w:r>
-        <w:drawing>
-          <wp:inline>
-            <wp:extent cx="5067300" cy="3040380"/>
-            <wp:effectExtent b="0" l="0" r="0" t="0"/>
-            <wp:docPr descr="Dự báo holdout của ETS Damped" title="" id="34" name="Picture"/>
-            <a:graphic>
-              <a:graphicData uri="http://schemas.openxmlformats.org/drawingml/2006/picture">
-                <pic:pic>
-                  <pic:nvPicPr>
-                    <pic:cNvPr descr="report_files/8d83366d08b2f34e5b6383b76400133e06fcc9d2.png" id="35" name="Picture"/>
-                    <pic:cNvPicPr>
-                      <a:picLocks noChangeArrowheads="1" noChangeAspect="1"/>
-                    </pic:cNvPicPr>
-                  </pic:nvPicPr>
-                  <pic:blipFill>
-                    <a:blip r:embed="rId33"/>
-                    <a:stretch>
-                      <a:fillRect/>
-                    </a:stretch>
-                  </pic:blipFill>
-                  <pic:spPr bwMode="auto">
-                    <a:xfrm>
-                      <a:off x="0" y="0"/>
-                      <a:ext cx="5067300" cy="3040380"/>
-                    </a:xfrm>
-                    <a:prstGeom prst="rect">
-                      <a:avLst/>
-                    </a:prstGeom>
-                    <a:noFill/>
-                    <a:ln w="9525">
-                      <a:noFill/>
-                      <a:headEnd/>
-                      <a:tailEnd/>
-                    </a:ln>
-                  </pic:spPr>
-                </pic:pic>
-              </a:graphicData>
-            </a:graphic>
-          </wp:inline>
-        </w:drawing>
-      </w:r>
-    </w:p>
-    <w:p>
-      <w:pPr>
-        <w:pStyle w:val="ImageCaption"/>
-      </w:pPr>
-      <w:r>
-        <w:t xml:space="preserve">Dự báo holdout của ETS Damped</w:t>
-      </w:r>
-    </w:p>
-    <w:p>
-      <w:pPr>
-        <w:pStyle w:val="CaptionedFigure"/>
-      </w:pPr>
-      <w:r>
-        <w:drawing>
-          <wp:inline>
-            <wp:extent cx="5067300" cy="3167062"/>
-            <wp:effectExtent b="0" l="0" r="0" t="0"/>
-            <wp:docPr descr="Residual diagnostics của ETS Damped" title="" id="37" name="Picture"/>
-            <a:graphic>
-              <a:graphicData uri="http://schemas.openxmlformats.org/drawingml/2006/picture">
-                <pic:pic>
-                  <pic:nvPicPr>
-                    <pic:cNvPr descr="report_files/84c5bd146dcebd1b4976bdd2bd2d2bddddc7dce4.png" id="38" name="Picture"/>
-                    <pic:cNvPicPr>
-                      <a:picLocks noChangeArrowheads="1" noChangeAspect="1"/>
-                    </pic:cNvPicPr>
-                  </pic:nvPicPr>
-                  <pic:blipFill>
-                    <a:blip r:embed="rId36"/>
-                    <a:stretch>
-                      <a:fillRect/>
-                    </a:stretch>
-                  </pic:blipFill>
-                  <pic:spPr bwMode="auto">
-                    <a:xfrm>
-                      <a:off x="0" y="0"/>
-                      <a:ext cx="5067300" cy="3167062"/>
-                    </a:xfrm>
-                    <a:prstGeom prst="rect">
-                      <a:avLst/>
-                    </a:prstGeom>
-                    <a:noFill/>
-                    <a:ln w="9525">
-                      <a:noFill/>
-                      <a:headEnd/>
-                      <a:tailEnd/>
-                    </a:ln>
-                  </pic:spPr>
-                </pic:pic>
-              </a:graphicData>
-            </a:graphic>
-          </wp:inline>
-        </w:drawing>
-      </w:r>
-    </w:p>
-    <w:p>
-      <w:pPr>
-        <w:pStyle w:val="ImageCaption"/>
-      </w:pPr>
-      <w:r>
-        <w:t xml:space="preserve">Residual diagnostics của ETS Damped</w:t>
-      </w:r>
-    </w:p>
-    <w:bookmarkEnd w:id="39"/>
-    <w:bookmarkStart w:id="49" w:name="so-sánh-mô-hình-volatility"/>
-    <w:p>
-      <w:pPr>
-        <w:pStyle w:val="Heading2"/>
-      </w:pPr>
-      <w:r>
-        <w:rPr>
-          <w:rStyle w:val="SectionNumber"/>
-        </w:rPr>
-        <w:t xml:space="preserve">5.2</w:t>
-      </w:r>
-      <w:r>
-        <w:tab/>
-      </w:r>
-      <w:r>
-        <w:t xml:space="preserve">So sánh mô hình volatility</w:t>
-      </w:r>
-    </w:p>
-    <w:p>
-      <w:pPr>
-        <w:pStyle w:val="FirstParagraph"/>
-      </w:pPr>
-      <w:r>
-        <w:t xml:space="preserve">ARCH-LM trước fit có p-value rất nhỏ, hỗ trợ sử dụng conditional variance model. Sau fit, nhóm kiểm tra Ljung-Box trên standardized residual, Ljung-Box trên squared standardized residual, ARCH-LM, sign bias, Nyblom stability và adjusted Pearson goodness-of-fit.</w:t>
-      </w:r>
-    </w:p>
-    <w:p>
-      <w:pPr>
-        <w:pStyle w:val="TableCaption"/>
-      </w:pPr>
-      <w:r>
-        <w:t xml:space="preserve">So sánh GARCH bằng fit, persistence và diagnostics</w:t>
-      </w:r>
-    </w:p>
-    <w:tbl>
-      <w:tblPr>
-        <w:tblStyle w:val="Table"/>
-        <w:tblW w:type="pct" w:w="5000"/>
-        <w:tblLayout w:type="fixed"/>
-        <w:tblLook w:firstRow="1" w:lastRow="0" w:firstColumn="0" w:lastColumn="0" w:noHBand="0" w:noVBand="0" w:val="0020"/>
-        <w:tblCaption w:val="So sánh GARCH bằng fit, persistence và diagnostics"/>
+        <w:tblCaption w:val="So sánh GARCH bằng fit, residual checks, stability và GOF"/>
       </w:tblPr>
       <w:tblGrid>
         <w:gridCol w:w="611"/>
@@ -4579,7 +6454,1157 @@
         <w:pStyle w:val="BodyText"/>
       </w:pPr>
       <w:r>
-        <w:t xml:space="preserve">GJR-GARCH-Student-t có AIC nhỏ nhất, nhưng Nyblom bác bỏ stability và persistence gần biên 1. eGARCH-Student-t có AIC chỉ kém rất nhỏ, core residual diagnostics đạt và Nyblom joint statistic không vượt critical value 5%. Vì vậy eGARCH được chọn làm ứng viên cân bằng theo quy tắc định trước, không chỉ theo AIC.</w:t>
+        <w:t xml:space="preserve">Student-t cải thiện AIC rõ so với sGARCH-Normal, phù hợp với heavy tails quan sát trong EDA. GJR-GARCH-Student-t có AIC thấp nhất, nhưng Nyblom bác bỏ parameter stability. eGARCH-Student-t chỉ kém GJR 0.00137 AIC, đồng thời core residual diagnostics và joint stability đạt; vì vậy đây là ứng viên cân bằng theo quy tắc định trước, không phải model “hoàn hảo”.</w:t>
+      </w:r>
+    </w:p>
+    <w:p>
+      <w:pPr>
+        <w:pStyle w:val="TableCaption"/>
+      </w:pPr>
+      <w:r>
+        <w:t xml:space="preserve">P-value và statistics chẩn đoán GARCH</w:t>
+      </w:r>
+    </w:p>
+    <w:tbl>
+      <w:tblPr>
+        <w:tblStyle w:val="Table"/>
+        <w:tblW w:type="pct" w:w="5000"/>
+        <w:tblLayout w:type="fixed"/>
+        <w:tblLook w:firstRow="1" w:lastRow="0" w:firstColumn="0" w:lastColumn="0" w:noHBand="0" w:noVBand="0" w:val="0020"/>
+        <w:tblCaption w:val="P-value và statistics chẩn đoán GARCH"/>
+      </w:tblPr>
+      <w:tblGrid>
+        <w:gridCol w:w="1074"/>
+        <w:gridCol w:w="1188"/>
+        <w:gridCol w:w="1131"/>
+        <w:gridCol w:w="565"/>
+        <w:gridCol w:w="1018"/>
+        <w:gridCol w:w="735"/>
+        <w:gridCol w:w="1188"/>
+        <w:gridCol w:w="1018"/>
+      </w:tblGrid>
+      <w:tr>
+        <w:trPr>
+          <w:tblHeader w:val="on"/>
+        </w:trPr>
+        <w:tc>
+          <w:tcPr/>
+          <w:p>
+            <w:pPr>
+              <w:pStyle w:val="Compact"/>
+              <w:jc w:val="left"/>
+            </w:pPr>
+            <w:r>
+              <w:t xml:space="preserve">model</w:t>
+            </w:r>
+          </w:p>
+        </w:tc>
+        <w:tc>
+          <w:tcPr/>
+          <w:p>
+            <w:pPr>
+              <w:pStyle w:val="Compact"/>
+              <w:jc w:val="right"/>
+            </w:pPr>
+            <w:r>
+              <w:t xml:space="preserve">ljung_box_residual_p</w:t>
+            </w:r>
+          </w:p>
+        </w:tc>
+        <w:tc>
+          <w:tcPr/>
+          <w:p>
+            <w:pPr>
+              <w:pStyle w:val="Compact"/>
+              <w:jc w:val="right"/>
+            </w:pPr>
+            <w:r>
+              <w:t xml:space="preserve">ljung_box_squared_p</w:t>
+            </w:r>
+          </w:p>
+        </w:tc>
+        <w:tc>
+          <w:tcPr/>
+          <w:p>
+            <w:pPr>
+              <w:pStyle w:val="Compact"/>
+              <w:jc w:val="right"/>
+            </w:pPr>
+            <w:r>
+              <w:t xml:space="preserve">arch_lm_p</w:t>
+            </w:r>
+          </w:p>
+        </w:tc>
+        <w:tc>
+          <w:tcPr/>
+          <w:p>
+            <w:pPr>
+              <w:pStyle w:val="Compact"/>
+              <w:jc w:val="right"/>
+            </w:pPr>
+            <w:r>
+              <w:t xml:space="preserve">sign_bias_joint_p</w:t>
+            </w:r>
+          </w:p>
+        </w:tc>
+        <w:tc>
+          <w:tcPr/>
+          <w:p>
+            <w:pPr>
+              <w:pStyle w:val="Compact"/>
+              <w:jc w:val="right"/>
+            </w:pPr>
+            <w:r>
+              <w:t xml:space="preserve">nyblom_joint</w:t>
+            </w:r>
+          </w:p>
+        </w:tc>
+        <w:tc>
+          <w:tcPr/>
+          <w:p>
+            <w:pPr>
+              <w:pStyle w:val="Compact"/>
+              <w:jc w:val="right"/>
+            </w:pPr>
+            <w:r>
+              <w:t xml:space="preserve">nyblom_5pct_critical</w:t>
+            </w:r>
+          </w:p>
+        </w:tc>
+        <w:tc>
+          <w:tcPr/>
+          <w:p>
+            <w:pPr>
+              <w:pStyle w:val="Compact"/>
+              <w:jc w:val="right"/>
+            </w:pPr>
+            <w:r>
+              <w:t xml:space="preserve">pearson_group20_p</w:t>
+            </w:r>
+          </w:p>
+        </w:tc>
+      </w:tr>
+      <w:tr>
+        <w:tc>
+          <w:tcPr/>
+          <w:p>
+            <w:pPr>
+              <w:pStyle w:val="Compact"/>
+              <w:jc w:val="left"/>
+            </w:pPr>
+            <w:r>
+              <w:t xml:space="preserve">gjrGARCH-Student-t</w:t>
+            </w:r>
+          </w:p>
+        </w:tc>
+        <w:tc>
+          <w:tcPr/>
+          <w:p>
+            <w:pPr>
+              <w:pStyle w:val="Compact"/>
+              <w:jc w:val="right"/>
+            </w:pPr>
+            <w:r>
+              <w:t xml:space="preserve">0.86798</w:t>
+            </w:r>
+          </w:p>
+        </w:tc>
+        <w:tc>
+          <w:tcPr/>
+          <w:p>
+            <w:pPr>
+              <w:pStyle w:val="Compact"/>
+              <w:jc w:val="right"/>
+            </w:pPr>
+            <w:r>
+              <w:t xml:space="preserve">0.63184</w:t>
+            </w:r>
+          </w:p>
+        </w:tc>
+        <w:tc>
+          <w:tcPr/>
+          <w:p>
+            <w:pPr>
+              <w:pStyle w:val="Compact"/>
+              <w:jc w:val="right"/>
+            </w:pPr>
+            <w:r>
+              <w:t xml:space="preserve">0.36593</w:t>
+            </w:r>
+          </w:p>
+        </w:tc>
+        <w:tc>
+          <w:tcPr/>
+          <w:p>
+            <w:pPr>
+              <w:pStyle w:val="Compact"/>
+              <w:jc w:val="right"/>
+            </w:pPr>
+            <w:r>
+              <w:t xml:space="preserve">0.08642</w:t>
+            </w:r>
+          </w:p>
+        </w:tc>
+        <w:tc>
+          <w:tcPr/>
+          <w:p>
+            <w:pPr>
+              <w:pStyle w:val="Compact"/>
+              <w:jc w:val="right"/>
+            </w:pPr>
+            <w:r>
+              <w:t xml:space="preserve">27.34785</w:t>
+            </w:r>
+          </w:p>
+        </w:tc>
+        <w:tc>
+          <w:tcPr/>
+          <w:p>
+            <w:pPr>
+              <w:pStyle w:val="Compact"/>
+              <w:jc w:val="right"/>
+            </w:pPr>
+            <w:r>
+              <w:t xml:space="preserve">1.68</w:t>
+            </w:r>
+          </w:p>
+        </w:tc>
+        <w:tc>
+          <w:tcPr/>
+          <w:p>
+            <w:pPr>
+              <w:pStyle w:val="Compact"/>
+              <w:jc w:val="right"/>
+            </w:pPr>
+            <w:r>
+              <w:t xml:space="preserve">0</w:t>
+            </w:r>
+          </w:p>
+        </w:tc>
+      </w:tr>
+      <w:tr>
+        <w:tc>
+          <w:tcPr/>
+          <w:p>
+            <w:pPr>
+              <w:pStyle w:val="Compact"/>
+              <w:jc w:val="left"/>
+            </w:pPr>
+            <w:r>
+              <w:t xml:space="preserve">eGARCH-Student-t</w:t>
+            </w:r>
+          </w:p>
+        </w:tc>
+        <w:tc>
+          <w:tcPr/>
+          <w:p>
+            <w:pPr>
+              <w:pStyle w:val="Compact"/>
+              <w:jc w:val="right"/>
+            </w:pPr>
+            <w:r>
+              <w:t xml:space="preserve">0.87726</w:t>
+            </w:r>
+          </w:p>
+        </w:tc>
+        <w:tc>
+          <w:tcPr/>
+          <w:p>
+            <w:pPr>
+              <w:pStyle w:val="Compact"/>
+              <w:jc w:val="right"/>
+            </w:pPr>
+            <w:r>
+              <w:t xml:space="preserve">0.84232</w:t>
+            </w:r>
+          </w:p>
+        </w:tc>
+        <w:tc>
+          <w:tcPr/>
+          <w:p>
+            <w:pPr>
+              <w:pStyle w:val="Compact"/>
+              <w:jc w:val="right"/>
+            </w:pPr>
+            <w:r>
+              <w:t xml:space="preserve">0.64581</w:t>
+            </w:r>
+          </w:p>
+        </w:tc>
+        <w:tc>
+          <w:tcPr/>
+          <w:p>
+            <w:pPr>
+              <w:pStyle w:val="Compact"/>
+              <w:jc w:val="right"/>
+            </w:pPr>
+            <w:r>
+              <w:t xml:space="preserve">0.10172</w:t>
+            </w:r>
+          </w:p>
+        </w:tc>
+        <w:tc>
+          <w:tcPr/>
+          <w:p>
+            <w:pPr>
+              <w:pStyle w:val="Compact"/>
+              <w:jc w:val="right"/>
+            </w:pPr>
+            <w:r>
+              <w:t xml:space="preserve">1.50476</w:t>
+            </w:r>
+          </w:p>
+        </w:tc>
+        <w:tc>
+          <w:tcPr/>
+          <w:p>
+            <w:pPr>
+              <w:pStyle w:val="Compact"/>
+              <w:jc w:val="right"/>
+            </w:pPr>
+            <w:r>
+              <w:t xml:space="preserve">1.68</w:t>
+            </w:r>
+          </w:p>
+        </w:tc>
+        <w:tc>
+          <w:tcPr/>
+          <w:p>
+            <w:pPr>
+              <w:pStyle w:val="Compact"/>
+              <w:jc w:val="right"/>
+            </w:pPr>
+            <w:r>
+              <w:t xml:space="preserve">0</w:t>
+            </w:r>
+          </w:p>
+        </w:tc>
+      </w:tr>
+      <w:tr>
+        <w:tc>
+          <w:tcPr/>
+          <w:p>
+            <w:pPr>
+              <w:pStyle w:val="Compact"/>
+              <w:jc w:val="left"/>
+            </w:pPr>
+            <w:r>
+              <w:t xml:space="preserve">sGARCH-Student-t</w:t>
+            </w:r>
+          </w:p>
+        </w:tc>
+        <w:tc>
+          <w:tcPr/>
+          <w:p>
+            <w:pPr>
+              <w:pStyle w:val="Compact"/>
+              <w:jc w:val="right"/>
+            </w:pPr>
+            <w:r>
+              <w:t xml:space="preserve">0.85852</w:t>
+            </w:r>
+          </w:p>
+        </w:tc>
+        <w:tc>
+          <w:tcPr/>
+          <w:p>
+            <w:pPr>
+              <w:pStyle w:val="Compact"/>
+              <w:jc w:val="right"/>
+            </w:pPr>
+            <w:r>
+              <w:t xml:space="preserve">0.78320</w:t>
+            </w:r>
+          </w:p>
+        </w:tc>
+        <w:tc>
+          <w:tcPr/>
+          <w:p>
+            <w:pPr>
+              <w:pStyle w:val="Compact"/>
+              <w:jc w:val="right"/>
+            </w:pPr>
+            <w:r>
+              <w:t xml:space="preserve">0.49370</w:t>
+            </w:r>
+          </w:p>
+        </w:tc>
+        <w:tc>
+          <w:tcPr/>
+          <w:p>
+            <w:pPr>
+              <w:pStyle w:val="Compact"/>
+              <w:jc w:val="right"/>
+            </w:pPr>
+            <w:r>
+              <w:t xml:space="preserve">0.06011</w:t>
+            </w:r>
+          </w:p>
+        </w:tc>
+        <w:tc>
+          <w:tcPr/>
+          <w:p>
+            <w:pPr>
+              <w:pStyle w:val="Compact"/>
+              <w:jc w:val="right"/>
+            </w:pPr>
+            <w:r>
+              <w:t xml:space="preserve">11.88983</w:t>
+            </w:r>
+          </w:p>
+        </w:tc>
+        <w:tc>
+          <w:tcPr/>
+          <w:p>
+            <w:pPr>
+              <w:pStyle w:val="Compact"/>
+              <w:jc w:val="right"/>
+            </w:pPr>
+            <w:r>
+              <w:t xml:space="preserve">1.47</w:t>
+            </w:r>
+          </w:p>
+        </w:tc>
+        <w:tc>
+          <w:tcPr/>
+          <w:p>
+            <w:pPr>
+              <w:pStyle w:val="Compact"/>
+              <w:jc w:val="right"/>
+            </w:pPr>
+            <w:r>
+              <w:t xml:space="preserve">0</w:t>
+            </w:r>
+          </w:p>
+        </w:tc>
+      </w:tr>
+      <w:tr>
+        <w:tc>
+          <w:tcPr/>
+          <w:p>
+            <w:pPr>
+              <w:pStyle w:val="Compact"/>
+              <w:jc w:val="left"/>
+            </w:pPr>
+            <w:r>
+              <w:t xml:space="preserve">sGARCH-Normal</w:t>
+            </w:r>
+          </w:p>
+        </w:tc>
+        <w:tc>
+          <w:tcPr/>
+          <w:p>
+            <w:pPr>
+              <w:pStyle w:val="Compact"/>
+              <w:jc w:val="right"/>
+            </w:pPr>
+            <w:r>
+              <w:t xml:space="preserve">0.81728</w:t>
+            </w:r>
+          </w:p>
+        </w:tc>
+        <w:tc>
+          <w:tcPr/>
+          <w:p>
+            <w:pPr>
+              <w:pStyle w:val="Compact"/>
+              <w:jc w:val="right"/>
+            </w:pPr>
+            <w:r>
+              <w:t xml:space="preserve">0.88108</w:t>
+            </w:r>
+          </w:p>
+        </w:tc>
+        <w:tc>
+          <w:tcPr/>
+          <w:p>
+            <w:pPr>
+              <w:pStyle w:val="Compact"/>
+              <w:jc w:val="right"/>
+            </w:pPr>
+            <w:r>
+              <w:t xml:space="preserve">0.80962</w:t>
+            </w:r>
+          </w:p>
+        </w:tc>
+        <w:tc>
+          <w:tcPr/>
+          <w:p>
+            <w:pPr>
+              <w:pStyle w:val="Compact"/>
+              <w:jc w:val="right"/>
+            </w:pPr>
+            <w:r>
+              <w:t xml:space="preserve">0.10291</w:t>
+            </w:r>
+          </w:p>
+        </w:tc>
+        <w:tc>
+          <w:tcPr/>
+          <w:p>
+            <w:pPr>
+              <w:pStyle w:val="Compact"/>
+              <w:jc w:val="right"/>
+            </w:pPr>
+            <w:r>
+              <w:t xml:space="preserve">12.89914</w:t>
+            </w:r>
+          </w:p>
+        </w:tc>
+        <w:tc>
+          <w:tcPr/>
+          <w:p>
+            <w:pPr>
+              <w:pStyle w:val="Compact"/>
+              <w:jc w:val="right"/>
+            </w:pPr>
+            <w:r>
+              <w:t xml:space="preserve">1.24</w:t>
+            </w:r>
+          </w:p>
+        </w:tc>
+        <w:tc>
+          <w:tcPr/>
+          <w:p>
+            <w:pPr>
+              <w:pStyle w:val="Compact"/>
+              <w:jc w:val="right"/>
+            </w:pPr>
+            <w:r>
+              <w:t xml:space="preserve">0</w:t>
+            </w:r>
+          </w:p>
+        </w:tc>
+      </w:tr>
+    </w:tbl>
+    <w:p>
+      <w:pPr>
+        <w:pStyle w:val="BodyText"/>
+      </w:pPr>
+      <w:r>
+        <w:t xml:space="preserve">Ljung-Box standardized residual, Ljung-Box squared residual và ARCH-LM sau fit đều chưa bác bỏ H0 ở mức 5% cho cả bốn model. Sign-bias joint test cũng chưa bác bỏ H0. Tuy nhiên, Nyblom chỉ chấp nhận joint stability cho eGARCH; adjusted Pearson GOF bác bỏ distribution fit ở cả bốn specification.</w:t>
+      </w:r>
+    </w:p>
+    <w:bookmarkEnd w:id="66"/>
+    <w:bookmarkStart w:id="67" w:name="tham-số-candidate"/>
+    <w:p>
+      <w:pPr>
+        <w:pStyle w:val="Heading2"/>
+      </w:pPr>
+      <w:r>
+        <w:rPr>
+          <w:rStyle w:val="SectionNumber"/>
+        </w:rPr>
+        <w:t xml:space="preserve">5.4</w:t>
+      </w:r>
+      <w:r>
+        <w:tab/>
+      </w:r>
+      <w:r>
+        <w:t xml:space="preserve">Tham số candidate</w:t>
+      </w:r>
+    </w:p>
+    <w:p>
+      <w:pPr>
+        <w:pStyle w:val="TableCaption"/>
+      </w:pPr>
+      <w:r>
+        <w:t xml:space="preserve">Tham số eGARCH-Student-t: conventional và robust inference</w:t>
+      </w:r>
+    </w:p>
+    <w:tbl>
+      <w:tblPr>
+        <w:tblStyle w:val="Table"/>
+        <w:tblW w:type="pct" w:w="5000"/>
+        <w:tblLayout w:type="fixed"/>
+        <w:tblLook w:firstRow="1" w:lastRow="0" w:firstColumn="0" w:lastColumn="0" w:noHBand="0" w:noVBand="0" w:val="0020"/>
+        <w:tblCaption w:val="Tham số eGARCH-Student-t: conventional và robust inference"/>
+      </w:tblPr>
+      <w:tblGrid>
+        <w:gridCol w:w="1115"/>
+        <w:gridCol w:w="1115"/>
+        <w:gridCol w:w="1115"/>
+        <w:gridCol w:w="1003"/>
+        <w:gridCol w:w="1896"/>
+        <w:gridCol w:w="1673"/>
+      </w:tblGrid>
+      <w:tr>
+        <w:trPr>
+          <w:tblHeader w:val="on"/>
+        </w:trPr>
+        <w:tc>
+          <w:tcPr/>
+          <w:p>
+            <w:pPr>
+              <w:pStyle w:val="Compact"/>
+              <w:jc w:val="left"/>
+            </w:pPr>
+            <w:r>
+              <w:t xml:space="preserve">parameter</w:t>
+            </w:r>
+          </w:p>
+        </w:tc>
+        <w:tc>
+          <w:tcPr/>
+          <w:p>
+            <w:pPr>
+              <w:pStyle w:val="Compact"/>
+              <w:jc w:val="right"/>
+            </w:pPr>
+            <w:r>
+              <w:t xml:space="preserve">estimate</w:t>
+            </w:r>
+          </w:p>
+        </w:tc>
+        <w:tc>
+          <w:tcPr/>
+          <w:p>
+            <w:pPr>
+              <w:pStyle w:val="Compact"/>
+              <w:jc w:val="right"/>
+            </w:pPr>
+            <w:r>
+              <w:t xml:space="preserve">std_error</w:t>
+            </w:r>
+          </w:p>
+        </w:tc>
+        <w:tc>
+          <w:tcPr/>
+          <w:p>
+            <w:pPr>
+              <w:pStyle w:val="Compact"/>
+              <w:jc w:val="right"/>
+            </w:pPr>
+            <w:r>
+              <w:t xml:space="preserve">p_value</w:t>
+            </w:r>
+          </w:p>
+        </w:tc>
+        <w:tc>
+          <w:tcPr/>
+          <w:p>
+            <w:pPr>
+              <w:pStyle w:val="Compact"/>
+              <w:jc w:val="right"/>
+            </w:pPr>
+            <w:r>
+              <w:t xml:space="preserve">robust_std_error</w:t>
+            </w:r>
+          </w:p>
+        </w:tc>
+        <w:tc>
+          <w:tcPr/>
+          <w:p>
+            <w:pPr>
+              <w:pStyle w:val="Compact"/>
+              <w:jc w:val="right"/>
+            </w:pPr>
+            <w:r>
+              <w:t xml:space="preserve">robust_p_value</w:t>
+            </w:r>
+          </w:p>
+        </w:tc>
+      </w:tr>
+      <w:tr>
+        <w:tc>
+          <w:tcPr/>
+          <w:p>
+            <w:pPr>
+              <w:pStyle w:val="Compact"/>
+              <w:jc w:val="left"/>
+            </w:pPr>
+            <w:r>
+              <w:t xml:space="preserve">mu</w:t>
+            </w:r>
+          </w:p>
+        </w:tc>
+        <w:tc>
+          <w:tcPr/>
+          <w:p>
+            <w:pPr>
+              <w:pStyle w:val="Compact"/>
+              <w:jc w:val="right"/>
+            </w:pPr>
+            <w:r>
+              <w:t xml:space="preserve">0.000477</w:t>
+            </w:r>
+          </w:p>
+        </w:tc>
+        <w:tc>
+          <w:tcPr/>
+          <w:p>
+            <w:pPr>
+              <w:pStyle w:val="Compact"/>
+              <w:jc w:val="right"/>
+            </w:pPr>
+            <w:r>
+              <w:t xml:space="preserve">0.000227</w:t>
+            </w:r>
+          </w:p>
+        </w:tc>
+        <w:tc>
+          <w:tcPr/>
+          <w:p>
+            <w:pPr>
+              <w:pStyle w:val="Compact"/>
+              <w:jc w:val="right"/>
+            </w:pPr>
+            <w:r>
+              <w:t xml:space="preserve">0.035675</w:t>
+            </w:r>
+          </w:p>
+        </w:tc>
+        <w:tc>
+          <w:tcPr/>
+          <w:p>
+            <w:pPr>
+              <w:pStyle w:val="Compact"/>
+              <w:jc w:val="right"/>
+            </w:pPr>
+            <w:r>
+              <w:t xml:space="preserve">0.000233</w:t>
+            </w:r>
+          </w:p>
+        </w:tc>
+        <w:tc>
+          <w:tcPr/>
+          <w:p>
+            <w:pPr>
+              <w:pStyle w:val="Compact"/>
+              <w:jc w:val="right"/>
+            </w:pPr>
+            <w:r>
+              <w:t xml:space="preserve">0.040683</w:t>
+            </w:r>
+          </w:p>
+        </w:tc>
+      </w:tr>
+      <w:tr>
+        <w:tc>
+          <w:tcPr/>
+          <w:p>
+            <w:pPr>
+              <w:pStyle w:val="Compact"/>
+              <w:jc w:val="left"/>
+            </w:pPr>
+            <w:r>
+              <w:t xml:space="preserve">omega</w:t>
+            </w:r>
+          </w:p>
+        </w:tc>
+        <w:tc>
+          <w:tcPr/>
+          <w:p>
+            <w:pPr>
+              <w:pStyle w:val="Compact"/>
+              <w:jc w:val="right"/>
+            </w:pPr>
+            <w:r>
+              <w:t xml:space="preserve">-0.303887</w:t>
+            </w:r>
+          </w:p>
+        </w:tc>
+        <w:tc>
+          <w:tcPr/>
+          <w:p>
+            <w:pPr>
+              <w:pStyle w:val="Compact"/>
+              <w:jc w:val="right"/>
+            </w:pPr>
+            <w:r>
+              <w:t xml:space="preserve">0.042127</w:t>
+            </w:r>
+          </w:p>
+        </w:tc>
+        <w:tc>
+          <w:tcPr/>
+          <w:p>
+            <w:pPr>
+              <w:pStyle w:val="Compact"/>
+              <w:jc w:val="right"/>
+            </w:pPr>
+            <w:r>
+              <w:t xml:space="preserve">0.000000</w:t>
+            </w:r>
+          </w:p>
+        </w:tc>
+        <w:tc>
+          <w:tcPr/>
+          <w:p>
+            <w:pPr>
+              <w:pStyle w:val="Compact"/>
+              <w:jc w:val="right"/>
+            </w:pPr>
+            <w:r>
+              <w:t xml:space="preserve">0.049889</w:t>
+            </w:r>
+          </w:p>
+        </w:tc>
+        <w:tc>
+          <w:tcPr/>
+          <w:p>
+            <w:pPr>
+              <w:pStyle w:val="Compact"/>
+              <w:jc w:val="right"/>
+            </w:pPr>
+            <w:r>
+              <w:t xml:space="preserve">0.000000</w:t>
+            </w:r>
+          </w:p>
+        </w:tc>
+      </w:tr>
+      <w:tr>
+        <w:tc>
+          <w:tcPr/>
+          <w:p>
+            <w:pPr>
+              <w:pStyle w:val="Compact"/>
+              <w:jc w:val="left"/>
+            </w:pPr>
+            <w:r>
+              <w:t xml:space="preserve">alpha1</w:t>
+            </w:r>
+          </w:p>
+        </w:tc>
+        <w:tc>
+          <w:tcPr/>
+          <w:p>
+            <w:pPr>
+              <w:pStyle w:val="Compact"/>
+              <w:jc w:val="right"/>
+            </w:pPr>
+            <w:r>
+              <w:t xml:space="preserve">-0.047986</w:t>
+            </w:r>
+          </w:p>
+        </w:tc>
+        <w:tc>
+          <w:tcPr/>
+          <w:p>
+            <w:pPr>
+              <w:pStyle w:val="Compact"/>
+              <w:jc w:val="right"/>
+            </w:pPr>
+            <w:r>
+              <w:t xml:space="preserve">0.022958</w:t>
+            </w:r>
+          </w:p>
+        </w:tc>
+        <w:tc>
+          <w:tcPr/>
+          <w:p>
+            <w:pPr>
+              <w:pStyle w:val="Compact"/>
+              <w:jc w:val="right"/>
+            </w:pPr>
+            <w:r>
+              <w:t xml:space="preserve">0.036606</w:t>
+            </w:r>
+          </w:p>
+        </w:tc>
+        <w:tc>
+          <w:tcPr/>
+          <w:p>
+            <w:pPr>
+              <w:pStyle w:val="Compact"/>
+              <w:jc w:val="right"/>
+            </w:pPr>
+            <w:r>
+              <w:t xml:space="preserve">0.034960</w:t>
+            </w:r>
+          </w:p>
+        </w:tc>
+        <w:tc>
+          <w:tcPr/>
+          <w:p>
+            <w:pPr>
+              <w:pStyle w:val="Compact"/>
+              <w:jc w:val="right"/>
+            </w:pPr>
+            <w:r>
+              <w:t xml:space="preserve">0.169877</w:t>
+            </w:r>
+          </w:p>
+        </w:tc>
+      </w:tr>
+      <w:tr>
+        <w:tc>
+          <w:tcPr/>
+          <w:p>
+            <w:pPr>
+              <w:pStyle w:val="Compact"/>
+              <w:jc w:val="left"/>
+            </w:pPr>
+            <w:r>
+              <w:t xml:space="preserve">beta1</w:t>
+            </w:r>
+          </w:p>
+        </w:tc>
+        <w:tc>
+          <w:tcPr/>
+          <w:p>
+            <w:pPr>
+              <w:pStyle w:val="Compact"/>
+              <w:jc w:val="right"/>
+            </w:pPr>
+            <w:r>
+              <w:t xml:space="preserve">0.962670</w:t>
+            </w:r>
+          </w:p>
+        </w:tc>
+        <w:tc>
+          <w:tcPr/>
+          <w:p>
+            <w:pPr>
+              <w:pStyle w:val="Compact"/>
+              <w:jc w:val="right"/>
+            </w:pPr>
+            <w:r>
+              <w:t xml:space="preserve">0.005071</w:t>
+            </w:r>
+          </w:p>
+        </w:tc>
+        <w:tc>
+          <w:tcPr/>
+          <w:p>
+            <w:pPr>
+              <w:pStyle w:val="Compact"/>
+              <w:jc w:val="right"/>
+            </w:pPr>
+            <w:r>
+              <w:t xml:space="preserve">0.000000</w:t>
+            </w:r>
+          </w:p>
+        </w:tc>
+        <w:tc>
+          <w:tcPr/>
+          <w:p>
+            <w:pPr>
+              <w:pStyle w:val="Compact"/>
+              <w:jc w:val="right"/>
+            </w:pPr>
+            <w:r>
+              <w:t xml:space="preserve">0.005892</w:t>
+            </w:r>
+          </w:p>
+        </w:tc>
+        <w:tc>
+          <w:tcPr/>
+          <w:p>
+            <w:pPr>
+              <w:pStyle w:val="Compact"/>
+              <w:jc w:val="right"/>
+            </w:pPr>
+            <w:r>
+              <w:t xml:space="preserve">0.000000</w:t>
+            </w:r>
+          </w:p>
+        </w:tc>
+      </w:tr>
+      <w:tr>
+        <w:tc>
+          <w:tcPr/>
+          <w:p>
+            <w:pPr>
+              <w:pStyle w:val="Compact"/>
+              <w:jc w:val="left"/>
+            </w:pPr>
+            <w:r>
+              <w:t xml:space="preserve">gamma1</w:t>
+            </w:r>
+          </w:p>
+        </w:tc>
+        <w:tc>
+          <w:tcPr/>
+          <w:p>
+            <w:pPr>
+              <w:pStyle w:val="Compact"/>
+              <w:jc w:val="right"/>
+            </w:pPr>
+            <w:r>
+              <w:t xml:space="preserve">0.240236</w:t>
+            </w:r>
+          </w:p>
+        </w:tc>
+        <w:tc>
+          <w:tcPr/>
+          <w:p>
+            <w:pPr>
+              <w:pStyle w:val="Compact"/>
+              <w:jc w:val="right"/>
+            </w:pPr>
+            <w:r>
+              <w:t xml:space="preserve">0.029413</w:t>
+            </w:r>
+          </w:p>
+        </w:tc>
+        <w:tc>
+          <w:tcPr/>
+          <w:p>
+            <w:pPr>
+              <w:pStyle w:val="Compact"/>
+              <w:jc w:val="right"/>
+            </w:pPr>
+            <w:r>
+              <w:t xml:space="preserve">0.000000</w:t>
+            </w:r>
+          </w:p>
+        </w:tc>
+        <w:tc>
+          <w:tcPr/>
+          <w:p>
+            <w:pPr>
+              <w:pStyle w:val="Compact"/>
+              <w:jc w:val="right"/>
+            </w:pPr>
+            <w:r>
+              <w:t xml:space="preserve">0.028302</w:t>
+            </w:r>
+          </w:p>
+        </w:tc>
+        <w:tc>
+          <w:tcPr/>
+          <w:p>
+            <w:pPr>
+              <w:pStyle w:val="Compact"/>
+              <w:jc w:val="right"/>
+            </w:pPr>
+            <w:r>
+              <w:t xml:space="preserve">0.000000</w:t>
+            </w:r>
+          </w:p>
+        </w:tc>
+      </w:tr>
+      <w:tr>
+        <w:tc>
+          <w:tcPr/>
+          <w:p>
+            <w:pPr>
+              <w:pStyle w:val="Compact"/>
+              <w:jc w:val="left"/>
+            </w:pPr>
+            <w:r>
+              <w:t xml:space="preserve">shape</w:t>
+            </w:r>
+          </w:p>
+        </w:tc>
+        <w:tc>
+          <w:tcPr/>
+          <w:p>
+            <w:pPr>
+              <w:pStyle w:val="Compact"/>
+              <w:jc w:val="right"/>
+            </w:pPr>
+            <w:r>
+              <w:t xml:space="preserve">3.596439</w:t>
+            </w:r>
+          </w:p>
+        </w:tc>
+        <w:tc>
+          <w:tcPr/>
+          <w:p>
+            <w:pPr>
+              <w:pStyle w:val="Compact"/>
+              <w:jc w:val="right"/>
+            </w:pPr>
+            <w:r>
+              <w:t xml:space="preserve">0.275833</w:t>
+            </w:r>
+          </w:p>
+        </w:tc>
+        <w:tc>
+          <w:tcPr/>
+          <w:p>
+            <w:pPr>
+              <w:pStyle w:val="Compact"/>
+              <w:jc w:val="right"/>
+            </w:pPr>
+            <w:r>
+              <w:t xml:space="preserve">0.000000</w:t>
+            </w:r>
+          </w:p>
+        </w:tc>
+        <w:tc>
+          <w:tcPr/>
+          <w:p>
+            <w:pPr>
+              <w:pStyle w:val="Compact"/>
+              <w:jc w:val="right"/>
+            </w:pPr>
+            <w:r>
+              <w:t xml:space="preserve">0.260436</w:t>
+            </w:r>
+          </w:p>
+        </w:tc>
+        <w:tc>
+          <w:tcPr/>
+          <w:p>
+            <w:pPr>
+              <w:pStyle w:val="Compact"/>
+              <w:jc w:val="right"/>
+            </w:pPr>
+            <w:r>
+              <w:t xml:space="preserve">0.000000</w:t>
+            </w:r>
+          </w:p>
+        </w:tc>
+      </w:tr>
+    </w:tbl>
+    <w:p>
+      <w:pPr>
+        <w:pStyle w:val="BodyText"/>
+      </w:pPr>
+      <w:r>
+        <w:t xml:space="preserve">Robust inference quan trọng vì distribution GOF chưa đạt. Ví dụ, một tham số có conventional p-value nhỏ nhưng robust p-value lớn không nên được diễn giải mạnh.</w:t>
+      </w:r>
+      <w:r>
+        <w:t xml:space="preserve"> </w:t>
+      </w:r>
+      <w:r>
+        <w:rPr>
+          <w:rStyle w:val="VerbatimChar"/>
+        </w:rPr>
+        <w:t xml:space="preserve">beta1</w:t>
+      </w:r>
+      <w:r>
+        <w:t xml:space="preserve"> </w:t>
+      </w:r>
+      <w:r>
+        <w:t xml:space="preserve">của eGARCH gần 1 cho thấy volatility có memory dài theo parameterization của model; không cộng</w:t>
+      </w:r>
+      <w:r>
+        <w:t xml:space="preserve"> </w:t>
+      </w:r>
+      <w:r>
+        <w:rPr>
+          <w:rStyle w:val="VerbatimChar"/>
+        </w:rPr>
+        <w:t xml:space="preserve">alpha1 + beta1</w:t>
+      </w:r>
+      <w:r>
+        <w:t xml:space="preserve"> </w:t>
+      </w:r>
+      <w:r>
+        <w:t xml:space="preserve">như sGARCH.</w:t>
+      </w:r>
+    </w:p>
+    <w:bookmarkEnd w:id="67"/>
+    <w:bookmarkStart w:id="77" w:name="volatility-và-asymmetry-theo-thời-gian"/>
+    <w:p>
+      <w:pPr>
+        <w:pStyle w:val="Heading2"/>
+      </w:pPr>
+      <w:r>
+        <w:rPr>
+          <w:rStyle w:val="SectionNumber"/>
+        </w:rPr>
+        <w:t xml:space="preserve">5.5</w:t>
+      </w:r>
+      <w:r>
+        <w:tab/>
+      </w:r>
+      <w:r>
+        <w:t xml:space="preserve">Volatility và asymmetry theo thời gian</w:t>
       </w:r>
     </w:p>
     <w:p>
@@ -4591,18 +7616,18 @@
           <wp:inline>
             <wp:extent cx="5067300" cy="2994313"/>
             <wp:effectExtent b="0" l="0" r="0" t="0"/>
-            <wp:docPr descr="Conditional volatility từ bốn specification GARCH" title="" id="41" name="Picture"/>
+            <wp:docPr descr="Conditional volatility của bốn GARCH specification" title="" id="69" name="Picture"/>
             <a:graphic>
               <a:graphicData uri="http://schemas.openxmlformats.org/drawingml/2006/picture">
                 <pic:pic>
                   <pic:nvPicPr>
-                    <pic:cNvPr descr="report_files/ef53e153bad1ed53bb918cdd5108976475da0254.png" id="42" name="Picture"/>
+                    <pic:cNvPr descr="report_files/ef53e153bad1ed53bb918cdd5108976475da0254.png" id="70" name="Picture"/>
                     <pic:cNvPicPr>
                       <a:picLocks noChangeArrowheads="1" noChangeAspect="1"/>
                     </pic:cNvPicPr>
                   </pic:nvPicPr>
                   <pic:blipFill>
-                    <a:blip r:embed="rId40"/>
+                    <a:blip r:embed="rId68"/>
                     <a:stretch>
                       <a:fillRect/>
                     </a:stretch>
@@ -4634,7 +7659,15 @@
         <w:pStyle w:val="ImageCaption"/>
       </w:pPr>
       <w:r>
-        <w:t xml:space="preserve">Conditional volatility từ bốn specification GARCH</w:t>
+        <w:t xml:space="preserve">Conditional volatility của bốn GARCH specification</w:t>
+      </w:r>
+    </w:p>
+    <w:p>
+      <w:pPr>
+        <w:pStyle w:val="BodyText"/>
+      </w:pPr>
+      <w:r>
+        <w:t xml:space="preserve">Bốn đường broadly đồng biến và đều cho thấy volatility clustering. Các đỉnh chỉ mô tả giai đoạn model ước lượng conditional volatility cao; báo cáo không tự gán nguyên nhân sự kiện nếu chưa có nguồn bên ngoài.</w:t>
       </w:r>
     </w:p>
     <w:p>
@@ -4646,18 +7679,18 @@
           <wp:inline>
             <wp:extent cx="5067300" cy="2714625"/>
             <wp:effectExtent b="0" l="0" r="0" t="0"/>
-            <wp:docPr descr="ACF của standardized residual và squared standardized residual" title="" id="44" name="Picture"/>
+            <wp:docPr descr="ACF standardized residual và squared standardized residual" title="" id="72" name="Picture"/>
             <a:graphic>
               <a:graphicData uri="http://schemas.openxmlformats.org/drawingml/2006/picture">
                 <pic:pic>
                   <pic:nvPicPr>
-                    <pic:cNvPr descr="report_files/cd953a7a2a5a9f7512c96fab26871cc62d0469f9.png" id="45" name="Picture"/>
+                    <pic:cNvPr descr="report_files/cd953a7a2a5a9f7512c96fab26871cc62d0469f9.png" id="73" name="Picture"/>
                     <pic:cNvPicPr>
                       <a:picLocks noChangeArrowheads="1" noChangeAspect="1"/>
                     </pic:cNvPicPr>
                   </pic:nvPicPr>
                   <pic:blipFill>
-                    <a:blip r:embed="rId43"/>
+                    <a:blip r:embed="rId71"/>
                     <a:stretch>
                       <a:fillRect/>
                     </a:stretch>
@@ -4689,15 +7722,7 @@
         <w:pStyle w:val="ImageCaption"/>
       </w:pPr>
       <w:r>
-        <w:t xml:space="preserve">ACF của standardized residual và squared standardized residual</w:t>
-      </w:r>
-    </w:p>
-    <w:p>
-      <w:pPr>
-        <w:pStyle w:val="BodyText"/>
-      </w:pPr>
-      <w:r>
-        <w:t xml:space="preserve">Core tests không phát hiện serial correlation hoặc ARCH effect còn lại ở mức 5% cho cả bốn model. Tuy nhiên, adjusted Pearson GOF bác bỏ distribution fit ở cả bốn specification. Điều này cho thấy conditional variance dynamics được cải thiện nhưng phân phối/điểm khối lượng tại zero hoặc structural breaks vẫn chưa được mô tả đầy đủ.</w:t>
+        <w:t xml:space="preserve">ACF standardized residual và squared standardized residual</w:t>
       </w:r>
     </w:p>
     <w:p>
@@ -4709,18 +7734,18 @@
           <wp:inline>
             <wp:extent cx="5067300" cy="2533650"/>
             <wp:effectExtent b="0" l="0" r="0" t="0"/>
-            <wp:docPr descr="News-impact curves của eGARCH và GJR-GARCH" title="" id="47" name="Picture"/>
+            <wp:docPr descr="News-impact curves của eGARCH và GJR-GARCH" title="" id="75" name="Picture"/>
             <a:graphic>
               <a:graphicData uri="http://schemas.openxmlformats.org/drawingml/2006/picture">
                 <pic:pic>
                   <pic:nvPicPr>
-                    <pic:cNvPr descr="report_files/3a07c567705fc3134a94f1decac1d74b3c9e7f08.png" id="48" name="Picture"/>
+                    <pic:cNvPr descr="report_files/3a07c567705fc3134a94f1decac1d74b3c9e7f08.png" id="76" name="Picture"/>
                     <pic:cNvPicPr>
                       <a:picLocks noChangeArrowheads="1" noChangeAspect="1"/>
                     </pic:cNvPicPr>
                   </pic:nvPicPr>
                   <pic:blipFill>
-                    <a:blip r:embed="rId46"/>
+                    <a:blip r:embed="rId74"/>
                     <a:stretch>
                       <a:fillRect/>
                     </a:stretch>
@@ -4760,387 +7785,39 @@
         <w:pStyle w:val="BodyText"/>
       </w:pPr>
       <w:r>
-        <w:t xml:space="preserve">News-impact curves cho thấy shock âm và dương cùng độ lớn có tác động khác nhau lên conditional variance. Đây là bằng chứng trực quan cho cấu trúc bất đối xứng; việc kết luận leverage phải đi kèm dấu, ý nghĩa tham số và quy ước phương trình của package.</w:t>
-      </w:r>
-    </w:p>
-    <w:p>
-      <w:pPr>
-        <w:pStyle w:val="TableCaption"/>
-      </w:pPr>
-      <w:r>
-        <w:t xml:space="preserve">Tham số eGARCH-Student-t với robust standard errors</w:t>
-      </w:r>
-    </w:p>
-    <w:tbl>
-      <w:tblPr>
-        <w:tblStyle w:val="Table"/>
-        <w:tblW w:type="auto" w:w="0"/>
-        <w:tblLook w:firstRow="1" w:lastRow="0" w:firstColumn="0" w:lastColumn="0" w:noHBand="0" w:noVBand="0" w:val="0020"/>
-        <w:tblCaption w:val="Tham số eGARCH-Student-t với robust standard errors"/>
-      </w:tblPr>
-      <w:tblGrid>
-        <w:gridCol w:w="1980"/>
-        <w:gridCol w:w="1980"/>
-        <w:gridCol w:w="1980"/>
-        <w:gridCol w:w="1980"/>
-      </w:tblGrid>
-      <w:tr>
-        <w:trPr>
-          <w:tblHeader w:val="on"/>
-        </w:trPr>
-        <w:tc>
-          <w:tcPr/>
-          <w:p>
-            <w:pPr>
-              <w:pStyle w:val="Compact"/>
-              <w:jc w:val="left"/>
-            </w:pPr>
-            <w:r>
-              <w:t xml:space="preserve">parameter</w:t>
-            </w:r>
-          </w:p>
-        </w:tc>
-        <w:tc>
-          <w:tcPr/>
-          <w:p>
-            <w:pPr>
-              <w:pStyle w:val="Compact"/>
-              <w:jc w:val="right"/>
-            </w:pPr>
-            <w:r>
-              <w:t xml:space="preserve">estimate</w:t>
-            </w:r>
-          </w:p>
-        </w:tc>
-        <w:tc>
-          <w:tcPr/>
-          <w:p>
-            <w:pPr>
-              <w:pStyle w:val="Compact"/>
-              <w:jc w:val="right"/>
-            </w:pPr>
-            <w:r>
-              <w:t xml:space="preserve">robust_std_error</w:t>
-            </w:r>
-          </w:p>
-        </w:tc>
-        <w:tc>
-          <w:tcPr/>
-          <w:p>
-            <w:pPr>
-              <w:pStyle w:val="Compact"/>
-              <w:jc w:val="right"/>
-            </w:pPr>
-            <w:r>
-              <w:t xml:space="preserve">robust_p_value</w:t>
-            </w:r>
-          </w:p>
-        </w:tc>
-      </w:tr>
-      <w:tr>
-        <w:tc>
-          <w:tcPr/>
-          <w:p>
-            <w:pPr>
-              <w:pStyle w:val="Compact"/>
-              <w:jc w:val="left"/>
-            </w:pPr>
-            <w:r>
-              <w:t xml:space="preserve">mu</w:t>
-            </w:r>
-          </w:p>
-        </w:tc>
-        <w:tc>
-          <w:tcPr/>
-          <w:p>
-            <w:pPr>
-              <w:pStyle w:val="Compact"/>
-              <w:jc w:val="right"/>
-            </w:pPr>
-            <w:r>
-              <w:t xml:space="preserve">0.000477</w:t>
-            </w:r>
-          </w:p>
-        </w:tc>
-        <w:tc>
-          <w:tcPr/>
-          <w:p>
-            <w:pPr>
-              <w:pStyle w:val="Compact"/>
-              <w:jc w:val="right"/>
-            </w:pPr>
-            <w:r>
-              <w:t xml:space="preserve">0.000233</w:t>
-            </w:r>
-          </w:p>
-        </w:tc>
-        <w:tc>
-          <w:tcPr/>
-          <w:p>
-            <w:pPr>
-              <w:pStyle w:val="Compact"/>
-              <w:jc w:val="right"/>
-            </w:pPr>
-            <w:r>
-              <w:t xml:space="preserve">0.040683</w:t>
-            </w:r>
-          </w:p>
-        </w:tc>
-      </w:tr>
-      <w:tr>
-        <w:tc>
-          <w:tcPr/>
-          <w:p>
-            <w:pPr>
-              <w:pStyle w:val="Compact"/>
-              <w:jc w:val="left"/>
-            </w:pPr>
-            <w:r>
-              <w:t xml:space="preserve">omega</w:t>
-            </w:r>
-          </w:p>
-        </w:tc>
-        <w:tc>
-          <w:tcPr/>
-          <w:p>
-            <w:pPr>
-              <w:pStyle w:val="Compact"/>
-              <w:jc w:val="right"/>
-            </w:pPr>
-            <w:r>
-              <w:t xml:space="preserve">-0.303887</w:t>
-            </w:r>
-          </w:p>
-        </w:tc>
-        <w:tc>
-          <w:tcPr/>
-          <w:p>
-            <w:pPr>
-              <w:pStyle w:val="Compact"/>
-              <w:jc w:val="right"/>
-            </w:pPr>
-            <w:r>
-              <w:t xml:space="preserve">0.049889</w:t>
-            </w:r>
-          </w:p>
-        </w:tc>
-        <w:tc>
-          <w:tcPr/>
-          <w:p>
-            <w:pPr>
-              <w:pStyle w:val="Compact"/>
-              <w:jc w:val="right"/>
-            </w:pPr>
-            <w:r>
-              <w:t xml:space="preserve">0.000000</w:t>
-            </w:r>
-          </w:p>
-        </w:tc>
-      </w:tr>
-      <w:tr>
-        <w:tc>
-          <w:tcPr/>
-          <w:p>
-            <w:pPr>
-              <w:pStyle w:val="Compact"/>
-              <w:jc w:val="left"/>
-            </w:pPr>
-            <w:r>
-              <w:t xml:space="preserve">alpha1</w:t>
-            </w:r>
-          </w:p>
-        </w:tc>
-        <w:tc>
-          <w:tcPr/>
-          <w:p>
-            <w:pPr>
-              <w:pStyle w:val="Compact"/>
-              <w:jc w:val="right"/>
-            </w:pPr>
-            <w:r>
-              <w:t xml:space="preserve">-0.047986</w:t>
-            </w:r>
-          </w:p>
-        </w:tc>
-        <w:tc>
-          <w:tcPr/>
-          <w:p>
-            <w:pPr>
-              <w:pStyle w:val="Compact"/>
-              <w:jc w:val="right"/>
-            </w:pPr>
-            <w:r>
-              <w:t xml:space="preserve">0.034960</w:t>
-            </w:r>
-          </w:p>
-        </w:tc>
-        <w:tc>
-          <w:tcPr/>
-          <w:p>
-            <w:pPr>
-              <w:pStyle w:val="Compact"/>
-              <w:jc w:val="right"/>
-            </w:pPr>
-            <w:r>
-              <w:t xml:space="preserve">0.169877</w:t>
-            </w:r>
-          </w:p>
-        </w:tc>
-      </w:tr>
-      <w:tr>
-        <w:tc>
-          <w:tcPr/>
-          <w:p>
-            <w:pPr>
-              <w:pStyle w:val="Compact"/>
-              <w:jc w:val="left"/>
-            </w:pPr>
-            <w:r>
-              <w:t xml:space="preserve">beta1</w:t>
-            </w:r>
-          </w:p>
-        </w:tc>
-        <w:tc>
-          <w:tcPr/>
-          <w:p>
-            <w:pPr>
-              <w:pStyle w:val="Compact"/>
-              <w:jc w:val="right"/>
-            </w:pPr>
-            <w:r>
-              <w:t xml:space="preserve">0.962670</w:t>
-            </w:r>
-          </w:p>
-        </w:tc>
-        <w:tc>
-          <w:tcPr/>
-          <w:p>
-            <w:pPr>
-              <w:pStyle w:val="Compact"/>
-              <w:jc w:val="right"/>
-            </w:pPr>
-            <w:r>
-              <w:t xml:space="preserve">0.005892</w:t>
-            </w:r>
-          </w:p>
-        </w:tc>
-        <w:tc>
-          <w:tcPr/>
-          <w:p>
-            <w:pPr>
-              <w:pStyle w:val="Compact"/>
-              <w:jc w:val="right"/>
-            </w:pPr>
-            <w:r>
-              <w:t xml:space="preserve">0.000000</w:t>
-            </w:r>
-          </w:p>
-        </w:tc>
-      </w:tr>
-      <w:tr>
-        <w:tc>
-          <w:tcPr/>
-          <w:p>
-            <w:pPr>
-              <w:pStyle w:val="Compact"/>
-              <w:jc w:val="left"/>
-            </w:pPr>
-            <w:r>
-              <w:t xml:space="preserve">gamma1</w:t>
-            </w:r>
-          </w:p>
-        </w:tc>
-        <w:tc>
-          <w:tcPr/>
-          <w:p>
-            <w:pPr>
-              <w:pStyle w:val="Compact"/>
-              <w:jc w:val="right"/>
-            </w:pPr>
-            <w:r>
-              <w:t xml:space="preserve">0.240236</w:t>
-            </w:r>
-          </w:p>
-        </w:tc>
-        <w:tc>
-          <w:tcPr/>
-          <w:p>
-            <w:pPr>
-              <w:pStyle w:val="Compact"/>
-              <w:jc w:val="right"/>
-            </w:pPr>
-            <w:r>
-              <w:t xml:space="preserve">0.028302</w:t>
-            </w:r>
-          </w:p>
-        </w:tc>
-        <w:tc>
-          <w:tcPr/>
-          <w:p>
-            <w:pPr>
-              <w:pStyle w:val="Compact"/>
-              <w:jc w:val="right"/>
-            </w:pPr>
-            <w:r>
-              <w:t xml:space="preserve">0.000000</w:t>
-            </w:r>
-          </w:p>
-        </w:tc>
-      </w:tr>
-      <w:tr>
-        <w:tc>
-          <w:tcPr/>
-          <w:p>
-            <w:pPr>
-              <w:pStyle w:val="Compact"/>
-              <w:jc w:val="left"/>
-            </w:pPr>
-            <w:r>
-              <w:t xml:space="preserve">shape</w:t>
-            </w:r>
-          </w:p>
-        </w:tc>
-        <w:tc>
-          <w:tcPr/>
-          <w:p>
-            <w:pPr>
-              <w:pStyle w:val="Compact"/>
-              <w:jc w:val="right"/>
-            </w:pPr>
-            <w:r>
-              <w:t xml:space="preserve">3.596439</w:t>
-            </w:r>
-          </w:p>
-        </w:tc>
-        <w:tc>
-          <w:tcPr/>
-          <w:p>
-            <w:pPr>
-              <w:pStyle w:val="Compact"/>
-              <w:jc w:val="right"/>
-            </w:pPr>
-            <w:r>
-              <w:t xml:space="preserve">0.260436</w:t>
-            </w:r>
-          </w:p>
-        </w:tc>
-        <w:tc>
-          <w:tcPr/>
-          <w:p>
-            <w:pPr>
-              <w:pStyle w:val="Compact"/>
-              <w:jc w:val="right"/>
-            </w:pPr>
-            <w:r>
-              <w:t xml:space="preserve">0.000000</w:t>
-            </w:r>
-          </w:p>
-        </w:tc>
-      </w:tr>
-    </w:tbl>
-    <w:bookmarkEnd w:id="49"/>
-    <w:bookmarkEnd w:id="50"/>
-    <w:bookmarkStart w:id="51" w:name="kết-luận"/>
+        <w:t xml:space="preserve">News-impact curves mô tả phản ứng khác nhau với standardized shock âm và dương. Đây là minh họa cấu trúc bất đối xứng; diễn giải leverage phải dựa trên đúng dấu, parameterization và robust significance của package.</w:t>
+      </w:r>
+    </w:p>
+    <w:bookmarkEnd w:id="77"/>
+    <w:bookmarkStart w:id="78" w:name="kết-luận-phần-volatility"/>
+    <w:p>
+      <w:pPr>
+        <w:pStyle w:val="Heading2"/>
+      </w:pPr>
+      <w:r>
+        <w:rPr>
+          <w:rStyle w:val="SectionNumber"/>
+        </w:rPr>
+        <w:t xml:space="preserve">5.6</w:t>
+      </w:r>
+      <w:r>
+        <w:tab/>
+      </w:r>
+      <w:r>
+        <w:t xml:space="preserve">Kết luận phần volatility</w:t>
+      </w:r>
+    </w:p>
+    <w:p>
+      <w:pPr>
+        <w:pStyle w:val="FirstParagraph"/>
+      </w:pPr>
+      <w:r>
+        <w:t xml:space="preserve">eGARCH-Student-t là ứng viên cân bằng nhất trong bốn specification đã thử vì fit gần GJR, core diagnostics đạt và Nyblom stability đạt. Pearson GOF vẫn bị bác bỏ và dự án chưa đánh giá volatility forecast ngoài mẫu bằng QLIKE/MSE hoặc VaR backtest. Do đó kết quả chỉ mô tả conditional volatility lịch sử, không phải hệ thống quản trị rủi ro sẵn sàng triển khai.</w:t>
+      </w:r>
+    </w:p>
+    <w:bookmarkEnd w:id="78"/>
+    <w:bookmarkEnd w:id="79"/>
+    <w:bookmarkStart w:id="83" w:name="kết-luận-hạn-chế-và-hướng-phát-triển"/>
     <w:p>
       <w:pPr>
         <w:pStyle w:val="Heading1"/>
@@ -5155,414 +7832,25 @@
         <w:tab/>
       </w:r>
       <w:r>
-        <w:t xml:space="preserve">Kết luận</w:t>
-      </w:r>
-    </w:p>
-    <w:p>
-      <w:pPr>
-        <w:pStyle w:val="FirstParagraph"/>
-      </w:pPr>
-      <w:r>
-        <w:t xml:space="preserve">Chuỗi giá FPT không dừng trong mức giá, trong khi log return dừng và có ARCH effect. Với dự báo giá, kết quả holdout và rolling CV hiện chưa thống nhất về một model thắng tuyệt đối; đây là lý do benchmark và nhiều cửa sổ đánh giá quan trọng hơn một MAPE đơn lẻ. Với volatility, Student-t cải thiện AIC/BIC rõ so với Normal, còn eGARCH-Student-t là ứng viên cân bằng nhờ AIC gần GJR, core diagnostics đạt và Nyblom joint stability đạt.</w:t>
-      </w:r>
-    </w:p>
-    <w:p>
-      <w:pPr>
-        <w:pStyle w:val="BodyText"/>
-      </w:pPr>
-      <w:r>
-        <w:t xml:space="preserve">Kết quả không phải khuyến nghị đầu tư. Những hạn chế chính gồm structural instability ở ba trong bốn specification GARCH, Pearson GOF bị bác bỏ cho cả bốn model, ARIMAX/SARIMA chưa có cùng rolling CV, và chưa đánh giá volatility forecast ngoài mẫu bằng loss function hoặc VaR backtest.</w:t>
-      </w:r>
-    </w:p>
-    <w:p>
-      <w:pPr>
-        <w:pStyle w:val="BodyText"/>
-      </w:pPr>
-      <w:r>
-        <w:t xml:space="preserve">Trước bản nộp cuối, nhóm phải đối chiếu mọi số trong Word/slide với CSV và hoàn tất kiểm tra chéo giữa các thành viên.</w:t>
-      </w:r>
-    </w:p>
-    <w:bookmarkEnd w:id="51"/>
-    <w:bookmarkStart w:id="54" w:name="phụ-lục"/>
-    <w:p>
-      <w:pPr>
-        <w:pStyle w:val="Heading1"/>
+        <w:t xml:space="preserve">Kết luận, hạn chế và hướng phát triển</w:t>
+      </w:r>
+    </w:p>
+    <w:bookmarkStart w:id="80" w:name="kết-luận"/>
+    <w:p>
+      <w:pPr>
+        <w:pStyle w:val="Heading2"/>
       </w:pPr>
       <w:r>
         <w:rPr>
           <w:rStyle w:val="SectionNumber"/>
         </w:rPr>
-        <w:t xml:space="preserve">7</w:t>
+        <w:t xml:space="preserve">6.1</w:t>
       </w:r>
       <w:r>
         <w:tab/>
       </w:r>
       <w:r>
-        <w:t xml:space="preserve">Phụ lục</w:t>
-      </w:r>
-    </w:p>
-    <w:bookmarkStart w:id="52" w:name="cách-tái-lập"/>
-    <w:p>
-      <w:pPr>
-        <w:pStyle w:val="Heading2"/>
-      </w:pPr>
-      <w:r>
-        <w:rPr>
-          <w:rStyle w:val="SectionNumber"/>
-        </w:rPr>
-        <w:t xml:space="preserve">7.1</w:t>
-      </w:r>
-      <w:r>
-        <w:tab/>
-      </w:r>
-      <w:r>
-        <w:t xml:space="preserve">Cách tái lập</w:t>
-      </w:r>
-    </w:p>
-    <w:p>
-      <w:pPr>
-        <w:pStyle w:val="FirstParagraph"/>
-      </w:pPr>
-      <w:r>
-        <w:t xml:space="preserve">Chạy từ thư mục gốc theo thứ tự:</w:t>
-      </w:r>
-    </w:p>
-    <w:p>
-      <w:pPr>
-        <w:pStyle w:val="SourceCode"/>
-      </w:pPr>
-      <w:r>
-        <w:rPr>
-          <w:rStyle w:val="FunctionTok"/>
-        </w:rPr>
-        <w:t xml:space="preserve">source</w:t>
-      </w:r>
-      <w:r>
-        <w:rPr>
-          <w:rStyle w:val="NormalTok"/>
-        </w:rPr>
-        <w:t xml:space="preserve">(</w:t>
-      </w:r>
-      <w:r>
-        <w:rPr>
-          <w:rStyle w:val="StringTok"/>
-        </w:rPr>
-        <w:t xml:space="preserve">"R/01_data_cleaning.R"</w:t>
-      </w:r>
-      <w:r>
-        <w:rPr>
-          <w:rStyle w:val="NormalTok"/>
-        </w:rPr>
-        <w:t xml:space="preserve">)</w:t>
-      </w:r>
-      <w:r>
-        <w:br/>
-      </w:r>
-      <w:r>
-        <w:rPr>
-          <w:rStyle w:val="FunctionTok"/>
-        </w:rPr>
-        <w:t xml:space="preserve">source</w:t>
-      </w:r>
-      <w:r>
-        <w:rPr>
-          <w:rStyle w:val="NormalTok"/>
-        </w:rPr>
-        <w:t xml:space="preserve">(</w:t>
-      </w:r>
-      <w:r>
-        <w:rPr>
-          <w:rStyle w:val="StringTok"/>
-        </w:rPr>
-        <w:t xml:space="preserve">"R/02_visualization.R"</w:t>
-      </w:r>
-      <w:r>
-        <w:rPr>
-          <w:rStyle w:val="NormalTok"/>
-        </w:rPr>
-        <w:t xml:space="preserve">)</w:t>
-      </w:r>
-      <w:r>
-        <w:br/>
-      </w:r>
-      <w:r>
-        <w:rPr>
-          <w:rStyle w:val="FunctionTok"/>
-        </w:rPr>
-        <w:t xml:space="preserve">source</w:t>
-      </w:r>
-      <w:r>
-        <w:rPr>
-          <w:rStyle w:val="NormalTok"/>
-        </w:rPr>
-        <w:t xml:space="preserve">(</w:t>
-      </w:r>
-      <w:r>
-        <w:rPr>
-          <w:rStyle w:val="StringTok"/>
-        </w:rPr>
-        <w:t xml:space="preserve">"R/03_stationarity_arima_ets.R"</w:t>
-      </w:r>
-      <w:r>
-        <w:rPr>
-          <w:rStyle w:val="NormalTok"/>
-        </w:rPr>
-        <w:t xml:space="preserve">)</w:t>
-      </w:r>
-      <w:r>
-        <w:br/>
-      </w:r>
-      <w:r>
-        <w:rPr>
-          <w:rStyle w:val="FunctionTok"/>
-        </w:rPr>
-        <w:t xml:space="preserve">source</w:t>
-      </w:r>
-      <w:r>
-        <w:rPr>
-          <w:rStyle w:val="NormalTok"/>
-        </w:rPr>
-        <w:t xml:space="preserve">(</w:t>
-      </w:r>
-      <w:r>
-        <w:rPr>
-          <w:rStyle w:val="StringTok"/>
-        </w:rPr>
-        <w:t xml:space="preserve">"R/04_garch_volatility.R"</w:t>
-      </w:r>
-      <w:r>
-        <w:rPr>
-          <w:rStyle w:val="NormalTok"/>
-        </w:rPr>
-        <w:t xml:space="preserve">)</w:t>
-      </w:r>
-      <w:r>
-        <w:br/>
-      </w:r>
-      <w:r>
-        <w:rPr>
-          <w:rStyle w:val="FunctionTok"/>
-        </w:rPr>
-        <w:t xml:space="preserve">source</w:t>
-      </w:r>
-      <w:r>
-        <w:rPr>
-          <w:rStyle w:val="NormalTok"/>
-        </w:rPr>
-        <w:t xml:space="preserve">(</w:t>
-      </w:r>
-      <w:r>
-        <w:rPr>
-          <w:rStyle w:val="StringTok"/>
-        </w:rPr>
-        <w:t xml:space="preserve">"R/05_model_comparison.R"</w:t>
-      </w:r>
-      <w:r>
-        <w:rPr>
-          <w:rStyle w:val="NormalTok"/>
-        </w:rPr>
-        <w:t xml:space="preserve">)</w:t>
-      </w:r>
-      <w:r>
-        <w:br/>
-      </w:r>
-      <w:r>
-        <w:rPr>
-          <w:rStyle w:val="NormalTok"/>
-        </w:rPr>
-        <w:t xml:space="preserve">rmarkdown</w:t>
-      </w:r>
-      <w:r>
-        <w:rPr>
-          <w:rStyle w:val="SpecialCharTok"/>
-        </w:rPr>
-        <w:t xml:space="preserve">::</w:t>
-      </w:r>
-      <w:r>
-        <w:rPr>
-          <w:rStyle w:val="FunctionTok"/>
-        </w:rPr>
-        <w:t xml:space="preserve">render</w:t>
-      </w:r>
-      <w:r>
-        <w:rPr>
-          <w:rStyle w:val="NormalTok"/>
-        </w:rPr>
-        <w:t xml:space="preserve">(</w:t>
-      </w:r>
-      <w:r>
-        <w:rPr>
-          <w:rStyle w:val="StringTok"/>
-        </w:rPr>
-        <w:t xml:space="preserve">"report/report.Rmd"</w:t>
-      </w:r>
-      <w:r>
-        <w:rPr>
-          <w:rStyle w:val="NormalTok"/>
-        </w:rPr>
-        <w:t xml:space="preserve">, </w:t>
-      </w:r>
-      <w:r>
-        <w:rPr>
-          <w:rStyle w:val="AttributeTok"/>
-        </w:rPr>
-        <w:t xml:space="preserve">knit_root_dir =</w:t>
-      </w:r>
-      <w:r>
-        <w:rPr>
-          <w:rStyle w:val="NormalTok"/>
-        </w:rPr>
-        <w:t xml:space="preserve"> </w:t>
-      </w:r>
-      <w:r>
-        <w:rPr>
-          <w:rStyle w:val="FunctionTok"/>
-        </w:rPr>
-        <w:t xml:space="preserve">normalizePath</w:t>
-      </w:r>
-      <w:r>
-        <w:rPr>
-          <w:rStyle w:val="NormalTok"/>
-        </w:rPr>
-        <w:t xml:space="preserve">(</w:t>
-      </w:r>
-      <w:r>
-        <w:rPr>
-          <w:rStyle w:val="StringTok"/>
-        </w:rPr>
-        <w:t xml:space="preserve">"."</w:t>
-      </w:r>
-      <w:r>
-        <w:rPr>
-          <w:rStyle w:val="NormalTok"/>
-        </w:rPr>
-        <w:t xml:space="preserve">))</w:t>
-      </w:r>
-    </w:p>
-    <w:p>
-      <w:pPr>
-        <w:pStyle w:val="FirstParagraph"/>
-      </w:pPr>
-      <w:r>
-        <w:t xml:space="preserve">Các package chính gồm</w:t>
-      </w:r>
-      <w:r>
-        <w:t xml:space="preserve"> </w:t>
-      </w:r>
-      <w:r>
-        <w:rPr>
-          <w:rStyle w:val="VerbatimChar"/>
-        </w:rPr>
-        <w:t xml:space="preserve">tidyverse</w:t>
-      </w:r>
-      <w:r>
-        <w:t xml:space="preserve">,</w:t>
-      </w:r>
-      <w:r>
-        <w:t xml:space="preserve"> </w:t>
-      </w:r>
-      <w:r>
-        <w:rPr>
-          <w:rStyle w:val="VerbatimChar"/>
-        </w:rPr>
-        <w:t xml:space="preserve">forecast</w:t>
-      </w:r>
-      <w:r>
-        <w:t xml:space="preserve">,</w:t>
-      </w:r>
-      <w:r>
-        <w:t xml:space="preserve"> </w:t>
-      </w:r>
-      <w:r>
-        <w:rPr>
-          <w:rStyle w:val="VerbatimChar"/>
-        </w:rPr>
-        <w:t xml:space="preserve">tseries</w:t>
-      </w:r>
-      <w:r>
-        <w:t xml:space="preserve">,</w:t>
-      </w:r>
-      <w:r>
-        <w:t xml:space="preserve"> </w:t>
-      </w:r>
-      <w:r>
-        <w:rPr>
-          <w:rStyle w:val="VerbatimChar"/>
-        </w:rPr>
-        <w:t xml:space="preserve">FinTS</w:t>
-      </w:r>
-      <w:r>
-        <w:t xml:space="preserve">,</w:t>
-      </w:r>
-      <w:r>
-        <w:t xml:space="preserve"> </w:t>
-      </w:r>
-      <w:r>
-        <w:rPr>
-          <w:rStyle w:val="VerbatimChar"/>
-        </w:rPr>
-        <w:t xml:space="preserve">rugarch</w:t>
-      </w:r>
-      <w:r>
-        <w:t xml:space="preserve">,</w:t>
-      </w:r>
-      <w:r>
-        <w:t xml:space="preserve"> </w:t>
-      </w:r>
-      <w:r>
-        <w:rPr>
-          <w:rStyle w:val="VerbatimChar"/>
-        </w:rPr>
-        <w:t xml:space="preserve">knitr</w:t>
-      </w:r>
-      <w:r>
-        <w:t xml:space="preserve">,</w:t>
-      </w:r>
-      <w:r>
-        <w:t xml:space="preserve"> </w:t>
-      </w:r>
-      <w:r>
-        <w:rPr>
-          <w:rStyle w:val="VerbatimChar"/>
-        </w:rPr>
-        <w:t xml:space="preserve">rmarkdown</w:t>
-      </w:r>
-      <w:r>
-        <w:t xml:space="preserve"> </w:t>
-      </w:r>
-      <w:r>
-        <w:t xml:space="preserve">và</w:t>
-      </w:r>
-      <w:r>
-        <w:t xml:space="preserve"> </w:t>
-      </w:r>
-      <w:r>
-        <w:rPr>
-          <w:rStyle w:val="VerbatimChar"/>
-        </w:rPr>
-        <w:t xml:space="preserve">openxlsx</w:t>
-      </w:r>
-      <w:r>
-        <w:t xml:space="preserve">.</w:t>
-      </w:r>
-    </w:p>
-    <w:bookmarkEnd w:id="52"/>
-    <w:bookmarkStart w:id="53" w:name="quy-tắc-diễn-giải-kiểm-định"/>
-    <w:p>
-      <w:pPr>
-        <w:pStyle w:val="Heading2"/>
-      </w:pPr>
-      <w:r>
-        <w:rPr>
-          <w:rStyle w:val="SectionNumber"/>
-        </w:rPr>
-        <w:t xml:space="preserve">7.2</w:t>
-      </w:r>
-      <w:r>
-        <w:tab/>
-      </w:r>
-      <w:r>
-        <w:t xml:space="preserve">Quy tắc diễn giải kiểm định</w:t>
+        <w:t xml:space="preserve">Kết luận</w:t>
       </w:r>
     </w:p>
     <w:p>
@@ -5574,7 +7862,7 @@
         </w:numPr>
       </w:pPr>
       <w:r>
-        <w:t xml:space="preserve">P-value nhỏ hơn 0.05: bác bỏ H0 ở mức 5%.</w:t>
+        <w:t xml:space="preserve">Raw data có 2,960 dòng; sau khi loại 173 hàng volume bằng 0 và chuẩn hóa 1 OHLC row, dữ liệu model còn 2,787 dòng và 2,786 log returns.</w:t>
       </w:r>
     </w:p>
     <w:p>
@@ -5586,7 +7874,46 @@
         </w:numPr>
       </w:pPr>
       <w:r>
-        <w:t xml:space="preserve">P-value lớn hơn hoặc bằng 0.05: chưa đủ bằng chứng bác bỏ H0.</w:t>
+        <w:t xml:space="preserve">ADF chưa bác bỏ unit root cho</w:t>
+      </w:r>
+      <w:r>
+        <w:t xml:space="preserve"> </w:t>
+      </w:r>
+      <w:r>
+        <w:rPr>
+          <w:rStyle w:val="VerbatimChar"/>
+        </w:rPr>
+        <w:t xml:space="preserve">close</w:t>
+      </w:r>
+      <w:r>
+        <w:t xml:space="preserve"> </w:t>
+      </w:r>
+      <w:r>
+        <w:t xml:space="preserve">và</w:t>
+      </w:r>
+      <w:r>
+        <w:t xml:space="preserve"> </w:t>
+      </w:r>
+      <w:r>
+        <w:rPr>
+          <w:rStyle w:val="VerbatimChar"/>
+        </w:rPr>
+        <w:t xml:space="preserve">log_close</w:t>
+      </w:r>
+      <w:r>
+        <w:t xml:space="preserve">, nhưng bác bỏ unit root cho</w:t>
+      </w:r>
+      <w:r>
+        <w:t xml:space="preserve"> </w:t>
+      </w:r>
+      <w:r>
+        <w:rPr>
+          <w:rStyle w:val="VerbatimChar"/>
+        </w:rPr>
+        <w:t xml:space="preserve">return</w:t>
+      </w:r>
+      <w:r>
+        <w:t xml:space="preserve">.</w:t>
       </w:r>
     </w:p>
     <w:p>
@@ -5598,7 +7925,7 @@
         </w:numPr>
       </w:pPr>
       <w:r>
-        <w:t xml:space="preserve">P-value lớn không chứng minh model đúng hoàn toàn.</w:t>
+        <w:t xml:space="preserve">ETS Damped dẫn holdout theo RMSE nhưng chỉ hơn Naive 0.72; Naive dẫn rolling CV; mọi fitted forecast model còn residual autocorrelation.</w:t>
       </w:r>
     </w:p>
     <w:p>
@@ -5610,12 +7937,543 @@
         </w:numPr>
       </w:pPr>
       <w:r>
-        <w:t xml:space="preserve">AIC/BIC chỉ so sánh model fit trên cùng response và sample.</w:t>
-      </w:r>
-    </w:p>
-    <w:bookmarkEnd w:id="53"/>
-    <w:bookmarkEnd w:id="54"/>
-    <w:bookmarkStart w:id="55" w:name="đóng-góp-thành-viên"/>
+        <w:t xml:space="preserve">Pre-fit ARCH-LM phát hiện ARCH effect. Student-t cải thiện relative fit so với Normal trong GARCH.</w:t>
+      </w:r>
+    </w:p>
+    <w:p>
+      <w:pPr>
+        <w:pStyle w:val="Compact"/>
+        <w:numPr>
+          <w:ilvl w:val="0"/>
+          <w:numId w:val="1004"/>
+        </w:numPr>
+      </w:pPr>
+      <w:r>
+        <w:t xml:space="preserve">GJR có AIC thấp nhất nhưng parameter stability không đạt; eGARCH-Student-t là ứng viên cân bằng nhờ fit gần GJR, core diagnostics và Nyblom stability đạt.</w:t>
+      </w:r>
+    </w:p>
+    <w:p>
+      <w:pPr>
+        <w:pStyle w:val="Compact"/>
+        <w:numPr>
+          <w:ilvl w:val="0"/>
+          <w:numId w:val="1004"/>
+        </w:numPr>
+      </w:pPr>
+      <w:r>
+        <w:t xml:space="preserve">Distribution GOF còn bị bác bỏ cho cả bốn GARCH, nên không có model hoàn hảo.</w:t>
+      </w:r>
+    </w:p>
+    <w:p>
+      <w:pPr>
+        <w:pStyle w:val="FirstParagraph"/>
+      </w:pPr>
+      <w:r>
+        <w:t xml:space="preserve">Các kết luận trên chỉ áp dụng cho sample, specification và protocol hiện tại. Dự án không chứng minh quan hệ nhân quả, không định giá FPT và không đưa ra khuyến nghị đầu tư.</w:t>
+      </w:r>
+    </w:p>
+    <w:bookmarkEnd w:id="80"/>
+    <w:bookmarkStart w:id="81" w:name="hạn-chế"/>
+    <w:p>
+      <w:pPr>
+        <w:pStyle w:val="Heading2"/>
+      </w:pPr>
+      <w:r>
+        <w:rPr>
+          <w:rStyle w:val="SectionNumber"/>
+        </w:rPr>
+        <w:t xml:space="preserve">6.2</w:t>
+      </w:r>
+      <w:r>
+        <w:tab/>
+      </w:r>
+      <w:r>
+        <w:t xml:space="preserve">Hạn chế</w:t>
+      </w:r>
+    </w:p>
+    <w:p>
+      <w:pPr>
+        <w:pStyle w:val="Compact"/>
+        <w:numPr>
+          <w:ilvl w:val="0"/>
+          <w:numId w:val="1005"/>
+        </w:numPr>
+      </w:pPr>
+      <w:r>
+        <w:t xml:space="preserve">Chỉ sử dụng lịch sử một cổ phiếu từ một nhà cung cấp.</w:t>
+      </w:r>
+    </w:p>
+    <w:p>
+      <w:pPr>
+        <w:pStyle w:val="Compact"/>
+        <w:numPr>
+          <w:ilvl w:val="0"/>
+          <w:numId w:val="1005"/>
+        </w:numPr>
+      </w:pPr>
+      <w:r>
+        <w:t xml:space="preserve">Holdout 30 phiên ngắn; kết quả nhạy với cửa sổ đánh giá.</w:t>
+      </w:r>
+    </w:p>
+    <w:p>
+      <w:pPr>
+        <w:pStyle w:val="Compact"/>
+        <w:numPr>
+          <w:ilvl w:val="0"/>
+          <w:numId w:val="1005"/>
+        </w:numPr>
+      </w:pPr>
+      <w:r>
+        <w:t xml:space="preserve">SARIMA và ARIMAX chưa có rolling CV cùng coverage.</w:t>
+      </w:r>
+    </w:p>
+    <w:p>
+      <w:pPr>
+        <w:pStyle w:val="Compact"/>
+        <w:numPr>
+          <w:ilvl w:val="0"/>
+          <w:numId w:val="1005"/>
+        </w:numPr>
+      </w:pPr>
+      <w:r>
+        <w:t xml:space="preserve">Tất cả fitted forecast models còn residual autocorrelation.</w:t>
+      </w:r>
+    </w:p>
+    <w:p>
+      <w:pPr>
+        <w:pStyle w:val="Compact"/>
+        <w:numPr>
+          <w:ilvl w:val="0"/>
+          <w:numId w:val="1005"/>
+        </w:numPr>
+      </w:pPr>
+      <w:r>
+        <w:t xml:space="preserve">Ba trong bốn GARCH không đạt Nyblom joint stability.</w:t>
+      </w:r>
+    </w:p>
+    <w:p>
+      <w:pPr>
+        <w:pStyle w:val="Compact"/>
+        <w:numPr>
+          <w:ilvl w:val="0"/>
+          <w:numId w:val="1005"/>
+        </w:numPr>
+      </w:pPr>
+      <w:r>
+        <w:t xml:space="preserve">Pearson GOF bác bỏ distribution fit ở cả bốn GARCH.</w:t>
+      </w:r>
+    </w:p>
+    <w:p>
+      <w:pPr>
+        <w:pStyle w:val="Compact"/>
+        <w:numPr>
+          <w:ilvl w:val="0"/>
+          <w:numId w:val="1005"/>
+        </w:numPr>
+      </w:pPr>
+      <w:r>
+        <w:t xml:space="preserve">Chưa có out-of-sample volatility loss hoặc VaR backtest.</w:t>
+      </w:r>
+    </w:p>
+    <w:p>
+      <w:pPr>
+        <w:pStyle w:val="Compact"/>
+        <w:numPr>
+          <w:ilvl w:val="0"/>
+          <w:numId w:val="1005"/>
+        </w:numPr>
+      </w:pPr>
+      <w:r>
+        <w:t xml:space="preserve">Chưa kiểm tra structural breaks một cách chuyên biệt.</w:t>
+      </w:r>
+    </w:p>
+    <w:bookmarkEnd w:id="81"/>
+    <w:bookmarkStart w:id="82" w:name="hướng-phát-triển"/>
+    <w:p>
+      <w:pPr>
+        <w:pStyle w:val="Heading2"/>
+      </w:pPr>
+      <w:r>
+        <w:rPr>
+          <w:rStyle w:val="SectionNumber"/>
+        </w:rPr>
+        <w:t xml:space="preserve">6.3</w:t>
+      </w:r>
+      <w:r>
+        <w:tab/>
+      </w:r>
+      <w:r>
+        <w:t xml:space="preserve">Hướng phát triển</w:t>
+      </w:r>
+    </w:p>
+    <w:p>
+      <w:pPr>
+        <w:pStyle w:val="Compact"/>
+        <w:numPr>
+          <w:ilvl w:val="0"/>
+          <w:numId w:val="1006"/>
+        </w:numPr>
+      </w:pPr>
+      <w:r>
+        <w:t xml:space="preserve">Chạy cùng rolling-origin folds cho toàn bộ forecast models.</w:t>
+      </w:r>
+    </w:p>
+    <w:p>
+      <w:pPr>
+        <w:pStyle w:val="Compact"/>
+        <w:numPr>
+          <w:ilvl w:val="0"/>
+          <w:numId w:val="1006"/>
+        </w:numPr>
+      </w:pPr>
+      <w:r>
+        <w:t xml:space="preserve">Bổ sung MASE và prediction-interval coverage.</w:t>
+      </w:r>
+    </w:p>
+    <w:p>
+      <w:pPr>
+        <w:pStyle w:val="Compact"/>
+        <w:numPr>
+          <w:ilvl w:val="0"/>
+          <w:numId w:val="1006"/>
+        </w:numPr>
+      </w:pPr>
+      <w:r>
+        <w:t xml:space="preserve">Dùng rolling/expanding evaluation cho volatility với QLIKE hoặc MSE trên variance proxy.</w:t>
+      </w:r>
+    </w:p>
+    <w:p>
+      <w:pPr>
+        <w:pStyle w:val="Compact"/>
+        <w:numPr>
+          <w:ilvl w:val="0"/>
+          <w:numId w:val="1006"/>
+        </w:numPr>
+      </w:pPr>
+      <w:r>
+        <w:t xml:space="preserve">Thực hiện VaR backtest bằng Kupiec và Christoffersen.</w:t>
+      </w:r>
+    </w:p>
+    <w:p>
+      <w:pPr>
+        <w:pStyle w:val="Compact"/>
+        <w:numPr>
+          <w:ilvl w:val="0"/>
+          <w:numId w:val="1006"/>
+        </w:numPr>
+      </w:pPr>
+      <w:r>
+        <w:t xml:space="preserve">Thử skewed Student-t/GED và kiểm tra distribution fit.</w:t>
+      </w:r>
+    </w:p>
+    <w:p>
+      <w:pPr>
+        <w:pStyle w:val="Compact"/>
+        <w:numPr>
+          <w:ilvl w:val="0"/>
+          <w:numId w:val="1006"/>
+        </w:numPr>
+      </w:pPr>
+      <w:r>
+        <w:t xml:space="preserve">Kiểm tra structural breaks hoặc regime-switching.</w:t>
+      </w:r>
+    </w:p>
+    <w:p>
+      <w:pPr>
+        <w:pStyle w:val="Compact"/>
+        <w:numPr>
+          <w:ilvl w:val="0"/>
+          <w:numId w:val="1006"/>
+        </w:numPr>
+      </w:pPr>
+      <w:r>
+        <w:t xml:space="preserve">Thêm VN-Index, biến vĩ mô hoặc thông tin doanh nghiệp với thiết kế chống leakage.</w:t>
+      </w:r>
+    </w:p>
+    <w:p>
+      <w:pPr>
+        <w:pStyle w:val="FirstParagraph"/>
+      </w:pPr>
+      <w:r>
+        <w:t xml:space="preserve">Ưu tiên của nghiên cứu tiếp theo là đánh giá công bằng và ngoài mẫu, không phải chỉ tăng số lượng model.</w:t>
+      </w:r>
+    </w:p>
+    <w:bookmarkEnd w:id="82"/>
+    <w:bookmarkEnd w:id="83"/>
+    <w:bookmarkStart w:id="86" w:name="phụ-lục"/>
+    <w:p>
+      <w:pPr>
+        <w:pStyle w:val="Heading1"/>
+      </w:pPr>
+      <w:r>
+        <w:rPr>
+          <w:rStyle w:val="SectionNumber"/>
+        </w:rPr>
+        <w:t xml:space="preserve">7</w:t>
+      </w:r>
+      <w:r>
+        <w:tab/>
+      </w:r>
+      <w:r>
+        <w:t xml:space="preserve">Phụ lục</w:t>
+      </w:r>
+    </w:p>
+    <w:bookmarkStart w:id="84" w:name="cách-tái-lập"/>
+    <w:p>
+      <w:pPr>
+        <w:pStyle w:val="Heading2"/>
+      </w:pPr>
+      <w:r>
+        <w:rPr>
+          <w:rStyle w:val="SectionNumber"/>
+        </w:rPr>
+        <w:t xml:space="preserve">7.1</w:t>
+      </w:r>
+      <w:r>
+        <w:tab/>
+      </w:r>
+      <w:r>
+        <w:t xml:space="preserve">Cách tái lập</w:t>
+      </w:r>
+    </w:p>
+    <w:p>
+      <w:pPr>
+        <w:pStyle w:val="FirstParagraph"/>
+      </w:pPr>
+      <w:r>
+        <w:t xml:space="preserve">Từ project root, chạy một lệnh:</w:t>
+      </w:r>
+    </w:p>
+    <w:p>
+      <w:pPr>
+        <w:pStyle w:val="SourceCode"/>
+      </w:pPr>
+      <w:r>
+        <w:rPr>
+          <w:rStyle w:val="FunctionTok"/>
+        </w:rPr>
+        <w:t xml:space="preserve">source</w:t>
+      </w:r>
+      <w:r>
+        <w:rPr>
+          <w:rStyle w:val="NormalTok"/>
+        </w:rPr>
+        <w:t xml:space="preserve">(</w:t>
+      </w:r>
+      <w:r>
+        <w:rPr>
+          <w:rStyle w:val="StringTok"/>
+        </w:rPr>
+        <w:t xml:space="preserve">"R/run_all.R"</w:t>
+      </w:r>
+      <w:r>
+        <w:rPr>
+          <w:rStyle w:val="NormalTok"/>
+        </w:rPr>
+        <w:t xml:space="preserve">)</w:t>
+      </w:r>
+    </w:p>
+    <w:p>
+      <w:pPr>
+        <w:pStyle w:val="FirstParagraph"/>
+      </w:pPr>
+      <w:r>
+        <w:t xml:space="preserve">Entry point kiểm tra package, chạy script 01-06, ghi</w:t>
+      </w:r>
+      <w:r>
+        <w:t xml:space="preserve"> </w:t>
+      </w:r>
+      <w:r>
+        <w:rPr>
+          <w:rStyle w:val="VerbatimChar"/>
+        </w:rPr>
+        <w:t xml:space="preserve">output/pipeline_log.txt</w:t>
+      </w:r>
+      <w:r>
+        <w:t xml:space="preserve">, rồi render báo cáo và khung slide Word. Các package chính gồm</w:t>
+      </w:r>
+      <w:r>
+        <w:t xml:space="preserve"> </w:t>
+      </w:r>
+      <w:r>
+        <w:rPr>
+          <w:rStyle w:val="VerbatimChar"/>
+        </w:rPr>
+        <w:t xml:space="preserve">tidyverse</w:t>
+      </w:r>
+      <w:r>
+        <w:t xml:space="preserve">,</w:t>
+      </w:r>
+      <w:r>
+        <w:t xml:space="preserve"> </w:t>
+      </w:r>
+      <w:r>
+        <w:rPr>
+          <w:rStyle w:val="VerbatimChar"/>
+        </w:rPr>
+        <w:t xml:space="preserve">forecast</w:t>
+      </w:r>
+      <w:r>
+        <w:t xml:space="preserve">,</w:t>
+      </w:r>
+      <w:r>
+        <w:t xml:space="preserve"> </w:t>
+      </w:r>
+      <w:r>
+        <w:rPr>
+          <w:rStyle w:val="VerbatimChar"/>
+        </w:rPr>
+        <w:t xml:space="preserve">tseries</w:t>
+      </w:r>
+      <w:r>
+        <w:t xml:space="preserve">,</w:t>
+      </w:r>
+      <w:r>
+        <w:t xml:space="preserve"> </w:t>
+      </w:r>
+      <w:r>
+        <w:rPr>
+          <w:rStyle w:val="VerbatimChar"/>
+        </w:rPr>
+        <w:t xml:space="preserve">FinTS</w:t>
+      </w:r>
+      <w:r>
+        <w:t xml:space="preserve">,</w:t>
+      </w:r>
+      <w:r>
+        <w:t xml:space="preserve"> </w:t>
+      </w:r>
+      <w:r>
+        <w:rPr>
+          <w:rStyle w:val="VerbatimChar"/>
+        </w:rPr>
+        <w:t xml:space="preserve">rugarch</w:t>
+      </w:r>
+      <w:r>
+        <w:t xml:space="preserve">,</w:t>
+      </w:r>
+      <w:r>
+        <w:t xml:space="preserve"> </w:t>
+      </w:r>
+      <w:r>
+        <w:rPr>
+          <w:rStyle w:val="VerbatimChar"/>
+        </w:rPr>
+        <w:t xml:space="preserve">openxlsx</w:t>
+      </w:r>
+      <w:r>
+        <w:t xml:space="preserve">,</w:t>
+      </w:r>
+      <w:r>
+        <w:t xml:space="preserve"> </w:t>
+      </w:r>
+      <w:r>
+        <w:rPr>
+          <w:rStyle w:val="VerbatimChar"/>
+        </w:rPr>
+        <w:t xml:space="preserve">knitr</w:t>
+      </w:r>
+      <w:r>
+        <w:t xml:space="preserve"> </w:t>
+      </w:r>
+      <w:r>
+        <w:t xml:space="preserve">và</w:t>
+      </w:r>
+      <w:r>
+        <w:t xml:space="preserve"> </w:t>
+      </w:r>
+      <w:r>
+        <w:rPr>
+          <w:rStyle w:val="VerbatimChar"/>
+        </w:rPr>
+        <w:t xml:space="preserve">rmarkdown</w:t>
+      </w:r>
+      <w:r>
+        <w:t xml:space="preserve">.</w:t>
+      </w:r>
+    </w:p>
+    <w:bookmarkEnd w:id="84"/>
+    <w:bookmarkStart w:id="85" w:name="quy-tắc-diễn-giải-kiểm-định"/>
+    <w:p>
+      <w:pPr>
+        <w:pStyle w:val="Heading2"/>
+      </w:pPr>
+      <w:r>
+        <w:rPr>
+          <w:rStyle w:val="SectionNumber"/>
+        </w:rPr>
+        <w:t xml:space="preserve">7.2</w:t>
+      </w:r>
+      <w:r>
+        <w:tab/>
+      </w:r>
+      <w:r>
+        <w:t xml:space="preserve">Quy tắc diễn giải kiểm định</w:t>
+      </w:r>
+    </w:p>
+    <w:p>
+      <w:pPr>
+        <w:pStyle w:val="Compact"/>
+        <w:numPr>
+          <w:ilvl w:val="0"/>
+          <w:numId w:val="1007"/>
+        </w:numPr>
+      </w:pPr>
+      <w:r>
+        <w:t xml:space="preserve">P-value nhỏ hơn 0,05: bác bỏ H0 ở mức 5%.</w:t>
+      </w:r>
+    </w:p>
+    <w:p>
+      <w:pPr>
+        <w:pStyle w:val="Compact"/>
+        <w:numPr>
+          <w:ilvl w:val="0"/>
+          <w:numId w:val="1007"/>
+        </w:numPr>
+      </w:pPr>
+      <w:r>
+        <w:t xml:space="preserve">P-value lớn hơn hoặc bằng 0,05: chưa đủ bằng chứng bác bỏ H0.</w:t>
+      </w:r>
+    </w:p>
+    <w:p>
+      <w:pPr>
+        <w:pStyle w:val="Compact"/>
+        <w:numPr>
+          <w:ilvl w:val="0"/>
+          <w:numId w:val="1007"/>
+        </w:numPr>
+      </w:pPr>
+      <w:r>
+        <w:t xml:space="preserve">P-value lớn không chứng minh H0 đúng hoặc model hoàn hảo.</w:t>
+      </w:r>
+    </w:p>
+    <w:p>
+      <w:pPr>
+        <w:pStyle w:val="Compact"/>
+        <w:numPr>
+          <w:ilvl w:val="0"/>
+          <w:numId w:val="1007"/>
+        </w:numPr>
+      </w:pPr>
+      <w:r>
+        <w:t xml:space="preserve">AIC/BIC chỉ so sánh các model dùng cùng response và sample.</w:t>
+      </w:r>
+    </w:p>
+    <w:p>
+      <w:pPr>
+        <w:pStyle w:val="Compact"/>
+        <w:numPr>
+          <w:ilvl w:val="0"/>
+          <w:numId w:val="1007"/>
+        </w:numPr>
+      </w:pPr>
+      <w:r>
+        <w:t xml:space="preserve">Metric holdout/CV đánh giá ngoài mẫu; AIC/BIC đánh giá relative in-sample fit.</w:t>
+      </w:r>
+    </w:p>
+    <w:bookmarkEnd w:id="85"/>
+    <w:bookmarkEnd w:id="86"/>
+    <w:bookmarkStart w:id="87" w:name="đóng-góp-thành-viên"/>
     <w:p>
       <w:pPr>
         <w:pStyle w:val="Heading1"/>
@@ -5727,7 +8585,7 @@
               <w:pStyle w:val="Compact"/>
             </w:pPr>
             <w:r>
-              <w:t xml:space="preserve">Thu thập, làm sạch, quality checks và trực quan hóa</w:t>
+              <w:t xml:space="preserve">Nguồn dữ liệu, cleaning, quality checks và EDA</w:t>
             </w:r>
           </w:p>
         </w:tc>
@@ -5762,7 +8620,7 @@
               <w:t xml:space="preserve">R/02</w:t>
             </w:r>
             <w:r>
-              <w:t xml:space="preserve">, dữ liệu và EDA</w:t>
+              <w:t xml:space="preserve">, dữ liệu và hình EDA</w:t>
             </w:r>
           </w:p>
         </w:tc>
@@ -5798,7 +8656,7 @@
               <w:pStyle w:val="Compact"/>
             </w:pPr>
             <w:r>
-              <w:t xml:space="preserve">Forecast framework, benchmark, rolling CV và residual diagnostics</w:t>
+              <w:t xml:space="preserve">ADF, forecast framework, benchmark, rolling CV và diagnostics</w:t>
             </w:r>
           </w:p>
         </w:tc>
@@ -5851,7 +8709,7 @@
               <w:pStyle w:val="Compact"/>
             </w:pPr>
             <w:r>
-              <w:t xml:space="preserve">GARCH variants, diagnostics, model comparison và tích hợp báo cáo</w:t>
+              <w:t xml:space="preserve">GARCH variants, diagnostics, comparison và tích hợp báo cáo</w:t>
             </w:r>
           </w:p>
         </w:tc>
@@ -5868,34 +8726,23 @@
               <w:t xml:space="preserve">R/04</w:t>
             </w:r>
             <w:r>
-              <w:t xml:space="preserve">,</w:t>
-            </w:r>
-            <w:r>
-              <w:t xml:space="preserve"> </w:t>
+              <w:t xml:space="preserve">-</w:t>
             </w:r>
             <w:r>
               <w:rPr>
                 <w:rStyle w:val="VerbatimChar"/>
               </w:rPr>
-              <w:t xml:space="preserve">R/05</w:t>
-            </w:r>
-            <w:r>
-              <w:t xml:space="preserve">, báo cáo Word và khung slide</w:t>
+              <w:t xml:space="preserve">R/06</w:t>
+            </w:r>
+            <w:r>
+              <w:t xml:space="preserve">, Word và khung slide</w:t>
             </w:r>
           </w:p>
         </w:tc>
       </w:tr>
     </w:tbl>
-    <w:p>
-      <w:pPr>
-        <w:pStyle w:val="BodyText"/>
-      </w:pPr>
-      <w:r>
-        <w:t xml:space="preserve">Phạm vi trên được đối chiếu theo các module và artifact trong repository.</w:t>
-      </w:r>
-    </w:p>
-    <w:bookmarkEnd w:id="55"/>
-    <w:bookmarkStart w:id="56" w:name="tài-liệu-tham-khảo"/>
+    <w:bookmarkEnd w:id="87"/>
+    <w:bookmarkStart w:id="88" w:name="tài-liệu-tham-khảo"/>
     <w:p>
       <w:pPr>
         <w:pStyle w:val="Heading1"/>
@@ -5918,7 +8765,7 @@
         <w:pStyle w:val="Compact"/>
         <w:numPr>
           <w:ilvl w:val="0"/>
-          <w:numId w:val="1005"/>
+          <w:numId w:val="1008"/>
         </w:numPr>
       </w:pPr>
       <w:r>
@@ -5946,7 +8793,7 @@
         <w:pStyle w:val="Compact"/>
         <w:numPr>
           <w:ilvl w:val="0"/>
-          <w:numId w:val="1005"/>
+          <w:numId w:val="1008"/>
         </w:numPr>
       </w:pPr>
       <w:r>
@@ -5974,7 +8821,7 @@
         <w:pStyle w:val="Compact"/>
         <w:numPr>
           <w:ilvl w:val="0"/>
-          <w:numId w:val="1005"/>
+          <w:numId w:val="1008"/>
         </w:numPr>
       </w:pPr>
       <w:r>
@@ -5991,7 +8838,7 @@
         <w:t xml:space="preserve">Econometrica</w:t>
       </w:r>
       <w:r>
-        <w:t xml:space="preserve">, 50(4), 987–1007.</w:t>
+        <w:t xml:space="preserve">, 50(4), 987-1007.</w:t>
       </w:r>
     </w:p>
     <w:p>
@@ -5999,7 +8846,7 @@
         <w:pStyle w:val="Compact"/>
         <w:numPr>
           <w:ilvl w:val="0"/>
-          <w:numId w:val="1005"/>
+          <w:numId w:val="1008"/>
         </w:numPr>
       </w:pPr>
       <w:r>
@@ -6016,7 +8863,7 @@
         <w:t xml:space="preserve">Journal of Econometrics</w:t>
       </w:r>
       <w:r>
-        <w:t xml:space="preserve">, 31(3), 307–327.</w:t>
+        <w:t xml:space="preserve">, 31(3), 307-327.</w:t>
       </w:r>
     </w:p>
     <w:p>
@@ -6024,7 +8871,7 @@
         <w:pStyle w:val="Compact"/>
         <w:numPr>
           <w:ilvl w:val="0"/>
-          <w:numId w:val="1005"/>
+          <w:numId w:val="1008"/>
         </w:numPr>
       </w:pPr>
       <w:r>
@@ -6041,7 +8888,7 @@
         <w:t xml:space="preserve">Econometrica</w:t>
       </w:r>
       <w:r>
-        <w:t xml:space="preserve">, 59(2), 347–370.</w:t>
+        <w:t xml:space="preserve">, 59(2), 347-370.</w:t>
       </w:r>
     </w:p>
     <w:p>
@@ -6049,11 +8896,11 @@
         <w:pStyle w:val="Compact"/>
         <w:numPr>
           <w:ilvl w:val="0"/>
-          <w:numId w:val="1005"/>
+          <w:numId w:val="1008"/>
         </w:numPr>
       </w:pPr>
       <w:r>
-        <w:t xml:space="preserve">Glosten, L. R., Jagannathan, R., &amp; Runkle, D. E. (1993). On the relation between the expected value and volatility of the nominal excess return on stocks.</w:t>
+        <w:t xml:space="preserve">Glosten, L. R., Jagannathan, R., &amp; Runkle, D. E. (1993). On the relation between expected value and volatility of nominal excess returns.</w:t>
       </w:r>
       <w:r>
         <w:t xml:space="preserve"> </w:t>
@@ -6066,7 +8913,7 @@
         <w:t xml:space="preserve">Journal of Finance</w:t>
       </w:r>
       <w:r>
-        <w:t xml:space="preserve">, 48(5), 1779–1801.</w:t>
+        <w:t xml:space="preserve">, 48(5), 1779-1801.</w:t>
       </w:r>
     </w:p>
     <w:p>
@@ -6074,7 +8921,7 @@
         <w:pStyle w:val="Compact"/>
         <w:numPr>
           <w:ilvl w:val="0"/>
-          <w:numId w:val="1005"/>
+          <w:numId w:val="1008"/>
         </w:numPr>
       </w:pPr>
       <w:r>
@@ -6094,8 +8941,32 @@
         <w:t xml:space="preserve">. R package documentation.</w:t>
       </w:r>
     </w:p>
-    <w:bookmarkEnd w:id="56"/>
-    <w:bookmarkStart w:id="57" w:name="peer-assessment"/>
+    <w:p>
+      <w:pPr>
+        <w:pStyle w:val="Compact"/>
+        <w:numPr>
+          <w:ilvl w:val="0"/>
+          <w:numId w:val="1008"/>
+        </w:numPr>
+      </w:pPr>
+      <w:r>
+        <w:t xml:space="preserve">Yahoo Finance. Historical data for</w:t>
+      </w:r>
+      <w:r>
+        <w:t xml:space="preserve"> </w:t>
+      </w:r>
+      <w:r>
+        <w:rPr>
+          <w:rStyle w:val="VerbatimChar"/>
+        </w:rPr>
+        <w:t xml:space="preserve">FPT.VN</w:t>
+      </w:r>
+      <w:r>
+        <w:t xml:space="preserve">, accessed through the reproducible notebook in this repository.</w:t>
+      </w:r>
+    </w:p>
+    <w:bookmarkEnd w:id="88"/>
+    <w:bookmarkStart w:id="89" w:name="peer-assessment"/>
     <w:p>
       <w:pPr>
         <w:pStyle w:val="Heading1"/>
@@ -6148,29 +9019,29 @@
               <w:pStyle w:val="Compact"/>
             </w:pPr>
             <w:r>
-              <w:t xml:space="preserve">Điểm mạnh quan sát được</w:t>
-            </w:r>
-          </w:p>
-        </w:tc>
-        <w:tc>
-          <w:tcPr/>
-          <w:p>
-            <w:pPr>
-              <w:pStyle w:val="Compact"/>
-            </w:pPr>
-            <w:r>
-              <w:t xml:space="preserve">Hạn chế/công việc cần xác nhận</w:t>
-            </w:r>
-          </w:p>
-        </w:tc>
-        <w:tc>
-          <w:tcPr/>
-          <w:p>
-            <w:pPr>
-              <w:pStyle w:val="Compact"/>
-            </w:pPr>
-            <w:r>
-              <w:t xml:space="preserve">Mức hoàn thành hiện tại</w:t>
+              <w:t xml:space="preserve">Phần hoàn thành</w:t>
+            </w:r>
+          </w:p>
+        </w:tc>
+        <w:tc>
+          <w:tcPr/>
+          <w:p>
+            <w:pPr>
+              <w:pStyle w:val="Compact"/>
+            </w:pPr>
+            <w:r>
+              <w:t xml:space="preserve">Hạn chế cần hiểu khi bảo vệ</w:t>
+            </w:r>
+          </w:p>
+        </w:tc>
+        <w:tc>
+          <w:tcPr/>
+          <w:p>
+            <w:pPr>
+              <w:pStyle w:val="Compact"/>
+            </w:pPr>
+            <w:r>
+              <w:t xml:space="preserve">Trạng thái</w:t>
             </w:r>
           </w:p>
         </w:tc>
@@ -6183,29 +9054,29 @@
               <w:pStyle w:val="Compact"/>
             </w:pPr>
             <w:r>
-              <w:t xml:space="preserve">Trần Thiên Lực (24133037)</w:t>
-            </w:r>
-          </w:p>
-        </w:tc>
-        <w:tc>
-          <w:tcPr/>
-          <w:p>
-            <w:pPr>
-              <w:pStyle w:val="Compact"/>
-            </w:pPr>
-            <w:r>
-              <w:t xml:space="preserve">Xây dựng nguồn dữ liệu, cleaning và EDA</w:t>
-            </w:r>
-          </w:p>
-        </w:tc>
-        <w:tc>
-          <w:tcPr/>
-          <w:p>
-            <w:pPr>
-              <w:pStyle w:val="Compact"/>
-            </w:pPr>
-            <w:r>
-              <w:t xml:space="preserve">Duy trì notebook và quality checks tái lập</w:t>
+              <w:t xml:space="preserve">Trần Thiên Lực</w:t>
+            </w:r>
+          </w:p>
+        </w:tc>
+        <w:tc>
+          <w:tcPr/>
+          <w:p>
+            <w:pPr>
+              <w:pStyle w:val="Compact"/>
+            </w:pPr>
+            <w:r>
+              <w:t xml:space="preserve">Data handoff, cleaning và 9 hình EDA</w:t>
+            </w:r>
+          </w:p>
+        </w:tc>
+        <w:tc>
+          <w:tcPr/>
+          <w:p>
+            <w:pPr>
+              <w:pStyle w:val="Compact"/>
+            </w:pPr>
+            <w:r>
+              <w:t xml:space="preserve">Yahoo Finance có thể điều chỉnh lịch sử</w:t>
             </w:r>
           </w:p>
         </w:tc>
@@ -6229,40 +9100,40 @@
               <w:pStyle w:val="Compact"/>
             </w:pPr>
             <w:r>
-              <w:t xml:space="preserve">Nguyễn Đức Học (24162039)</w:t>
-            </w:r>
-          </w:p>
-        </w:tc>
-        <w:tc>
-          <w:tcPr/>
-          <w:p>
-            <w:pPr>
-              <w:pStyle w:val="Compact"/>
-            </w:pPr>
-            <w:r>
-              <w:t xml:space="preserve">Bổ sung benchmark, CV và forecast diagnostics</w:t>
-            </w:r>
-          </w:p>
-        </w:tc>
-        <w:tc>
-          <w:tcPr/>
-          <w:p>
-            <w:pPr>
-              <w:pStyle w:val="Compact"/>
-            </w:pPr>
-            <w:r>
-              <w:t xml:space="preserve">ARIMAX/SARIMA chưa có cùng rolling-CV coverage</w:t>
-            </w:r>
-          </w:p>
-        </w:tc>
-        <w:tc>
-          <w:tcPr/>
-          <w:p>
-            <w:pPr>
-              <w:pStyle w:val="Compact"/>
-            </w:pPr>
-            <w:r>
-              <w:t xml:space="preserve">Hoàn thành phần forecast</w:t>
+              <w:t xml:space="preserve">Nguyễn Đức Học</w:t>
+            </w:r>
+          </w:p>
+        </w:tc>
+        <w:tc>
+          <w:tcPr/>
+          <w:p>
+            <w:pPr>
+              <w:pStyle w:val="Compact"/>
+            </w:pPr>
+            <w:r>
+              <w:t xml:space="preserve">Bảy holdout models, CV và diagnostics</w:t>
+            </w:r>
+          </w:p>
+        </w:tc>
+        <w:tc>
+          <w:tcPr/>
+          <w:p>
+            <w:pPr>
+              <w:pStyle w:val="Compact"/>
+            </w:pPr>
+            <w:r>
+              <w:t xml:space="preserve">ARIMAX/SARIMA chưa có cùng CV coverage; residual chưa white noise</w:t>
+            </w:r>
+          </w:p>
+        </w:tc>
+        <w:tc>
+          <w:tcPr/>
+          <w:p>
+            <w:pPr>
+              <w:pStyle w:val="Compact"/>
+            </w:pPr>
+            <w:r>
+              <w:t xml:space="preserve">Hoàn thành</w:t>
             </w:r>
           </w:p>
         </w:tc>
@@ -6275,54 +9146,46 @@
               <w:pStyle w:val="Compact"/>
             </w:pPr>
             <w:r>
-              <w:t xml:space="preserve">Lê Đặng Hoàng Anh (24162006)</w:t>
-            </w:r>
-          </w:p>
-        </w:tc>
-        <w:tc>
-          <w:tcPr/>
-          <w:p>
-            <w:pPr>
-              <w:pStyle w:val="Compact"/>
-            </w:pPr>
-            <w:r>
-              <w:t xml:space="preserve">Bổ sung bốn GARCH, diagnostics và báo cáo tái lập</w:t>
-            </w:r>
-          </w:p>
-        </w:tc>
-        <w:tc>
-          <w:tcPr/>
-          <w:p>
-            <w:pPr>
-              <w:pStyle w:val="Compact"/>
-            </w:pPr>
-            <w:r>
-              <w:t xml:space="preserve">Volatility chưa được backtest ngoài mẫu</w:t>
-            </w:r>
-          </w:p>
-        </w:tc>
-        <w:tc>
-          <w:tcPr/>
-          <w:p>
-            <w:pPr>
-              <w:pStyle w:val="Compact"/>
-            </w:pPr>
-            <w:r>
-              <w:t xml:space="preserve">Hoàn thành phần GARCH và tích hợp</w:t>
+              <w:t xml:space="preserve">Lê Đặng Hoàng Anh</w:t>
+            </w:r>
+          </w:p>
+        </w:tc>
+        <w:tc>
+          <w:tcPr/>
+          <w:p>
+            <w:pPr>
+              <w:pStyle w:val="Compact"/>
+            </w:pPr>
+            <w:r>
+              <w:t xml:space="preserve">Bốn GARCH, diagnostics và báo cáo</w:t>
+            </w:r>
+          </w:p>
+        </w:tc>
+        <w:tc>
+          <w:tcPr/>
+          <w:p>
+            <w:pPr>
+              <w:pStyle w:val="Compact"/>
+            </w:pPr>
+            <w:r>
+              <w:t xml:space="preserve">Chưa có volatility backtest ngoài mẫu; GOF còn bị bác bỏ</w:t>
+            </w:r>
+          </w:p>
+        </w:tc>
+        <w:tc>
+          <w:tcPr/>
+          <w:p>
+            <w:pPr>
+              <w:pStyle w:val="Compact"/>
+            </w:pPr>
+            <w:r>
+              <w:t xml:space="preserve">Hoàn thành</w:t>
             </w:r>
           </w:p>
         </w:tc>
       </w:tr>
     </w:tbl>
-    <w:p>
-      <w:pPr>
-        <w:pStyle w:val="BodyText"/>
-      </w:pPr>
-      <w:r>
-        <w:t xml:space="preserve">Ba thành viên cần xác nhận nội dung peer assessment này trước khi nộp bản chính thức.</w:t>
-      </w:r>
-    </w:p>
-    <w:bookmarkEnd w:id="57"/>
+    <w:bookmarkEnd w:id="89"/>
     <w:sectPr>
       <w:footnotePr>
         <w:numRestart w:val="eachSect"/>
@@ -6661,9 +9524,72 @@
     <w:abstractNumId w:val="991"/>
   </w:num>
   <w:num w:numId="1004">
+    <w:abstractNumId w:val="99411"/>
+    <w:lvlOverride w:ilvl="0">
+      <w:startOverride w:val="1"/>
+    </w:lvlOverride>
+    <w:lvlOverride w:ilvl="1">
+      <w:startOverride w:val="1"/>
+    </w:lvlOverride>
+    <w:lvlOverride w:ilvl="2">
+      <w:startOverride w:val="1"/>
+    </w:lvlOverride>
+    <w:lvlOverride w:ilvl="3">
+      <w:startOverride w:val="1"/>
+    </w:lvlOverride>
+    <w:lvlOverride w:ilvl="4">
+      <w:startOverride w:val="1"/>
+    </w:lvlOverride>
+    <w:lvlOverride w:ilvl="5">
+      <w:startOverride w:val="1"/>
+    </w:lvlOverride>
+    <w:lvlOverride w:ilvl="6">
+      <w:startOverride w:val="1"/>
+    </w:lvlOverride>
+    <w:lvlOverride w:ilvl="7">
+      <w:startOverride w:val="1"/>
+    </w:lvlOverride>
+    <w:lvlOverride w:ilvl="8">
+      <w:startOverride w:val="1"/>
+    </w:lvlOverride>
+  </w:num>
+  <w:num w:numId="1005">
     <w:abstractNumId w:val="991"/>
   </w:num>
-  <w:num w:numId="1005">
+  <w:num w:numId="1006">
+    <w:abstractNumId w:val="99411"/>
+    <w:lvlOverride w:ilvl="0">
+      <w:startOverride w:val="1"/>
+    </w:lvlOverride>
+    <w:lvlOverride w:ilvl="1">
+      <w:startOverride w:val="1"/>
+    </w:lvlOverride>
+    <w:lvlOverride w:ilvl="2">
+      <w:startOverride w:val="1"/>
+    </w:lvlOverride>
+    <w:lvlOverride w:ilvl="3">
+      <w:startOverride w:val="1"/>
+    </w:lvlOverride>
+    <w:lvlOverride w:ilvl="4">
+      <w:startOverride w:val="1"/>
+    </w:lvlOverride>
+    <w:lvlOverride w:ilvl="5">
+      <w:startOverride w:val="1"/>
+    </w:lvlOverride>
+    <w:lvlOverride w:ilvl="6">
+      <w:startOverride w:val="1"/>
+    </w:lvlOverride>
+    <w:lvlOverride w:ilvl="7">
+      <w:startOverride w:val="1"/>
+    </w:lvlOverride>
+    <w:lvlOverride w:ilvl="8">
+      <w:startOverride w:val="1"/>
+    </w:lvlOverride>
+  </w:num>
+  <w:num w:numId="1007">
+    <w:abstractNumId w:val="991"/>
+  </w:num>
+  <w:num w:numId="1008">
     <w:abstractNumId w:val="99411"/>
     <w:lvlOverride w:ilvl="0">
       <w:startOverride w:val="1"/>

--- a/report/report.docx
+++ b/report/report.docx
@@ -31,7 +31,7 @@
         <w:pStyle w:val="Date"/>
       </w:pPr>
       <w:r>
-        <w:t xml:space="preserve">20/06/2026</w:t>
+        <w:t xml:space="preserve">21/06/2026</w:t>
       </w:r>
     </w:p>
     <w:sdt>
@@ -3093,7 +3093,7 @@
         <w:pStyle w:val="FirstParagraph"/>
       </w:pPr>
       <w:r>
-        <w:t xml:space="preserve">Dữ liệu được chia theo thời gian, không shuffle. Ba mươi phiên cuối tạo holdout chung cho bảy phương pháp. Rolling-origin CV bắt đầu từ 80% model sample, dùng horizon 20 và step 20, tạo 0 folds cho Naive, Drift, ARIMA, ETS và ETS Damped. SARIMA và ARIMAX chưa có cùng CV coverage, nên chỉ được đánh giá trên final holdout.</w:t>
+        <w:t xml:space="preserve">Dữ liệu được chia theo thời gian, không shuffle. Ba mươi phiên cuối tạo holdout chung cho bảy phương pháp. Rolling-origin CV bắt đầu từ 80% model sample, dùng horizon 20 và step 20, tạo 27 folds cho Naive, Drift, ARIMA, ETS và ETS Damped. SARIMA và ARIMAX chưa có cùng CV coverage, nên chỉ được đánh giá trên final holdout.</w:t>
       </w:r>
     </w:p>
     <w:tbl>
@@ -4771,13 +4771,17 @@
     <w:tbl>
       <w:tblPr>
         <w:tblStyle w:val="Table"/>
-        <w:tblW w:type="pct" w:w="5000"/>
-        <w:tblLayout w:type="fixed"/>
+        <w:tblW w:type="auto" w:w="0"/>
         <w:tblLook w:firstRow="1" w:lastRow="0" w:firstColumn="0" w:lastColumn="0" w:noHBand="0" w:noVBand="0" w:val="0020"/>
         <w:tblCaption w:val="Ljung-Box trên residual của fitted forecast models"/>
       </w:tblPr>
       <w:tblGrid>
-        <w:gridCol w:w="7920"/>
+        <w:gridCol w:w="1320"/>
+        <w:gridCol w:w="1320"/>
+        <w:gridCol w:w="1320"/>
+        <w:gridCol w:w="1320"/>
+        <w:gridCol w:w="1320"/>
+        <w:gridCol w:w="1320"/>
       </w:tblGrid>
       <w:tr>
         <w:trPr>
@@ -4791,7 +4795,67 @@
               <w:jc w:val="left"/>
             </w:pPr>
             <w:r>
-              <w:t xml:space="preserve">&lt;&lt;&lt;&lt;&lt;&lt;&lt; HEAD</w:t>
+              <w:t xml:space="preserve">model</w:t>
+            </w:r>
+          </w:p>
+        </w:tc>
+        <w:tc>
+          <w:tcPr/>
+          <w:p>
+            <w:pPr>
+              <w:pStyle w:val="Compact"/>
+              <w:jc w:val="right"/>
+            </w:pPr>
+            <w:r>
+              <w:t xml:space="preserve">lb_statistic</w:t>
+            </w:r>
+          </w:p>
+        </w:tc>
+        <w:tc>
+          <w:tcPr/>
+          <w:p>
+            <w:pPr>
+              <w:pStyle w:val="Compact"/>
+              <w:jc w:val="right"/>
+            </w:pPr>
+            <w:r>
+              <w:t xml:space="preserve">lb_p_value</w:t>
+            </w:r>
+          </w:p>
+        </w:tc>
+        <w:tc>
+          <w:tcPr/>
+          <w:p>
+            <w:pPr>
+              <w:pStyle w:val="Compact"/>
+              <w:jc w:val="right"/>
+            </w:pPr>
+            <w:r>
+              <w:t xml:space="preserve">test_lag</w:t>
+            </w:r>
+          </w:p>
+        </w:tc>
+        <w:tc>
+          <w:tcPr/>
+          <w:p>
+            <w:pPr>
+              <w:pStyle w:val="Compact"/>
+              <w:jc w:val="right"/>
+            </w:pPr>
+            <w:r>
+              <w:t xml:space="preserve">fitdf</w:t>
+            </w:r>
+          </w:p>
+        </w:tc>
+        <w:tc>
+          <w:tcPr/>
+          <w:p>
+            <w:pPr>
+              <w:pStyle w:val="Compact"/>
+              <w:jc w:val="left"/>
+            </w:pPr>
+            <w:r>
+              <w:t xml:space="preserve">white_noise</w:t>
             </w:r>
           </w:p>
         </w:tc>
@@ -4805,7 +4869,67 @@
               <w:jc w:val="left"/>
             </w:pPr>
             <w:r>
-              <w:t xml:space="preserve">model,lb_statistic,lb_p_value,test_lag,fitdf,white_noise</w:t>
+              <w:t xml:space="preserve">ARIMA</w:t>
+            </w:r>
+          </w:p>
+        </w:tc>
+        <w:tc>
+          <w:tcPr/>
+          <w:p>
+            <w:pPr>
+              <w:pStyle w:val="Compact"/>
+              <w:jc w:val="right"/>
+            </w:pPr>
+            <w:r>
+              <w:t xml:space="preserve">23.63248</w:t>
+            </w:r>
+          </w:p>
+        </w:tc>
+        <w:tc>
+          <w:tcPr/>
+          <w:p>
+            <w:pPr>
+              <w:pStyle w:val="Compact"/>
+              <w:jc w:val="right"/>
+            </w:pPr>
+            <w:r>
+              <w:t xml:space="preserve">0.00026</w:t>
+            </w:r>
+          </w:p>
+        </w:tc>
+        <w:tc>
+          <w:tcPr/>
+          <w:p>
+            <w:pPr>
+              <w:pStyle w:val="Compact"/>
+              <w:jc w:val="right"/>
+            </w:pPr>
+            <w:r>
+              <w:t xml:space="preserve">10</w:t>
+            </w:r>
+          </w:p>
+        </w:tc>
+        <w:tc>
+          <w:tcPr/>
+          <w:p>
+            <w:pPr>
+              <w:pStyle w:val="Compact"/>
+              <w:jc w:val="right"/>
+            </w:pPr>
+            <w:r>
+              <w:t xml:space="preserve">5</w:t>
+            </w:r>
+          </w:p>
+        </w:tc>
+        <w:tc>
+          <w:tcPr/>
+          <w:p>
+            <w:pPr>
+              <w:pStyle w:val="Compact"/>
+              <w:jc w:val="left"/>
+            </w:pPr>
+            <w:r>
+              <w:t xml:space="preserve">No (Reject H0)</w:t>
             </w:r>
           </w:p>
         </w:tc>
@@ -4819,7 +4943,67 @@
               <w:jc w:val="left"/>
             </w:pPr>
             <w:r>
-              <w:t xml:space="preserve">ARIMA,23.632476463577188,2.55414245233343e-4,10,5,No (Reject H0)</w:t>
+              <w:t xml:space="preserve">SARIMA</w:t>
+            </w:r>
+          </w:p>
+        </w:tc>
+        <w:tc>
+          <w:tcPr/>
+          <w:p>
+            <w:pPr>
+              <w:pStyle w:val="Compact"/>
+              <w:jc w:val="right"/>
+            </w:pPr>
+            <w:r>
+              <w:t xml:space="preserve">25.07300</w:t>
+            </w:r>
+          </w:p>
+        </w:tc>
+        <w:tc>
+          <w:tcPr/>
+          <w:p>
+            <w:pPr>
+              <w:pStyle w:val="Compact"/>
+              <w:jc w:val="right"/>
+            </w:pPr>
+            <w:r>
+              <w:t xml:space="preserve">0.00151</w:t>
+            </w:r>
+          </w:p>
+        </w:tc>
+        <w:tc>
+          <w:tcPr/>
+          <w:p>
+            <w:pPr>
+              <w:pStyle w:val="Compact"/>
+              <w:jc w:val="right"/>
+            </w:pPr>
+            <w:r>
+              <w:t xml:space="preserve">10</w:t>
+            </w:r>
+          </w:p>
+        </w:tc>
+        <w:tc>
+          <w:tcPr/>
+          <w:p>
+            <w:pPr>
+              <w:pStyle w:val="Compact"/>
+              <w:jc w:val="right"/>
+            </w:pPr>
+            <w:r>
+              <w:t xml:space="preserve">2</w:t>
+            </w:r>
+          </w:p>
+        </w:tc>
+        <w:tc>
+          <w:tcPr/>
+          <w:p>
+            <w:pPr>
+              <w:pStyle w:val="Compact"/>
+              <w:jc w:val="left"/>
+            </w:pPr>
+            <w:r>
+              <w:t xml:space="preserve">No (Reject H0)</w:t>
             </w:r>
           </w:p>
         </w:tc>
@@ -4833,7 +5017,67 @@
               <w:jc w:val="left"/>
             </w:pPr>
             <w:r>
-              <w:t xml:space="preserve">SARIMA,25.072997925461447,0.001510889483019029,10,2,No (Reject H0)</w:t>
+              <w:t xml:space="preserve">ETS</w:t>
+            </w:r>
+          </w:p>
+        </w:tc>
+        <w:tc>
+          <w:tcPr/>
+          <w:p>
+            <w:pPr>
+              <w:pStyle w:val="Compact"/>
+              <w:jc w:val="right"/>
+            </w:pPr>
+            <w:r>
+              <w:t xml:space="preserve">19.87305</w:t>
+            </w:r>
+          </w:p>
+        </w:tc>
+        <w:tc>
+          <w:tcPr/>
+          <w:p>
+            <w:pPr>
+              <w:pStyle w:val="Compact"/>
+              <w:jc w:val="right"/>
+            </w:pPr>
+            <w:r>
+              <w:t xml:space="preserve">0.00292</w:t>
+            </w:r>
+          </w:p>
+        </w:tc>
+        <w:tc>
+          <w:tcPr/>
+          <w:p>
+            <w:pPr>
+              <w:pStyle w:val="Compact"/>
+              <w:jc w:val="right"/>
+            </w:pPr>
+            <w:r>
+              <w:t xml:space="preserve">10</w:t>
+            </w:r>
+          </w:p>
+        </w:tc>
+        <w:tc>
+          <w:tcPr/>
+          <w:p>
+            <w:pPr>
+              <w:pStyle w:val="Compact"/>
+              <w:jc w:val="right"/>
+            </w:pPr>
+            <w:r>
+              <w:t xml:space="preserve">4</w:t>
+            </w:r>
+          </w:p>
+        </w:tc>
+        <w:tc>
+          <w:tcPr/>
+          <w:p>
+            <w:pPr>
+              <w:pStyle w:val="Compact"/>
+              <w:jc w:val="left"/>
+            </w:pPr>
+            <w:r>
+              <w:t xml:space="preserve">No (Reject H0)</w:t>
             </w:r>
           </w:p>
         </w:tc>
@@ -4847,7 +5091,67 @@
               <w:jc w:val="left"/>
             </w:pPr>
             <w:r>
-              <w:t xml:space="preserve">ETS,19.87304655259858,0.002917206955919238,10,4,No (Reject H0)</w:t>
+              <w:t xml:space="preserve">ETS Damped</w:t>
+            </w:r>
+          </w:p>
+        </w:tc>
+        <w:tc>
+          <w:tcPr/>
+          <w:p>
+            <w:pPr>
+              <w:pStyle w:val="Compact"/>
+              <w:jc w:val="right"/>
+            </w:pPr>
+            <w:r>
+              <w:t xml:space="preserve">19.59529</w:t>
+            </w:r>
+          </w:p>
+        </w:tc>
+        <w:tc>
+          <w:tcPr/>
+          <w:p>
+            <w:pPr>
+              <w:pStyle w:val="Compact"/>
+              <w:jc w:val="right"/>
+            </w:pPr>
+            <w:r>
+              <w:t xml:space="preserve">0.00149</w:t>
+            </w:r>
+          </w:p>
+        </w:tc>
+        <w:tc>
+          <w:tcPr/>
+          <w:p>
+            <w:pPr>
+              <w:pStyle w:val="Compact"/>
+              <w:jc w:val="right"/>
+            </w:pPr>
+            <w:r>
+              <w:t xml:space="preserve">10</w:t>
+            </w:r>
+          </w:p>
+        </w:tc>
+        <w:tc>
+          <w:tcPr/>
+          <w:p>
+            <w:pPr>
+              <w:pStyle w:val="Compact"/>
+              <w:jc w:val="right"/>
+            </w:pPr>
+            <w:r>
+              <w:t xml:space="preserve">5</w:t>
+            </w:r>
+          </w:p>
+        </w:tc>
+        <w:tc>
+          <w:tcPr/>
+          <w:p>
+            <w:pPr>
+              <w:pStyle w:val="Compact"/>
+              <w:jc w:val="left"/>
+            </w:pPr>
+            <w:r>
+              <w:t xml:space="preserve">No (Reject H0)</w:t>
             </w:r>
           </w:p>
         </w:tc>
@@ -4861,133 +5165,67 @@
               <w:jc w:val="left"/>
             </w:pPr>
             <w:r>
-              <w:t xml:space="preserve">ETS Damped,19.595289425603763,0.001488166470777541,10,5,No (Reject H0)</w:t>
-            </w:r>
-          </w:p>
-        </w:tc>
-      </w:tr>
-      <w:tr>
-        <w:tc>
-          <w:tcPr/>
-          <w:p>
-            <w:pPr>
-              <w:pStyle w:val="Compact"/>
-              <w:jc w:val="left"/>
-            </w:pPr>
-            <w:r>
-              <w:t xml:space="preserve">ARIMAX,33.10920037984231,2.611111204835481e-4,10,0,No (Reject H0)</w:t>
-            </w:r>
-          </w:p>
-        </w:tc>
-      </w:tr>
-      <w:tr>
-        <w:tc>
-          <w:tcPr/>
-          <w:p>
-            <w:pPr>
-              <w:pStyle w:val="Compact"/>
-              <w:jc w:val="left"/>
-            </w:pPr>
-            <w:r>
-              <w:t xml:space="preserve">=======</w:t>
-            </w:r>
-          </w:p>
-        </w:tc>
-      </w:tr>
-      <w:tr>
-        <w:tc>
-          <w:tcPr/>
-          <w:p>
-            <w:pPr>
-              <w:pStyle w:val="Compact"/>
-              <w:jc w:val="left"/>
-            </w:pPr>
-            <w:r>
-              <w:t xml:space="preserve">model,lb_statistic,lb_p_value,test_lag,fitdf,white_noise</w:t>
-            </w:r>
-          </w:p>
-        </w:tc>
-      </w:tr>
-      <w:tr>
-        <w:tc>
-          <w:tcPr/>
-          <w:p>
-            <w:pPr>
-              <w:pStyle w:val="Compact"/>
-              <w:jc w:val="left"/>
-            </w:pPr>
-            <w:r>
-              <w:t xml:space="preserve">ARIMA,23.6324764635772,0.000255414245233343,10,5,No (Reject H0)</w:t>
-            </w:r>
-          </w:p>
-        </w:tc>
-      </w:tr>
-      <w:tr>
-        <w:tc>
-          <w:tcPr/>
-          <w:p>
-            <w:pPr>
-              <w:pStyle w:val="Compact"/>
-              <w:jc w:val="left"/>
-            </w:pPr>
-            <w:r>
-              <w:t xml:space="preserve">SARIMA,25.0729979254614,0.00151088948301903,10,2,No (Reject H0)</w:t>
-            </w:r>
-          </w:p>
-        </w:tc>
-      </w:tr>
-      <w:tr>
-        <w:tc>
-          <w:tcPr/>
-          <w:p>
-            <w:pPr>
-              <w:pStyle w:val="Compact"/>
-              <w:jc w:val="left"/>
-            </w:pPr>
-            <w:r>
-              <w:t xml:space="preserve">ETS,19.8730465525986,0.00291720695591924,10,4,No (Reject H0)</w:t>
-            </w:r>
-          </w:p>
-        </w:tc>
-      </w:tr>
-      <w:tr>
-        <w:tc>
-          <w:tcPr/>
-          <w:p>
-            <w:pPr>
-              <w:pStyle w:val="Compact"/>
-              <w:jc w:val="left"/>
-            </w:pPr>
-            <w:r>
-              <w:t xml:space="preserve">ETS Damped,19.5952894256038,0.00148816647077754,10,5,No (Reject H0)</w:t>
-            </w:r>
-          </w:p>
-        </w:tc>
-      </w:tr>
-      <w:tr>
-        <w:tc>
-          <w:tcPr/>
-          <w:p>
-            <w:pPr>
-              <w:pStyle w:val="Compact"/>
-              <w:jc w:val="left"/>
-            </w:pPr>
-            <w:r>
-              <w:t xml:space="preserve">ARIMAX,33.1092003798423,0.000261111120483548,10,0,No (Reject H0)</w:t>
-            </w:r>
-          </w:p>
-        </w:tc>
-      </w:tr>
-      <w:tr>
-        <w:tc>
-          <w:tcPr/>
-          <w:p>
-            <w:pPr>
-              <w:pStyle w:val="Compact"/>
-              <w:jc w:val="left"/>
-            </w:pPr>
-            <w:r>
-              <w:t xml:space="preserve">&gt;&gt;&gt;&gt;&gt;&gt;&gt; main</w:t>
+              <w:t xml:space="preserve">ARIMAX</w:t>
+            </w:r>
+          </w:p>
+        </w:tc>
+        <w:tc>
+          <w:tcPr/>
+          <w:p>
+            <w:pPr>
+              <w:pStyle w:val="Compact"/>
+              <w:jc w:val="right"/>
+            </w:pPr>
+            <w:r>
+              <w:t xml:space="preserve">33.10920</w:t>
+            </w:r>
+          </w:p>
+        </w:tc>
+        <w:tc>
+          <w:tcPr/>
+          <w:p>
+            <w:pPr>
+              <w:pStyle w:val="Compact"/>
+              <w:jc w:val="right"/>
+            </w:pPr>
+            <w:r>
+              <w:t xml:space="preserve">0.00026</w:t>
+            </w:r>
+          </w:p>
+        </w:tc>
+        <w:tc>
+          <w:tcPr/>
+          <w:p>
+            <w:pPr>
+              <w:pStyle w:val="Compact"/>
+              <w:jc w:val="right"/>
+            </w:pPr>
+            <w:r>
+              <w:t xml:space="preserve">10</w:t>
+            </w:r>
+          </w:p>
+        </w:tc>
+        <w:tc>
+          <w:tcPr/>
+          <w:p>
+            <w:pPr>
+              <w:pStyle w:val="Compact"/>
+              <w:jc w:val="right"/>
+            </w:pPr>
+            <w:r>
+              <w:t xml:space="preserve">0</w:t>
+            </w:r>
+          </w:p>
+        </w:tc>
+        <w:tc>
+          <w:tcPr/>
+          <w:p>
+            <w:pPr>
+              <w:pStyle w:val="Compact"/>
+              <w:jc w:val="left"/>
+            </w:pPr>
+            <w:r>
+              <w:t xml:space="preserve">No (Reject H0)</w:t>
             </w:r>
           </w:p>
         </w:tc>
@@ -4998,7 +5236,7 @@
         <w:pStyle w:val="BodyText"/>
       </w:pPr>
       <w:r>
-        <w:t xml:space="preserve">Có 0 trong 14 fitted models vượt Ljung-Box ở mức 5%; hiện tất cả residual đều chưa đạt white noise. Kết hợp ba nguồn bằng chứng, dự án chưa chứng minh model phức tạp cải thiện Naive một cách ổn định.</w:t>
+        <w:t xml:space="preserve">Có 0 trong 5 fitted models vượt Ljung-Box ở mức 5%; hiện tất cả residual đều chưa đạt white noise. Kết hợp ba nguồn bằng chứng, dự án chưa chứng minh model phức tạp cải thiện Naive một cách ổn định.</w:t>
       </w:r>
     </w:p>
     <w:p>

--- a/report/report.docx
+++ b/report/report.docx
@@ -31,7 +31,7 @@
         <w:pStyle w:val="Date"/>
       </w:pPr>
       <w:r>
-        <w:t xml:space="preserve">21/06/2026</w:t>
+        <w:t xml:space="preserve">22/06/2026</w:t>
       </w:r>
     </w:p>
     <w:sdt>

--- a/report/report.docx
+++ b/report/report.docx
@@ -31,7 +31,7 @@
         <w:pStyle w:val="Date"/>
       </w:pPr>
       <w:r>
-        <w:t xml:space="preserve">22/06/2026</w:t>
+        <w:t xml:space="preserve">23/06/2026</w:t>
       </w:r>
     </w:p>
     <w:sdt>
@@ -2072,7 +2072,7 @@
     </w:p>
     <w:bookmarkEnd w:id="18"/>
     <w:bookmarkEnd w:id="19"/>
-    <w:bookmarkStart w:id="51" w:name="phân-tích-khám-phá-và-trực-quan-hóa"/>
+    <w:bookmarkStart w:id="48" w:name="phân-tích-khám-phá-và-trực-quan-hóa"/>
     <w:p>
       <w:pPr>
         <w:pStyle w:val="Heading1"/>
@@ -2525,7 +2525,7 @@
       </w:r>
     </w:p>
     <w:bookmarkEnd w:id="40"/>
-    <w:bookmarkStart w:id="50" w:name="tự-tương-quan-và-yếu-tố-lịch"/>
+    <w:bookmarkStart w:id="47" w:name="tự-tương-quan"/>
     <w:p>
       <w:pPr>
         <w:pStyle w:val="Heading2"/>
@@ -2540,7 +2540,7 @@
         <w:tab/>
       </w:r>
       <w:r>
-        <w:t xml:space="preserve">Tự tương quan và yếu tố lịch</w:t>
+        <w:t xml:space="preserve">Tự tương quan</w:t>
       </w:r>
     </w:p>
     <w:p>
@@ -2640,72 +2640,9 @@
         <w:t xml:space="preserve">ACF/PACF return quan sát dependence tuyến tính theo lag, không chứng minh quan hệ nhân quả. ACF return nhỏ không loại trừ dependence trong squared return hoặc conditional variance.</w:t>
       </w:r>
     </w:p>
-    <w:p>
-      <w:pPr>
-        <w:pStyle w:val="CaptionedFigure"/>
-      </w:pPr>
-      <w:r>
-        <w:drawing>
-          <wp:inline>
-            <wp:extent cx="5067300" cy="3040380"/>
-            <wp:effectExtent b="0" l="0" r="0" t="0"/>
-            <wp:docPr descr="Phân phối log return theo ngày trong tuần" title="" id="48" name="Picture"/>
-            <a:graphic>
-              <a:graphicData uri="http://schemas.openxmlformats.org/drawingml/2006/picture">
-                <pic:pic>
-                  <pic:nvPicPr>
-                    <pic:cNvPr descr="report_files/28479bd788406ed4faef3f9fa77569baac177fce.png" id="49" name="Picture"/>
-                    <pic:cNvPicPr>
-                      <a:picLocks noChangeArrowheads="1" noChangeAspect="1"/>
-                    </pic:cNvPicPr>
-                  </pic:nvPicPr>
-                  <pic:blipFill>
-                    <a:blip r:embed="rId47"/>
-                    <a:stretch>
-                      <a:fillRect/>
-                    </a:stretch>
-                  </pic:blipFill>
-                  <pic:spPr bwMode="auto">
-                    <a:xfrm>
-                      <a:off x="0" y="0"/>
-                      <a:ext cx="5067300" cy="3040380"/>
-                    </a:xfrm>
-                    <a:prstGeom prst="rect">
-                      <a:avLst/>
-                    </a:prstGeom>
-                    <a:noFill/>
-                    <a:ln w="9525">
-                      <a:noFill/>
-                      <a:headEnd/>
-                      <a:tailEnd/>
-                    </a:ln>
-                  </pic:spPr>
-                </pic:pic>
-              </a:graphicData>
-            </a:graphic>
-          </wp:inline>
-        </w:drawing>
-      </w:r>
-    </w:p>
-    <w:p>
-      <w:pPr>
-        <w:pStyle w:val="ImageCaption"/>
-      </w:pPr>
-      <w:r>
-        <w:t xml:space="preserve">Phân phối log return theo ngày trong tuần</w:t>
-      </w:r>
-    </w:p>
-    <w:p>
-      <w:pPr>
-        <w:pStyle w:val="BodyText"/>
-      </w:pPr>
-      <w:r>
-        <w:t xml:space="preserve">Boxplot weekday chỉ là bằng chứng thăm dò. Dự án không tuyên bố weekday effect vì chưa có kiểm định chuyên biệt và điều chỉnh multiple testing. SARIMA chu kỳ 5 được xem là một specification thử nghiệm, không phải bằng chứng mùa vụ đã được xác nhận.</w:t>
-      </w:r>
-    </w:p>
-    <w:bookmarkEnd w:id="50"/>
-    <w:bookmarkEnd w:id="51"/>
-    <w:bookmarkStart w:id="63" w:name="tính-dừng-và-dự-báo-giá"/>
+    <w:bookmarkEnd w:id="47"/>
+    <w:bookmarkEnd w:id="48"/>
+    <w:bookmarkStart w:id="60" w:name="tính-dừng-và-dự-báo-giá"/>
     <w:p>
       <w:pPr>
         <w:pStyle w:val="Heading1"/>
@@ -2723,7 +2660,7 @@
         <w:t xml:space="preserve">Tính dừng và dự báo giá</w:t>
       </w:r>
     </w:p>
-    <w:bookmarkStart w:id="52" w:name="kiểm-định-adf"/>
+    <w:bookmarkStart w:id="49" w:name="kiểm-định-adf"/>
     <w:p>
       <w:pPr>
         <w:pStyle w:val="Heading2"/>
@@ -3069,8 +3006,8 @@
         <w:t xml:space="preserve">báo ở cận dưới 0,01, nên bác bỏ unit root. Log transform thay đổi scale nhưng không tự loại stochastic trend; sai phân log tạo return phù hợp hơn cho GARCH.</w:t>
       </w:r>
     </w:p>
-    <w:bookmarkEnd w:id="52"/>
-    <w:bookmarkStart w:id="53" w:name="thiết-kế-forecast"/>
+    <w:bookmarkEnd w:id="49"/>
+    <w:bookmarkStart w:id="50" w:name="thiết-kế-forecast"/>
     <w:p>
       <w:pPr>
         <w:pStyle w:val="Heading2"/>
@@ -3359,8 +3296,8 @@
         <w:t xml:space="preserve">ARIMAX chỉ dùng biến trễ một phiên để tránh dùng trực tiếp thông tin cùng ngày. Tuy nhiên, triển khai thực tế vẫn phải bảo đảm xreg có sẵn đúng thời điểm forecast.</w:t>
       </w:r>
     </w:p>
-    <w:bookmarkEnd w:id="53"/>
-    <w:bookmarkStart w:id="54" w:name="metric-và-diagnostics"/>
+    <w:bookmarkEnd w:id="50"/>
+    <w:bookmarkStart w:id="51" w:name="metric-và-diagnostics"/>
     <w:p>
       <w:pPr>
         <w:pStyle w:val="Heading2"/>
@@ -3628,8 +3565,8 @@
         <w:t xml:space="preserve">Ba metric đều có hướng nhỏ hơn tốt hơn. RMSE phạt lỗi lớn mạnh hơn MAE; MAPE cho tỷ lệ tương đối nhưng không phù hợp khi actual gần 0. Ljung-Box residual có H0 là không có autocorrelation đến lag kiểm tra. P-value nhỏ cho thấy model còn bỏ sót mean dynamics.</w:t>
       </w:r>
     </w:p>
-    <w:bookmarkEnd w:id="54"/>
-    <w:bookmarkStart w:id="61" w:name="kết-quả-holdout-cv-và-residual"/>
+    <w:bookmarkEnd w:id="51"/>
+    <w:bookmarkStart w:id="58" w:name="kết-quả-holdout-cv-và-residual"/>
     <w:p>
       <w:pPr>
         <w:pStyle w:val="Heading2"/>
@@ -5248,18 +5185,18 @@
           <wp:inline>
             <wp:extent cx="5067300" cy="3040380"/>
             <wp:effectExtent b="0" l="0" r="0" t="0"/>
-            <wp:docPr descr="ETS Damped trên holdout 30 phiên" title="" id="56" name="Picture"/>
+            <wp:docPr descr="ETS Damped trên holdout 30 phiên" title="" id="53" name="Picture"/>
             <a:graphic>
               <a:graphicData uri="http://schemas.openxmlformats.org/drawingml/2006/picture">
                 <pic:pic>
                   <pic:nvPicPr>
-                    <pic:cNvPr descr="report_files/8d83366d08b2f34e5b6383b76400133e06fcc9d2.png" id="57" name="Picture"/>
+                    <pic:cNvPr descr="report_files/8d83366d08b2f34e5b6383b76400133e06fcc9d2.png" id="54" name="Picture"/>
                     <pic:cNvPicPr>
                       <a:picLocks noChangeArrowheads="1" noChangeAspect="1"/>
                     </pic:cNvPicPr>
                   </pic:nvPicPr>
                   <pic:blipFill>
-                    <a:blip r:embed="rId55"/>
+                    <a:blip r:embed="rId52"/>
                     <a:stretch>
                       <a:fillRect/>
                     </a:stretch>
@@ -5311,18 +5248,18 @@
           <wp:inline>
             <wp:extent cx="5067300" cy="3167062"/>
             <wp:effectExtent b="0" l="0" r="0" t="0"/>
-            <wp:docPr descr="Residual diagnostics của ETS Damped" title="" id="59" name="Picture"/>
+            <wp:docPr descr="Residual diagnostics của ETS Damped" title="" id="56" name="Picture"/>
             <a:graphic>
               <a:graphicData uri="http://schemas.openxmlformats.org/drawingml/2006/picture">
                 <pic:pic>
                   <pic:nvPicPr>
-                    <pic:cNvPr descr="report_files/84c5bd146dcebd1b4976bdd2bd2d2bddddc7dce4.png" id="60" name="Picture"/>
+                    <pic:cNvPr descr="report_files/84c5bd146dcebd1b4976bdd2bd2d2bddddc7dce4.png" id="57" name="Picture"/>
                     <pic:cNvPicPr>
                       <a:picLocks noChangeArrowheads="1" noChangeAspect="1"/>
                     </pic:cNvPicPr>
                   </pic:nvPicPr>
                   <pic:blipFill>
-                    <a:blip r:embed="rId58"/>
+                    <a:blip r:embed="rId55"/>
                     <a:stretch>
                       <a:fillRect/>
                     </a:stretch>
@@ -5357,8 +5294,8 @@
         <w:t xml:space="preserve">Residual diagnostics của ETS Damped</w:t>
       </w:r>
     </w:p>
-    <w:bookmarkEnd w:id="61"/>
-    <w:bookmarkStart w:id="62" w:name="kết-luận-phần-forecast"/>
+    <w:bookmarkEnd w:id="58"/>
+    <w:bookmarkStart w:id="59" w:name="kết-luận-phần-forecast"/>
     <w:p>
       <w:pPr>
         <w:pStyle w:val="Heading2"/>
@@ -5384,9 +5321,9 @@
         <w:t xml:space="preserve">ETS Damped là holdout leader theo RMSE nhưng mức cải thiện so với Naive rất nhỏ; Naive dẫn rolling CV; mọi fitted model còn residual autocorrelation. Vì vậy báo cáo không chỉ định một model thắng chung cuộc và không dùng forecast này làm tín hiệu mua/bán. Kết quả phù hợp với nhận định thận trọng rằng mức giá khó dự báo ổn định trong protocol hiện tại, nhưng không chứng minh mọi giá tài chính luôn tuân theo random walk.</w:t>
       </w:r>
     </w:p>
-    <w:bookmarkEnd w:id="62"/>
-    <w:bookmarkEnd w:id="63"/>
-    <w:bookmarkStart w:id="79" w:name="mô-hình-hóa-conditional-volatility"/>
+    <w:bookmarkEnd w:id="59"/>
+    <w:bookmarkEnd w:id="60"/>
+    <w:bookmarkStart w:id="76" w:name="mô-hình-hóa-conditional-volatility"/>
     <w:p>
       <w:pPr>
         <w:pStyle w:val="Heading1"/>
@@ -5404,7 +5341,7 @@
         <w:t xml:space="preserve">Mô hình hóa conditional volatility</w:t>
       </w:r>
     </w:p>
-    <w:bookmarkStart w:id="64" w:name="động-cơ-và-phương-trình"/>
+    <w:bookmarkStart w:id="61" w:name="động-cơ-và-phương-trình"/>
     <w:p>
       <w:pPr>
         <w:pStyle w:val="Heading2"/>
@@ -5748,8 +5685,8 @@
         <w:t xml:space="preserve">là persistence của sGARCH. Không áp dụng máy móc công thức này cho eGARCH hoặc GJR-GARCH.</w:t>
       </w:r>
     </w:p>
-    <w:bookmarkEnd w:id="64"/>
-    <w:bookmarkStart w:id="65" w:name="specification-được-so-sánh"/>
+    <w:bookmarkEnd w:id="61"/>
+    <w:bookmarkStart w:id="62" w:name="specification-được-so-sánh"/>
     <w:p>
       <w:pPr>
         <w:pStyle w:val="Heading2"/>
@@ -5965,8 +5902,8 @@
         <w:t xml:space="preserve">Cả bốn model dùng cùng 2,786 returns và mean equation ARMA(0,0), nên AIC/BIC có thể so sánh tương đối trên cùng response/sample. Cả bốn optimizer báo convergence bằng 0.</w:t>
       </w:r>
     </w:p>
-    <w:bookmarkEnd w:id="65"/>
-    <w:bookmarkStart w:id="66" w:name="so-sánh-fit-và-diagnostics"/>
+    <w:bookmarkEnd w:id="62"/>
+    <w:bookmarkStart w:id="63" w:name="so-sánh-fit-và-diagnostics"/>
     <w:p>
       <w:pPr>
         <w:pStyle w:val="Heading2"/>
@@ -7223,8 +7160,8 @@
         <w:t xml:space="preserve">Ljung-Box standardized residual, Ljung-Box squared residual và ARCH-LM sau fit đều chưa bác bỏ H0 ở mức 5% cho cả bốn model. Sign-bias joint test cũng chưa bác bỏ H0. Tuy nhiên, Nyblom chỉ chấp nhận joint stability cho eGARCH; adjusted Pearson GOF bác bỏ distribution fit ở cả bốn specification.</w:t>
       </w:r>
     </w:p>
-    <w:bookmarkEnd w:id="66"/>
-    <w:bookmarkStart w:id="67" w:name="tham-số-candidate"/>
+    <w:bookmarkEnd w:id="63"/>
+    <w:bookmarkStart w:id="64" w:name="tham-số-candidate"/>
     <w:p>
       <w:pPr>
         <w:pStyle w:val="Heading2"/>
@@ -7826,8 +7763,8 @@
         <w:t xml:space="preserve">như sGARCH.</w:t>
       </w:r>
     </w:p>
-    <w:bookmarkEnd w:id="67"/>
-    <w:bookmarkStart w:id="77" w:name="volatility-và-asymmetry-theo-thời-gian"/>
+    <w:bookmarkEnd w:id="64"/>
+    <w:bookmarkStart w:id="74" w:name="volatility-và-asymmetry-theo-thời-gian"/>
     <w:p>
       <w:pPr>
         <w:pStyle w:val="Heading2"/>
@@ -7854,18 +7791,18 @@
           <wp:inline>
             <wp:extent cx="5067300" cy="2994313"/>
             <wp:effectExtent b="0" l="0" r="0" t="0"/>
-            <wp:docPr descr="Conditional volatility của bốn GARCH specification" title="" id="69" name="Picture"/>
+            <wp:docPr descr="Conditional volatility của bốn GARCH specification" title="" id="66" name="Picture"/>
             <a:graphic>
               <a:graphicData uri="http://schemas.openxmlformats.org/drawingml/2006/picture">
                 <pic:pic>
                   <pic:nvPicPr>
-                    <pic:cNvPr descr="report_files/ef53e153bad1ed53bb918cdd5108976475da0254.png" id="70" name="Picture"/>
+                    <pic:cNvPr descr="report_files/ef53e153bad1ed53bb918cdd5108976475da0254.png" id="67" name="Picture"/>
                     <pic:cNvPicPr>
                       <a:picLocks noChangeArrowheads="1" noChangeAspect="1"/>
                     </pic:cNvPicPr>
                   </pic:nvPicPr>
                   <pic:blipFill>
-                    <a:blip r:embed="rId68"/>
+                    <a:blip r:embed="rId65"/>
                     <a:stretch>
                       <a:fillRect/>
                     </a:stretch>
@@ -7917,18 +7854,18 @@
           <wp:inline>
             <wp:extent cx="5067300" cy="2714625"/>
             <wp:effectExtent b="0" l="0" r="0" t="0"/>
-            <wp:docPr descr="ACF standardized residual và squared standardized residual" title="" id="72" name="Picture"/>
+            <wp:docPr descr="ACF standardized residual và squared standardized residual" title="" id="69" name="Picture"/>
             <a:graphic>
               <a:graphicData uri="http://schemas.openxmlformats.org/drawingml/2006/picture">
                 <pic:pic>
                   <pic:nvPicPr>
-                    <pic:cNvPr descr="report_files/cd953a7a2a5a9f7512c96fab26871cc62d0469f9.png" id="73" name="Picture"/>
+                    <pic:cNvPr descr="report_files/cd953a7a2a5a9f7512c96fab26871cc62d0469f9.png" id="70" name="Picture"/>
                     <pic:cNvPicPr>
                       <a:picLocks noChangeArrowheads="1" noChangeAspect="1"/>
                     </pic:cNvPicPr>
                   </pic:nvPicPr>
                   <pic:blipFill>
-                    <a:blip r:embed="rId71"/>
+                    <a:blip r:embed="rId68"/>
                     <a:stretch>
                       <a:fillRect/>
                     </a:stretch>
@@ -7972,18 +7909,18 @@
           <wp:inline>
             <wp:extent cx="5067300" cy="2533650"/>
             <wp:effectExtent b="0" l="0" r="0" t="0"/>
-            <wp:docPr descr="News-impact curves của eGARCH và GJR-GARCH" title="" id="75" name="Picture"/>
+            <wp:docPr descr="News-impact curves của eGARCH và GJR-GARCH" title="" id="72" name="Picture"/>
             <a:graphic>
               <a:graphicData uri="http://schemas.openxmlformats.org/drawingml/2006/picture">
                 <pic:pic>
                   <pic:nvPicPr>
-                    <pic:cNvPr descr="report_files/3a07c567705fc3134a94f1decac1d74b3c9e7f08.png" id="76" name="Picture"/>
+                    <pic:cNvPr descr="report_files/3a07c567705fc3134a94f1decac1d74b3c9e7f08.png" id="73" name="Picture"/>
                     <pic:cNvPicPr>
                       <a:picLocks noChangeArrowheads="1" noChangeAspect="1"/>
                     </pic:cNvPicPr>
                   </pic:nvPicPr>
                   <pic:blipFill>
-                    <a:blip r:embed="rId74"/>
+                    <a:blip r:embed="rId71"/>
                     <a:stretch>
                       <a:fillRect/>
                     </a:stretch>
@@ -8026,8 +7963,8 @@
         <w:t xml:space="preserve">News-impact curves mô tả phản ứng khác nhau với standardized shock âm và dương. Đây là minh họa cấu trúc bất đối xứng; diễn giải leverage phải dựa trên đúng dấu, parameterization và robust significance của package.</w:t>
       </w:r>
     </w:p>
-    <w:bookmarkEnd w:id="77"/>
-    <w:bookmarkStart w:id="78" w:name="kết-luận-phần-volatility"/>
+    <w:bookmarkEnd w:id="74"/>
+    <w:bookmarkStart w:id="75" w:name="kết-luận-phần-volatility"/>
     <w:p>
       <w:pPr>
         <w:pStyle w:val="Heading2"/>
@@ -8053,9 +7990,9 @@
         <w:t xml:space="preserve">eGARCH-Student-t là ứng viên cân bằng nhất trong bốn specification đã thử vì fit gần GJR, core diagnostics đạt và Nyblom stability đạt. Pearson GOF vẫn bị bác bỏ và dự án chưa đánh giá volatility forecast ngoài mẫu bằng QLIKE/MSE hoặc VaR backtest. Do đó kết quả chỉ mô tả conditional volatility lịch sử, không phải hệ thống quản trị rủi ro sẵn sàng triển khai.</w:t>
       </w:r>
     </w:p>
-    <w:bookmarkEnd w:id="78"/>
-    <w:bookmarkEnd w:id="79"/>
-    <w:bookmarkStart w:id="83" w:name="kết-luận-hạn-chế-và-hướng-phát-triển"/>
+    <w:bookmarkEnd w:id="75"/>
+    <w:bookmarkEnd w:id="76"/>
+    <w:bookmarkStart w:id="80" w:name="kết-luận-hạn-chế-và-hướng-phát-triển"/>
     <w:p>
       <w:pPr>
         <w:pStyle w:val="Heading1"/>
@@ -8073,7 +8010,7 @@
         <w:t xml:space="preserve">Kết luận, hạn chế và hướng phát triển</w:t>
       </w:r>
     </w:p>
-    <w:bookmarkStart w:id="80" w:name="kết-luận"/>
+    <w:bookmarkStart w:id="77" w:name="kết-luận"/>
     <w:p>
       <w:pPr>
         <w:pStyle w:val="Heading2"/>
@@ -8210,8 +8147,8 @@
         <w:t xml:space="preserve">Các kết luận trên chỉ áp dụng cho sample, specification và protocol hiện tại. Dự án không chứng minh quan hệ nhân quả, không định giá FPT và không đưa ra khuyến nghị đầu tư.</w:t>
       </w:r>
     </w:p>
-    <w:bookmarkEnd w:id="80"/>
-    <w:bookmarkStart w:id="81" w:name="hạn-chế"/>
+    <w:bookmarkEnd w:id="77"/>
+    <w:bookmarkStart w:id="78" w:name="hạn-chế"/>
     <w:p>
       <w:pPr>
         <w:pStyle w:val="Heading2"/>
@@ -8325,8 +8262,8 @@
         <w:t xml:space="preserve">Chưa kiểm tra structural breaks một cách chuyên biệt.</w:t>
       </w:r>
     </w:p>
-    <w:bookmarkEnd w:id="81"/>
-    <w:bookmarkStart w:id="82" w:name="hướng-phát-triển"/>
+    <w:bookmarkEnd w:id="78"/>
+    <w:bookmarkStart w:id="79" w:name="hướng-phát-triển"/>
     <w:p>
       <w:pPr>
         <w:pStyle w:val="Heading2"/>
@@ -8436,9 +8373,9 @@
         <w:t xml:space="preserve">Ưu tiên của nghiên cứu tiếp theo là đánh giá công bằng và ngoài mẫu, không phải chỉ tăng số lượng model.</w:t>
       </w:r>
     </w:p>
-    <w:bookmarkEnd w:id="82"/>
-    <w:bookmarkEnd w:id="83"/>
-    <w:bookmarkStart w:id="86" w:name="phụ-lục"/>
+    <w:bookmarkEnd w:id="79"/>
+    <w:bookmarkEnd w:id="80"/>
+    <w:bookmarkStart w:id="83" w:name="phụ-lục"/>
     <w:p>
       <w:pPr>
         <w:pStyle w:val="Heading1"/>
@@ -8456,7 +8393,7 @@
         <w:t xml:space="preserve">Phụ lục</w:t>
       </w:r>
     </w:p>
-    <w:bookmarkStart w:id="84" w:name="cách-tái-lập"/>
+    <w:bookmarkStart w:id="81" w:name="cách-tái-lập"/>
     <w:p>
       <w:pPr>
         <w:pStyle w:val="Heading2"/>
@@ -8630,8 +8567,8 @@
         <w:t xml:space="preserve">.</w:t>
       </w:r>
     </w:p>
-    <w:bookmarkEnd w:id="84"/>
-    <w:bookmarkStart w:id="85" w:name="quy-tắc-diễn-giải-kiểm-định"/>
+    <w:bookmarkEnd w:id="81"/>
+    <w:bookmarkStart w:id="82" w:name="quy-tắc-diễn-giải-kiểm-định"/>
     <w:p>
       <w:pPr>
         <w:pStyle w:val="Heading2"/>
@@ -8709,9 +8646,9 @@
         <w:t xml:space="preserve">Metric holdout/CV đánh giá ngoài mẫu; AIC/BIC đánh giá relative in-sample fit.</w:t>
       </w:r>
     </w:p>
-    <w:bookmarkEnd w:id="85"/>
-    <w:bookmarkEnd w:id="86"/>
-    <w:bookmarkStart w:id="87" w:name="đóng-góp-thành-viên"/>
+    <w:bookmarkEnd w:id="82"/>
+    <w:bookmarkEnd w:id="83"/>
+    <w:bookmarkStart w:id="84" w:name="đóng-góp-thành-viên"/>
     <w:p>
       <w:pPr>
         <w:pStyle w:val="Heading1"/>
@@ -8979,8 +8916,8 @@
         </w:tc>
       </w:tr>
     </w:tbl>
-    <w:bookmarkEnd w:id="87"/>
-    <w:bookmarkStart w:id="88" w:name="tài-liệu-tham-khảo"/>
+    <w:bookmarkEnd w:id="84"/>
+    <w:bookmarkStart w:id="85" w:name="tài-liệu-tham-khảo"/>
     <w:p>
       <w:pPr>
         <w:pStyle w:val="Heading1"/>
@@ -9203,8 +9140,8 @@
         <w:t xml:space="preserve">, accessed through the reproducible notebook in this repository.</w:t>
       </w:r>
     </w:p>
-    <w:bookmarkEnd w:id="88"/>
-    <w:bookmarkStart w:id="89" w:name="peer-assessment"/>
+    <w:bookmarkEnd w:id="85"/>
+    <w:bookmarkStart w:id="86" w:name="peer-assessment"/>
     <w:p>
       <w:pPr>
         <w:pStyle w:val="Heading1"/>
@@ -9423,7 +9360,7 @@
         </w:tc>
       </w:tr>
     </w:tbl>
-    <w:bookmarkEnd w:id="89"/>
+    <w:bookmarkEnd w:id="86"/>
     <w:sectPr>
       <w:footnotePr>
         <w:numRestart w:val="eachSect"/>

--- a/report/report.docx
+++ b/report/report.docx
@@ -150,34 +150,7 @@
         <w:pStyle w:val="FirstParagraph"/>
       </w:pPr>
       <w:r>
-        <w:t xml:space="preserve">Giá cổ phiếu là chuỗi thời gian có thứ tự, thường chứa xu hướng dài hạn và mức biến động thay đổi theo từng giai đoạn. Vì vậy, dự án không xem “dự báo giá” và “đo lường biến động” là cùng một bài toán. Dự báo giá tập trung vào conditional mean của mức giá, còn GARCH tập trung vào conditional variance của log return.</w:t>
-      </w:r>
-    </w:p>
-    <w:p>
-      <w:pPr>
-        <w:pStyle w:val="BodyText"/>
-      </w:pPr>
-      <w:r>
-        <w:t xml:space="preserve">FPT được chọn vì repository có chuỗi OHLCV dài hơn 11 năm và đủ quan sát để thực hành cleaning, kiểm định, đánh giá ngoài mẫu và mô hình hóa volatility. Việc chọn FPT chỉ phục vụ mục tiêu học thuật; dự án không đánh giá giá trị nội tại và không đưa ra khuyến nghị mua bán.</w:t>
-      </w:r>
-    </w:p>
-    <w:bookmarkEnd w:id="10"/>
-    <w:bookmarkStart w:id="11" w:name="câu-hỏi-nghiên-cứu"/>
-    <w:p>
-      <w:pPr>
-        <w:pStyle w:val="Heading2"/>
-      </w:pPr>
-      <w:r>
-        <w:rPr>
-          <w:rStyle w:val="SectionNumber"/>
-        </w:rPr>
-        <w:t xml:space="preserve">1.2</w:t>
-      </w:r>
-      <w:r>
-        <w:tab/>
-      </w:r>
-      <w:r>
-        <w:t xml:space="preserve">Câu hỏi nghiên cứu</w:t>
+        <w:t xml:space="preserve">Trong phân tích tài chính, giá cổ phiếu được ghi nhận theo thời gian tạo thành một chuỗi thời gian (time series). Chuỗi này thường có hai đặc điểm quan trọng mà các phương pháp thống kê cổ điển — vốn giả định dữ liệu độc lập và phương sai không đổi — không xử lý tốt:</w:t>
       </w:r>
     </w:p>
     <w:p>
@@ -190,42 +163,16 @@
       </w:pPr>
       <w:r>
         <w:rPr>
-          <w:rStyle w:val="VerbatimChar"/>
-        </w:rPr>
-        <w:t xml:space="preserve">close</w:t>
-      </w:r>
-      <w:r>
-        <w:t xml:space="preserve">,</w:t>
-      </w:r>
-      <w:r>
-        <w:t xml:space="preserve"> </w:t>
-      </w:r>
-      <w:r>
-        <w:rPr>
-          <w:rStyle w:val="VerbatimChar"/>
-        </w:rPr>
-        <w:t xml:space="preserve">log_close</w:t>
-      </w:r>
-      <w:r>
-        <w:t xml:space="preserve"> </w:t>
-      </w:r>
-      <w:r>
-        <w:t xml:space="preserve">và</w:t>
-      </w:r>
-      <w:r>
-        <w:t xml:space="preserve"> </w:t>
-      </w:r>
-      <w:r>
-        <w:rPr>
-          <w:rStyle w:val="VerbatimChar"/>
-        </w:rPr>
-        <w:t xml:space="preserve">return</w:t>
-      </w:r>
-      <w:r>
-        <w:t xml:space="preserve"> </w:t>
-      </w:r>
-      <w:r>
-        <w:t xml:space="preserve">có dừng hay không?</w:t>
+          <w:b/>
+          <w:bCs/>
+        </w:rPr>
+        <w:t xml:space="preserve">Xu hướng dài hạn (trend):</w:t>
+      </w:r>
+      <w:r>
+        <w:t xml:space="preserve"> </w:t>
+      </w:r>
+      <w:r>
+        <w:t xml:space="preserve">Mức giá thay đổi theo thời gian, không dao động quanh một giá trị cố định, khiến chuỗi giá thường không dừng (non-stationary). Điều này đòi hỏi kiểm định tính dừng trước khi áp dụng các mô hình dự báo.</w:t>
       </w:r>
     </w:p>
     <w:p>
@@ -237,74 +184,29 @@
         </w:numPr>
       </w:pPr>
       <w:r>
-        <w:t xml:space="preserve">ARIMA, SARIMA, ETS, ETS Damped hoặc ARIMAX có cải thiện Naive/Drift ngoài mẫu không?</w:t>
-      </w:r>
-    </w:p>
-    <w:p>
-      <w:pPr>
-        <w:pStyle w:val="Compact"/>
-        <w:numPr>
-          <w:ilvl w:val="0"/>
-          <w:numId w:val="1001"/>
-        </w:numPr>
-      </w:pPr>
-      <w:r>
-        <w:t xml:space="preserve">Kết luận từ một holdout 30 phiên có ổn định qua rolling-origin CV không?</w:t>
-      </w:r>
-    </w:p>
-    <w:p>
-      <w:pPr>
-        <w:pStyle w:val="Compact"/>
-        <w:numPr>
-          <w:ilvl w:val="0"/>
-          <w:numId w:val="1001"/>
-        </w:numPr>
-      </w:pPr>
-      <w:r>
-        <w:t xml:space="preserve">Return có ARCH effect và volatility clustering không?</w:t>
-      </w:r>
-    </w:p>
-    <w:p>
-      <w:pPr>
-        <w:pStyle w:val="Compact"/>
-        <w:numPr>
-          <w:ilvl w:val="0"/>
-          <w:numId w:val="1001"/>
-        </w:numPr>
-      </w:pPr>
-      <w:r>
-        <w:t xml:space="preserve">Student-t và cấu trúc bất đối xứng có cải thiện sGARCH-Normal không?</w:t>
-      </w:r>
-    </w:p>
-    <w:p>
-      <w:pPr>
-        <w:pStyle w:val="Compact"/>
-        <w:numPr>
-          <w:ilvl w:val="0"/>
-          <w:numId w:val="1001"/>
-        </w:numPr>
-      </w:pPr>
-      <w:r>
-        <w:t xml:space="preserve">Sau khi fit GARCH, residual dynamics, sign bias, parameter instability hoặc distribution misfit còn tồn tại không?</w:t>
-      </w:r>
-    </w:p>
-    <w:bookmarkEnd w:id="11"/>
-    <w:bookmarkStart w:id="12" w:name="mục-tiêu-và-phạm-vi"/>
-    <w:p>
-      <w:pPr>
-        <w:pStyle w:val="Heading2"/>
-      </w:pPr>
-      <w:r>
-        <w:rPr>
-          <w:rStyle w:val="SectionNumber"/>
-        </w:rPr>
-        <w:t xml:space="preserve">1.3</w:t>
-      </w:r>
-      <w:r>
-        <w:tab/>
-      </w:r>
-      <w:r>
-        <w:t xml:space="preserve">Mục tiêu và phạm vi</w:t>
+        <w:rPr>
+          <w:b/>
+          <w:bCs/>
+        </w:rPr>
+        <w:t xml:space="preserve">Biến động thay đổi theo giai đoạn (volatility clustering):</w:t>
+      </w:r>
+      <w:r>
+        <w:t xml:space="preserve"> </w:t>
+      </w:r>
+      <w:r>
+        <w:t xml:space="preserve">Những ngày thị trường</w:t>
+      </w:r>
+      <w:r>
+        <w:t xml:space="preserve"> </w:t>
+      </w:r>
+      <w:r>
+        <w:t xml:space="preserve">“sóng gió”</w:t>
+      </w:r>
+      <w:r>
+        <w:t xml:space="preserve"> </w:t>
+      </w:r>
+      <w:r>
+        <w:t xml:space="preserve">thường đi liền nhau — một phiên giảm mạnh có xu hướng kéo theo những phiên biến động lớn tiếp theo. Hiện tượng này yêu cầu mô hình phương sai có điều kiện thay vì giả định phương sai cố định.</w:t>
       </w:r>
     </w:p>
     <w:p>
@@ -312,38 +214,20 @@
         <w:pStyle w:val="FirstParagraph"/>
       </w:pPr>
       <w:r>
-        <w:t xml:space="preserve">Dự án xây dựng pipeline R tái lập từ raw CSV đến Word: kiểm tra dữ liệu, tạo log return, EDA, ADF, forecast evaluation, GARCH comparison và diagnostics. Phạm vi chỉ sử dụng lịch sử</w:t>
-      </w:r>
-      <w:r>
-        <w:t xml:space="preserve"> </w:t>
-      </w:r>
-      <w:r>
-        <w:rPr>
-          <w:rStyle w:val="VerbatimChar"/>
-        </w:rPr>
-        <w:t xml:space="preserve">FPT.VN</w:t>
-      </w:r>
-      <w:r>
-        <w:t xml:space="preserve">; dự án chưa đưa VN-Index, biến vĩ mô, tin tức hoặc dữ liệu intraday vào mô hình.</w:t>
-      </w:r>
-    </w:p>
-    <w:bookmarkEnd w:id="12"/>
-    <w:bookmarkStart w:id="13" w:name="nguyên-tắc-phương-pháp"/>
-    <w:p>
-      <w:pPr>
-        <w:pStyle w:val="Heading2"/>
-      </w:pPr>
-      <w:r>
-        <w:rPr>
-          <w:rStyle w:val="SectionNumber"/>
-        </w:rPr>
-        <w:t xml:space="preserve">1.4</w:t>
-      </w:r>
-      <w:r>
-        <w:tab/>
-      </w:r>
-      <w:r>
-        <w:t xml:space="preserve">Nguyên tắc phương pháp</w:t>
+        <w:t xml:space="preserve">Vì hai đặc điểm này yêu cầu công cụ phân tích khác nhau, dự án tách thành</w:t>
+      </w:r>
+      <w:r>
+        <w:t xml:space="preserve"> </w:t>
+      </w:r>
+      <w:r>
+        <w:rPr>
+          <w:b/>
+          <w:bCs/>
+        </w:rPr>
+        <w:t xml:space="preserve">hai bài toán độc lập</w:t>
+      </w:r>
+      <w:r>
+        <w:t xml:space="preserve">:</w:t>
       </w:r>
     </w:p>
     <w:p>
@@ -355,7 +239,17 @@
         </w:numPr>
       </w:pPr>
       <w:r>
-        <w:t xml:space="preserve">Không shuffle chuỗi thời gian.</w:t>
+        <w:rPr>
+          <w:b/>
+          <w:bCs/>
+        </w:rPr>
+        <w:t xml:space="preserve">Dự báo mức giá (price forecasting):</w:t>
+      </w:r>
+      <w:r>
+        <w:t xml:space="preserve"> </w:t>
+      </w:r>
+      <w:r>
+        <w:t xml:space="preserve">Ước lượng conditional mean — giá trị trung bình có điều kiện — của giá đóng cửa trong tương lai gần, sử dụng các mô hình ARIMA, ETS và so sánh với benchmark đơn giản (Naive, Drift).</w:t>
       </w:r>
     </w:p>
     <w:p>
@@ -367,7 +261,44 @@
         </w:numPr>
       </w:pPr>
       <w:r>
-        <w:t xml:space="preserve">Mọi model trong cùng bảng holdout dùng cùng train/test split.</w:t>
+        <w:rPr>
+          <w:b/>
+          <w:bCs/>
+        </w:rPr>
+        <w:t xml:space="preserve">Mô hình hóa biến động (volatility modeling):</w:t>
+      </w:r>
+      <w:r>
+        <w:t xml:space="preserve"> </w:t>
+      </w:r>
+      <w:r>
+        <w:t xml:space="preserve">Ước lượng conditional variance — phương sai có điều kiện — của log return, nhằm đo lường mức rủi ro thay đổi theo thời gian bằng các specification GARCH.</w:t>
+      </w:r>
+    </w:p>
+    <w:p>
+      <w:pPr>
+        <w:pStyle w:val="FirstParagraph"/>
+      </w:pPr>
+      <w:r>
+        <w:t xml:space="preserve">FPT được chọn làm đối tượng nghiên cứu vì chuỗi dữ liệu OHLCV có sẵn trên Yahoo Finance kéo dài hơn 11 năm, cung cấp đủ quan sát (hơn 2.700 phiên giao dịch) để thực hành đầy đủ các bước: làm sạch dữ liệu, kiểm định tính dừng, đánh giá dự báo ngoài mẫu và mô hình hóa volatility. Việc chọn FPT chỉ phục vụ mục tiêu học thuật; dự án không đánh giá giá trị nội tại của cổ phiếu và không đưa ra bất kỳ khuyến nghị mua bán nào.</w:t>
+      </w:r>
+    </w:p>
+    <w:bookmarkEnd w:id="10"/>
+    <w:bookmarkStart w:id="11" w:name="câu-hỏi-nghiên-cứu"/>
+    <w:p>
+      <w:pPr>
+        <w:pStyle w:val="Heading2"/>
+      </w:pPr>
+      <w:r>
+        <w:rPr>
+          <w:rStyle w:val="SectionNumber"/>
+        </w:rPr>
+        <w:t xml:space="preserve">1.2</w:t>
+      </w:r>
+      <w:r>
+        <w:tab/>
+      </w:r>
+      <w:r>
+        <w:t xml:space="preserve">Câu hỏi nghiên cứu</w:t>
       </w:r>
     </w:p>
     <w:p>
@@ -375,11 +306,47 @@
         <w:pStyle w:val="Compact"/>
         <w:numPr>
           <w:ilvl w:val="0"/>
-          <w:numId w:val="1002"/>
+          <w:numId w:val="1003"/>
         </w:numPr>
       </w:pPr>
       <w:r>
-        <w:t xml:space="preserve">Model phức tạp phải được so với benchmark đơn giản.</w:t>
+        <w:rPr>
+          <w:rStyle w:val="VerbatimChar"/>
+        </w:rPr>
+        <w:t xml:space="preserve">close</w:t>
+      </w:r>
+      <w:r>
+        <w:t xml:space="preserve">,</w:t>
+      </w:r>
+      <w:r>
+        <w:t xml:space="preserve"> </w:t>
+      </w:r>
+      <w:r>
+        <w:rPr>
+          <w:rStyle w:val="VerbatimChar"/>
+        </w:rPr>
+        <w:t xml:space="preserve">log_close</w:t>
+      </w:r>
+      <w:r>
+        <w:t xml:space="preserve"> </w:t>
+      </w:r>
+      <w:r>
+        <w:t xml:space="preserve">và</w:t>
+      </w:r>
+      <w:r>
+        <w:t xml:space="preserve"> </w:t>
+      </w:r>
+      <w:r>
+        <w:rPr>
+          <w:rStyle w:val="VerbatimChar"/>
+        </w:rPr>
+        <w:t xml:space="preserve">return</w:t>
+      </w:r>
+      <w:r>
+        <w:t xml:space="preserve"> </w:t>
+      </w:r>
+      <w:r>
+        <w:t xml:space="preserve">có dừng hay không?</w:t>
       </w:r>
     </w:p>
     <w:p>
@@ -387,11 +354,11 @@
         <w:pStyle w:val="Compact"/>
         <w:numPr>
           <w:ilvl w:val="0"/>
-          <w:numId w:val="1002"/>
+          <w:numId w:val="1003"/>
         </w:numPr>
       </w:pPr>
       <w:r>
-        <w:t xml:space="preserve">Không chọn model chỉ bằng một metric hoặc AIC.</w:t>
+        <w:t xml:space="preserve">ARIMA, SARIMA, ETS, ETS Damped hoặc ARIMAX có cải thiện Naive/Drift ngoài mẫu không?</w:t>
       </w:r>
     </w:p>
     <w:p>
@@ -399,11 +366,11 @@
         <w:pStyle w:val="Compact"/>
         <w:numPr>
           <w:ilvl w:val="0"/>
-          <w:numId w:val="1002"/>
+          <w:numId w:val="1003"/>
         </w:numPr>
       </w:pPr>
       <w:r>
-        <w:t xml:space="preserve">P-value được diễn giải theo giả thuyết của từng test, không dùng như xác suất model đúng.</w:t>
+        <w:t xml:space="preserve">Kết luận từ một holdout 30 phiên có ổn định qua rolling-origin CV không?</w:t>
       </w:r>
     </w:p>
     <w:p>
@@ -411,7 +378,343 @@
         <w:pStyle w:val="Compact"/>
         <w:numPr>
           <w:ilvl w:val="0"/>
-          <w:numId w:val="1002"/>
+          <w:numId w:val="1003"/>
+        </w:numPr>
+      </w:pPr>
+      <w:r>
+        <w:t xml:space="preserve">Return có ARCH effect và volatility clustering không?</w:t>
+      </w:r>
+    </w:p>
+    <w:p>
+      <w:pPr>
+        <w:pStyle w:val="Compact"/>
+        <w:numPr>
+          <w:ilvl w:val="0"/>
+          <w:numId w:val="1003"/>
+        </w:numPr>
+      </w:pPr>
+      <w:r>
+        <w:t xml:space="preserve">Student-t và cấu trúc bất đối xứng có cải thiện sGARCH-Normal không?</w:t>
+      </w:r>
+    </w:p>
+    <w:p>
+      <w:pPr>
+        <w:pStyle w:val="Compact"/>
+        <w:numPr>
+          <w:ilvl w:val="0"/>
+          <w:numId w:val="1003"/>
+        </w:numPr>
+      </w:pPr>
+      <w:r>
+        <w:t xml:space="preserve">Sau khi fit GARCH, residual dynamics, sign bias, parameter instability hoặc distribution misfit còn tồn tại không?</w:t>
+      </w:r>
+    </w:p>
+    <w:bookmarkEnd w:id="11"/>
+    <w:bookmarkStart w:id="12" w:name="mục-tiêu-và-phạm-vi"/>
+    <w:p>
+      <w:pPr>
+        <w:pStyle w:val="Heading2"/>
+      </w:pPr>
+      <w:r>
+        <w:rPr>
+          <w:rStyle w:val="SectionNumber"/>
+        </w:rPr>
+        <w:t xml:space="preserve">1.3</w:t>
+      </w:r>
+      <w:r>
+        <w:tab/>
+      </w:r>
+      <w:r>
+        <w:t xml:space="preserve">Mục tiêu và phạm vi</w:t>
+      </w:r>
+    </w:p>
+    <w:p>
+      <w:pPr>
+        <w:pStyle w:val="FirstParagraph"/>
+      </w:pPr>
+      <w:r>
+        <w:t xml:space="preserve">Dự án xây dựng một pipeline phân tích hoàn chỉnh bằng R, có khả năng tái lập toàn bộ kết quả từ file CSV thô đến báo cáo Word chỉ bằng một lệnh duy nhất. Cụ thể, pipeline thực hiện các bước sau:</w:t>
+      </w:r>
+    </w:p>
+    <w:p>
+      <w:pPr>
+        <w:pStyle w:val="Compact"/>
+        <w:numPr>
+          <w:ilvl w:val="0"/>
+          <w:numId w:val="1004"/>
+        </w:numPr>
+      </w:pPr>
+      <w:r>
+        <w:rPr>
+          <w:b/>
+          <w:bCs/>
+        </w:rPr>
+        <w:t xml:space="preserve">Kiểm tra và làm sạch dữ liệu:</w:t>
+      </w:r>
+      <w:r>
+        <w:t xml:space="preserve"> </w:t>
+      </w:r>
+      <w:r>
+        <w:t xml:space="preserve">Phát hiện ngày lỗi, ngày trùng, missing values, giá không hợp lệ và volume bằng 0.</w:t>
+      </w:r>
+    </w:p>
+    <w:p>
+      <w:pPr>
+        <w:pStyle w:val="Compact"/>
+        <w:numPr>
+          <w:ilvl w:val="0"/>
+          <w:numId w:val="1004"/>
+        </w:numPr>
+      </w:pPr>
+      <w:r>
+        <w:rPr>
+          <w:b/>
+          <w:bCs/>
+        </w:rPr>
+        <w:t xml:space="preserve">Tạo biến phái sinh:</w:t>
+      </w:r>
+      <w:r>
+        <w:t xml:space="preserve"> </w:t>
+      </w:r>
+      <w:r>
+        <w:t xml:space="preserve">Tính log price và log return từ giá đóng cửa.</w:t>
+      </w:r>
+    </w:p>
+    <w:p>
+      <w:pPr>
+        <w:pStyle w:val="Compact"/>
+        <w:numPr>
+          <w:ilvl w:val="0"/>
+          <w:numId w:val="1004"/>
+        </w:numPr>
+      </w:pPr>
+      <w:r>
+        <w:rPr>
+          <w:b/>
+          <w:bCs/>
+        </w:rPr>
+        <w:t xml:space="preserve">Phân tích khám phá (EDA):</w:t>
+      </w:r>
+      <w:r>
+        <w:t xml:space="preserve"> </w:t>
+      </w:r>
+      <w:r>
+        <w:t xml:space="preserve">Trực quan hóa giá, volume, return, phân phối và tự tương quan.</w:t>
+      </w:r>
+    </w:p>
+    <w:p>
+      <w:pPr>
+        <w:pStyle w:val="Compact"/>
+        <w:numPr>
+          <w:ilvl w:val="0"/>
+          <w:numId w:val="1004"/>
+        </w:numPr>
+      </w:pPr>
+      <w:r>
+        <w:rPr>
+          <w:b/>
+          <w:bCs/>
+        </w:rPr>
+        <w:t xml:space="preserve">Kiểm định tính dừng:</w:t>
+      </w:r>
+      <w:r>
+        <w:t xml:space="preserve"> </w:t>
+      </w:r>
+      <w:r>
+        <w:t xml:space="preserve">Augmented Dickey-Fuller cho</w:t>
+      </w:r>
+      <w:r>
+        <w:t xml:space="preserve"> </w:t>
+      </w:r>
+      <w:r>
+        <w:rPr>
+          <w:rStyle w:val="VerbatimChar"/>
+        </w:rPr>
+        <w:t xml:space="preserve">close</w:t>
+      </w:r>
+      <w:r>
+        <w:t xml:space="preserve">,</w:t>
+      </w:r>
+      <w:r>
+        <w:t xml:space="preserve"> </w:t>
+      </w:r>
+      <w:r>
+        <w:rPr>
+          <w:rStyle w:val="VerbatimChar"/>
+        </w:rPr>
+        <w:t xml:space="preserve">log_close</w:t>
+      </w:r>
+      <w:r>
+        <w:t xml:space="preserve"> </w:t>
+      </w:r>
+      <w:r>
+        <w:t xml:space="preserve">và</w:t>
+      </w:r>
+      <w:r>
+        <w:t xml:space="preserve"> </w:t>
+      </w:r>
+      <w:r>
+        <w:rPr>
+          <w:rStyle w:val="VerbatimChar"/>
+        </w:rPr>
+        <w:t xml:space="preserve">return</w:t>
+      </w:r>
+      <w:r>
+        <w:t xml:space="preserve">.</w:t>
+      </w:r>
+    </w:p>
+    <w:p>
+      <w:pPr>
+        <w:pStyle w:val="Compact"/>
+        <w:numPr>
+          <w:ilvl w:val="0"/>
+          <w:numId w:val="1004"/>
+        </w:numPr>
+      </w:pPr>
+      <w:r>
+        <w:rPr>
+          <w:b/>
+          <w:bCs/>
+        </w:rPr>
+        <w:t xml:space="preserve">Đánh giá dự báo giá:</w:t>
+      </w:r>
+      <w:r>
+        <w:t xml:space="preserve"> </w:t>
+      </w:r>
+      <w:r>
+        <w:t xml:space="preserve">So sánh bảy mô hình trên holdout 30 phiên và rolling-origin cross-validation.</w:t>
+      </w:r>
+    </w:p>
+    <w:p>
+      <w:pPr>
+        <w:pStyle w:val="Compact"/>
+        <w:numPr>
+          <w:ilvl w:val="0"/>
+          <w:numId w:val="1004"/>
+        </w:numPr>
+      </w:pPr>
+      <w:r>
+        <w:rPr>
+          <w:b/>
+          <w:bCs/>
+        </w:rPr>
+        <w:t xml:space="preserve">Mô hình hóa volatility:</w:t>
+      </w:r>
+      <w:r>
+        <w:t xml:space="preserve"> </w:t>
+      </w:r>
+      <w:r>
+        <w:t xml:space="preserve">Fit bốn GARCH specifications và đánh giá bằng bộ diagnostic tests.</w:t>
+      </w:r>
+    </w:p>
+    <w:p>
+      <w:pPr>
+        <w:pStyle w:val="FirstParagraph"/>
+      </w:pPr>
+      <w:r>
+        <w:t xml:space="preserve">Phạm vi chỉ sử dụng lịch sử cổ phiếu</w:t>
+      </w:r>
+      <w:r>
+        <w:t xml:space="preserve"> </w:t>
+      </w:r>
+      <w:r>
+        <w:rPr>
+          <w:rStyle w:val="VerbatimChar"/>
+        </w:rPr>
+        <w:t xml:space="preserve">FPT.VN</w:t>
+      </w:r>
+      <w:r>
+        <w:t xml:space="preserve"> </w:t>
+      </w:r>
+      <w:r>
+        <w:t xml:space="preserve">từ một nhà cung cấp (Yahoo Finance); dự án chưa đưa VN-Index, biến vĩ mô, tin tức hoặc dữ liệu intraday vào mô hình.</w:t>
+      </w:r>
+    </w:p>
+    <w:bookmarkEnd w:id="12"/>
+    <w:bookmarkStart w:id="13" w:name="nguyên-tắc-phương-pháp"/>
+    <w:p>
+      <w:pPr>
+        <w:pStyle w:val="Heading2"/>
+      </w:pPr>
+      <w:r>
+        <w:rPr>
+          <w:rStyle w:val="SectionNumber"/>
+        </w:rPr>
+        <w:t xml:space="preserve">1.4</w:t>
+      </w:r>
+      <w:r>
+        <w:tab/>
+      </w:r>
+      <w:r>
+        <w:t xml:space="preserve">Nguyên tắc phương pháp</w:t>
+      </w:r>
+    </w:p>
+    <w:p>
+      <w:pPr>
+        <w:pStyle w:val="Compact"/>
+        <w:numPr>
+          <w:ilvl w:val="0"/>
+          <w:numId w:val="1005"/>
+        </w:numPr>
+      </w:pPr>
+      <w:r>
+        <w:t xml:space="preserve">Không shuffle chuỗi thời gian.</w:t>
+      </w:r>
+    </w:p>
+    <w:p>
+      <w:pPr>
+        <w:pStyle w:val="Compact"/>
+        <w:numPr>
+          <w:ilvl w:val="0"/>
+          <w:numId w:val="1005"/>
+        </w:numPr>
+      </w:pPr>
+      <w:r>
+        <w:t xml:space="preserve">Mọi model trong cùng bảng holdout dùng cùng train/test split.</w:t>
+      </w:r>
+    </w:p>
+    <w:p>
+      <w:pPr>
+        <w:pStyle w:val="Compact"/>
+        <w:numPr>
+          <w:ilvl w:val="0"/>
+          <w:numId w:val="1005"/>
+        </w:numPr>
+      </w:pPr>
+      <w:r>
+        <w:t xml:space="preserve">Model phức tạp phải được so với benchmark đơn giản.</w:t>
+      </w:r>
+    </w:p>
+    <w:p>
+      <w:pPr>
+        <w:pStyle w:val="Compact"/>
+        <w:numPr>
+          <w:ilvl w:val="0"/>
+          <w:numId w:val="1005"/>
+        </w:numPr>
+      </w:pPr>
+      <w:r>
+        <w:t xml:space="preserve">Không chọn model chỉ bằng một metric hoặc AIC.</w:t>
+      </w:r>
+    </w:p>
+    <w:p>
+      <w:pPr>
+        <w:pStyle w:val="Compact"/>
+        <w:numPr>
+          <w:ilvl w:val="0"/>
+          <w:numId w:val="1005"/>
+        </w:numPr>
+      </w:pPr>
+      <w:r>
+        <w:t xml:space="preserve">P-value được diễn giải theo giả thuyết của từng test, không dùng như xác suất model đúng.</w:t>
+      </w:r>
+    </w:p>
+    <w:p>
+      <w:pPr>
+        <w:pStyle w:val="Compact"/>
+        <w:numPr>
+          <w:ilvl w:val="0"/>
+          <w:numId w:val="1005"/>
         </w:numPr>
       </w:pPr>
       <w:r>
@@ -2168,7 +2471,7 @@
         <w:pStyle w:val="BodyText"/>
       </w:pPr>
       <w:r>
-        <w:t xml:space="preserve">Giá thay đổi rõ về level và có xu hướng dài hạn; biểu đồ gợi ý non-stationarity nhưng không thay thế ADF. Không thể suy ra nguyên nhân kinh tế hoặc xu hướng tương lai chỉ từ đường giá.</w:t>
+        <w:t xml:space="preserve">Nhìn vào trục Y (giá đóng cửa), đường giá FPT không dao động quanh một mức cố định mà thay đổi rõ rệt về level qua các giai đoạn: giai đoạn đầu (2015-2017) giá dao động ở mức thấp, sau đó tăng dần và đạt các đỉnh cao hơn trong những năm gần đây. Xu hướng tăng dài hạn này là dấu hiệu trực quan của non-stationarity — chuỗi không quay về một giá trị trung bình cố định. Tuy nhiên, quan sát trực quan chỉ là gợi ý ban đầu; kiểm định ADF ở chương sau mới đưa ra kết luận thống kê chính thức. Cũng cần lưu ý rằng không thể suy ra nguyên nhân kinh tế hay dự đoán xu hướng tương lai chỉ từ đường giá.</w:t>
       </w:r>
     </w:p>
     <w:p>
@@ -2231,7 +2534,7 @@
         <w:pStyle w:val="BodyText"/>
       </w:pPr>
       <w:r>
-        <w:t xml:space="preserve">Volume phân tán mạnh và có các quan sát cực lớn. Hình được dùng mô tả thanh khoản, không chứng minh một sự kiện hay quan hệ nhân quả nếu chưa có nguồn độc lập.</w:t>
+        <w:t xml:space="preserve">Quan sát biểu đồ volume theo thời gian, phần lớn các phiên có khối lượng tập trung ở vùng thấp (phần dưới biểu đồ), nhưng xuất hiện nhiều spike đột biến vượt lên rất cao so với mức trung bình. Sự chênh lệch giữa mean và median trong bảng thống kê mô tả cũng xác nhận điều này: mean volume lớn hơn median đáng kể, cho thấy phân phối lệch phải do ảnh hưởng của các quan sát cực lớn. Biểu đồ này dùng để mô tả mức thanh khoản chung của cổ phiếu, không chứng minh quan hệ nhân quả giữa volume và biến động giá nếu chưa có nguồn kiểm chứng độc lập.</w:t>
       </w:r>
     </w:p>
     <w:bookmarkEnd w:id="26"/>
@@ -2313,7 +2616,33 @@
         <w:pStyle w:val="BodyText"/>
       </w:pPr>
       <w:r>
-        <w:t xml:space="preserve">Return dao động quanh 0 nhưng biên độ không ổn định: giai đoạn biến động lớn thường xuất hiện gần nhau. Đây là dấu hiệu thăm dò của volatility clustering; ARCH-LM ở phần GARCH kiểm định chính thức cấu trúc phương sai.</w:t>
+        <w:t xml:space="preserve">Trục Y cho thấy log return dao động quanh giá trị 0 (đường ngang giữa biểu đồ), phù hợp với kỳ vọng rằng return trung bình gần 0 theo ngày. Tuy nhiên, điều quan trọng cần chú ý là</w:t>
+      </w:r>
+      <w:r>
+        <w:t xml:space="preserve"> </w:t>
+      </w:r>
+      <w:r>
+        <w:rPr>
+          <w:b/>
+          <w:bCs/>
+        </w:rPr>
+        <w:t xml:space="preserve">biên độ dao động không đều nhau qua các giai đoạn</w:t>
+      </w:r>
+      <w:r>
+        <w:t xml:space="preserve">: có những vùng biến động hẹp (các thanh nhỏ sát nhau) xen kẽ với những vùng biến động rộng (các thanh lớn tập trung thành cụm). Ví dụ, giai đoạn 2020 có biên độ return lớn hơn rõ rệt so với các giai đoạn lân cận. Hiện tượng này — giai đoạn biến động lớn thường kéo theo giai đoạn biến động lớn tiếp theo — chính là dấu hiệu trực quan của</w:t>
+      </w:r>
+      <w:r>
+        <w:t xml:space="preserve"> </w:t>
+      </w:r>
+      <w:r>
+        <w:rPr>
+          <w:b/>
+          <w:bCs/>
+        </w:rPr>
+        <w:t xml:space="preserve">volatility clustering</w:t>
+      </w:r>
+      <w:r>
+        <w:t xml:space="preserve">. Kiểm định ARCH-LM ở chương GARCH sẽ xác nhận chính thức liệu cấu trúc phương sai thay đổi theo thời gian này có ý nghĩa thống kê hay không.</w:t>
       </w:r>
     </w:p>
     <w:p>
@@ -2376,7 +2705,42 @@
         <w:pStyle w:val="BodyText"/>
       </w:pPr>
       <w:r>
-        <w:t xml:space="preserve">Squared return loại dấu và giữ độ lớn shock. Các spike theo cụm củng cố động cơ dùng conditional variance model thay vì một variance cố định cho toàn sample.</w:t>
+        <w:t xml:space="preserve">Biểu đồ bình phương return (</w:t>
+      </w:r>
+      <m:oMath>
+        <m:sSubSup>
+          <m:e>
+            <m:r>
+              <m:t>r</m:t>
+            </m:r>
+          </m:e>
+          <m:sub>
+            <m:r>
+              <m:t>t</m:t>
+            </m:r>
+          </m:sub>
+          <m:sup>
+            <m:r>
+              <m:t>2</m:t>
+            </m:r>
+          </m:sup>
+        </m:sSubSup>
+      </m:oMath>
+      <w:r>
+        <w:t xml:space="preserve">) loại bỏ dấu của return và chỉ giữ lại độ lớn của shock. Nhìn vào biểu đồ, các spike cao (tương ứng các phiên có biến động lớn) không phân tán đều mà xuất hiện</w:t>
+      </w:r>
+      <w:r>
+        <w:t xml:space="preserve"> </w:t>
+      </w:r>
+      <w:r>
+        <w:rPr>
+          <w:b/>
+          <w:bCs/>
+        </w:rPr>
+        <w:t xml:space="preserve">theo cụm</w:t>
+      </w:r>
+      <w:r>
+        <w:t xml:space="preserve">: khi một spike lớn xuất hiện, các spike lớn khác thường nằm liền kề ngay sau đó. Nếu phương sai thực sự không đổi theo thời gian (homoscedastic), các spike sẽ phân bố ngẫu nhiên mà không tạo thành cụm. Sự tồn tại của các cụm này củng cố động cơ sử dụng conditional variance model (như GARCH) — mô hình cho phép phương sai thay đổi theo từng giai đoạn — thay vì giả định một phương sai cố định cho toàn bộ sample.</w:t>
       </w:r>
     </w:p>
     <w:bookmarkEnd w:id="33"/>
@@ -2458,7 +2822,51 @@
         <w:pStyle w:val="BodyText"/>
       </w:pPr>
       <w:r>
-        <w:t xml:space="preserve">Mật độ thực nghiệm lệch khỏi Normal cùng mean/SD, đặc biệt ở phần đuôi. Vì vậy dự án so sánh Normal với standardized Student-t trong GARCH.</w:t>
+        <w:t xml:space="preserve">Biểu đồ so sánh đường mật độ thực nghiệm của log return (histogram hoặc kernel density) với đường cong Normal có cùng mean và standard deviation. Cần chú ý hai đặc điểm: (1)</w:t>
+      </w:r>
+      <w:r>
+        <w:t xml:space="preserve"> </w:t>
+      </w:r>
+      <w:r>
+        <w:rPr>
+          <w:b/>
+          <w:bCs/>
+        </w:rPr>
+        <w:t xml:space="preserve">đỉnh (peak) của phân phối thực nghiệm cao hơn và nhọn hơn</w:t>
+      </w:r>
+      <w:r>
+        <w:t xml:space="preserve"> </w:t>
+      </w:r>
+      <w:r>
+        <w:t xml:space="preserve">so với đường Normal, cho thấy return tập trung quanh giá trị trung bình nhiều hơn Normal dự đoán; (2)</w:t>
+      </w:r>
+      <w:r>
+        <w:t xml:space="preserve"> </w:t>
+      </w:r>
+      <w:r>
+        <w:rPr>
+          <w:b/>
+          <w:bCs/>
+        </w:rPr>
+        <w:t xml:space="preserve">phần đuôi (tails) của phân phối thực nghiệm dày hơn</w:t>
+      </w:r>
+      <w:r>
+        <w:t xml:space="preserve"> </w:t>
+      </w:r>
+      <w:r>
+        <w:t xml:space="preserve">— tức là xác suất xảy ra các giá trị cực đoan (cả âm lẫn dương) lớn hơn so với phân phối Normal. Hiện tượng</w:t>
+      </w:r>
+      <w:r>
+        <w:t xml:space="preserve"> </w:t>
+      </w:r>
+      <w:r>
+        <w:t xml:space="preserve">“đỉnh cao, đuôi dày”</w:t>
+      </w:r>
+      <w:r>
+        <w:t xml:space="preserve"> </w:t>
+      </w:r>
+      <w:r>
+        <w:t xml:space="preserve">(leptokurtosis) này rất phổ biến trong dữ liệu tài chính và là lý do dự án so sánh Normal với phân phối Student-t (có đuôi dày hơn) trong các mô hình GARCH.</w:t>
       </w:r>
     </w:p>
     <w:p>
@@ -2521,7 +2929,36 @@
         <w:pStyle w:val="BodyText"/>
       </w:pPr>
       <w:r>
-        <w:t xml:space="preserve">Các điểm lệch đường tham chiếu ở hai đuôi gợi ý heavy tails. Q-Q plot chỉ là chẩn đoán trực quan; adjusted Pearson GOF sau GARCH mới kiểm tra distribution fit định lượng.</w:t>
+        <w:t xml:space="preserve">Q-Q plot (Quantile-Quantile plot) so sánh phân vị của dữ liệu thực tế với phân vị lý thuyết của phân phối Normal. Nếu return tuân theo Normal hoàn hảo, tất cả các điểm sẽ nằm trên đường chéo tham chiếu. Trên biểu đồ, phần giữa các điểm bám sát đường tham chiếu, nhưng</w:t>
+      </w:r>
+      <w:r>
+        <w:t xml:space="preserve"> </w:t>
+      </w:r>
+      <w:r>
+        <w:rPr>
+          <w:b/>
+          <w:bCs/>
+        </w:rPr>
+        <w:t xml:space="preserve">ở hai đầu (đuôi trái và đuôi phải), các điểm lệch ra khỏi đường chéo</w:t>
+      </w:r>
+      <w:r>
+        <w:t xml:space="preserve">: đuôi trái cong xuống dưới và đuôi phải cong lên trên. Điều này xác nhận phân phối return có</w:t>
+      </w:r>
+      <w:r>
+        <w:t xml:space="preserve"> </w:t>
+      </w:r>
+      <w:r>
+        <w:rPr>
+          <w:b/>
+          <w:bCs/>
+        </w:rPr>
+        <w:t xml:space="preserve">heavy tails</w:t>
+      </w:r>
+      <w:r>
+        <w:t xml:space="preserve"> </w:t>
+      </w:r>
+      <w:r>
+        <w:t xml:space="preserve">— các giá trị cực đoan xảy ra thường xuyên hơn so với Normal. Q-Q plot chỉ là chẩn đoán trực quan; adjusted Pearson Goodness-of-Fit test sau khi fit GARCH mới kiểm tra distribution fit một cách định lượng.</w:t>
       </w:r>
     </w:p>
     <w:bookmarkEnd w:id="40"/>
@@ -2637,7 +3074,74 @@
         <w:pStyle w:val="BodyText"/>
       </w:pPr>
       <w:r>
-        <w:t xml:space="preserve">ACF/PACF return quan sát dependence tuyến tính theo lag, không chứng minh quan hệ nhân quả. ACF return nhỏ không loại trừ dependence trong squared return hoặc conditional variance.</w:t>
+        <w:t xml:space="preserve">ACF (Autocorrelation Function) đo tương quan tuyến tính giữa return tại thời điểm</w:t>
+      </w:r>
+      <w:r>
+        <w:t xml:space="preserve"> </w:t>
+      </w:r>
+      <m:oMath>
+        <m:r>
+          <m:t>t</m:t>
+        </m:r>
+      </m:oMath>
+      <w:r>
+        <w:t xml:space="preserve"> </w:t>
+      </w:r>
+      <w:r>
+        <w:t xml:space="preserve">và return tại</w:t>
+      </w:r>
+      <w:r>
+        <w:t xml:space="preserve"> </w:t>
+      </w:r>
+      <m:oMath>
+        <m:r>
+          <m:t>t</m:t>
+        </m:r>
+        <m:r>
+          <m:rPr>
+            <m:sty m:val="p"/>
+          </m:rPr>
+          <m:t>−</m:t>
+        </m:r>
+        <m:r>
+          <m:t>k</m:t>
+        </m:r>
+      </m:oMath>
+      <w:r>
+        <w:t xml:space="preserve"> </w:t>
+      </w:r>
+      <w:r>
+        <w:t xml:space="preserve">(với</w:t>
+      </w:r>
+      <w:r>
+        <w:t xml:space="preserve"> </w:t>
+      </w:r>
+      <m:oMath>
+        <m:r>
+          <m:t>k</m:t>
+        </m:r>
+      </m:oMath>
+      <w:r>
+        <w:t xml:space="preserve"> </w:t>
+      </w:r>
+      <w:r>
+        <w:t xml:space="preserve">là lag). PACF (Partial ACF) đo tương quan sau khi loại ảnh hưởng trung gian qua các lag trung gian. Trên biểu đồ, mỗi thanh dọc biểu diễn hệ số tương quan tại một lag; đường nét đứt ngang là ngưỡng ý nghĩa 95%. Nếu hầu hết các thanh nằm trong vùng ngưỡng (không vượt đường nét đứt), return không có dependence tuyến tính mạnh theo lag — phù hợp với giả thuyết rằng thông tin đã được phản ánh vào giá. Tuy nhiên, ACF return nhỏ</w:t>
+      </w:r>
+      <w:r>
+        <w:t xml:space="preserve"> </w:t>
+      </w:r>
+      <w:r>
+        <w:rPr>
+          <w:b/>
+          <w:bCs/>
+        </w:rPr>
+        <w:t xml:space="preserve">không loại trừ</w:t>
+      </w:r>
+      <w:r>
+        <w:t xml:space="preserve"> </w:t>
+      </w:r>
+      <w:r>
+        <w:t xml:space="preserve">dependence phi tuyến hoặc dependence trong squared return (liên quan đến conditional variance), vì vậy vẫn cần GARCH để mô hình hóa biến động.</w:t>
       </w:r>
     </w:p>
     <w:bookmarkEnd w:id="47"/>
@@ -2691,7 +3195,7 @@
         <w:pStyle w:val="Compact"/>
         <w:numPr>
           <w:ilvl w:val="0"/>
-          <w:numId w:val="1003"/>
+          <w:numId w:val="1006"/>
         </w:numPr>
       </w:pPr>
       <w:r>
@@ -2703,7 +3207,7 @@
         <w:pStyle w:val="Compact"/>
         <w:numPr>
           <w:ilvl w:val="0"/>
-          <w:numId w:val="1003"/>
+          <w:numId w:val="1006"/>
         </w:numPr>
       </w:pPr>
       <w:r>
@@ -2973,7 +3477,15 @@
         <w:t xml:space="preserve"> </w:t>
       </w:r>
       <w:r>
-        <w:t xml:space="preserve">có p-value lần lượt 0.6676 và 0.8665, nên chưa bác bỏ unit root ở mức 5%.</w:t>
+        <w:t xml:space="preserve">có p-value lần lượt 0.6676 và 0.8665 — cả hai đều lớn hơn 0,05, nên chưa bác bỏ H0: chuỗi giá gốc và log giá vẫn có thể có unit root (không dừng). Điều này phù hợp với quan sát trực quan ở chương EDA: đường giá có xu hướng thay vì dao động quanh một mức cố định. Lưu ý rằng log transform chỉ thay đổi scale (nén giá trị lớn, dãn giá trị nhỏ) nhưng không tự loại bỏ stochastic trend.</w:t>
+      </w:r>
+    </w:p>
+    <w:p>
+      <w:pPr>
+        <w:pStyle w:val="BodyText"/>
+      </w:pPr>
+      <w:r>
+        <w:t xml:space="preserve">Ngược lại,</w:t>
       </w:r>
       <w:r>
         <w:t xml:space="preserve"> </w:t>
@@ -3003,7 +3515,120 @@
         <w:t xml:space="preserve"> </w:t>
       </w:r>
       <w:r>
-        <w:t xml:space="preserve">báo ở cận dưới 0,01, nên bác bỏ unit root. Log transform thay đổi scale nhưng không tự loại stochastic trend; sai phân log tạo return phù hợp hơn cho GARCH.</w:t>
+        <w:t xml:space="preserve">báo ở cận dưới 0,01, bác bỏ H0 mạnh. Sai phân logarit (log return =</w:t>
+      </w:r>
+      <w:r>
+        <w:t xml:space="preserve"> </w:t>
+      </w:r>
+      <m:oMath>
+        <m:r>
+          <m:rPr>
+            <m:sty m:val="p"/>
+          </m:rPr>
+          <m:t>log</m:t>
+        </m:r>
+        <m:r>
+          <m:rPr>
+            <m:sty m:val="p"/>
+          </m:rPr>
+          <m:t>(</m:t>
+        </m:r>
+        <m:sSub>
+          <m:e>
+            <m:r>
+              <m:t>P</m:t>
+            </m:r>
+          </m:e>
+          <m:sub>
+            <m:r>
+              <m:t>t</m:t>
+            </m:r>
+          </m:sub>
+        </m:sSub>
+        <m:r>
+          <m:rPr>
+            <m:sty m:val="p"/>
+          </m:rPr>
+          <m:t>)</m:t>
+        </m:r>
+        <m:r>
+          <m:rPr>
+            <m:sty m:val="p"/>
+          </m:rPr>
+          <m:t>−</m:t>
+        </m:r>
+        <m:r>
+          <m:rPr>
+            <m:sty m:val="p"/>
+          </m:rPr>
+          <m:t>log</m:t>
+        </m:r>
+        <m:r>
+          <m:rPr>
+            <m:sty m:val="p"/>
+          </m:rPr>
+          <m:t>(</m:t>
+        </m:r>
+        <m:sSub>
+          <m:e>
+            <m:r>
+              <m:t>P</m:t>
+            </m:r>
+          </m:e>
+          <m:sub>
+            <m:r>
+              <m:t>t</m:t>
+            </m:r>
+            <m:r>
+              <m:rPr>
+                <m:sty m:val="p"/>
+              </m:rPr>
+              <m:t>−</m:t>
+            </m:r>
+            <m:r>
+              <m:t>1</m:t>
+            </m:r>
+          </m:sub>
+        </m:sSub>
+        <m:r>
+          <m:rPr>
+            <m:sty m:val="p"/>
+          </m:rPr>
+          <m:t>)</m:t>
+        </m:r>
+      </m:oMath>
+      <w:r>
+        <w:t xml:space="preserve">) đã loại bỏ xu hướng và tạo chuỗi dừng, phù hợp để làm input cho các mô hình GARCH. Đây là lý do dự án dùng</w:t>
+      </w:r>
+      <w:r>
+        <w:t xml:space="preserve"> </w:t>
+      </w:r>
+      <w:r>
+        <w:rPr>
+          <w:rStyle w:val="VerbatimChar"/>
+        </w:rPr>
+        <w:t xml:space="preserve">return</w:t>
+      </w:r>
+      <w:r>
+        <w:t xml:space="preserve"> </w:t>
+      </w:r>
+      <w:r>
+        <w:t xml:space="preserve">thay vì</w:t>
+      </w:r>
+      <w:r>
+        <w:t xml:space="preserve"> </w:t>
+      </w:r>
+      <w:r>
+        <w:rPr>
+          <w:rStyle w:val="VerbatimChar"/>
+        </w:rPr>
+        <w:t xml:space="preserve">close</w:t>
+      </w:r>
+      <w:r>
+        <w:t xml:space="preserve"> </w:t>
+      </w:r>
+      <w:r>
+        <w:t xml:space="preserve">cho bài toán volatility.</w:t>
       </w:r>
     </w:p>
     <w:bookmarkEnd w:id="49"/>
@@ -4694,7 +5319,254 @@
         <w:pStyle w:val="BodyText"/>
       </w:pPr>
       <w:r>
-        <w:t xml:space="preserve">ETS Damped có holdout RMSE thấp nhất (1,939.13), nhưng chỉ hơn Naive 0.72 đơn vị RMSE. MAPE thấp nhất thuộc về ETS (2.08%), cho thấy thứ hạng phụ thuộc metric. Trong rolling CV, Naive dẫn đầu với mean RMSE 5,353.94.</w:t>
+        <w:t xml:space="preserve">Đọc bảng so sánh theo ba góc độ:</w:t>
+      </w:r>
+    </w:p>
+    <w:p>
+      <w:pPr>
+        <w:pStyle w:val="Compact"/>
+        <w:numPr>
+          <w:ilvl w:val="0"/>
+          <w:numId w:val="1007"/>
+        </w:numPr>
+      </w:pPr>
+      <w:r>
+        <w:rPr>
+          <w:b/>
+          <w:bCs/>
+        </w:rPr>
+        <w:t xml:space="preserve">Holdout (cột</w:t>
+      </w:r>
+      <w:r>
+        <w:rPr>
+          <w:b/>
+          <w:bCs/>
+        </w:rPr>
+        <w:t xml:space="preserve"> </w:t>
+      </w:r>
+      <w:r>
+        <w:rPr>
+          <w:rStyle w:val="VerbatimChar"/>
+          <w:b/>
+          <w:bCs/>
+        </w:rPr>
+        <w:t xml:space="preserve">rmse</w:t>
+      </w:r>
+      <w:r>
+        <w:rPr>
+          <w:b/>
+          <w:bCs/>
+        </w:rPr>
+        <w:t xml:space="preserve">,</w:t>
+      </w:r>
+      <w:r>
+        <w:rPr>
+          <w:b/>
+          <w:bCs/>
+        </w:rPr>
+        <w:t xml:space="preserve"> </w:t>
+      </w:r>
+      <w:r>
+        <w:rPr>
+          <w:rStyle w:val="VerbatimChar"/>
+          <w:b/>
+          <w:bCs/>
+        </w:rPr>
+        <w:t xml:space="preserve">mae</w:t>
+      </w:r>
+      <w:r>
+        <w:rPr>
+          <w:b/>
+          <w:bCs/>
+        </w:rPr>
+        <w:t xml:space="preserve">,</w:t>
+      </w:r>
+      <w:r>
+        <w:rPr>
+          <w:b/>
+          <w:bCs/>
+        </w:rPr>
+        <w:t xml:space="preserve"> </w:t>
+      </w:r>
+      <w:r>
+        <w:rPr>
+          <w:rStyle w:val="VerbatimChar"/>
+          <w:b/>
+          <w:bCs/>
+        </w:rPr>
+        <w:t xml:space="preserve">mape</w:t>
+      </w:r>
+      <w:r>
+        <w:rPr>
+          <w:b/>
+          <w:bCs/>
+        </w:rPr>
+        <w:t xml:space="preserve">,</w:t>
+      </w:r>
+      <w:r>
+        <w:rPr>
+          <w:b/>
+          <w:bCs/>
+        </w:rPr>
+        <w:t xml:space="preserve"> </w:t>
+      </w:r>
+      <w:r>
+        <w:rPr>
+          <w:rStyle w:val="VerbatimChar"/>
+          <w:b/>
+          <w:bCs/>
+        </w:rPr>
+        <w:t xml:space="preserve">final_rmse_rank</w:t>
+      </w:r>
+      <w:r>
+        <w:rPr>
+          <w:b/>
+          <w:bCs/>
+        </w:rPr>
+        <w:t xml:space="preserve">):</w:t>
+      </w:r>
+      <w:r>
+        <w:t xml:space="preserve"> </w:t>
+      </w:r>
+      <w:r>
+        <w:t xml:space="preserve">Nhìn vào cột</w:t>
+      </w:r>
+      <w:r>
+        <w:t xml:space="preserve"> </w:t>
+      </w:r>
+      <w:r>
+        <w:rPr>
+          <w:rStyle w:val="VerbatimChar"/>
+        </w:rPr>
+        <w:t xml:space="preserve">final_rmse_rank</w:t>
+      </w:r>
+      <w:r>
+        <w:t xml:space="preserve">, ETS Damped xếp hạng 1 với RMSE = 1,939.13, nhưng chỉ hơn Naive 0.72 đơn vị — mức cải thiện rất nhỏ so với benchmark đơn giản nhất. MAPE thấp nhất thuộc về ETS (2.08%), cho thấy thứ hạng thay đổi tùy theo metric được chọn.</w:t>
+      </w:r>
+    </w:p>
+    <w:p>
+      <w:pPr>
+        <w:pStyle w:val="Compact"/>
+        <w:numPr>
+          <w:ilvl w:val="0"/>
+          <w:numId w:val="1007"/>
+        </w:numPr>
+      </w:pPr>
+      <w:r>
+        <w:rPr>
+          <w:b/>
+          <w:bCs/>
+        </w:rPr>
+        <w:t xml:space="preserve">Rolling CV (cột</w:t>
+      </w:r>
+      <w:r>
+        <w:rPr>
+          <w:b/>
+          <w:bCs/>
+        </w:rPr>
+        <w:t xml:space="preserve"> </w:t>
+      </w:r>
+      <w:r>
+        <w:rPr>
+          <w:rStyle w:val="VerbatimChar"/>
+          <w:b/>
+          <w:bCs/>
+        </w:rPr>
+        <w:t xml:space="preserve">cv_mean_rmse</w:t>
+      </w:r>
+      <w:r>
+        <w:rPr>
+          <w:b/>
+          <w:bCs/>
+        </w:rPr>
+        <w:t xml:space="preserve">,</w:t>
+      </w:r>
+      <w:r>
+        <w:rPr>
+          <w:b/>
+          <w:bCs/>
+        </w:rPr>
+        <w:t xml:space="preserve"> </w:t>
+      </w:r>
+      <w:r>
+        <w:rPr>
+          <w:rStyle w:val="VerbatimChar"/>
+          <w:b/>
+          <w:bCs/>
+        </w:rPr>
+        <w:t xml:space="preserve">cv_rmse_rank</w:t>
+      </w:r>
+      <w:r>
+        <w:rPr>
+          <w:b/>
+          <w:bCs/>
+        </w:rPr>
+        <w:t xml:space="preserve">):</w:t>
+      </w:r>
+      <w:r>
+        <w:t xml:space="preserve"> </w:t>
+      </w:r>
+      <w:r>
+        <w:t xml:space="preserve">CV kiểm tra sự ổn định của kết quả trên nhiều cửa sổ thời gian. Naive dẫn đầu với mean RMSE 5,353.94. Nếu model dẫn holdout khác với model dẫn CV, kết quả holdout có thể không ổn định.</w:t>
+      </w:r>
+    </w:p>
+    <w:p>
+      <w:pPr>
+        <w:pStyle w:val="Compact"/>
+        <w:numPr>
+          <w:ilvl w:val="0"/>
+          <w:numId w:val="1007"/>
+        </w:numPr>
+      </w:pPr>
+      <w:r>
+        <w:rPr>
+          <w:b/>
+          <w:bCs/>
+        </w:rPr>
+        <w:t xml:space="preserve">Residual diagnostics (cột</w:t>
+      </w:r>
+      <w:r>
+        <w:rPr>
+          <w:b/>
+          <w:bCs/>
+        </w:rPr>
+        <w:t xml:space="preserve"> </w:t>
+      </w:r>
+      <w:r>
+        <w:rPr>
+          <w:rStyle w:val="VerbatimChar"/>
+          <w:b/>
+          <w:bCs/>
+        </w:rPr>
+        <w:t xml:space="preserve">residual_diagnostic_pass</w:t>
+      </w:r>
+      <w:r>
+        <w:rPr>
+          <w:b/>
+          <w:bCs/>
+        </w:rPr>
+        <w:t xml:space="preserve">):</w:t>
+      </w:r>
+      <w:r>
+        <w:t xml:space="preserve"> </w:t>
+      </w:r>
+      <w:r>
+        <w:t xml:space="preserve">Giá trị</w:t>
+      </w:r>
+      <w:r>
+        <w:t xml:space="preserve"> </w:t>
+      </w:r>
+      <w:r>
+        <w:rPr>
+          <w:rStyle w:val="VerbatimChar"/>
+        </w:rPr>
+        <w:t xml:space="preserve">FALSE</w:t>
+      </w:r>
+      <w:r>
+        <w:t xml:space="preserve"> </w:t>
+      </w:r>
+      <w:r>
+        <w:t xml:space="preserve">nghĩa là model vẫn còn autocorrelation trong residual — có cấu trúc chưa được nắm bắt.</w:t>
       </w:r>
     </w:p>
     <w:p>
@@ -5173,7 +6045,22 @@
         <w:pStyle w:val="BodyText"/>
       </w:pPr>
       <w:r>
-        <w:t xml:space="preserve">Có 0 trong 5 fitted models vượt Ljung-Box ở mức 5%; hiện tất cả residual đều chưa đạt white noise. Kết hợp ba nguồn bằng chứng, dự án chưa chứng minh model phức tạp cải thiện Naive một cách ổn định.</w:t>
+        <w:t xml:space="preserve">Có 0 trong 5 fitted models vượt Ljung-Box ở mức 5%. Cột</w:t>
+      </w:r>
+      <w:r>
+        <w:t xml:space="preserve"> </w:t>
+      </w:r>
+      <w:r>
+        <w:rPr>
+          <w:rStyle w:val="VerbatimChar"/>
+        </w:rPr>
+        <w:t xml:space="preserve">lb_p_value</w:t>
+      </w:r>
+      <w:r>
+        <w:t xml:space="preserve"> </w:t>
+      </w:r>
+      <w:r>
+        <w:t xml:space="preserve">cho thấy p-value của từng model: nếu p-value &lt; 0,05, residual có autocorrelation — model chưa nắm bắt hết cấu trúc mean. Hiện tất cả đều chưa đạt white noise. Kết hợp cả ba nguồn bằng chứng (holdout, CV, residual diagnostics), dự án chưa chứng minh model phức tạp cải thiện Naive một cách ổn định.</w:t>
       </w:r>
     </w:p>
     <w:p>
@@ -5236,7 +6123,52 @@
         <w:pStyle w:val="BodyText"/>
       </w:pPr>
       <w:r>
-        <w:t xml:space="preserve">Biểu đồ cần được đọc ở phần cuối chuỗi: forecast và interval chỉ mô tả bất định theo model, không phải cam kết giá tương lai nằm trong khoảng.</w:t>
+        <w:t xml:space="preserve">Biểu đồ gồm hai vùng chính:</w:t>
+      </w:r>
+      <w:r>
+        <w:t xml:space="preserve"> </w:t>
+      </w:r>
+      <w:r>
+        <w:rPr>
+          <w:b/>
+          <w:bCs/>
+        </w:rPr>
+        <w:t xml:space="preserve">phần bên trái</w:t>
+      </w:r>
+      <w:r>
+        <w:t xml:space="preserve"> </w:t>
+      </w:r>
+      <w:r>
+        <w:t xml:space="preserve">là dữ liệu lịch sử (training),</w:t>
+      </w:r>
+      <w:r>
+        <w:t xml:space="preserve"> </w:t>
+      </w:r>
+      <w:r>
+        <w:rPr>
+          <w:b/>
+          <w:bCs/>
+        </w:rPr>
+        <w:t xml:space="preserve">phần bên phải</w:t>
+      </w:r>
+      <w:r>
+        <w:t xml:space="preserve"> </w:t>
+      </w:r>
+      <w:r>
+        <w:t xml:space="preserve">là vùng forecast 30 phiên với đường dự báo (line) và dải prediction interval (vùng màu). Cần đọc biểu đồ ở phần cuối chuỗi: đường forecast cho thấy ETS Damped dự báo xu hướng tắt dần (không ngoại suy trend vô hạn), và dải prediction interval mở rộng dần theo horizon — phản ánh mức độ bất định tăng theo thời gian dự báo. Lưu ý rằng dải interval chỉ mô tả bất định</w:t>
+      </w:r>
+      <w:r>
+        <w:t xml:space="preserve"> </w:t>
+      </w:r>
+      <w:r>
+        <w:rPr>
+          <w:b/>
+          <w:bCs/>
+        </w:rPr>
+        <w:t xml:space="preserve">theo giả định của model</w:t>
+      </w:r>
+      <w:r>
+        <w:t xml:space="preserve">, không phải cam kết giá tương lai chắc chắn nằm trong khoảng.</w:t>
       </w:r>
     </w:p>
     <w:p>
@@ -5364,7 +6296,75 @@
         <w:pStyle w:val="FirstParagraph"/>
       </w:pPr>
       <w:r>
-        <w:t xml:space="preserve">ARCH-LM trên raw return có p-value 1.09e-38. Với H0 “không có ARCH effect đến lag kiểm tra”, kết quả bác bỏ H0 và hỗ trợ dùng conditional variance model.</w:t>
+        <w:t xml:space="preserve">Trước khi fit GARCH, cần kiểm tra liệu return có thực sự cần mô hình phương sai có điều kiện hay không.</w:t>
+      </w:r>
+      <w:r>
+        <w:t xml:space="preserve"> </w:t>
+      </w:r>
+      <w:r>
+        <w:rPr>
+          <w:b/>
+          <w:bCs/>
+        </w:rPr>
+        <w:t xml:space="preserve">Kiểm định ARCH-LM</w:t>
+      </w:r>
+      <w:r>
+        <w:t xml:space="preserve"> </w:t>
+      </w:r>
+      <w:r>
+        <w:t xml:space="preserve">(Engle, 1982) làm điều này bằng cách hồi quy bình phương residual lên các lag của chính nó:</w:t>
+      </w:r>
+    </w:p>
+    <w:p>
+      <w:pPr>
+        <w:pStyle w:val="Compact"/>
+        <w:numPr>
+          <w:ilvl w:val="0"/>
+          <w:numId w:val="1008"/>
+        </w:numPr>
+      </w:pPr>
+      <w:r>
+        <w:rPr>
+          <w:b/>
+          <w:bCs/>
+        </w:rPr>
+        <w:t xml:space="preserve">H0:</w:t>
+      </w:r>
+      <w:r>
+        <w:t xml:space="preserve"> </w:t>
+      </w:r>
+      <w:r>
+        <w:t xml:space="preserve">Không có ARCH effect (phương sai không thay đổi theo thời gian).</w:t>
+      </w:r>
+    </w:p>
+    <w:p>
+      <w:pPr>
+        <w:pStyle w:val="Compact"/>
+        <w:numPr>
+          <w:ilvl w:val="0"/>
+          <w:numId w:val="1008"/>
+        </w:numPr>
+      </w:pPr>
+      <w:r>
+        <w:rPr>
+          <w:b/>
+          <w:bCs/>
+        </w:rPr>
+        <w:t xml:space="preserve">H1:</w:t>
+      </w:r>
+      <w:r>
+        <w:t xml:space="preserve"> </w:t>
+      </w:r>
+      <w:r>
+        <w:t xml:space="preserve">Có ARCH effect (phương sai phụ thuộc vào các shock quá khứ).</w:t>
+      </w:r>
+    </w:p>
+    <w:p>
+      <w:pPr>
+        <w:pStyle w:val="FirstParagraph"/>
+      </w:pPr>
+      <w:r>
+        <w:t xml:space="preserve">Kết quả: ARCH-LM trên raw return có p-value = 1.09e-38. Vì p-value rất nhỏ (&lt; 0,05), bác bỏ H0 — xác nhận rằng return FPT có ARCH effect và việc sử dụng conditional variance model là có căn cứ.</w:t>
       </w:r>
     </w:p>
     <w:p>
@@ -5493,17 +6493,85 @@
       <w:r>
         <w:t xml:space="preserve"> </w:t>
       </w:r>
-      <w:r>
-        <w:rPr>
-          <w:rStyle w:val="VerbatimChar"/>
-        </w:rPr>
-        <w:t xml:space="preserve">epsilon_t</w:t>
-      </w:r>
-      <w:r>
-        <w:t xml:space="preserve"> </w:t>
-      </w:r>
-      <w:r>
-        <w:t xml:space="preserve">là shock return ngoài conditional mean, không phải residual giá. Baseline sGARCH(1,1) dùng:</w:t>
+      <m:oMath>
+        <m:r>
+          <m:t>μ</m:t>
+        </m:r>
+      </m:oMath>
+      <w:r>
+        <w:t xml:space="preserve"> </w:t>
+      </w:r>
+      <w:r>
+        <w:t xml:space="preserve">là conditional mean của return,</w:t>
+      </w:r>
+      <w:r>
+        <w:t xml:space="preserve"> </w:t>
+      </w:r>
+      <m:oMath>
+        <m:sSub>
+          <m:e>
+            <m:r>
+              <m:t>ϵ</m:t>
+            </m:r>
+          </m:e>
+          <m:sub>
+            <m:r>
+              <m:t>t</m:t>
+            </m:r>
+          </m:sub>
+        </m:sSub>
+      </m:oMath>
+      <w:r>
+        <w:t xml:space="preserve"> </w:t>
+      </w:r>
+      <w:r>
+        <w:t xml:space="preserve">là phần shock (chênh lệch giữa return thực tế và conditional mean),</w:t>
+      </w:r>
+      <w:r>
+        <w:t xml:space="preserve"> </w:t>
+      </w:r>
+      <m:oMath>
+        <m:sSub>
+          <m:e>
+            <m:r>
+              <m:t>σ</m:t>
+            </m:r>
+          </m:e>
+          <m:sub>
+            <m:r>
+              <m:t>t</m:t>
+            </m:r>
+          </m:sub>
+        </m:sSub>
+      </m:oMath>
+      <w:r>
+        <w:t xml:space="preserve"> </w:t>
+      </w:r>
+      <w:r>
+        <w:t xml:space="preserve">là conditional standard deviation, và</w:t>
+      </w:r>
+      <w:r>
+        <w:t xml:space="preserve"> </w:t>
+      </w:r>
+      <m:oMath>
+        <m:sSub>
+          <m:e>
+            <m:r>
+              <m:t>z</m:t>
+            </m:r>
+          </m:e>
+          <m:sub>
+            <m:r>
+              <m:t>t</m:t>
+            </m:r>
+          </m:sub>
+        </m:sSub>
+      </m:oMath>
+      <w:r>
+        <w:t xml:space="preserve"> </w:t>
+      </w:r>
+      <w:r>
+        <w:t xml:space="preserve">là standardized innovation (có mean 0, variance 1). Baseline sGARCH(1,1) mô hình hóa phương sai có điều kiện như sau:</w:t>
       </w:r>
     </w:p>
     <w:p>
@@ -5643,46 +6711,241 @@
         <w:pStyle w:val="FirstParagraph"/>
       </w:pPr>
       <w:r>
-        <w:rPr>
-          <w:rStyle w:val="VerbatimChar"/>
-        </w:rPr>
-        <w:t xml:space="preserve">alpha</w:t>
-      </w:r>
-      <w:r>
-        <w:t xml:space="preserve"> </w:t>
-      </w:r>
-      <w:r>
-        <w:t xml:space="preserve">đo phản ứng với shock mới;</w:t>
-      </w:r>
-      <w:r>
-        <w:t xml:space="preserve"> </w:t>
-      </w:r>
-      <w:r>
-        <w:rPr>
-          <w:rStyle w:val="VerbatimChar"/>
-        </w:rPr>
-        <w:t xml:space="preserve">beta</w:t>
-      </w:r>
-      <w:r>
-        <w:t xml:space="preserve"> </w:t>
-      </w:r>
-      <w:r>
-        <w:t xml:space="preserve">đo memory của variance quá khứ;</w:t>
-      </w:r>
-      <w:r>
-        <w:t xml:space="preserve"> </w:t>
-      </w:r>
-      <w:r>
-        <w:rPr>
-          <w:rStyle w:val="VerbatimChar"/>
-        </w:rPr>
-        <w:t xml:space="preserve">alpha + beta</w:t>
-      </w:r>
-      <w:r>
-        <w:t xml:space="preserve"> </w:t>
-      </w:r>
-      <w:r>
-        <w:t xml:space="preserve">là persistence của sGARCH. Không áp dụng máy móc công thức này cho eGARCH hoặc GJR-GARCH.</w:t>
+        <w:t xml:space="preserve">Công thức này có ba thành phần:</w:t>
+      </w:r>
+      <w:r>
+        <w:t xml:space="preserve"> </w:t>
+      </w:r>
+      <m:oMath>
+        <m:r>
+          <m:t>ω</m:t>
+        </m:r>
+      </m:oMath>
+      <w:r>
+        <w:t xml:space="preserve"> </w:t>
+      </w:r>
+      <w:r>
+        <w:t xml:space="preserve">là hằng số (mức variance nền),</w:t>
+      </w:r>
+      <w:r>
+        <w:t xml:space="preserve"> </w:t>
+      </w:r>
+      <m:oMath>
+        <m:sSub>
+          <m:e>
+            <m:r>
+              <m:t>α</m:t>
+            </m:r>
+          </m:e>
+          <m:sub>
+            <m:r>
+              <m:t>1</m:t>
+            </m:r>
+          </m:sub>
+        </m:sSub>
+        <m:sSubSup>
+          <m:e>
+            <m:r>
+              <m:t>ϵ</m:t>
+            </m:r>
+          </m:e>
+          <m:sub>
+            <m:r>
+              <m:t>t</m:t>
+            </m:r>
+            <m:r>
+              <m:rPr>
+                <m:sty m:val="p"/>
+              </m:rPr>
+              <m:t>−</m:t>
+            </m:r>
+            <m:r>
+              <m:t>1</m:t>
+            </m:r>
+          </m:sub>
+          <m:sup>
+            <m:r>
+              <m:t>2</m:t>
+            </m:r>
+          </m:sup>
+        </m:sSubSup>
+      </m:oMath>
+      <w:r>
+        <w:t xml:space="preserve"> </w:t>
+      </w:r>
+      <w:r>
+        <w:t xml:space="preserve">đo phản ứng của phương sai với shock mới nhất (nếu</w:t>
+      </w:r>
+      <w:r>
+        <w:t xml:space="preserve"> </w:t>
+      </w:r>
+      <m:oMath>
+        <m:sSub>
+          <m:e>
+            <m:r>
+              <m:t>α</m:t>
+            </m:r>
+          </m:e>
+          <m:sub>
+            <m:r>
+              <m:t>1</m:t>
+            </m:r>
+          </m:sub>
+        </m:sSub>
+      </m:oMath>
+      <w:r>
+        <w:t xml:space="preserve"> </w:t>
+      </w:r>
+      <w:r>
+        <w:t xml:space="preserve">lớn, một ngày biến động mạnh sẽ làm tăng nhanh phương sai hôm sau), và</w:t>
+      </w:r>
+      <w:r>
+        <w:t xml:space="preserve"> </w:t>
+      </w:r>
+      <m:oMath>
+        <m:sSub>
+          <m:e>
+            <m:r>
+              <m:t>β</m:t>
+            </m:r>
+          </m:e>
+          <m:sub>
+            <m:r>
+              <m:t>1</m:t>
+            </m:r>
+          </m:sub>
+        </m:sSub>
+        <m:sSubSup>
+          <m:e>
+            <m:r>
+              <m:t>σ</m:t>
+            </m:r>
+          </m:e>
+          <m:sub>
+            <m:r>
+              <m:t>t</m:t>
+            </m:r>
+            <m:r>
+              <m:rPr>
+                <m:sty m:val="p"/>
+              </m:rPr>
+              <m:t>−</m:t>
+            </m:r>
+            <m:r>
+              <m:t>1</m:t>
+            </m:r>
+          </m:sub>
+          <m:sup>
+            <m:r>
+              <m:t>2</m:t>
+            </m:r>
+          </m:sup>
+        </m:sSubSup>
+      </m:oMath>
+      <w:r>
+        <w:t xml:space="preserve"> </w:t>
+      </w:r>
+      <w:r>
+        <w:t xml:space="preserve">đo</w:t>
+      </w:r>
+      <w:r>
+        <w:t xml:space="preserve"> </w:t>
+      </w:r>
+      <w:r>
+        <w:t xml:space="preserve">“bộ nhớ”</w:t>
+      </w:r>
+      <w:r>
+        <w:t xml:space="preserve"> </w:t>
+      </w:r>
+      <w:r>
+        <w:t xml:space="preserve">của variance quá khứ (nếu</w:t>
+      </w:r>
+      <w:r>
+        <w:t xml:space="preserve"> </w:t>
+      </w:r>
+      <m:oMath>
+        <m:sSub>
+          <m:e>
+            <m:r>
+              <m:t>β</m:t>
+            </m:r>
+          </m:e>
+          <m:sub>
+            <m:r>
+              <m:t>1</m:t>
+            </m:r>
+          </m:sub>
+        </m:sSub>
+      </m:oMath>
+      <w:r>
+        <w:t xml:space="preserve"> </w:t>
+      </w:r>
+      <w:r>
+        <w:t xml:space="preserve">lớn, phương sai cao sẽ duy trì lâu). Tổng</w:t>
+      </w:r>
+      <w:r>
+        <w:t xml:space="preserve"> </w:t>
+      </w:r>
+      <m:oMath>
+        <m:sSub>
+          <m:e>
+            <m:r>
+              <m:t>α</m:t>
+            </m:r>
+          </m:e>
+          <m:sub>
+            <m:r>
+              <m:t>1</m:t>
+            </m:r>
+          </m:sub>
+        </m:sSub>
+        <m:r>
+          <m:rPr>
+            <m:sty m:val="p"/>
+          </m:rPr>
+          <m:t>+</m:t>
+        </m:r>
+        <m:sSub>
+          <m:e>
+            <m:r>
+              <m:t>β</m:t>
+            </m:r>
+          </m:e>
+          <m:sub>
+            <m:r>
+              <m:t>1</m:t>
+            </m:r>
+          </m:sub>
+        </m:sSub>
+      </m:oMath>
+      <w:r>
+        <w:t xml:space="preserve"> </w:t>
+      </w:r>
+      <w:r>
+        <w:t xml:space="preserve">gần 1 nghĩa là volatility rất persistent. Lưu ý: công thức này chỉ áp dụng cho sGARCH; eGARCH và GJR-GARCH có parameterization riêng và không cộng</w:t>
+      </w:r>
+      <w:r>
+        <w:t xml:space="preserve"> </w:t>
+      </w:r>
+      <m:oMath>
+        <m:r>
+          <m:t>α</m:t>
+        </m:r>
+        <m:r>
+          <m:rPr>
+            <m:sty m:val="p"/>
+          </m:rPr>
+          <m:t>+</m:t>
+        </m:r>
+        <m:r>
+          <m:t>β</m:t>
+        </m:r>
+      </m:oMath>
+      <w:r>
+        <w:t xml:space="preserve"> </w:t>
+      </w:r>
+      <w:r>
+        <w:t xml:space="preserve">theo cách tương tự.</w:t>
       </w:r>
     </w:p>
     <w:bookmarkEnd w:id="61"/>
@@ -5702,231 +6965,6 @@
       </w:r>
       <w:r>
         <w:t xml:space="preserve">Specification được so sánh</w:t>
-      </w:r>
-    </w:p>
-    <w:tbl>
-      <w:tblPr>
-        <w:tblStyle w:val="Table"/>
-        <w:tblW w:type="auto" w:w="0"/>
-        <w:tblLook w:firstRow="1" w:lastRow="0" w:firstColumn="0" w:lastColumn="0" w:noHBand="0" w:noVBand="0" w:val="0020"/>
-      </w:tblPr>
-      <w:tblGrid>
-        <w:gridCol w:w="2640"/>
-        <w:gridCol w:w="2640"/>
-        <w:gridCol w:w="2640"/>
-      </w:tblGrid>
-      <w:tr>
-        <w:trPr>
-          <w:tblHeader w:val="on"/>
-        </w:trPr>
-        <w:tc>
-          <w:tcPr/>
-          <w:p>
-            <w:pPr>
-              <w:pStyle w:val="Compact"/>
-            </w:pPr>
-            <w:r>
-              <w:t xml:space="preserve">Model</w:t>
-            </w:r>
-          </w:p>
-        </w:tc>
-        <w:tc>
-          <w:tcPr/>
-          <w:p>
-            <w:pPr>
-              <w:pStyle w:val="Compact"/>
-            </w:pPr>
-            <w:r>
-              <w:t xml:space="preserve">Distribution</w:t>
-            </w:r>
-          </w:p>
-        </w:tc>
-        <w:tc>
-          <w:tcPr/>
-          <w:p>
-            <w:pPr>
-              <w:pStyle w:val="Compact"/>
-            </w:pPr>
-            <w:r>
-              <w:t xml:space="preserve">Vai trò</w:t>
-            </w:r>
-          </w:p>
-        </w:tc>
-      </w:tr>
-      <w:tr>
-        <w:tc>
-          <w:tcPr/>
-          <w:p>
-            <w:pPr>
-              <w:pStyle w:val="Compact"/>
-            </w:pPr>
-            <w:r>
-              <w:t xml:space="preserve">sGARCH(1,1)</w:t>
-            </w:r>
-          </w:p>
-        </w:tc>
-        <w:tc>
-          <w:tcPr/>
-          <w:p>
-            <w:pPr>
-              <w:pStyle w:val="Compact"/>
-            </w:pPr>
-            <w:r>
-              <w:t xml:space="preserve">Normal</w:t>
-            </w:r>
-          </w:p>
-        </w:tc>
-        <w:tc>
-          <w:tcPr/>
-          <w:p>
-            <w:pPr>
-              <w:pStyle w:val="Compact"/>
-            </w:pPr>
-            <w:r>
-              <w:t xml:space="preserve">Baseline đối xứng</w:t>
-            </w:r>
-          </w:p>
-        </w:tc>
-      </w:tr>
-      <w:tr>
-        <w:tc>
-          <w:tcPr/>
-          <w:p>
-            <w:pPr>
-              <w:pStyle w:val="Compact"/>
-            </w:pPr>
-            <w:r>
-              <w:t xml:space="preserve">sGARCH(1,1)</w:t>
-            </w:r>
-          </w:p>
-        </w:tc>
-        <w:tc>
-          <w:tcPr/>
-          <w:p>
-            <w:pPr>
-              <w:pStyle w:val="Compact"/>
-            </w:pPr>
-            <w:r>
-              <w:t xml:space="preserve">Student-t</w:t>
-            </w:r>
-          </w:p>
-        </w:tc>
-        <w:tc>
-          <w:tcPr/>
-          <w:p>
-            <w:pPr>
-              <w:pStyle w:val="Compact"/>
-            </w:pPr>
-            <w:r>
-              <w:t xml:space="preserve">Kiểm tra heavy tails</w:t>
-            </w:r>
-          </w:p>
-        </w:tc>
-      </w:tr>
-      <w:tr>
-        <w:tc>
-          <w:tcPr/>
-          <w:p>
-            <w:pPr>
-              <w:pStyle w:val="Compact"/>
-            </w:pPr>
-            <w:r>
-              <w:t xml:space="preserve">eGARCH(1,1)</w:t>
-            </w:r>
-          </w:p>
-        </w:tc>
-        <w:tc>
-          <w:tcPr/>
-          <w:p>
-            <w:pPr>
-              <w:pStyle w:val="Compact"/>
-            </w:pPr>
-            <w:r>
-              <w:t xml:space="preserve">Student-t</w:t>
-            </w:r>
-          </w:p>
-        </w:tc>
-        <w:tc>
-          <w:tcPr/>
-          <w:p>
-            <w:pPr>
-              <w:pStyle w:val="Compact"/>
-            </w:pPr>
-            <w:r>
-              <w:t xml:space="preserve">Log variance và asymmetry</w:t>
-            </w:r>
-          </w:p>
-        </w:tc>
-      </w:tr>
-      <w:tr>
-        <w:tc>
-          <w:tcPr/>
-          <w:p>
-            <w:pPr>
-              <w:pStyle w:val="Compact"/>
-            </w:pPr>
-            <w:r>
-              <w:t xml:space="preserve">GJR-GARCH(1,1)</w:t>
-            </w:r>
-          </w:p>
-        </w:tc>
-        <w:tc>
-          <w:tcPr/>
-          <w:p>
-            <w:pPr>
-              <w:pStyle w:val="Compact"/>
-            </w:pPr>
-            <w:r>
-              <w:t xml:space="preserve">Student-t</w:t>
-            </w:r>
-          </w:p>
-        </w:tc>
-        <w:tc>
-          <w:tcPr/>
-          <w:p>
-            <w:pPr>
-              <w:pStyle w:val="Compact"/>
-            </w:pPr>
-            <w:r>
-              <w:t xml:space="preserve">Indicator cho shock âm</w:t>
-            </w:r>
-          </w:p>
-        </w:tc>
-      </w:tr>
-    </w:tbl>
-    <w:p>
-      <w:pPr>
-        <w:pStyle w:val="BodyText"/>
-      </w:pPr>
-      <w:r>
-        <w:t xml:space="preserve">Cả bốn model dùng cùng 2,786 returns và mean equation ARMA(0,0), nên AIC/BIC có thể so sánh tương đối trên cùng response/sample. Cả bốn optimizer báo convergence bằng 0.</w:t>
-      </w:r>
-    </w:p>
-    <w:bookmarkEnd w:id="62"/>
-    <w:bookmarkStart w:id="63" w:name="so-sánh-fit-và-diagnostics"/>
-    <w:p>
-      <w:pPr>
-        <w:pStyle w:val="Heading2"/>
-      </w:pPr>
-      <w:r>
-        <w:rPr>
-          <w:rStyle w:val="SectionNumber"/>
-        </w:rPr>
-        <w:t xml:space="preserve">5.3</w:t>
-      </w:r>
-      <w:r>
-        <w:tab/>
-      </w:r>
-      <w:r>
-        <w:t xml:space="preserve">So sánh fit và diagnostics</w:t>
-      </w:r>
-    </w:p>
-    <w:p>
-      <w:pPr>
-        <w:pStyle w:val="TableCaption"/>
-      </w:pPr>
-      <w:r>
-        <w:t xml:space="preserve">So sánh GARCH bằng fit, residual checks, stability và GOF</w:t>
       </w:r>
     </w:p>
     <w:tbl>
@@ -5935,20 +6973,12 @@
         <w:tblW w:type="pct" w:w="5000"/>
         <w:tblLayout w:type="fixed"/>
         <w:tblLook w:firstRow="1" w:lastRow="0" w:firstColumn="0" w:lastColumn="0" w:noHBand="0" w:noVBand="0" w:val="0020"/>
-        <w:tblCaption w:val="So sánh GARCH bằng fit, residual checks, stability và GOF"/>
       </w:tblPr>
       <w:tblGrid>
-        <w:gridCol w:w="611"/>
-        <w:gridCol w:w="289"/>
-        <w:gridCol w:w="289"/>
-        <w:gridCol w:w="321"/>
-        <w:gridCol w:w="386"/>
-        <w:gridCol w:w="708"/>
-        <w:gridCol w:w="482"/>
-        <w:gridCol w:w="804"/>
-        <w:gridCol w:w="708"/>
-        <w:gridCol w:w="708"/>
-        <w:gridCol w:w="2607"/>
+        <w:gridCol w:w="1980"/>
+        <w:gridCol w:w="1980"/>
+        <w:gridCol w:w="1980"/>
+        <w:gridCol w:w="1980"/>
       </w:tblGrid>
       <w:tr>
         <w:trPr>
@@ -5959,130 +6989,42 @@
           <w:p>
             <w:pPr>
               <w:pStyle w:val="Compact"/>
-              <w:jc w:val="left"/>
-            </w:pPr>
-            <w:r>
-              <w:t xml:space="preserve">model</w:t>
-            </w:r>
-          </w:p>
-        </w:tc>
-        <w:tc>
-          <w:tcPr/>
-          <w:p>
-            <w:pPr>
-              <w:pStyle w:val="Compact"/>
-              <w:jc w:val="right"/>
-            </w:pPr>
-            <w:r>
-              <w:t xml:space="preserve">aic</w:t>
-            </w:r>
-          </w:p>
-        </w:tc>
-        <w:tc>
-          <w:tcPr/>
-          <w:p>
-            <w:pPr>
-              <w:pStyle w:val="Compact"/>
-              <w:jc w:val="right"/>
-            </w:pPr>
-            <w:r>
-              <w:t xml:space="preserve">bic</w:t>
-            </w:r>
-          </w:p>
-        </w:tc>
-        <w:tc>
-          <w:tcPr/>
-          <w:p>
-            <w:pPr>
-              <w:pStyle w:val="Compact"/>
-              <w:jc w:val="right"/>
-            </w:pPr>
-            <w:r>
-              <w:t xml:space="preserve">delta_aic</w:t>
-            </w:r>
-          </w:p>
-        </w:tc>
-        <w:tc>
-          <w:tcPr/>
-          <w:p>
-            <w:pPr>
-              <w:pStyle w:val="Compact"/>
-              <w:jc w:val="right"/>
-            </w:pPr>
-            <w:r>
-              <w:t xml:space="preserve">persistence</w:t>
-            </w:r>
-          </w:p>
-        </w:tc>
-        <w:tc>
-          <w:tcPr/>
-          <w:p>
-            <w:pPr>
-              <w:pStyle w:val="Compact"/>
-              <w:jc w:val="left"/>
-            </w:pPr>
-            <w:r>
-              <w:t xml:space="preserve">core_diagnostics_pass</w:t>
-            </w:r>
-          </w:p>
-        </w:tc>
-        <w:tc>
-          <w:tcPr/>
-          <w:p>
-            <w:pPr>
-              <w:pStyle w:val="Compact"/>
-              <w:jc w:val="left"/>
-            </w:pPr>
-            <w:r>
-              <w:t xml:space="preserve">sign_bias_pass</w:t>
-            </w:r>
-          </w:p>
-        </w:tc>
-        <w:tc>
-          <w:tcPr/>
-          <w:p>
-            <w:pPr>
-              <w:pStyle w:val="Compact"/>
-              <w:jc w:val="left"/>
-            </w:pPr>
-            <w:r>
-              <w:t xml:space="preserve">parameter_stability_pass</w:t>
-            </w:r>
-          </w:p>
-        </w:tc>
-        <w:tc>
-          <w:tcPr/>
-          <w:p>
-            <w:pPr>
-              <w:pStyle w:val="Compact"/>
-              <w:jc w:val="left"/>
-            </w:pPr>
-            <w:r>
-              <w:t xml:space="preserve">distribution_fit_pass</w:t>
-            </w:r>
-          </w:p>
-        </w:tc>
-        <w:tc>
-          <w:tcPr/>
-          <w:p>
-            <w:pPr>
-              <w:pStyle w:val="Compact"/>
-              <w:jc w:val="left"/>
-            </w:pPr>
-            <w:r>
-              <w:t xml:space="preserve">provisional_candidate</w:t>
-            </w:r>
-          </w:p>
-        </w:tc>
-        <w:tc>
-          <w:tcPr/>
-          <w:p>
-            <w:pPr>
-              <w:pStyle w:val="Compact"/>
-              <w:jc w:val="left"/>
-            </w:pPr>
-            <w:r>
-              <w:t xml:space="preserve">evidence_assessment</w:t>
+            </w:pPr>
+            <w:r>
+              <w:t xml:space="preserve">Model</w:t>
+            </w:r>
+          </w:p>
+        </w:tc>
+        <w:tc>
+          <w:tcPr/>
+          <w:p>
+            <w:pPr>
+              <w:pStyle w:val="Compact"/>
+            </w:pPr>
+            <w:r>
+              <w:t xml:space="preserve">Distribution</w:t>
+            </w:r>
+          </w:p>
+        </w:tc>
+        <w:tc>
+          <w:tcPr/>
+          <w:p>
+            <w:pPr>
+              <w:pStyle w:val="Compact"/>
+            </w:pPr>
+            <w:r>
+              <w:t xml:space="preserve">Vai trò</w:t>
+            </w:r>
+          </w:p>
+        </w:tc>
+        <w:tc>
+          <w:tcPr/>
+          <w:p>
+            <w:pPr>
+              <w:pStyle w:val="Compact"/>
+            </w:pPr>
+            <w:r>
+              <w:t xml:space="preserve">Giải thích</w:t>
             </w:r>
           </w:p>
         </w:tc>
@@ -6093,130 +7035,42 @@
           <w:p>
             <w:pPr>
               <w:pStyle w:val="Compact"/>
-              <w:jc w:val="left"/>
-            </w:pPr>
-            <w:r>
-              <w:t xml:space="preserve">gjrGARCH-Student-t</w:t>
-            </w:r>
-          </w:p>
-        </w:tc>
-        <w:tc>
-          <w:tcPr/>
-          <w:p>
-            <w:pPr>
-              <w:pStyle w:val="Compact"/>
-              <w:jc w:val="right"/>
-            </w:pPr>
-            <w:r>
-              <w:t xml:space="preserve">-5.63443</w:t>
-            </w:r>
-          </w:p>
-        </w:tc>
-        <w:tc>
-          <w:tcPr/>
-          <w:p>
-            <w:pPr>
-              <w:pStyle w:val="Compact"/>
-              <w:jc w:val="right"/>
-            </w:pPr>
-            <w:r>
-              <w:t xml:space="preserve">-5.62165</w:t>
-            </w:r>
-          </w:p>
-        </w:tc>
-        <w:tc>
-          <w:tcPr/>
-          <w:p>
-            <w:pPr>
-              <w:pStyle w:val="Compact"/>
-              <w:jc w:val="right"/>
-            </w:pPr>
-            <w:r>
-              <w:t xml:space="preserve">0.00000</w:t>
-            </w:r>
-          </w:p>
-        </w:tc>
-        <w:tc>
-          <w:tcPr/>
-          <w:p>
-            <w:pPr>
-              <w:pStyle w:val="Compact"/>
-              <w:jc w:val="right"/>
-            </w:pPr>
-            <w:r>
-              <w:t xml:space="preserve">0.98574</w:t>
-            </w:r>
-          </w:p>
-        </w:tc>
-        <w:tc>
-          <w:tcPr/>
-          <w:p>
-            <w:pPr>
-              <w:pStyle w:val="Compact"/>
-              <w:jc w:val="left"/>
-            </w:pPr>
-            <w:r>
-              <w:t xml:space="preserve">TRUE</w:t>
-            </w:r>
-          </w:p>
-        </w:tc>
-        <w:tc>
-          <w:tcPr/>
-          <w:p>
-            <w:pPr>
-              <w:pStyle w:val="Compact"/>
-              <w:jc w:val="left"/>
-            </w:pPr>
-            <w:r>
-              <w:t xml:space="preserve">TRUE</w:t>
-            </w:r>
-          </w:p>
-        </w:tc>
-        <w:tc>
-          <w:tcPr/>
-          <w:p>
-            <w:pPr>
-              <w:pStyle w:val="Compact"/>
-              <w:jc w:val="left"/>
-            </w:pPr>
-            <w:r>
-              <w:t xml:space="preserve">FALSE</w:t>
-            </w:r>
-          </w:p>
-        </w:tc>
-        <w:tc>
-          <w:tcPr/>
-          <w:p>
-            <w:pPr>
-              <w:pStyle w:val="Compact"/>
-              <w:jc w:val="left"/>
-            </w:pPr>
-            <w:r>
-              <w:t xml:space="preserve">FALSE</w:t>
-            </w:r>
-          </w:p>
-        </w:tc>
-        <w:tc>
-          <w:tcPr/>
-          <w:p>
-            <w:pPr>
-              <w:pStyle w:val="Compact"/>
-              <w:jc w:val="left"/>
-            </w:pPr>
-            <w:r>
-              <w:t xml:space="preserve">FALSE</w:t>
-            </w:r>
-          </w:p>
-        </w:tc>
-        <w:tc>
-          <w:tcPr/>
-          <w:p>
-            <w:pPr>
-              <w:pStyle w:val="Compact"/>
-              <w:jc w:val="left"/>
-            </w:pPr>
-            <w:r>
-              <w:t xml:space="preserve">Core diagnostics pass, but parameter stability is rejected</w:t>
+            </w:pPr>
+            <w:r>
+              <w:t xml:space="preserve">sGARCH(1,1)</w:t>
+            </w:r>
+          </w:p>
+        </w:tc>
+        <w:tc>
+          <w:tcPr/>
+          <w:p>
+            <w:pPr>
+              <w:pStyle w:val="Compact"/>
+            </w:pPr>
+            <w:r>
+              <w:t xml:space="preserve">Normal</w:t>
+            </w:r>
+          </w:p>
+        </w:tc>
+        <w:tc>
+          <w:tcPr/>
+          <w:p>
+            <w:pPr>
+              <w:pStyle w:val="Compact"/>
+            </w:pPr>
+            <w:r>
+              <w:t xml:space="preserve">Baseline đối xứng</w:t>
+            </w:r>
+          </w:p>
+        </w:tc>
+        <w:tc>
+          <w:tcPr/>
+          <w:p>
+            <w:pPr>
+              <w:pStyle w:val="Compact"/>
+            </w:pPr>
+            <w:r>
+              <w:t xml:space="preserve">Mô hình cơ bản nhất; giả định shock dương và âm ảnh hưởng như nhau, innovation tuân theo Normal</w:t>
             </w:r>
           </w:p>
         </w:tc>
@@ -6227,130 +7081,42 @@
           <w:p>
             <w:pPr>
               <w:pStyle w:val="Compact"/>
-              <w:jc w:val="left"/>
-            </w:pPr>
-            <w:r>
-              <w:t xml:space="preserve">eGARCH-Student-t</w:t>
-            </w:r>
-          </w:p>
-        </w:tc>
-        <w:tc>
-          <w:tcPr/>
-          <w:p>
-            <w:pPr>
-              <w:pStyle w:val="Compact"/>
-              <w:jc w:val="right"/>
-            </w:pPr>
-            <w:r>
-              <w:t xml:space="preserve">-5.63306</w:t>
-            </w:r>
-          </w:p>
-        </w:tc>
-        <w:tc>
-          <w:tcPr/>
-          <w:p>
-            <w:pPr>
-              <w:pStyle w:val="Compact"/>
-              <w:jc w:val="right"/>
-            </w:pPr>
-            <w:r>
-              <w:t xml:space="preserve">-5.62028</w:t>
-            </w:r>
-          </w:p>
-        </w:tc>
-        <w:tc>
-          <w:tcPr/>
-          <w:p>
-            <w:pPr>
-              <w:pStyle w:val="Compact"/>
-              <w:jc w:val="right"/>
-            </w:pPr>
-            <w:r>
-              <w:t xml:space="preserve">0.00137</w:t>
-            </w:r>
-          </w:p>
-        </w:tc>
-        <w:tc>
-          <w:tcPr/>
-          <w:p>
-            <w:pPr>
-              <w:pStyle w:val="Compact"/>
-              <w:jc w:val="right"/>
-            </w:pPr>
-            <w:r>
-              <w:t xml:space="preserve">0.96267</w:t>
-            </w:r>
-          </w:p>
-        </w:tc>
-        <w:tc>
-          <w:tcPr/>
-          <w:p>
-            <w:pPr>
-              <w:pStyle w:val="Compact"/>
-              <w:jc w:val="left"/>
-            </w:pPr>
-            <w:r>
-              <w:t xml:space="preserve">TRUE</w:t>
-            </w:r>
-          </w:p>
-        </w:tc>
-        <w:tc>
-          <w:tcPr/>
-          <w:p>
-            <w:pPr>
-              <w:pStyle w:val="Compact"/>
-              <w:jc w:val="left"/>
-            </w:pPr>
-            <w:r>
-              <w:t xml:space="preserve">TRUE</w:t>
-            </w:r>
-          </w:p>
-        </w:tc>
-        <w:tc>
-          <w:tcPr/>
-          <w:p>
-            <w:pPr>
-              <w:pStyle w:val="Compact"/>
-              <w:jc w:val="left"/>
-            </w:pPr>
-            <w:r>
-              <w:t xml:space="preserve">TRUE</w:t>
-            </w:r>
-          </w:p>
-        </w:tc>
-        <w:tc>
-          <w:tcPr/>
-          <w:p>
-            <w:pPr>
-              <w:pStyle w:val="Compact"/>
-              <w:jc w:val="left"/>
-            </w:pPr>
-            <w:r>
-              <w:t xml:space="preserve">FALSE</w:t>
-            </w:r>
-          </w:p>
-        </w:tc>
-        <w:tc>
-          <w:tcPr/>
-          <w:p>
-            <w:pPr>
-              <w:pStyle w:val="Compact"/>
-              <w:jc w:val="left"/>
-            </w:pPr>
-            <w:r>
-              <w:t xml:space="preserve">TRUE</w:t>
-            </w:r>
-          </w:p>
-        </w:tc>
-        <w:tc>
-          <w:tcPr/>
-          <w:p>
-            <w:pPr>
-              <w:pStyle w:val="Compact"/>
-              <w:jc w:val="left"/>
-            </w:pPr>
-            <w:r>
-              <w:t xml:space="preserve">Core diagnostics and joint stability pass; distribution GOF remains a limitation</w:t>
+            </w:pPr>
+            <w:r>
+              <w:t xml:space="preserve">sGARCH(1,1)</w:t>
+            </w:r>
+          </w:p>
+        </w:tc>
+        <w:tc>
+          <w:tcPr/>
+          <w:p>
+            <w:pPr>
+              <w:pStyle w:val="Compact"/>
+            </w:pPr>
+            <w:r>
+              <w:t xml:space="preserve">Student-t</w:t>
+            </w:r>
+          </w:p>
+        </w:tc>
+        <w:tc>
+          <w:tcPr/>
+          <w:p>
+            <w:pPr>
+              <w:pStyle w:val="Compact"/>
+            </w:pPr>
+            <w:r>
+              <w:t xml:space="preserve">Kiểm tra heavy tails</w:t>
+            </w:r>
+          </w:p>
+        </w:tc>
+        <w:tc>
+          <w:tcPr/>
+          <w:p>
+            <w:pPr>
+              <w:pStyle w:val="Compact"/>
+            </w:pPr>
+            <w:r>
+              <w:t xml:space="preserve">Giữ cấu trúc sGARCH nhưng thay Normal bằng Student-t để xem heavy tails có cải thiện fit không</w:t>
             </w:r>
           </w:p>
         </w:tc>
@@ -6361,130 +7127,113 @@
           <w:p>
             <w:pPr>
               <w:pStyle w:val="Compact"/>
-              <w:jc w:val="left"/>
-            </w:pPr>
-            <w:r>
-              <w:t xml:space="preserve">sGARCH-Student-t</w:t>
-            </w:r>
-          </w:p>
-        </w:tc>
-        <w:tc>
-          <w:tcPr/>
-          <w:p>
-            <w:pPr>
-              <w:pStyle w:val="Compact"/>
-              <w:jc w:val="right"/>
-            </w:pPr>
-            <w:r>
-              <w:t xml:space="preserve">-5.63173</w:t>
-            </w:r>
-          </w:p>
-        </w:tc>
-        <w:tc>
-          <w:tcPr/>
-          <w:p>
-            <w:pPr>
-              <w:pStyle w:val="Compact"/>
-              <w:jc w:val="right"/>
-            </w:pPr>
-            <w:r>
-              <w:t xml:space="preserve">-5.62109</w:t>
-            </w:r>
-          </w:p>
-        </w:tc>
-        <w:tc>
-          <w:tcPr/>
-          <w:p>
-            <w:pPr>
-              <w:pStyle w:val="Compact"/>
-              <w:jc w:val="right"/>
-            </w:pPr>
-            <w:r>
-              <w:t xml:space="preserve">0.00269</w:t>
-            </w:r>
-          </w:p>
-        </w:tc>
-        <w:tc>
-          <w:tcPr/>
-          <w:p>
-            <w:pPr>
-              <w:pStyle w:val="Compact"/>
-              <w:jc w:val="right"/>
-            </w:pPr>
-            <w:r>
-              <w:t xml:space="preserve">0.98914</w:t>
-            </w:r>
-          </w:p>
-        </w:tc>
-        <w:tc>
-          <w:tcPr/>
-          <w:p>
-            <w:pPr>
-              <w:pStyle w:val="Compact"/>
-              <w:jc w:val="left"/>
-            </w:pPr>
-            <w:r>
-              <w:t xml:space="preserve">TRUE</w:t>
-            </w:r>
-          </w:p>
-        </w:tc>
-        <w:tc>
-          <w:tcPr/>
-          <w:p>
-            <w:pPr>
-              <w:pStyle w:val="Compact"/>
-              <w:jc w:val="left"/>
-            </w:pPr>
-            <w:r>
-              <w:t xml:space="preserve">TRUE</w:t>
-            </w:r>
-          </w:p>
-        </w:tc>
-        <w:tc>
-          <w:tcPr/>
-          <w:p>
-            <w:pPr>
-              <w:pStyle w:val="Compact"/>
-              <w:jc w:val="left"/>
-            </w:pPr>
-            <w:r>
-              <w:t xml:space="preserve">FALSE</w:t>
-            </w:r>
-          </w:p>
-        </w:tc>
-        <w:tc>
-          <w:tcPr/>
-          <w:p>
-            <w:pPr>
-              <w:pStyle w:val="Compact"/>
-              <w:jc w:val="left"/>
-            </w:pPr>
-            <w:r>
-              <w:t xml:space="preserve">FALSE</w:t>
-            </w:r>
-          </w:p>
-        </w:tc>
-        <w:tc>
-          <w:tcPr/>
-          <w:p>
-            <w:pPr>
-              <w:pStyle w:val="Compact"/>
-              <w:jc w:val="left"/>
-            </w:pPr>
-            <w:r>
-              <w:t xml:space="preserve">FALSE</w:t>
-            </w:r>
-          </w:p>
-        </w:tc>
-        <w:tc>
-          <w:tcPr/>
-          <w:p>
-            <w:pPr>
-              <w:pStyle w:val="Compact"/>
-              <w:jc w:val="left"/>
-            </w:pPr>
-            <w:r>
-              <w:t xml:space="preserve">Core diagnostics pass, but parameter stability is rejected</w:t>
+            </w:pPr>
+            <w:r>
+              <w:t xml:space="preserve">eGARCH(1,1)</w:t>
+            </w:r>
+          </w:p>
+        </w:tc>
+        <w:tc>
+          <w:tcPr/>
+          <w:p>
+            <w:pPr>
+              <w:pStyle w:val="Compact"/>
+            </w:pPr>
+            <w:r>
+              <w:t xml:space="preserve">Student-t</w:t>
+            </w:r>
+          </w:p>
+        </w:tc>
+        <w:tc>
+          <w:tcPr/>
+          <w:p>
+            <w:pPr>
+              <w:pStyle w:val="Compact"/>
+            </w:pPr>
+            <w:r>
+              <w:t xml:space="preserve">Log variance và asymmetry</w:t>
+            </w:r>
+          </w:p>
+        </w:tc>
+        <w:tc>
+          <w:tcPr/>
+          <w:p>
+            <w:pPr>
+              <w:pStyle w:val="Compact"/>
+            </w:pPr>
+            <w:r>
+              <w:t xml:space="preserve">Mô hình hóa</w:t>
+            </w:r>
+            <w:r>
+              <w:t xml:space="preserve"> </w:t>
+            </w:r>
+            <m:oMath>
+              <m:r>
+                <m:rPr>
+                  <m:sty m:val="p"/>
+                </m:rPr>
+                <m:t>log</m:t>
+              </m:r>
+              <m:r>
+                <m:rPr>
+                  <m:sty m:val="p"/>
+                </m:rPr>
+                <m:t>(</m:t>
+              </m:r>
+              <m:sSubSup>
+                <m:e>
+                  <m:r>
+                    <m:t>σ</m:t>
+                  </m:r>
+                </m:e>
+                <m:sub>
+                  <m:r>
+                    <m:t>t</m:t>
+                  </m:r>
+                </m:sub>
+                <m:sup>
+                  <m:r>
+                    <m:t>2</m:t>
+                  </m:r>
+                </m:sup>
+              </m:sSubSup>
+              <m:r>
+                <m:rPr>
+                  <m:sty m:val="p"/>
+                </m:rPr>
+                <m:t>)</m:t>
+              </m:r>
+            </m:oMath>
+            <w:r>
+              <w:t xml:space="preserve"> </w:t>
+            </w:r>
+            <w:r>
+              <w:t xml:space="preserve">thay vì</w:t>
+            </w:r>
+            <w:r>
+              <w:t xml:space="preserve"> </w:t>
+            </w:r>
+            <m:oMath>
+              <m:sSubSup>
+                <m:e>
+                  <m:r>
+                    <m:t>σ</m:t>
+                  </m:r>
+                </m:e>
+                <m:sub>
+                  <m:r>
+                    <m:t>t</m:t>
+                  </m:r>
+                </m:sub>
+                <m:sup>
+                  <m:r>
+                    <m:t>2</m:t>
+                  </m:r>
+                </m:sup>
+              </m:sSubSup>
+            </m:oMath>
+            <w:r>
+              <w:t xml:space="preserve">, cho phép shock âm và dương tác động khác nhau lên volatility</w:t>
             </w:r>
           </w:p>
         </w:tc>
@@ -6495,130 +7244,98 @@
           <w:p>
             <w:pPr>
               <w:pStyle w:val="Compact"/>
-              <w:jc w:val="left"/>
-            </w:pPr>
-            <w:r>
-              <w:t xml:space="preserve">sGARCH-Normal</w:t>
-            </w:r>
-          </w:p>
-        </w:tc>
-        <w:tc>
-          <w:tcPr/>
-          <w:p>
-            <w:pPr>
-              <w:pStyle w:val="Compact"/>
-              <w:jc w:val="right"/>
-            </w:pPr>
-            <w:r>
-              <w:t xml:space="preserve">-5.50730</w:t>
-            </w:r>
-          </w:p>
-        </w:tc>
-        <w:tc>
-          <w:tcPr/>
-          <w:p>
-            <w:pPr>
-              <w:pStyle w:val="Compact"/>
-              <w:jc w:val="right"/>
-            </w:pPr>
-            <w:r>
-              <w:t xml:space="preserve">-5.49878</w:t>
-            </w:r>
-          </w:p>
-        </w:tc>
-        <w:tc>
-          <w:tcPr/>
-          <w:p>
-            <w:pPr>
-              <w:pStyle w:val="Compact"/>
-              <w:jc w:val="right"/>
-            </w:pPr>
-            <w:r>
-              <w:t xml:space="preserve">0.12713</w:t>
-            </w:r>
-          </w:p>
-        </w:tc>
-        <w:tc>
-          <w:tcPr/>
-          <w:p>
-            <w:pPr>
-              <w:pStyle w:val="Compact"/>
-              <w:jc w:val="right"/>
-            </w:pPr>
-            <w:r>
-              <w:t xml:space="preserve">0.96451</w:t>
-            </w:r>
-          </w:p>
-        </w:tc>
-        <w:tc>
-          <w:tcPr/>
-          <w:p>
-            <w:pPr>
-              <w:pStyle w:val="Compact"/>
-              <w:jc w:val="left"/>
-            </w:pPr>
-            <w:r>
-              <w:t xml:space="preserve">TRUE</w:t>
-            </w:r>
-          </w:p>
-        </w:tc>
-        <w:tc>
-          <w:tcPr/>
-          <w:p>
-            <w:pPr>
-              <w:pStyle w:val="Compact"/>
-              <w:jc w:val="left"/>
-            </w:pPr>
-            <w:r>
-              <w:t xml:space="preserve">TRUE</w:t>
-            </w:r>
-          </w:p>
-        </w:tc>
-        <w:tc>
-          <w:tcPr/>
-          <w:p>
-            <w:pPr>
-              <w:pStyle w:val="Compact"/>
-              <w:jc w:val="left"/>
-            </w:pPr>
-            <w:r>
-              <w:t xml:space="preserve">FALSE</w:t>
-            </w:r>
-          </w:p>
-        </w:tc>
-        <w:tc>
-          <w:tcPr/>
-          <w:p>
-            <w:pPr>
-              <w:pStyle w:val="Compact"/>
-              <w:jc w:val="left"/>
-            </w:pPr>
-            <w:r>
-              <w:t xml:space="preserve">FALSE</w:t>
-            </w:r>
-          </w:p>
-        </w:tc>
-        <w:tc>
-          <w:tcPr/>
-          <w:p>
-            <w:pPr>
-              <w:pStyle w:val="Compact"/>
-              <w:jc w:val="left"/>
-            </w:pPr>
-            <w:r>
-              <w:t xml:space="preserve">FALSE</w:t>
-            </w:r>
-          </w:p>
-        </w:tc>
-        <w:tc>
-          <w:tcPr/>
-          <w:p>
-            <w:pPr>
-              <w:pStyle w:val="Compact"/>
-              <w:jc w:val="left"/>
-            </w:pPr>
-            <w:r>
-              <w:t xml:space="preserve">Core diagnostics pass, but parameter stability is rejected</w:t>
+            </w:pPr>
+            <w:r>
+              <w:t xml:space="preserve">GJR-GARCH(1,1)</w:t>
+            </w:r>
+          </w:p>
+        </w:tc>
+        <w:tc>
+          <w:tcPr/>
+          <w:p>
+            <w:pPr>
+              <w:pStyle w:val="Compact"/>
+            </w:pPr>
+            <w:r>
+              <w:t xml:space="preserve">Student-t</w:t>
+            </w:r>
+          </w:p>
+        </w:tc>
+        <w:tc>
+          <w:tcPr/>
+          <w:p>
+            <w:pPr>
+              <w:pStyle w:val="Compact"/>
+            </w:pPr>
+            <w:r>
+              <w:t xml:space="preserve">Indicator cho shock âm</w:t>
+            </w:r>
+          </w:p>
+        </w:tc>
+        <w:tc>
+          <w:tcPr/>
+          <w:p>
+            <w:pPr>
+              <w:pStyle w:val="Compact"/>
+            </w:pPr>
+            <w:r>
+              <w:t xml:space="preserve">Thêm biến indicator</w:t>
+            </w:r>
+            <w:r>
+              <w:t xml:space="preserve"> </w:t>
+            </w:r>
+            <m:oMath>
+              <m:r>
+                <m:t>I</m:t>
+              </m:r>
+              <m:r>
+                <m:rPr>
+                  <m:sty m:val="p"/>
+                </m:rPr>
+                <m:t>(</m:t>
+              </m:r>
+              <m:sSub>
+                <m:e>
+                  <m:r>
+                    <m:t>ϵ</m:t>
+                  </m:r>
+                </m:e>
+                <m:sub>
+                  <m:r>
+                    <m:t>t</m:t>
+                  </m:r>
+                  <m:r>
+                    <m:rPr>
+                      <m:sty m:val="p"/>
+                    </m:rPr>
+                    <m:t>−</m:t>
+                  </m:r>
+                  <m:r>
+                    <m:t>1</m:t>
+                  </m:r>
+                </m:sub>
+              </m:sSub>
+              <m:r>
+                <m:rPr>
+                  <m:sty m:val="p"/>
+                </m:rPr>
+                <m:t>&lt;</m:t>
+              </m:r>
+              <m:r>
+                <m:t>0</m:t>
+              </m:r>
+              <m:r>
+                <m:rPr>
+                  <m:sty m:val="p"/>
+                </m:rPr>
+                <m:t>)</m:t>
+              </m:r>
+            </m:oMath>
+            <w:r>
+              <w:t xml:space="preserve"> </w:t>
+            </w:r>
+            <w:r>
+              <w:t xml:space="preserve">để ước lượng tác động bất đối xứng</w:t>
             </w:r>
           </w:p>
         </w:tc>
@@ -6629,7 +7346,833 @@
         <w:pStyle w:val="BodyText"/>
       </w:pPr>
       <w:r>
-        <w:t xml:space="preserve">Student-t cải thiện AIC rõ so với sGARCH-Normal, phù hợp với heavy tails quan sát trong EDA. GJR-GARCH-Student-t có AIC thấp nhất, nhưng Nyblom bác bỏ parameter stability. eGARCH-Student-t chỉ kém GJR 0.00137 AIC, đồng thời core residual diagnostics và joint stability đạt; vì vậy đây là ứng viên cân bằng theo quy tắc định trước, không phải model “hoàn hảo”.</w:t>
+        <w:t xml:space="preserve">Cả bốn model dùng cùng 2,786 returns và mean equation ARMA(0,0), nên AIC/BIC có thể so sánh tương đối trên cùng response/sample. Cả bốn optimizer báo convergence bằng 0.</w:t>
+      </w:r>
+    </w:p>
+    <w:bookmarkEnd w:id="62"/>
+    <w:bookmarkStart w:id="63" w:name="so-sánh-fit-và-diagnostics"/>
+    <w:p>
+      <w:pPr>
+        <w:pStyle w:val="Heading2"/>
+      </w:pPr>
+      <w:r>
+        <w:rPr>
+          <w:rStyle w:val="SectionNumber"/>
+        </w:rPr>
+        <w:t xml:space="preserve">5.3</w:t>
+      </w:r>
+      <w:r>
+        <w:tab/>
+      </w:r>
+      <w:r>
+        <w:t xml:space="preserve">So sánh fit và diagnostics</w:t>
+      </w:r>
+    </w:p>
+    <w:p>
+      <w:pPr>
+        <w:pStyle w:val="TableCaption"/>
+      </w:pPr>
+      <w:r>
+        <w:t xml:space="preserve">So sánh GARCH: Core = Ljung-Box + ARCH-LM, Sign = sign-bias, Stable = Nyblom, GOF = Pearson</w:t>
+      </w:r>
+    </w:p>
+    <w:tbl>
+      <w:tblPr>
+        <w:tblStyle w:val="Table"/>
+        <w:tblW w:type="pct" w:w="5000"/>
+        <w:tblLayout w:type="fixed"/>
+        <w:tblLook w:firstRow="1" w:lastRow="0" w:firstColumn="0" w:lastColumn="0" w:noHBand="0" w:noVBand="0" w:val="0020"/>
+        <w:tblCaption w:val="So sánh GARCH: Core = Ljung-Box + ARCH-LM, Sign = sign-bias, Stable = Nyblom, GOF = Pearson"/>
+      </w:tblPr>
+      <w:tblGrid>
+        <w:gridCol w:w="901"/>
+        <w:gridCol w:w="426"/>
+        <w:gridCol w:w="426"/>
+        <w:gridCol w:w="379"/>
+        <w:gridCol w:w="426"/>
+        <w:gridCol w:w="237"/>
+        <w:gridCol w:w="237"/>
+        <w:gridCol w:w="331"/>
+        <w:gridCol w:w="284"/>
+        <w:gridCol w:w="426"/>
+        <w:gridCol w:w="3841"/>
+      </w:tblGrid>
+      <w:tr>
+        <w:trPr>
+          <w:tblHeader w:val="on"/>
+        </w:trPr>
+        <w:tc>
+          <w:tcPr/>
+          <w:p>
+            <w:pPr>
+              <w:pStyle w:val="Compact"/>
+              <w:jc w:val="left"/>
+            </w:pPr>
+            <w:r>
+              <w:t xml:space="preserve">Model</w:t>
+            </w:r>
+          </w:p>
+        </w:tc>
+        <w:tc>
+          <w:tcPr/>
+          <w:p>
+            <w:pPr>
+              <w:pStyle w:val="Compact"/>
+              <w:jc w:val="right"/>
+            </w:pPr>
+            <w:r>
+              <w:t xml:space="preserve">AIC</w:t>
+            </w:r>
+          </w:p>
+        </w:tc>
+        <w:tc>
+          <w:tcPr/>
+          <w:p>
+            <w:pPr>
+              <w:pStyle w:val="Compact"/>
+              <w:jc w:val="right"/>
+            </w:pPr>
+            <w:r>
+              <w:t xml:space="preserve">BIC</w:t>
+            </w:r>
+          </w:p>
+        </w:tc>
+        <w:tc>
+          <w:tcPr/>
+          <w:p>
+            <w:pPr>
+              <w:pStyle w:val="Compact"/>
+              <w:jc w:val="right"/>
+            </w:pPr>
+            <w:r>
+              <w:t xml:space="preserve">ΔAIC</w:t>
+            </w:r>
+          </w:p>
+        </w:tc>
+        <w:tc>
+          <w:tcPr/>
+          <w:p>
+            <w:pPr>
+              <w:pStyle w:val="Compact"/>
+              <w:jc w:val="right"/>
+            </w:pPr>
+            <w:r>
+              <w:t xml:space="preserve">Persist.</w:t>
+            </w:r>
+          </w:p>
+        </w:tc>
+        <w:tc>
+          <w:tcPr/>
+          <w:p>
+            <w:pPr>
+              <w:pStyle w:val="Compact"/>
+              <w:jc w:val="left"/>
+            </w:pPr>
+            <w:r>
+              <w:t xml:space="preserve">Core</w:t>
+            </w:r>
+          </w:p>
+        </w:tc>
+        <w:tc>
+          <w:tcPr/>
+          <w:p>
+            <w:pPr>
+              <w:pStyle w:val="Compact"/>
+              <w:jc w:val="left"/>
+            </w:pPr>
+            <w:r>
+              <w:t xml:space="preserve">Sign</w:t>
+            </w:r>
+          </w:p>
+        </w:tc>
+        <w:tc>
+          <w:tcPr/>
+          <w:p>
+            <w:pPr>
+              <w:pStyle w:val="Compact"/>
+              <w:jc w:val="left"/>
+            </w:pPr>
+            <w:r>
+              <w:t xml:space="preserve">Stable</w:t>
+            </w:r>
+          </w:p>
+        </w:tc>
+        <w:tc>
+          <w:tcPr/>
+          <w:p>
+            <w:pPr>
+              <w:pStyle w:val="Compact"/>
+              <w:jc w:val="left"/>
+            </w:pPr>
+            <w:r>
+              <w:t xml:space="preserve">GOF</w:t>
+            </w:r>
+          </w:p>
+        </w:tc>
+        <w:tc>
+          <w:tcPr/>
+          <w:p>
+            <w:pPr>
+              <w:pStyle w:val="Compact"/>
+              <w:jc w:val="left"/>
+            </w:pPr>
+            <w:r>
+              <w:t xml:space="preserve">Ứng viên</w:t>
+            </w:r>
+          </w:p>
+        </w:tc>
+        <w:tc>
+          <w:tcPr/>
+          <w:p>
+            <w:pPr>
+              <w:pStyle w:val="Compact"/>
+              <w:jc w:val="left"/>
+            </w:pPr>
+            <w:r>
+              <w:t xml:space="preserve">Đánh giá</w:t>
+            </w:r>
+          </w:p>
+        </w:tc>
+      </w:tr>
+      <w:tr>
+        <w:tc>
+          <w:tcPr/>
+          <w:p>
+            <w:pPr>
+              <w:pStyle w:val="Compact"/>
+              <w:jc w:val="left"/>
+            </w:pPr>
+            <w:r>
+              <w:t xml:space="preserve">gjrGARCH-Student-t</w:t>
+            </w:r>
+          </w:p>
+        </w:tc>
+        <w:tc>
+          <w:tcPr/>
+          <w:p>
+            <w:pPr>
+              <w:pStyle w:val="Compact"/>
+              <w:jc w:val="right"/>
+            </w:pPr>
+            <w:r>
+              <w:t xml:space="preserve">-5.63443</w:t>
+            </w:r>
+          </w:p>
+        </w:tc>
+        <w:tc>
+          <w:tcPr/>
+          <w:p>
+            <w:pPr>
+              <w:pStyle w:val="Compact"/>
+              <w:jc w:val="right"/>
+            </w:pPr>
+            <w:r>
+              <w:t xml:space="preserve">-5.62165</w:t>
+            </w:r>
+          </w:p>
+        </w:tc>
+        <w:tc>
+          <w:tcPr/>
+          <w:p>
+            <w:pPr>
+              <w:pStyle w:val="Compact"/>
+              <w:jc w:val="right"/>
+            </w:pPr>
+            <w:r>
+              <w:t xml:space="preserve">0.00000</w:t>
+            </w:r>
+          </w:p>
+        </w:tc>
+        <w:tc>
+          <w:tcPr/>
+          <w:p>
+            <w:pPr>
+              <w:pStyle w:val="Compact"/>
+              <w:jc w:val="right"/>
+            </w:pPr>
+            <w:r>
+              <w:t xml:space="preserve">0.98574</w:t>
+            </w:r>
+          </w:p>
+        </w:tc>
+        <w:tc>
+          <w:tcPr/>
+          <w:p>
+            <w:pPr>
+              <w:pStyle w:val="Compact"/>
+              <w:jc w:val="left"/>
+            </w:pPr>
+            <w:r>
+              <w:t xml:space="preserve">TRUE</w:t>
+            </w:r>
+          </w:p>
+        </w:tc>
+        <w:tc>
+          <w:tcPr/>
+          <w:p>
+            <w:pPr>
+              <w:pStyle w:val="Compact"/>
+              <w:jc w:val="left"/>
+            </w:pPr>
+            <w:r>
+              <w:t xml:space="preserve">TRUE</w:t>
+            </w:r>
+          </w:p>
+        </w:tc>
+        <w:tc>
+          <w:tcPr/>
+          <w:p>
+            <w:pPr>
+              <w:pStyle w:val="Compact"/>
+              <w:jc w:val="left"/>
+            </w:pPr>
+            <w:r>
+              <w:t xml:space="preserve">FALSE</w:t>
+            </w:r>
+          </w:p>
+        </w:tc>
+        <w:tc>
+          <w:tcPr/>
+          <w:p>
+            <w:pPr>
+              <w:pStyle w:val="Compact"/>
+              <w:jc w:val="left"/>
+            </w:pPr>
+            <w:r>
+              <w:t xml:space="preserve">FALSE</w:t>
+            </w:r>
+          </w:p>
+        </w:tc>
+        <w:tc>
+          <w:tcPr/>
+          <w:p>
+            <w:pPr>
+              <w:pStyle w:val="Compact"/>
+              <w:jc w:val="left"/>
+            </w:pPr>
+            <w:r>
+              <w:t xml:space="preserve">FALSE</w:t>
+            </w:r>
+          </w:p>
+        </w:tc>
+        <w:tc>
+          <w:tcPr/>
+          <w:p>
+            <w:pPr>
+              <w:pStyle w:val="Compact"/>
+              <w:jc w:val="left"/>
+            </w:pPr>
+            <w:r>
+              <w:t xml:space="preserve">Core diagnostics pass, but parameter stability is rejected</w:t>
+            </w:r>
+          </w:p>
+        </w:tc>
+      </w:tr>
+      <w:tr>
+        <w:tc>
+          <w:tcPr/>
+          <w:p>
+            <w:pPr>
+              <w:pStyle w:val="Compact"/>
+              <w:jc w:val="left"/>
+            </w:pPr>
+            <w:r>
+              <w:t xml:space="preserve">eGARCH-Student-t</w:t>
+            </w:r>
+          </w:p>
+        </w:tc>
+        <w:tc>
+          <w:tcPr/>
+          <w:p>
+            <w:pPr>
+              <w:pStyle w:val="Compact"/>
+              <w:jc w:val="right"/>
+            </w:pPr>
+            <w:r>
+              <w:t xml:space="preserve">-5.63306</w:t>
+            </w:r>
+          </w:p>
+        </w:tc>
+        <w:tc>
+          <w:tcPr/>
+          <w:p>
+            <w:pPr>
+              <w:pStyle w:val="Compact"/>
+              <w:jc w:val="right"/>
+            </w:pPr>
+            <w:r>
+              <w:t xml:space="preserve">-5.62028</w:t>
+            </w:r>
+          </w:p>
+        </w:tc>
+        <w:tc>
+          <w:tcPr/>
+          <w:p>
+            <w:pPr>
+              <w:pStyle w:val="Compact"/>
+              <w:jc w:val="right"/>
+            </w:pPr>
+            <w:r>
+              <w:t xml:space="preserve">0.00137</w:t>
+            </w:r>
+          </w:p>
+        </w:tc>
+        <w:tc>
+          <w:tcPr/>
+          <w:p>
+            <w:pPr>
+              <w:pStyle w:val="Compact"/>
+              <w:jc w:val="right"/>
+            </w:pPr>
+            <w:r>
+              <w:t xml:space="preserve">0.96267</w:t>
+            </w:r>
+          </w:p>
+        </w:tc>
+        <w:tc>
+          <w:tcPr/>
+          <w:p>
+            <w:pPr>
+              <w:pStyle w:val="Compact"/>
+              <w:jc w:val="left"/>
+            </w:pPr>
+            <w:r>
+              <w:t xml:space="preserve">TRUE</w:t>
+            </w:r>
+          </w:p>
+        </w:tc>
+        <w:tc>
+          <w:tcPr/>
+          <w:p>
+            <w:pPr>
+              <w:pStyle w:val="Compact"/>
+              <w:jc w:val="left"/>
+            </w:pPr>
+            <w:r>
+              <w:t xml:space="preserve">TRUE</w:t>
+            </w:r>
+          </w:p>
+        </w:tc>
+        <w:tc>
+          <w:tcPr/>
+          <w:p>
+            <w:pPr>
+              <w:pStyle w:val="Compact"/>
+              <w:jc w:val="left"/>
+            </w:pPr>
+            <w:r>
+              <w:t xml:space="preserve">TRUE</w:t>
+            </w:r>
+          </w:p>
+        </w:tc>
+        <w:tc>
+          <w:tcPr/>
+          <w:p>
+            <w:pPr>
+              <w:pStyle w:val="Compact"/>
+              <w:jc w:val="left"/>
+            </w:pPr>
+            <w:r>
+              <w:t xml:space="preserve">FALSE</w:t>
+            </w:r>
+          </w:p>
+        </w:tc>
+        <w:tc>
+          <w:tcPr/>
+          <w:p>
+            <w:pPr>
+              <w:pStyle w:val="Compact"/>
+              <w:jc w:val="left"/>
+            </w:pPr>
+            <w:r>
+              <w:t xml:space="preserve">TRUE</w:t>
+            </w:r>
+          </w:p>
+        </w:tc>
+        <w:tc>
+          <w:tcPr/>
+          <w:p>
+            <w:pPr>
+              <w:pStyle w:val="Compact"/>
+              <w:jc w:val="left"/>
+            </w:pPr>
+            <w:r>
+              <w:t xml:space="preserve">Core diagnostics and joint stability pass; distribution GOF remains a limitation</w:t>
+            </w:r>
+          </w:p>
+        </w:tc>
+      </w:tr>
+      <w:tr>
+        <w:tc>
+          <w:tcPr/>
+          <w:p>
+            <w:pPr>
+              <w:pStyle w:val="Compact"/>
+              <w:jc w:val="left"/>
+            </w:pPr>
+            <w:r>
+              <w:t xml:space="preserve">sGARCH-Student-t</w:t>
+            </w:r>
+          </w:p>
+        </w:tc>
+        <w:tc>
+          <w:tcPr/>
+          <w:p>
+            <w:pPr>
+              <w:pStyle w:val="Compact"/>
+              <w:jc w:val="right"/>
+            </w:pPr>
+            <w:r>
+              <w:t xml:space="preserve">-5.63173</w:t>
+            </w:r>
+          </w:p>
+        </w:tc>
+        <w:tc>
+          <w:tcPr/>
+          <w:p>
+            <w:pPr>
+              <w:pStyle w:val="Compact"/>
+              <w:jc w:val="right"/>
+            </w:pPr>
+            <w:r>
+              <w:t xml:space="preserve">-5.62109</w:t>
+            </w:r>
+          </w:p>
+        </w:tc>
+        <w:tc>
+          <w:tcPr/>
+          <w:p>
+            <w:pPr>
+              <w:pStyle w:val="Compact"/>
+              <w:jc w:val="right"/>
+            </w:pPr>
+            <w:r>
+              <w:t xml:space="preserve">0.00269</w:t>
+            </w:r>
+          </w:p>
+        </w:tc>
+        <w:tc>
+          <w:tcPr/>
+          <w:p>
+            <w:pPr>
+              <w:pStyle w:val="Compact"/>
+              <w:jc w:val="right"/>
+            </w:pPr>
+            <w:r>
+              <w:t xml:space="preserve">0.98914</w:t>
+            </w:r>
+          </w:p>
+        </w:tc>
+        <w:tc>
+          <w:tcPr/>
+          <w:p>
+            <w:pPr>
+              <w:pStyle w:val="Compact"/>
+              <w:jc w:val="left"/>
+            </w:pPr>
+            <w:r>
+              <w:t xml:space="preserve">TRUE</w:t>
+            </w:r>
+          </w:p>
+        </w:tc>
+        <w:tc>
+          <w:tcPr/>
+          <w:p>
+            <w:pPr>
+              <w:pStyle w:val="Compact"/>
+              <w:jc w:val="left"/>
+            </w:pPr>
+            <w:r>
+              <w:t xml:space="preserve">TRUE</w:t>
+            </w:r>
+          </w:p>
+        </w:tc>
+        <w:tc>
+          <w:tcPr/>
+          <w:p>
+            <w:pPr>
+              <w:pStyle w:val="Compact"/>
+              <w:jc w:val="left"/>
+            </w:pPr>
+            <w:r>
+              <w:t xml:space="preserve">FALSE</w:t>
+            </w:r>
+          </w:p>
+        </w:tc>
+        <w:tc>
+          <w:tcPr/>
+          <w:p>
+            <w:pPr>
+              <w:pStyle w:val="Compact"/>
+              <w:jc w:val="left"/>
+            </w:pPr>
+            <w:r>
+              <w:t xml:space="preserve">FALSE</w:t>
+            </w:r>
+          </w:p>
+        </w:tc>
+        <w:tc>
+          <w:tcPr/>
+          <w:p>
+            <w:pPr>
+              <w:pStyle w:val="Compact"/>
+              <w:jc w:val="left"/>
+            </w:pPr>
+            <w:r>
+              <w:t xml:space="preserve">FALSE</w:t>
+            </w:r>
+          </w:p>
+        </w:tc>
+        <w:tc>
+          <w:tcPr/>
+          <w:p>
+            <w:pPr>
+              <w:pStyle w:val="Compact"/>
+              <w:jc w:val="left"/>
+            </w:pPr>
+            <w:r>
+              <w:t xml:space="preserve">Core diagnostics pass, but parameter stability is rejected</w:t>
+            </w:r>
+          </w:p>
+        </w:tc>
+      </w:tr>
+      <w:tr>
+        <w:tc>
+          <w:tcPr/>
+          <w:p>
+            <w:pPr>
+              <w:pStyle w:val="Compact"/>
+              <w:jc w:val="left"/>
+            </w:pPr>
+            <w:r>
+              <w:t xml:space="preserve">sGARCH-Normal</w:t>
+            </w:r>
+          </w:p>
+        </w:tc>
+        <w:tc>
+          <w:tcPr/>
+          <w:p>
+            <w:pPr>
+              <w:pStyle w:val="Compact"/>
+              <w:jc w:val="right"/>
+            </w:pPr>
+            <w:r>
+              <w:t xml:space="preserve">-5.50730</w:t>
+            </w:r>
+          </w:p>
+        </w:tc>
+        <w:tc>
+          <w:tcPr/>
+          <w:p>
+            <w:pPr>
+              <w:pStyle w:val="Compact"/>
+              <w:jc w:val="right"/>
+            </w:pPr>
+            <w:r>
+              <w:t xml:space="preserve">-5.49878</w:t>
+            </w:r>
+          </w:p>
+        </w:tc>
+        <w:tc>
+          <w:tcPr/>
+          <w:p>
+            <w:pPr>
+              <w:pStyle w:val="Compact"/>
+              <w:jc w:val="right"/>
+            </w:pPr>
+            <w:r>
+              <w:t xml:space="preserve">0.12713</w:t>
+            </w:r>
+          </w:p>
+        </w:tc>
+        <w:tc>
+          <w:tcPr/>
+          <w:p>
+            <w:pPr>
+              <w:pStyle w:val="Compact"/>
+              <w:jc w:val="right"/>
+            </w:pPr>
+            <w:r>
+              <w:t xml:space="preserve">0.96451</w:t>
+            </w:r>
+          </w:p>
+        </w:tc>
+        <w:tc>
+          <w:tcPr/>
+          <w:p>
+            <w:pPr>
+              <w:pStyle w:val="Compact"/>
+              <w:jc w:val="left"/>
+            </w:pPr>
+            <w:r>
+              <w:t xml:space="preserve">TRUE</w:t>
+            </w:r>
+          </w:p>
+        </w:tc>
+        <w:tc>
+          <w:tcPr/>
+          <w:p>
+            <w:pPr>
+              <w:pStyle w:val="Compact"/>
+              <w:jc w:val="left"/>
+            </w:pPr>
+            <w:r>
+              <w:t xml:space="preserve">TRUE</w:t>
+            </w:r>
+          </w:p>
+        </w:tc>
+        <w:tc>
+          <w:tcPr/>
+          <w:p>
+            <w:pPr>
+              <w:pStyle w:val="Compact"/>
+              <w:jc w:val="left"/>
+            </w:pPr>
+            <w:r>
+              <w:t xml:space="preserve">FALSE</w:t>
+            </w:r>
+          </w:p>
+        </w:tc>
+        <w:tc>
+          <w:tcPr/>
+          <w:p>
+            <w:pPr>
+              <w:pStyle w:val="Compact"/>
+              <w:jc w:val="left"/>
+            </w:pPr>
+            <w:r>
+              <w:t xml:space="preserve">FALSE</w:t>
+            </w:r>
+          </w:p>
+        </w:tc>
+        <w:tc>
+          <w:tcPr/>
+          <w:p>
+            <w:pPr>
+              <w:pStyle w:val="Compact"/>
+              <w:jc w:val="left"/>
+            </w:pPr>
+            <w:r>
+              <w:t xml:space="preserve">FALSE</w:t>
+            </w:r>
+          </w:p>
+        </w:tc>
+        <w:tc>
+          <w:tcPr/>
+          <w:p>
+            <w:pPr>
+              <w:pStyle w:val="Compact"/>
+              <w:jc w:val="left"/>
+            </w:pPr>
+            <w:r>
+              <w:t xml:space="preserve">Core diagnostics pass, but parameter stability is rejected</w:t>
+            </w:r>
+          </w:p>
+        </w:tc>
+      </w:tr>
+    </w:tbl>
+    <w:p>
+      <w:pPr>
+        <w:pStyle w:val="BodyText"/>
+      </w:pPr>
+      <w:r>
+        <w:t xml:space="preserve">Đọc bảng so sánh theo hai nhóm:</w:t>
+      </w:r>
+    </w:p>
+    <w:p>
+      <w:pPr>
+        <w:pStyle w:val="Compact"/>
+        <w:numPr>
+          <w:ilvl w:val="0"/>
+          <w:numId w:val="1009"/>
+        </w:numPr>
+      </w:pPr>
+      <w:r>
+        <w:rPr>
+          <w:b/>
+          <w:bCs/>
+        </w:rPr>
+        <w:t xml:space="preserve">Fit (cột AIC, BIC, ΔAIC):</w:t>
+      </w:r>
+      <w:r>
+        <w:t xml:space="preserve"> </w:t>
+      </w:r>
+      <w:r>
+        <w:t xml:space="preserve">AIC và BIC càng nhỏ càng tốt. So sánh cột AIC: Student-t cải thiện AIC rõ rệt so với sGARCH-Normal, xác nhận rằng heavy tails quan sát trong EDA là có ý nghĩa. GJR-GARCH-Student-t có AIC thấp nhất, nhưng cột</w:t>
+      </w:r>
+      <w:r>
+        <w:t xml:space="preserve"> </w:t>
+      </w:r>
+      <w:r>
+        <w:rPr>
+          <w:b/>
+          <w:bCs/>
+        </w:rPr>
+        <w:t xml:space="preserve">Stable = FALSE</w:t>
+      </w:r>
+      <w:r>
+        <w:t xml:space="preserve"> </w:t>
+      </w:r>
+      <w:r>
+        <w:t xml:space="preserve">cho thấy Nyblom bác bỏ parameter stability. eGARCH-Student-t chỉ kém GJR 0.00137 AIC (đọc cột ΔAIC) — chênh lệch rất nhỏ.</w:t>
+      </w:r>
+    </w:p>
+    <w:p>
+      <w:pPr>
+        <w:pStyle w:val="Compact"/>
+        <w:numPr>
+          <w:ilvl w:val="0"/>
+          <w:numId w:val="1009"/>
+        </w:numPr>
+      </w:pPr>
+      <w:r>
+        <w:rPr>
+          <w:b/>
+          <w:bCs/>
+        </w:rPr>
+        <w:t xml:space="preserve">Diagnostics (cột Core, Sign, Stable, GOF):</w:t>
+      </w:r>
+      <w:r>
+        <w:t xml:space="preserve"> </w:t>
+      </w:r>
+      <w:r>
+        <w:rPr>
+          <w:rStyle w:val="VerbatimChar"/>
+        </w:rPr>
+        <w:t xml:space="preserve">TRUE</w:t>
+      </w:r>
+      <w:r>
+        <w:t xml:space="preserve"> </w:t>
+      </w:r>
+      <w:r>
+        <w:t xml:space="preserve">nghĩa là vượt kiểm định,</w:t>
+      </w:r>
+      <w:r>
+        <w:t xml:space="preserve"> </w:t>
+      </w:r>
+      <w:r>
+        <w:rPr>
+          <w:rStyle w:val="VerbatimChar"/>
+        </w:rPr>
+        <w:t xml:space="preserve">FALSE</w:t>
+      </w:r>
+      <w:r>
+        <w:t xml:space="preserve"> </w:t>
+      </w:r>
+      <w:r>
+        <w:t xml:space="preserve">là không vượt. eGARCH-Student-t là model duy nhất đạt cả Core, Sign và Stable; vì vậy đây là ứng viên cân bằng theo quy tắc định trước, không phải model</w:t>
+      </w:r>
+      <w:r>
+        <w:t xml:space="preserve"> </w:t>
+      </w:r>
+      <w:r>
+        <w:t xml:space="preserve">“hoàn hảo”</w:t>
+      </w:r>
+      <w:r>
+        <w:t xml:space="preserve"> </w:t>
+      </w:r>
+      <w:r>
+        <w:t xml:space="preserve">vì cột GOF vẫn là FALSE.</w:t>
       </w:r>
     </w:p>
     <w:p>
@@ -7157,7 +8700,269 @@
         <w:pStyle w:val="BodyText"/>
       </w:pPr>
       <w:r>
-        <w:t xml:space="preserve">Ljung-Box standardized residual, Ljung-Box squared residual và ARCH-LM sau fit đều chưa bác bỏ H0 ở mức 5% cho cả bốn model. Sign-bias joint test cũng chưa bác bỏ H0. Tuy nhiên, Nyblom chỉ chấp nhận joint stability cho eGARCH; adjusted Pearson GOF bác bỏ distribution fit ở cả bốn specification.</w:t>
+        <w:t xml:space="preserve">Để hiểu bảng chẩn đoán trên, cần biết mục đích của từng kiểm định:</w:t>
+      </w:r>
+    </w:p>
+    <w:p>
+      <w:pPr>
+        <w:pStyle w:val="Compact"/>
+        <w:numPr>
+          <w:ilvl w:val="0"/>
+          <w:numId w:val="1010"/>
+        </w:numPr>
+      </w:pPr>
+      <w:r>
+        <w:rPr>
+          <w:b/>
+          <w:bCs/>
+        </w:rPr>
+        <w:t xml:space="preserve">Ljung-Box standardized residual</w:t>
+      </w:r>
+      <w:r>
+        <w:t xml:space="preserve"> </w:t>
+      </w:r>
+      <w:r>
+        <w:t xml:space="preserve">(</w:t>
+      </w:r>
+      <w:r>
+        <w:rPr>
+          <w:rStyle w:val="VerbatimChar"/>
+        </w:rPr>
+        <w:t xml:space="preserve">ljung_box_residual_p</w:t>
+      </w:r>
+      <w:r>
+        <w:t xml:space="preserve">): Kiểm tra xem residual sau khi chuẩn hóa còn autocorrelation tuyến tính không. P-value &gt; 0,05 nghĩa là model đã nắm bắt được mean dynamics.</w:t>
+      </w:r>
+    </w:p>
+    <w:p>
+      <w:pPr>
+        <w:pStyle w:val="Compact"/>
+        <w:numPr>
+          <w:ilvl w:val="0"/>
+          <w:numId w:val="1010"/>
+        </w:numPr>
+      </w:pPr>
+      <w:r>
+        <w:rPr>
+          <w:b/>
+          <w:bCs/>
+        </w:rPr>
+        <w:t xml:space="preserve">Ljung-Box squared residual</w:t>
+      </w:r>
+      <w:r>
+        <w:t xml:space="preserve"> </w:t>
+      </w:r>
+      <w:r>
+        <w:t xml:space="preserve">(</w:t>
+      </w:r>
+      <w:r>
+        <w:rPr>
+          <w:rStyle w:val="VerbatimChar"/>
+        </w:rPr>
+        <w:t xml:space="preserve">ljung_box_squared_p</w:t>
+      </w:r>
+      <w:r>
+        <w:t xml:space="preserve">): Kiểm tra xem bình phương residual còn autocorrelation không. P-value &gt; 0,05 nghĩa là model đã nắm bắt được variance dynamics.</w:t>
+      </w:r>
+    </w:p>
+    <w:p>
+      <w:pPr>
+        <w:pStyle w:val="Compact"/>
+        <w:numPr>
+          <w:ilvl w:val="0"/>
+          <w:numId w:val="1010"/>
+        </w:numPr>
+      </w:pPr>
+      <w:r>
+        <w:rPr>
+          <w:b/>
+          <w:bCs/>
+        </w:rPr>
+        <w:t xml:space="preserve">ARCH-LM sau fit</w:t>
+      </w:r>
+      <w:r>
+        <w:t xml:space="preserve"> </w:t>
+      </w:r>
+      <w:r>
+        <w:t xml:space="preserve">(</w:t>
+      </w:r>
+      <w:r>
+        <w:rPr>
+          <w:rStyle w:val="VerbatimChar"/>
+        </w:rPr>
+        <w:t xml:space="preserve">arch_lm_p</w:t>
+      </w:r>
+      <w:r>
+        <w:t xml:space="preserve">): Tương tự kiểm định pre-fit, nhưng chạy trên residual sau khi fit GARCH. P-value &gt; 0,05 nghĩa là không còn ARCH effect dư thừa.</w:t>
+      </w:r>
+    </w:p>
+    <w:p>
+      <w:pPr>
+        <w:pStyle w:val="Compact"/>
+        <w:numPr>
+          <w:ilvl w:val="0"/>
+          <w:numId w:val="1010"/>
+        </w:numPr>
+      </w:pPr>
+      <w:r>
+        <w:rPr>
+          <w:b/>
+          <w:bCs/>
+        </w:rPr>
+        <w:t xml:space="preserve">Sign-bias joint test</w:t>
+      </w:r>
+      <w:r>
+        <w:t xml:space="preserve"> </w:t>
+      </w:r>
+      <w:r>
+        <w:t xml:space="preserve">(</w:t>
+      </w:r>
+      <w:r>
+        <w:rPr>
+          <w:rStyle w:val="VerbatimChar"/>
+        </w:rPr>
+        <w:t xml:space="preserve">sign_bias_joint_p</w:t>
+      </w:r>
+      <w:r>
+        <w:t xml:space="preserve">): Kiểm tra xem shock dương và âm có ảnh hưởng khác nhau lên variance mà model chưa nắm bắt không. P-value &gt; 0,05 nghĩa là asymmetry đã được model giải quyết.</w:t>
+      </w:r>
+    </w:p>
+    <w:p>
+      <w:pPr>
+        <w:pStyle w:val="Compact"/>
+        <w:numPr>
+          <w:ilvl w:val="0"/>
+          <w:numId w:val="1010"/>
+        </w:numPr>
+      </w:pPr>
+      <w:r>
+        <w:rPr>
+          <w:b/>
+          <w:bCs/>
+        </w:rPr>
+        <w:t xml:space="preserve">Nyblom stability</w:t>
+      </w:r>
+      <w:r>
+        <w:t xml:space="preserve"> </w:t>
+      </w:r>
+      <w:r>
+        <w:t xml:space="preserve">(</w:t>
+      </w:r>
+      <w:r>
+        <w:rPr>
+          <w:rStyle w:val="VerbatimChar"/>
+        </w:rPr>
+        <w:t xml:space="preserve">nyblom_joint</w:t>
+      </w:r>
+      <w:r>
+        <w:t xml:space="preserve">): Kiểm tra xem các tham số của model có ổn định trong suốt sample hay thay đổi theo thời gian. Giá trị joint statistic nhỏ hơn ngưỡng 5% (</w:t>
+      </w:r>
+      <w:r>
+        <w:rPr>
+          <w:rStyle w:val="VerbatimChar"/>
+        </w:rPr>
+        <w:t xml:space="preserve">nyblom_5pct_critical</w:t>
+      </w:r>
+      <w:r>
+        <w:t xml:space="preserve">) nghĩa là không có bằng chứng tham số bất ổn.</w:t>
+      </w:r>
+    </w:p>
+    <w:p>
+      <w:pPr>
+        <w:pStyle w:val="Compact"/>
+        <w:numPr>
+          <w:ilvl w:val="0"/>
+          <w:numId w:val="1010"/>
+        </w:numPr>
+      </w:pPr>
+      <w:r>
+        <w:rPr>
+          <w:b/>
+          <w:bCs/>
+        </w:rPr>
+        <w:t xml:space="preserve">Adjusted Pearson GOF</w:t>
+      </w:r>
+      <w:r>
+        <w:t xml:space="preserve"> </w:t>
+      </w:r>
+      <w:r>
+        <w:t xml:space="preserve">(</w:t>
+      </w:r>
+      <w:r>
+        <w:rPr>
+          <w:rStyle w:val="VerbatimChar"/>
+        </w:rPr>
+        <w:t xml:space="preserve">pearson_group20_p</w:t>
+      </w:r>
+      <w:r>
+        <w:t xml:space="preserve">): Kiểm tra xem phân phối đã chọn (Normal hoặc Student-t) có fit tốt với dữ liệu không. P-value &gt; 0,05 nghĩa là không bác bỏ distribution fit.</w:t>
+      </w:r>
+    </w:p>
+    <w:p>
+      <w:pPr>
+        <w:pStyle w:val="FirstParagraph"/>
+      </w:pPr>
+      <w:r>
+        <w:t xml:space="preserve">Kết quả: Ljung-Box (cả residual và squared), ARCH-LM và sign-bias đều chưa bác bỏ H0 ở mức 5% cho cả bốn model — các model đã nắm bắt được cấu trúc mean và variance chính. Tuy nhiên,</w:t>
+      </w:r>
+      <w:r>
+        <w:t xml:space="preserve"> </w:t>
+      </w:r>
+      <w:r>
+        <w:rPr>
+          <w:b/>
+          <w:bCs/>
+        </w:rPr>
+        <w:t xml:space="preserve">Nyblom chỉ chấp nhận joint stability cho eGARCH</w:t>
+      </w:r>
+      <w:r>
+        <w:t xml:space="preserve"> </w:t>
+      </w:r>
+      <w:r>
+        <w:t xml:space="preserve">(nhìn cột</w:t>
+      </w:r>
+      <w:r>
+        <w:t xml:space="preserve"> </w:t>
+      </w:r>
+      <w:r>
+        <w:rPr>
+          <w:rStyle w:val="VerbatimChar"/>
+        </w:rPr>
+        <w:t xml:space="preserve">nyblom_joint</w:t>
+      </w:r>
+      <w:r>
+        <w:t xml:space="preserve"> </w:t>
+      </w:r>
+      <w:r>
+        <w:t xml:space="preserve">&lt;</w:t>
+      </w:r>
+      <w:r>
+        <w:t xml:space="preserve"> </w:t>
+      </w:r>
+      <w:r>
+        <w:rPr>
+          <w:rStyle w:val="VerbatimChar"/>
+        </w:rPr>
+        <w:t xml:space="preserve">nyblom_5pct_critical</w:t>
+      </w:r>
+      <w:r>
+        <w:t xml:space="preserve">); ba model còn lại có tham số có thể không ổn định qua thời gian.</w:t>
+      </w:r>
+      <w:r>
+        <w:t xml:space="preserve"> </w:t>
+      </w:r>
+      <w:r>
+        <w:rPr>
+          <w:b/>
+          <w:bCs/>
+        </w:rPr>
+        <w:t xml:space="preserve">Adjusted Pearson GOF bác bỏ distribution fit</w:t>
+      </w:r>
+      <w:r>
+        <w:t xml:space="preserve"> </w:t>
+      </w:r>
+      <w:r>
+        <w:t xml:space="preserve">ở cả bốn specification — đây là hạn chế chung.</w:t>
       </w:r>
     </w:p>
     <w:bookmarkEnd w:id="63"/>
@@ -7730,7 +9535,52 @@
         <w:pStyle w:val="BodyText"/>
       </w:pPr>
       <w:r>
-        <w:t xml:space="preserve">Robust inference quan trọng vì distribution GOF chưa đạt. Ví dụ, một tham số có conventional p-value nhỏ nhưng robust p-value lớn không nên được diễn giải mạnh.</w:t>
+        <w:t xml:space="preserve">Bảng tham số gồm hai loại inference:</w:t>
+      </w:r>
+      <w:r>
+        <w:t xml:space="preserve"> </w:t>
+      </w:r>
+      <w:r>
+        <w:rPr>
+          <w:b/>
+          <w:bCs/>
+        </w:rPr>
+        <w:t xml:space="preserve">conventional</w:t>
+      </w:r>
+      <w:r>
+        <w:t xml:space="preserve"> </w:t>
+      </w:r>
+      <w:r>
+        <w:t xml:space="preserve">(giả định distribution đúng) và</w:t>
+      </w:r>
+      <w:r>
+        <w:t xml:space="preserve"> </w:t>
+      </w:r>
+      <w:r>
+        <w:rPr>
+          <w:b/>
+          <w:bCs/>
+        </w:rPr>
+        <w:t xml:space="preserve">robust</w:t>
+      </w:r>
+      <w:r>
+        <w:t xml:space="preserve"> </w:t>
+      </w:r>
+      <w:r>
+        <w:t xml:space="preserve">(không yêu cầu distribution đúng hoàn toàn). Vì Pearson GOF đã bác bỏ distribution fit,</w:t>
+      </w:r>
+      <w:r>
+        <w:t xml:space="preserve"> </w:t>
+      </w:r>
+      <w:r>
+        <w:rPr>
+          <w:b/>
+          <w:bCs/>
+        </w:rPr>
+        <w:t xml:space="preserve">robust inference quan trọng hơn</w:t>
+      </w:r>
+      <w:r>
+        <w:t xml:space="preserve">. Cách đọc: so sánh cột</w:t>
       </w:r>
       <w:r>
         <w:t xml:space="preserve"> </w:t>
@@ -7739,13 +9589,43 @@
         <w:rPr>
           <w:rStyle w:val="VerbatimChar"/>
         </w:rPr>
+        <w:t xml:space="preserve">p_value</w:t>
+      </w:r>
+      <w:r>
+        <w:t xml:space="preserve"> </w:t>
+      </w:r>
+      <w:r>
+        <w:t xml:space="preserve">và</w:t>
+      </w:r>
+      <w:r>
+        <w:t xml:space="preserve"> </w:t>
+      </w:r>
+      <w:r>
+        <w:rPr>
+          <w:rStyle w:val="VerbatimChar"/>
+        </w:rPr>
+        <w:t xml:space="preserve">robust_p_value</w:t>
+      </w:r>
+      <w:r>
+        <w:t xml:space="preserve"> </w:t>
+      </w:r>
+      <w:r>
+        <w:t xml:space="preserve">của từng tham số — nếu một tham số có conventional p-value nhỏ nhưng robust p-value lớn, không nên diễn giải mạnh rằng tham số đó có ý nghĩa.</w:t>
+      </w:r>
+      <w:r>
+        <w:t xml:space="preserve"> </w:t>
+      </w:r>
+      <w:r>
+        <w:rPr>
+          <w:rStyle w:val="VerbatimChar"/>
+        </w:rPr>
         <w:t xml:space="preserve">beta1</w:t>
       </w:r>
       <w:r>
         <w:t xml:space="preserve"> </w:t>
       </w:r>
       <w:r>
-        <w:t xml:space="preserve">của eGARCH gần 1 cho thấy volatility có memory dài theo parameterization của model; không cộng</w:t>
+        <w:t xml:space="preserve">của eGARCH gần 1 cho thấy volatility có memory dài theo parameterization của model — shock trong quá khứ ảnh hưởng đến phương sai hiện tại rất lâu. Lưu ý: không cộng</w:t>
       </w:r>
       <w:r>
         <w:t xml:space="preserve"> </w:t>
@@ -7760,7 +9640,75 @@
         <w:t xml:space="preserve"> </w:t>
       </w:r>
       <w:r>
-        <w:t xml:space="preserve">như sGARCH.</w:t>
+        <w:t xml:space="preserve">như sGARCH vì eGARCH mô hình hóa</w:t>
+      </w:r>
+      <w:r>
+        <w:t xml:space="preserve"> </w:t>
+      </w:r>
+      <m:oMath>
+        <m:r>
+          <m:rPr>
+            <m:sty m:val="p"/>
+          </m:rPr>
+          <m:t>log</m:t>
+        </m:r>
+        <m:r>
+          <m:rPr>
+            <m:sty m:val="p"/>
+          </m:rPr>
+          <m:t>(</m:t>
+        </m:r>
+        <m:sSubSup>
+          <m:e>
+            <m:r>
+              <m:t>σ</m:t>
+            </m:r>
+          </m:e>
+          <m:sub>
+            <m:r>
+              <m:t>t</m:t>
+            </m:r>
+          </m:sub>
+          <m:sup>
+            <m:r>
+              <m:t>2</m:t>
+            </m:r>
+          </m:sup>
+        </m:sSubSup>
+        <m:r>
+          <m:rPr>
+            <m:sty m:val="p"/>
+          </m:rPr>
+          <m:t>)</m:t>
+        </m:r>
+      </m:oMath>
+      <w:r>
+        <w:t xml:space="preserve">, không phải</w:t>
+      </w:r>
+      <w:r>
+        <w:t xml:space="preserve"> </w:t>
+      </w:r>
+      <m:oMath>
+        <m:sSubSup>
+          <m:e>
+            <m:r>
+              <m:t>σ</m:t>
+            </m:r>
+          </m:e>
+          <m:sub>
+            <m:r>
+              <m:t>t</m:t>
+            </m:r>
+          </m:sub>
+          <m:sup>
+            <m:r>
+              <m:t>2</m:t>
+            </m:r>
+          </m:sup>
+        </m:sSubSup>
+      </m:oMath>
+      <w:r>
+        <w:t xml:space="preserve">.</w:t>
       </w:r>
     </w:p>
     <w:bookmarkEnd w:id="64"/>
@@ -7842,7 +9790,56 @@
         <w:pStyle w:val="BodyText"/>
       </w:pPr>
       <w:r>
-        <w:t xml:space="preserve">Bốn đường broadly đồng biến và đều cho thấy volatility clustering. Các đỉnh chỉ mô tả giai đoạn model ước lượng conditional volatility cao; báo cáo không tự gán nguyên nhân sự kiện nếu chưa có nguồn bên ngoài.</w:t>
+        <w:t xml:space="preserve">Biểu đồ vẽ bốn đường conditional volatility (</w:t>
+      </w:r>
+      <m:oMath>
+        <m:sSub>
+          <m:e>
+            <m:r>
+              <m:t>σ</m:t>
+            </m:r>
+          </m:e>
+          <m:sub>
+            <m:r>
+              <m:t>t</m:t>
+            </m:r>
+          </m:sub>
+        </m:sSub>
+      </m:oMath>
+      <w:r>
+        <w:t xml:space="preserve">) theo thời gian, mỗi đường tương ứng một GARCH specification. Cần chú ý: (1) bốn đường</w:t>
+      </w:r>
+      <w:r>
+        <w:t xml:space="preserve"> </w:t>
+      </w:r>
+      <w:r>
+        <w:rPr>
+          <w:b/>
+          <w:bCs/>
+        </w:rPr>
+        <w:t xml:space="preserve">broadly đồng biến</w:t>
+      </w:r>
+      <w:r>
+        <w:t xml:space="preserve"> </w:t>
+      </w:r>
+      <w:r>
+        <w:t xml:space="preserve">— cùng tăng và giảm theo các giai đoạn, xác nhận rằng các specification đều phát hiện cùng các cụm biến động; (2) các</w:t>
+      </w:r>
+      <w:r>
+        <w:t xml:space="preserve"> </w:t>
+      </w:r>
+      <w:r>
+        <w:rPr>
+          <w:b/>
+          <w:bCs/>
+        </w:rPr>
+        <w:t xml:space="preserve">đỉnh (peaks)</w:t>
+      </w:r>
+      <w:r>
+        <w:t xml:space="preserve"> </w:t>
+      </w:r>
+      <w:r>
+        <w:t xml:space="preserve">tương ứng các giai đoạn model ước lượng conditional volatility cao — nhưng báo cáo không tự gán nguyên nhân sự kiện nếu chưa có nguồn bên ngoài xác nhận; (3) sự khác biệt giữa các đường thể hiện ở độ nhạy với shock — eGARCH và GJR có thể phản ứng khác nhau với shock âm do cấu trúc bất đối xứng.</w:t>
       </w:r>
     </w:p>
     <w:p>
@@ -7960,7 +9957,88 @@
         <w:pStyle w:val="BodyText"/>
       </w:pPr>
       <w:r>
-        <w:t xml:space="preserve">News-impact curves mô tả phản ứng khác nhau với standardized shock âm và dương. Đây là minh họa cấu trúc bất đối xứng; diễn giải leverage phải dựa trên đúng dấu, parameterization và robust significance của package.</w:t>
+        <w:t xml:space="preserve">News-impact curves cho thấy cách conditional variance phản ứng với standardized shock</w:t>
+      </w:r>
+      <w:r>
+        <w:t xml:space="preserve"> </w:t>
+      </w:r>
+      <m:oMath>
+        <m:sSub>
+          <m:e>
+            <m:r>
+              <m:t>z</m:t>
+            </m:r>
+          </m:e>
+          <m:sub>
+            <m:r>
+              <m:t>t</m:t>
+            </m:r>
+          </m:sub>
+        </m:sSub>
+      </m:oMath>
+      <w:r>
+        <w:t xml:space="preserve"> </w:t>
+      </w:r>
+      <w:r>
+        <w:t xml:space="preserve">có độ lớn khác nhau. Trục X là độ lớn shock (giá trị âm = shock giảm giá, dương = shock tăng giá), trục Y là conditional variance kết quả. Nếu đường cong</w:t>
+      </w:r>
+      <w:r>
+        <w:t xml:space="preserve"> </w:t>
+      </w:r>
+      <w:r>
+        <w:rPr>
+          <w:b/>
+          <w:bCs/>
+        </w:rPr>
+        <w:t xml:space="preserve">đối xứng</w:t>
+      </w:r>
+      <w:r>
+        <w:t xml:space="preserve"> </w:t>
+      </w:r>
+      <w:r>
+        <w:t xml:space="preserve">qua</w:t>
+      </w:r>
+      <w:r>
+        <w:t xml:space="preserve"> </w:t>
+      </w:r>
+      <m:oMath>
+        <m:sSub>
+          <m:e>
+            <m:r>
+              <m:t>z</m:t>
+            </m:r>
+          </m:e>
+          <m:sub>
+            <m:r>
+              <m:t>t</m:t>
+            </m:r>
+          </m:sub>
+        </m:sSub>
+        <m:r>
+          <m:rPr>
+            <m:sty m:val="p"/>
+          </m:rPr>
+          <m:t>=</m:t>
+        </m:r>
+        <m:r>
+          <m:t>0</m:t>
+        </m:r>
+      </m:oMath>
+      <w:r>
+        <w:t xml:space="preserve">, shock âm và dương cùng độ lớn tác động như nhau. Nếu đường cong</w:t>
+      </w:r>
+      <w:r>
+        <w:t xml:space="preserve"> </w:t>
+      </w:r>
+      <w:r>
+        <w:rPr>
+          <w:b/>
+          <w:bCs/>
+        </w:rPr>
+        <w:t xml:space="preserve">dốc hơn ở phía âm</w:t>
+      </w:r>
+      <w:r>
+        <w:t xml:space="preserve">, shock giảm giá làm tăng volatility mạnh hơn shock tăng giá cùng độ lớn — đây là hiệu ứng bất đối xứng (leverage effect) phổ biến trong tài chính. Việc diễn giải leverage cụ thể phải dựa trên dấu, parameterization và robust significance của package.</w:t>
       </w:r>
     </w:p>
     <w:bookmarkEnd w:id="74"/>
@@ -8033,7 +10111,7 @@
         <w:pStyle w:val="Compact"/>
         <w:numPr>
           <w:ilvl w:val="0"/>
-          <w:numId w:val="1004"/>
+          <w:numId w:val="1011"/>
         </w:numPr>
       </w:pPr>
       <w:r>
@@ -8045,7 +10123,7 @@
         <w:pStyle w:val="Compact"/>
         <w:numPr>
           <w:ilvl w:val="0"/>
-          <w:numId w:val="1004"/>
+          <w:numId w:val="1011"/>
         </w:numPr>
       </w:pPr>
       <w:r>
@@ -8096,7 +10174,7 @@
         <w:pStyle w:val="Compact"/>
         <w:numPr>
           <w:ilvl w:val="0"/>
-          <w:numId w:val="1004"/>
+          <w:numId w:val="1011"/>
         </w:numPr>
       </w:pPr>
       <w:r>
@@ -8108,7 +10186,7 @@
         <w:pStyle w:val="Compact"/>
         <w:numPr>
           <w:ilvl w:val="0"/>
-          <w:numId w:val="1004"/>
+          <w:numId w:val="1011"/>
         </w:numPr>
       </w:pPr>
       <w:r>
@@ -8120,7 +10198,7 @@
         <w:pStyle w:val="Compact"/>
         <w:numPr>
           <w:ilvl w:val="0"/>
-          <w:numId w:val="1004"/>
+          <w:numId w:val="1011"/>
         </w:numPr>
       </w:pPr>
       <w:r>
@@ -8132,7 +10210,7 @@
         <w:pStyle w:val="Compact"/>
         <w:numPr>
           <w:ilvl w:val="0"/>
-          <w:numId w:val="1004"/>
+          <w:numId w:val="1011"/>
         </w:numPr>
       </w:pPr>
       <w:r>
@@ -8171,7 +10249,7 @@
         <w:pStyle w:val="Compact"/>
         <w:numPr>
           <w:ilvl w:val="0"/>
-          <w:numId w:val="1005"/>
+          <w:numId w:val="1012"/>
         </w:numPr>
       </w:pPr>
       <w:r>
@@ -8183,7 +10261,7 @@
         <w:pStyle w:val="Compact"/>
         <w:numPr>
           <w:ilvl w:val="0"/>
-          <w:numId w:val="1005"/>
+          <w:numId w:val="1012"/>
         </w:numPr>
       </w:pPr>
       <w:r>
@@ -8195,7 +10273,7 @@
         <w:pStyle w:val="Compact"/>
         <w:numPr>
           <w:ilvl w:val="0"/>
-          <w:numId w:val="1005"/>
+          <w:numId w:val="1012"/>
         </w:numPr>
       </w:pPr>
       <w:r>
@@ -8207,7 +10285,7 @@
         <w:pStyle w:val="Compact"/>
         <w:numPr>
           <w:ilvl w:val="0"/>
-          <w:numId w:val="1005"/>
+          <w:numId w:val="1012"/>
         </w:numPr>
       </w:pPr>
       <w:r>
@@ -8219,7 +10297,7 @@
         <w:pStyle w:val="Compact"/>
         <w:numPr>
           <w:ilvl w:val="0"/>
-          <w:numId w:val="1005"/>
+          <w:numId w:val="1012"/>
         </w:numPr>
       </w:pPr>
       <w:r>
@@ -8231,7 +10309,7 @@
         <w:pStyle w:val="Compact"/>
         <w:numPr>
           <w:ilvl w:val="0"/>
-          <w:numId w:val="1005"/>
+          <w:numId w:val="1012"/>
         </w:numPr>
       </w:pPr>
       <w:r>
@@ -8243,7 +10321,7 @@
         <w:pStyle w:val="Compact"/>
         <w:numPr>
           <w:ilvl w:val="0"/>
-          <w:numId w:val="1005"/>
+          <w:numId w:val="1012"/>
         </w:numPr>
       </w:pPr>
       <w:r>
@@ -8255,7 +10333,7 @@
         <w:pStyle w:val="Compact"/>
         <w:numPr>
           <w:ilvl w:val="0"/>
-          <w:numId w:val="1005"/>
+          <w:numId w:val="1012"/>
         </w:numPr>
       </w:pPr>
       <w:r>
@@ -8286,7 +10364,7 @@
         <w:pStyle w:val="Compact"/>
         <w:numPr>
           <w:ilvl w:val="0"/>
-          <w:numId w:val="1006"/>
+          <w:numId w:val="1013"/>
         </w:numPr>
       </w:pPr>
       <w:r>
@@ -8298,7 +10376,7 @@
         <w:pStyle w:val="Compact"/>
         <w:numPr>
           <w:ilvl w:val="0"/>
-          <w:numId w:val="1006"/>
+          <w:numId w:val="1013"/>
         </w:numPr>
       </w:pPr>
       <w:r>
@@ -8310,7 +10388,7 @@
         <w:pStyle w:val="Compact"/>
         <w:numPr>
           <w:ilvl w:val="0"/>
-          <w:numId w:val="1006"/>
+          <w:numId w:val="1013"/>
         </w:numPr>
       </w:pPr>
       <w:r>
@@ -8322,7 +10400,7 @@
         <w:pStyle w:val="Compact"/>
         <w:numPr>
           <w:ilvl w:val="0"/>
-          <w:numId w:val="1006"/>
+          <w:numId w:val="1013"/>
         </w:numPr>
       </w:pPr>
       <w:r>
@@ -8334,7 +10412,7 @@
         <w:pStyle w:val="Compact"/>
         <w:numPr>
           <w:ilvl w:val="0"/>
-          <w:numId w:val="1006"/>
+          <w:numId w:val="1013"/>
         </w:numPr>
       </w:pPr>
       <w:r>
@@ -8346,7 +10424,7 @@
         <w:pStyle w:val="Compact"/>
         <w:numPr>
           <w:ilvl w:val="0"/>
-          <w:numId w:val="1006"/>
+          <w:numId w:val="1013"/>
         </w:numPr>
       </w:pPr>
       <w:r>
@@ -8358,7 +10436,7 @@
         <w:pStyle w:val="Compact"/>
         <w:numPr>
           <w:ilvl w:val="0"/>
-          <w:numId w:val="1006"/>
+          <w:numId w:val="1013"/>
         </w:numPr>
       </w:pPr>
       <w:r>
@@ -8591,7 +10669,7 @@
         <w:pStyle w:val="Compact"/>
         <w:numPr>
           <w:ilvl w:val="0"/>
-          <w:numId w:val="1007"/>
+          <w:numId w:val="1014"/>
         </w:numPr>
       </w:pPr>
       <w:r>
@@ -8603,7 +10681,7 @@
         <w:pStyle w:val="Compact"/>
         <w:numPr>
           <w:ilvl w:val="0"/>
-          <w:numId w:val="1007"/>
+          <w:numId w:val="1014"/>
         </w:numPr>
       </w:pPr>
       <w:r>
@@ -8615,7 +10693,7 @@
         <w:pStyle w:val="Compact"/>
         <w:numPr>
           <w:ilvl w:val="0"/>
-          <w:numId w:val="1007"/>
+          <w:numId w:val="1014"/>
         </w:numPr>
       </w:pPr>
       <w:r>
@@ -8627,7 +10705,7 @@
         <w:pStyle w:val="Compact"/>
         <w:numPr>
           <w:ilvl w:val="0"/>
-          <w:numId w:val="1007"/>
+          <w:numId w:val="1014"/>
         </w:numPr>
       </w:pPr>
       <w:r>
@@ -8639,7 +10717,7 @@
         <w:pStyle w:val="Compact"/>
         <w:numPr>
           <w:ilvl w:val="0"/>
-          <w:numId w:val="1007"/>
+          <w:numId w:val="1014"/>
         </w:numPr>
       </w:pPr>
       <w:r>
@@ -8940,7 +11018,7 @@
         <w:pStyle w:val="Compact"/>
         <w:numPr>
           <w:ilvl w:val="0"/>
-          <w:numId w:val="1008"/>
+          <w:numId w:val="1015"/>
         </w:numPr>
       </w:pPr>
       <w:r>
@@ -8968,7 +11046,7 @@
         <w:pStyle w:val="Compact"/>
         <w:numPr>
           <w:ilvl w:val="0"/>
-          <w:numId w:val="1008"/>
+          <w:numId w:val="1015"/>
         </w:numPr>
       </w:pPr>
       <w:r>
@@ -8996,7 +11074,7 @@
         <w:pStyle w:val="Compact"/>
         <w:numPr>
           <w:ilvl w:val="0"/>
-          <w:numId w:val="1008"/>
+          <w:numId w:val="1015"/>
         </w:numPr>
       </w:pPr>
       <w:r>
@@ -9021,7 +11099,7 @@
         <w:pStyle w:val="Compact"/>
         <w:numPr>
           <w:ilvl w:val="0"/>
-          <w:numId w:val="1008"/>
+          <w:numId w:val="1015"/>
         </w:numPr>
       </w:pPr>
       <w:r>
@@ -9046,7 +11124,7 @@
         <w:pStyle w:val="Compact"/>
         <w:numPr>
           <w:ilvl w:val="0"/>
-          <w:numId w:val="1008"/>
+          <w:numId w:val="1015"/>
         </w:numPr>
       </w:pPr>
       <w:r>
@@ -9071,7 +11149,7 @@
         <w:pStyle w:val="Compact"/>
         <w:numPr>
           <w:ilvl w:val="0"/>
-          <w:numId w:val="1008"/>
+          <w:numId w:val="1015"/>
         </w:numPr>
       </w:pPr>
       <w:r>
@@ -9096,7 +11174,7 @@
         <w:pStyle w:val="Compact"/>
         <w:numPr>
           <w:ilvl w:val="0"/>
-          <w:numId w:val="1008"/>
+          <w:numId w:val="1015"/>
         </w:numPr>
       </w:pPr>
       <w:r>
@@ -9121,7 +11199,7 @@
         <w:pStyle w:val="Compact"/>
         <w:numPr>
           <w:ilvl w:val="0"/>
-          <w:numId w:val="1008"/>
+          <w:numId w:val="1015"/>
         </w:numPr>
       </w:pPr>
       <w:r>
@@ -9471,6 +11549,109 @@
       </w:pPr>
     </w:lvl>
   </w:abstractNum>
+  <w:abstractNum w:abstractNumId="991">
+    <w:nsid w:val="0000A991"/>
+    <w:multiLevelType w:val="multilevel"/>
+    <w:lvl w:ilvl="0">
+      <w:numFmt w:val="bullet"/>
+      <w:lvlText w:val=""/>
+      <w:lvlJc w:val="left"/>
+      <w:pPr>
+        <w:ind w:left="720" w:hanging="360"/>
+      </w:pPr>
+      <w:rPr>
+        <w:rFonts w:ascii="Symbol" w:hAnsi="Symbol" w:cs="Symbol" w:hint="default"/>
+      </w:rPr>
+    </w:lvl>
+    <w:lvl w:ilvl="1">
+      <w:numFmt w:val="bullet"/>
+      <w:lvlText w:val="o"/>
+      <w:lvlJc w:val="left"/>
+      <w:pPr>
+        <w:ind w:left="1440" w:hanging="360"/>
+      </w:pPr>
+      <w:rPr>
+        <w:rFonts w:ascii="Courier New" w:hAnsi="Courier New" w:cs="Courier New" w:hint="default"/>
+      </w:rPr>
+    </w:lvl>
+    <w:lvl w:ilvl="2">
+      <w:numFmt w:val="bullet"/>
+      <w:lvlText w:val=""/>
+      <w:lvlJc w:val="left"/>
+      <w:pPr>
+        <w:ind w:left="2160" w:hanging="360"/>
+      </w:pPr>
+      <w:rPr>
+        <w:rFonts w:ascii="Wingdings" w:hAnsi="Wingdings" w:cs="Wingdings" w:hint="default"/>
+      </w:rPr>
+    </w:lvl>
+    <w:lvl w:ilvl="3">
+      <w:numFmt w:val="bullet"/>
+      <w:lvlText w:val=""/>
+      <w:lvlJc w:val="left"/>
+      <w:pPr>
+        <w:ind w:left="2880" w:hanging="360"/>
+      </w:pPr>
+      <w:rPr>
+        <w:rFonts w:ascii="Symbol" w:hAnsi="Symbol" w:cs="Symbol" w:hint="default"/>
+      </w:rPr>
+    </w:lvl>
+    <w:lvl w:ilvl="4">
+      <w:numFmt w:val="bullet"/>
+      <w:lvlText w:val="o"/>
+      <w:lvlJc w:val="left"/>
+      <w:pPr>
+        <w:ind w:left="3600" w:hanging="360"/>
+      </w:pPr>
+      <w:rPr>
+        <w:rFonts w:ascii="Courier New" w:hAnsi="Courier New" w:cs="Courier New" w:hint="default"/>
+      </w:rPr>
+    </w:lvl>
+    <w:lvl w:ilvl="5">
+      <w:numFmt w:val="bullet"/>
+      <w:lvlText w:val=""/>
+      <w:lvlJc w:val="left"/>
+      <w:pPr>
+        <w:ind w:left="4320" w:hanging="360"/>
+      </w:pPr>
+      <w:rPr>
+        <w:rFonts w:ascii="Wingdings" w:hAnsi="Wingdings" w:cs="Wingdings" w:hint="default"/>
+      </w:rPr>
+    </w:lvl>
+    <w:lvl w:ilvl="6">
+      <w:numFmt w:val="bullet"/>
+      <w:lvlText w:val=""/>
+      <w:lvlJc w:val="left"/>
+      <w:pPr>
+        <w:ind w:left="5040" w:hanging="360"/>
+      </w:pPr>
+      <w:rPr>
+        <w:rFonts w:ascii="Symbol" w:hAnsi="Symbol" w:cs="Symbol" w:hint="default"/>
+      </w:rPr>
+    </w:lvl>
+    <w:lvl w:ilvl="7">
+      <w:numFmt w:val="bullet"/>
+      <w:lvlText w:val="o"/>
+      <w:lvlJc w:val="left"/>
+      <w:pPr>
+        <w:ind w:left="5760" w:hanging="360"/>
+      </w:pPr>
+      <w:rPr>
+        <w:rFonts w:ascii="Courier New" w:hAnsi="Courier New" w:cs="Courier New" w:hint="default"/>
+      </w:rPr>
+    </w:lvl>
+    <w:lvl w:ilvl="8">
+      <w:numFmt w:val="bullet"/>
+      <w:lvlText w:val=""/>
+      <w:lvlJc w:val="left"/>
+      <w:pPr>
+        <w:ind w:left="6480" w:hanging="360"/>
+      </w:pPr>
+      <w:rPr>
+        <w:rFonts w:ascii="Wingdings" w:hAnsi="Wingdings" w:cs="Wingdings" w:hint="default"/>
+      </w:rPr>
+    </w:lvl>
+  </w:abstractNum>
   <w:abstractNum w:abstractNumId="99411">
     <w:nsid w:val="00A99411"/>
     <w:multiLevelType w:val="multilevel"/>
@@ -9556,113 +11737,13 @@
       </w:pPr>
     </w:lvl>
   </w:abstractNum>
-  <w:abstractNum w:abstractNumId="991">
-    <w:nsid w:val="0000A991"/>
-    <w:multiLevelType w:val="multilevel"/>
-    <w:lvl w:ilvl="0">
-      <w:numFmt w:val="bullet"/>
-      <w:lvlText w:val=""/>
-      <w:lvlJc w:val="left"/>
-      <w:pPr>
-        <w:ind w:left="720" w:hanging="360"/>
-      </w:pPr>
-      <w:rPr>
-        <w:rFonts w:ascii="Symbol" w:hAnsi="Symbol" w:cs="Symbol" w:hint="default"/>
-      </w:rPr>
-    </w:lvl>
-    <w:lvl w:ilvl="1">
-      <w:numFmt w:val="bullet"/>
-      <w:lvlText w:val="o"/>
-      <w:lvlJc w:val="left"/>
-      <w:pPr>
-        <w:ind w:left="1440" w:hanging="360"/>
-      </w:pPr>
-      <w:rPr>
-        <w:rFonts w:ascii="Courier New" w:hAnsi="Courier New" w:cs="Courier New" w:hint="default"/>
-      </w:rPr>
-    </w:lvl>
-    <w:lvl w:ilvl="2">
-      <w:numFmt w:val="bullet"/>
-      <w:lvlText w:val=""/>
-      <w:lvlJc w:val="left"/>
-      <w:pPr>
-        <w:ind w:left="2160" w:hanging="360"/>
-      </w:pPr>
-      <w:rPr>
-        <w:rFonts w:ascii="Wingdings" w:hAnsi="Wingdings" w:cs="Wingdings" w:hint="default"/>
-      </w:rPr>
-    </w:lvl>
-    <w:lvl w:ilvl="3">
-      <w:numFmt w:val="bullet"/>
-      <w:lvlText w:val=""/>
-      <w:lvlJc w:val="left"/>
-      <w:pPr>
-        <w:ind w:left="2880" w:hanging="360"/>
-      </w:pPr>
-      <w:rPr>
-        <w:rFonts w:ascii="Symbol" w:hAnsi="Symbol" w:cs="Symbol" w:hint="default"/>
-      </w:rPr>
-    </w:lvl>
-    <w:lvl w:ilvl="4">
-      <w:numFmt w:val="bullet"/>
-      <w:lvlText w:val="o"/>
-      <w:lvlJc w:val="left"/>
-      <w:pPr>
-        <w:ind w:left="3600" w:hanging="360"/>
-      </w:pPr>
-      <w:rPr>
-        <w:rFonts w:ascii="Courier New" w:hAnsi="Courier New" w:cs="Courier New" w:hint="default"/>
-      </w:rPr>
-    </w:lvl>
-    <w:lvl w:ilvl="5">
-      <w:numFmt w:val="bullet"/>
-      <w:lvlText w:val=""/>
-      <w:lvlJc w:val="left"/>
-      <w:pPr>
-        <w:ind w:left="4320" w:hanging="360"/>
-      </w:pPr>
-      <w:rPr>
-        <w:rFonts w:ascii="Wingdings" w:hAnsi="Wingdings" w:cs="Wingdings" w:hint="default"/>
-      </w:rPr>
-    </w:lvl>
-    <w:lvl w:ilvl="6">
-      <w:numFmt w:val="bullet"/>
-      <w:lvlText w:val=""/>
-      <w:lvlJc w:val="left"/>
-      <w:pPr>
-        <w:ind w:left="5040" w:hanging="360"/>
-      </w:pPr>
-      <w:rPr>
-        <w:rFonts w:ascii="Symbol" w:hAnsi="Symbol" w:cs="Symbol" w:hint="default"/>
-      </w:rPr>
-    </w:lvl>
-    <w:lvl w:ilvl="7">
-      <w:numFmt w:val="bullet"/>
-      <w:lvlText w:val="o"/>
-      <w:lvlJc w:val="left"/>
-      <w:pPr>
-        <w:ind w:left="5760" w:hanging="360"/>
-      </w:pPr>
-      <w:rPr>
-        <w:rFonts w:ascii="Courier New" w:hAnsi="Courier New" w:cs="Courier New" w:hint="default"/>
-      </w:rPr>
-    </w:lvl>
-    <w:lvl w:ilvl="8">
-      <w:numFmt w:val="bullet"/>
-      <w:lvlText w:val=""/>
-      <w:lvlJc w:val="left"/>
-      <w:pPr>
-        <w:ind w:left="6480" w:hanging="360"/>
-      </w:pPr>
-      <w:rPr>
-        <w:rFonts w:ascii="Wingdings" w:hAnsi="Wingdings" w:cs="Wingdings" w:hint="default"/>
-      </w:rPr>
-    </w:lvl>
-  </w:abstractNum>
   <w:num w:numId="1000">
     <w:abstractNumId w:val="990"/>
   </w:num>
   <w:num w:numId="1001">
+    <w:abstractNumId w:val="991"/>
+  </w:num>
+  <w:num w:numId="1002">
     <w:abstractNumId w:val="99411"/>
     <w:lvlOverride w:ilvl="0">
       <w:startOverride w:val="1"/>
@@ -9692,11 +11773,35 @@
       <w:startOverride w:val="1"/>
     </w:lvlOverride>
   </w:num>
-  <w:num w:numId="1002">
-    <w:abstractNumId w:val="991"/>
-  </w:num>
   <w:num w:numId="1003">
-    <w:abstractNumId w:val="991"/>
+    <w:abstractNumId w:val="99411"/>
+    <w:lvlOverride w:ilvl="0">
+      <w:startOverride w:val="1"/>
+    </w:lvlOverride>
+    <w:lvlOverride w:ilvl="1">
+      <w:startOverride w:val="1"/>
+    </w:lvlOverride>
+    <w:lvlOverride w:ilvl="2">
+      <w:startOverride w:val="1"/>
+    </w:lvlOverride>
+    <w:lvlOverride w:ilvl="3">
+      <w:startOverride w:val="1"/>
+    </w:lvlOverride>
+    <w:lvlOverride w:ilvl="4">
+      <w:startOverride w:val="1"/>
+    </w:lvlOverride>
+    <w:lvlOverride w:ilvl="5">
+      <w:startOverride w:val="1"/>
+    </w:lvlOverride>
+    <w:lvlOverride w:ilvl="6">
+      <w:startOverride w:val="1"/>
+    </w:lvlOverride>
+    <w:lvlOverride w:ilvl="7">
+      <w:startOverride w:val="1"/>
+    </w:lvlOverride>
+    <w:lvlOverride w:ilvl="8">
+      <w:startOverride w:val="1"/>
+    </w:lvlOverride>
   </w:num>
   <w:num w:numId="1004">
     <w:abstractNumId w:val="99411"/>
@@ -9732,6 +11837,21 @@
     <w:abstractNumId w:val="991"/>
   </w:num>
   <w:num w:numId="1006">
+    <w:abstractNumId w:val="991"/>
+  </w:num>
+  <w:num w:numId="1007">
+    <w:abstractNumId w:val="991"/>
+  </w:num>
+  <w:num w:numId="1008">
+    <w:abstractNumId w:val="991"/>
+  </w:num>
+  <w:num w:numId="1009">
+    <w:abstractNumId w:val="991"/>
+  </w:num>
+  <w:num w:numId="1010">
+    <w:abstractNumId w:val="991"/>
+  </w:num>
+  <w:num w:numId="1011">
     <w:abstractNumId w:val="99411"/>
     <w:lvlOverride w:ilvl="0">
       <w:startOverride w:val="1"/>
@@ -9761,10 +11881,43 @@
       <w:startOverride w:val="1"/>
     </w:lvlOverride>
   </w:num>
-  <w:num w:numId="1007">
+  <w:num w:numId="1012">
     <w:abstractNumId w:val="991"/>
   </w:num>
-  <w:num w:numId="1008">
+  <w:num w:numId="1013">
+    <w:abstractNumId w:val="99411"/>
+    <w:lvlOverride w:ilvl="0">
+      <w:startOverride w:val="1"/>
+    </w:lvlOverride>
+    <w:lvlOverride w:ilvl="1">
+      <w:startOverride w:val="1"/>
+    </w:lvlOverride>
+    <w:lvlOverride w:ilvl="2">
+      <w:startOverride w:val="1"/>
+    </w:lvlOverride>
+    <w:lvlOverride w:ilvl="3">
+      <w:startOverride w:val="1"/>
+    </w:lvlOverride>
+    <w:lvlOverride w:ilvl="4">
+      <w:startOverride w:val="1"/>
+    </w:lvlOverride>
+    <w:lvlOverride w:ilvl="5">
+      <w:startOverride w:val="1"/>
+    </w:lvlOverride>
+    <w:lvlOverride w:ilvl="6">
+      <w:startOverride w:val="1"/>
+    </w:lvlOverride>
+    <w:lvlOverride w:ilvl="7">
+      <w:startOverride w:val="1"/>
+    </w:lvlOverride>
+    <w:lvlOverride w:ilvl="8">
+      <w:startOverride w:val="1"/>
+    </w:lvlOverride>
+  </w:num>
+  <w:num w:numId="1014">
+    <w:abstractNumId w:val="991"/>
+  </w:num>
+  <w:num w:numId="1015">
     <w:abstractNumId w:val="99411"/>
     <w:lvlOverride w:ilvl="0">
       <w:startOverride w:val="1"/>

--- a/report/report.docx
+++ b/report/report.docx
@@ -31,7 +31,7 @@
         <w:pStyle w:val="Date"/>
       </w:pPr>
       <w:r>
-        <w:t xml:space="preserve">23/06/2026</w:t>
+        <w:t xml:space="preserve">24/06/2026</w:t>
       </w:r>
     </w:p>
     <w:sdt>
@@ -4748,7 +4748,7 @@
               <w:jc w:val="right"/>
             </w:pPr>
             <w:r>
-              <w:t xml:space="preserve">0.0015</w:t>
+              <w:t xml:space="preserve">0.0007</w:t>
             </w:r>
           </w:p>
         </w:tc>
@@ -5776,7 +5776,7 @@
               <w:jc w:val="right"/>
             </w:pPr>
             <w:r>
-              <w:t xml:space="preserve">0.00151</w:t>
+              <w:t xml:space="preserve">0.00074</w:t>
             </w:r>
           </w:p>
         </w:tc>
@@ -5800,7 +5800,7 @@
               <w:jc w:val="right"/>
             </w:pPr>
             <w:r>
-              <w:t xml:space="preserve">2</w:t>
+              <w:t xml:space="preserve">3</w:t>
             </w:r>
           </w:p>
         </w:tc>
